--- a/pdf/class 10/CLASS 10 CH-1.docx
+++ b/pdf/class 10/CLASS 10 CH-1.docx
@@ -25,10 +25,10 @@
               <wp:anchor distT="0" distB="0" distL="114300" distR="114300" simplePos="0" relativeHeight="251659264" behindDoc="1" locked="0" layoutInCell="1" allowOverlap="1" wp14:anchorId="72E6D5E9" wp14:editId="1CA938BE">
                 <wp:simplePos x="0" y="0"/>
                 <wp:positionH relativeFrom="page">
-                  <wp:posOffset>5951606</wp:posOffset>
+                  <wp:posOffset>5965074</wp:posOffset>
                 </wp:positionH>
                 <wp:positionV relativeFrom="paragraph">
-                  <wp:posOffset>-1347537</wp:posOffset>
+                  <wp:posOffset>-820997</wp:posOffset>
                 </wp:positionV>
                 <wp:extent cx="1485182" cy="13095734"/>
                 <wp:effectExtent l="95250" t="38100" r="20320" b="125095"/>
@@ -307,7 +307,7 @@
           </mc:Choice>
           <mc:Fallback>
             <w:pict>
-              <v:group w14:anchorId="330D8203" id="Group 3" o:spid="_x0000_s1026" style="position:absolute;margin-left:468.65pt;margin-top:-106.1pt;width:116.95pt;height:1031.15pt;z-index:-251657216;mso-position-horizontal-relative:page" coordorigin="7571,-22" coordsize="2395,20510" o:gfxdata="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">
+              <v:group w14:anchorId="547F7839" id="Group 3" o:spid="_x0000_s1026" style="position:absolute;margin-left:469.7pt;margin-top:-64.65pt;width:116.95pt;height:1031.15pt;z-index:-251657216;mso-position-horizontal-relative:page" coordorigin="7571,-22" coordsize="2395,20510" o:gfxdata="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">
                 <v:shapetype id="_x0000_t32" coordsize="21600,21600" o:spt="32" o:oned="t" path="m,l21600,21600e" filled="f">
                   <v:path arrowok="t" fillok="f" o:connecttype="none"/>
                   <o:lock v:ext="edit" shapetype="t"/>
@@ -507,28 +507,18 @@
           <w:sz w:val="44"/>
           <w:u w:val="single"/>
         </w:rPr>
+        <w:t>Unsolved questions</w:t>
+      </w:r>
+      <w:r>
+        <w:rPr>
+          <w:rFonts w:ascii="Times New Roman" w:hAnsi="Times New Roman" w:cs="Times New Roman"/>
+          <w:b/>
+          <w:color w:val="BF8F00" w:themeColor="accent4" w:themeShade="BF"/>
+          <w:sz w:val="44"/>
+          <w:u w:val="single"/>
+        </w:rPr>
         <w:tab/>
       </w:r>
-    </w:p>
-    <w:p>
-      <w:pPr>
-        <w:pStyle w:val="ListParagraph"/>
-        <w:numPr>
-          <w:ilvl w:val="0"/>
-          <w:numId w:val="1"/>
-        </w:numPr>
-        <w:spacing w:after="0" w:line="240" w:lineRule="auto"/>
-        <w:ind w:left="270"/>
-        <w:outlineLvl w:val="2"/>
-        <w:rPr>
-          <w:rFonts w:ascii="Times New Roman" w:eastAsia="Times New Roman" w:hAnsi="Times New Roman" w:cs="Times New Roman"/>
-          <w:b/>
-          <w:bCs/>
-          <w:color w:val="00B050"/>
-          <w:sz w:val="27"/>
-          <w:szCs w:val="27"/>
-        </w:rPr>
-      </w:pPr>
     </w:p>
     <w:p>
       <w:pPr>
@@ -806,6 +796,69 @@
       <w:r>
         <w:rPr>
           <w:rFonts w:ascii="Times New Roman" w:eastAsia="Times New Roman" w:hAnsi="Times New Roman" w:cs="Times New Roman"/>
+          <w:color w:val="FF0000"/>
+          <w:sz w:val="24"/>
+          <w:szCs w:val="24"/>
+        </w:rPr>
+        <w:drawing>
+          <wp:anchor distT="0" distB="0" distL="114300" distR="114300" simplePos="0" relativeHeight="251672576" behindDoc="0" locked="0" layoutInCell="1" allowOverlap="1">
+            <wp:simplePos x="0" y="0"/>
+            <wp:positionH relativeFrom="column">
+              <wp:posOffset>43295</wp:posOffset>
+            </wp:positionH>
+            <wp:positionV relativeFrom="paragraph">
+              <wp:posOffset>420428</wp:posOffset>
+            </wp:positionV>
+            <wp:extent cx="3318164" cy="1434465"/>
+            <wp:effectExtent l="0" t="0" r="0" b="0"/>
+            <wp:wrapNone/>
+            <wp:docPr id="101" name="Picture 101"/>
+            <wp:cNvGraphicFramePr>
+              <a:graphicFrameLocks xmlns:a="http://schemas.openxmlformats.org/drawingml/2006/main" noChangeAspect="1"/>
+            </wp:cNvGraphicFramePr>
+            <a:graphic xmlns:a="http://schemas.openxmlformats.org/drawingml/2006/main">
+              <a:graphicData uri="http://schemas.openxmlformats.org/drawingml/2006/picture">
+                <pic:pic xmlns:pic="http://schemas.openxmlformats.org/drawingml/2006/picture">
+                  <pic:nvPicPr>
+                    <pic:cNvPr id="1" name=""/>
+                    <pic:cNvPicPr/>
+                  </pic:nvPicPr>
+                  <pic:blipFill>
+                    <a:blip r:embed="rId5">
+                      <a:extLst>
+                        <a:ext uri="{28A0092B-C50C-407E-A947-70E740481C1C}">
+                          <a14:useLocalDpi xmlns:a14="http://schemas.microsoft.com/office/drawing/2010/main" val="0"/>
+                        </a:ext>
+                      </a:extLst>
+                    </a:blip>
+                    <a:stretch>
+                      <a:fillRect/>
+                    </a:stretch>
+                  </pic:blipFill>
+                  <pic:spPr>
+                    <a:xfrm>
+                      <a:off x="0" y="0"/>
+                      <a:ext cx="3345872" cy="1446444"/>
+                    </a:xfrm>
+                    <a:prstGeom prst="rect">
+                      <a:avLst/>
+                    </a:prstGeom>
+                  </pic:spPr>
+                </pic:pic>
+              </a:graphicData>
+            </a:graphic>
+            <wp14:sizeRelH relativeFrom="page">
+              <wp14:pctWidth>0</wp14:pctWidth>
+            </wp14:sizeRelH>
+            <wp14:sizeRelV relativeFrom="page">
+              <wp14:pctHeight>0</wp14:pctHeight>
+            </wp14:sizeRelV>
+          </wp:anchor>
+        </w:drawing>
+      </w:r>
+      <w:r>
+        <w:rPr>
+          <w:rFonts w:ascii="Times New Roman" w:eastAsia="Times New Roman" w:hAnsi="Times New Roman" w:cs="Times New Roman"/>
           <w:b/>
           <w:bCs/>
           <w:color w:val="00B050"/>
@@ -837,582 +890,517 @@
     </w:p>
     <w:p>
       <w:pPr>
-        <w:spacing w:after="0" w:line="240" w:lineRule="auto"/>
-        <w:ind w:left="270"/>
-        <w:rPr>
-          <w:rFonts w:ascii="Times New Roman" w:eastAsia="Times New Roman" w:hAnsi="Times New Roman" w:cs="Times New Roman"/>
-          <w:sz w:val="24"/>
-          <w:szCs w:val="24"/>
-        </w:rPr>
-      </w:pPr>
-      <w:r>
-        <w:rPr>
-          <w:rFonts w:ascii="Times New Roman" w:eastAsia="Times New Roman" w:hAnsi="Times New Roman" w:cs="Times New Roman"/>
-          <w:sz w:val="24"/>
-          <w:szCs w:val="24"/>
-        </w:rPr>
-        <w:pict>
-          <v:rect id="_x0000_i1025" style="width:0;height:1.5pt" o:hralign="center" o:hrstd="t" o:hr="t" fillcolor="#a0a0a0" stroked="f"/>
-        </w:pict>
+        <w:pStyle w:val="Heading3"/>
+        <w:spacing w:before="0" w:beforeAutospacing="0" w:after="0" w:afterAutospacing="0"/>
+        <w:ind w:left="5670"/>
+        <w:rPr>
+          <w:color w:val="00B050"/>
+        </w:rPr>
+      </w:pPr>
+      <w:proofErr w:type="spellStart"/>
+      <w:proofErr w:type="gramStart"/>
+      <w:r>
+        <w:rPr>
+          <w:color w:val="FF0000"/>
+          <w:sz w:val="24"/>
+          <w:szCs w:val="24"/>
+        </w:rPr>
+        <w:t>Ans</w:t>
+      </w:r>
+      <w:proofErr w:type="spellEnd"/>
+      <w:r>
+        <w:rPr>
+          <w:color w:val="FF0000"/>
+          <w:sz w:val="24"/>
+          <w:szCs w:val="24"/>
+        </w:rPr>
+        <w:t xml:space="preserve"> :-</w:t>
+      </w:r>
+      <w:proofErr w:type="gramEnd"/>
+      <w:r>
+        <w:rPr>
+          <w:color w:val="FF0000"/>
+          <w:sz w:val="24"/>
+          <w:szCs w:val="24"/>
+        </w:rPr>
+        <w:t xml:space="preserve"> </w:t>
+      </w:r>
+      <w:r>
+        <w:rPr>
+          <w:rStyle w:val="Strong"/>
+          <w:b/>
+          <w:bCs/>
+          <w:color w:val="00B050"/>
+        </w:rPr>
+        <w:t>Question 6</w:t>
       </w:r>
     </w:p>
     <w:p>
       <w:pPr>
-        <w:spacing w:before="100" w:beforeAutospacing="1" w:after="100" w:afterAutospacing="1" w:line="240" w:lineRule="auto"/>
-        <w:ind w:left="270"/>
-        <w:rPr>
-          <w:rFonts w:ascii="Times New Roman" w:eastAsia="Times New Roman" w:hAnsi="Times New Roman" w:cs="Times New Roman"/>
-          <w:sz w:val="24"/>
-          <w:szCs w:val="24"/>
-        </w:rPr>
-      </w:pPr>
-      <w:r>
-        <w:rPr>
-          <w:rFonts w:ascii="Times New Roman" w:eastAsia="Times New Roman" w:hAnsi="Times New Roman" w:cs="Times New Roman"/>
-          <w:b/>
-          <w:bCs/>
-          <w:sz w:val="24"/>
-          <w:szCs w:val="24"/>
-        </w:rPr>
-        <w:t>B. Fill in the blanks.</w:t>
+        <w:pStyle w:val="NormalWeb"/>
+        <w:ind w:left="5670"/>
+        <w:rPr>
+          <w:sz w:val="18"/>
+        </w:rPr>
+      </w:pPr>
+      <w:r>
+        <w:rPr>
+          <w:sz w:val="18"/>
+        </w:rPr>
+        <w:t>The picture shows one side with human-readable code and the other with machine/binary code.</w:t>
       </w:r>
     </w:p>
     <w:p>
       <w:pPr>
-        <w:numPr>
-          <w:ilvl w:val="0"/>
-          <w:numId w:val="3"/>
-        </w:numPr>
-        <w:spacing w:before="100" w:beforeAutospacing="1" w:after="100" w:afterAutospacing="1" w:line="240" w:lineRule="auto"/>
-        <w:ind w:left="270"/>
-        <w:rPr>
-          <w:rFonts w:ascii="Times New Roman" w:eastAsia="Times New Roman" w:hAnsi="Times New Roman" w:cs="Times New Roman"/>
-          <w:sz w:val="24"/>
-          <w:szCs w:val="24"/>
-        </w:rPr>
-      </w:pPr>
-      <w:r>
-        <w:rPr>
-          <w:rFonts w:ascii="Times New Roman" w:eastAsia="Times New Roman" w:hAnsi="Times New Roman" w:cs="Times New Roman"/>
-          <w:sz w:val="24"/>
-          <w:szCs w:val="24"/>
-        </w:rPr>
-        <w:t xml:space="preserve">A </w:t>
-      </w:r>
-      <w:r>
-        <w:rPr>
-          <w:rFonts w:ascii="Times New Roman" w:eastAsia="Times New Roman" w:hAnsi="Times New Roman" w:cs="Times New Roman"/>
-          <w:b/>
-          <w:bCs/>
+        <w:pStyle w:val="NormalWeb"/>
+        <w:spacing w:before="0" w:beforeAutospacing="0" w:after="0" w:afterAutospacing="0"/>
+        <w:ind w:left="5670"/>
+        <w:rPr>
           <w:color w:val="FF0000"/>
-          <w:sz w:val="24"/>
-          <w:szCs w:val="24"/>
-        </w:rPr>
-        <w:t>paradigm</w:t>
-      </w:r>
-      <w:r>
-        <w:rPr>
-          <w:rFonts w:ascii="Times New Roman" w:eastAsia="Times New Roman" w:hAnsi="Times New Roman" w:cs="Times New Roman"/>
-          <w:sz w:val="24"/>
-          <w:szCs w:val="24"/>
-        </w:rPr>
-        <w:t xml:space="preserve"> is a way of programming.</w:t>
+          <w:sz w:val="18"/>
+        </w:rPr>
+      </w:pPr>
+      <w:r>
+        <w:rPr>
+          <w:rStyle w:val="Strong"/>
+          <w:color w:val="FF0000"/>
+          <w:sz w:val="18"/>
+        </w:rPr>
+        <w:t>Answer:</w:t>
+      </w:r>
+      <w:r>
+        <w:rPr>
+          <w:color w:val="FF0000"/>
+          <w:sz w:val="18"/>
+        </w:rPr>
+        <w:t xml:space="preserve"> </w:t>
+      </w:r>
+      <w:r>
+        <w:rPr>
+          <w:rStyle w:val="Strong"/>
+          <w:color w:val="FF0000"/>
+          <w:sz w:val="18"/>
+        </w:rPr>
+        <w:t>d. Low-level language and High-level language</w:t>
       </w:r>
     </w:p>
     <w:p>
       <w:pPr>
-        <w:numPr>
-          <w:ilvl w:val="0"/>
-          <w:numId w:val="3"/>
-        </w:numPr>
-        <w:spacing w:before="100" w:beforeAutospacing="1" w:after="100" w:afterAutospacing="1" w:line="240" w:lineRule="auto"/>
-        <w:ind w:left="270"/>
-        <w:rPr>
-          <w:rFonts w:ascii="Times New Roman" w:eastAsia="Times New Roman" w:hAnsi="Times New Roman" w:cs="Times New Roman"/>
-          <w:sz w:val="24"/>
-          <w:szCs w:val="24"/>
-        </w:rPr>
-      </w:pPr>
-      <w:r>
-        <w:rPr>
-          <w:rFonts w:ascii="Times New Roman" w:eastAsia="Times New Roman" w:hAnsi="Times New Roman" w:cs="Times New Roman"/>
-          <w:b/>
-          <w:bCs/>
+        <w:pStyle w:val="NormalWeb"/>
+        <w:spacing w:before="0" w:beforeAutospacing="0" w:after="0" w:afterAutospacing="0"/>
+        <w:ind w:left="5670"/>
+        <w:rPr>
+          <w:sz w:val="18"/>
+        </w:rPr>
+      </w:pPr>
+      <w:r>
+        <w:rPr>
+          <w:rStyle w:val="Strong"/>
           <w:color w:val="FF0000"/>
-          <w:sz w:val="24"/>
-          <w:szCs w:val="24"/>
-        </w:rPr>
-        <w:t>Procedure-Oriented Programming</w:t>
-      </w:r>
-      <w:r>
-        <w:rPr>
-          <w:rFonts w:ascii="Times New Roman" w:eastAsia="Times New Roman" w:hAnsi="Times New Roman" w:cs="Times New Roman"/>
+          <w:sz w:val="18"/>
+        </w:rPr>
+        <w:t>Explanation</w:t>
+      </w:r>
+      <w:proofErr w:type="gramStart"/>
+      <w:r>
+        <w:rPr>
+          <w:rStyle w:val="Strong"/>
           <w:color w:val="FF0000"/>
-          <w:sz w:val="24"/>
-          <w:szCs w:val="24"/>
-        </w:rPr>
-        <w:t xml:space="preserve"> </w:t>
-      </w:r>
-      <w:r>
-        <w:rPr>
-          <w:rFonts w:ascii="Times New Roman" w:eastAsia="Times New Roman" w:hAnsi="Times New Roman" w:cs="Times New Roman"/>
-          <w:sz w:val="24"/>
-          <w:szCs w:val="24"/>
-        </w:rPr>
-        <w:t>has global data sharing of functions.</w:t>
+          <w:sz w:val="18"/>
+        </w:rPr>
+        <w:t>:</w:t>
+      </w:r>
+      <w:proofErr w:type="gramEnd"/>
+      <w:r>
+        <w:rPr>
+          <w:sz w:val="18"/>
+        </w:rPr>
+        <w:br/>
+        <w:t>High-level languages are easy for humans to understand, while low-level languages (like machine code) are closer to hardware and harder to read.</w:t>
       </w:r>
     </w:p>
     <w:p>
       <w:pPr>
-        <w:numPr>
-          <w:ilvl w:val="0"/>
-          <w:numId w:val="3"/>
-        </w:numPr>
-        <w:spacing w:before="100" w:beforeAutospacing="1" w:after="100" w:afterAutospacing="1" w:line="240" w:lineRule="auto"/>
-        <w:ind w:left="270"/>
-        <w:rPr>
-          <w:rFonts w:ascii="Times New Roman" w:eastAsia="Times New Roman" w:hAnsi="Times New Roman" w:cs="Times New Roman"/>
-          <w:sz w:val="24"/>
-          <w:szCs w:val="24"/>
-        </w:rPr>
-      </w:pPr>
-      <w:r>
-        <w:rPr>
-          <w:rFonts w:ascii="Times New Roman" w:eastAsia="Times New Roman" w:hAnsi="Times New Roman" w:cs="Times New Roman"/>
-          <w:sz w:val="24"/>
-          <w:szCs w:val="24"/>
-        </w:rPr>
-        <w:t xml:space="preserve">A </w:t>
-      </w:r>
-      <w:r>
-        <w:rPr>
-          <w:rFonts w:ascii="Times New Roman" w:eastAsia="Times New Roman" w:hAnsi="Times New Roman" w:cs="Times New Roman"/>
-          <w:b/>
-          <w:bCs/>
-          <w:color w:val="FF0000"/>
-          <w:sz w:val="24"/>
-          <w:szCs w:val="24"/>
-        </w:rPr>
-        <w:t>low-level</w:t>
-      </w:r>
-      <w:r>
-        <w:rPr>
-          <w:rFonts w:ascii="Times New Roman" w:eastAsia="Times New Roman" w:hAnsi="Times New Roman" w:cs="Times New Roman"/>
-          <w:color w:val="FF0000"/>
-          <w:sz w:val="24"/>
-          <w:szCs w:val="24"/>
-        </w:rPr>
-        <w:t xml:space="preserve"> </w:t>
-      </w:r>
-      <w:r>
-        <w:rPr>
-          <w:rFonts w:ascii="Times New Roman" w:eastAsia="Times New Roman" w:hAnsi="Times New Roman" w:cs="Times New Roman"/>
-          <w:sz w:val="24"/>
-          <w:szCs w:val="24"/>
-        </w:rPr>
-        <w:t>language is a programming language that is machine-dependent.</w:t>
+        <w:pStyle w:val="Heading3"/>
+        <w:spacing w:before="240" w:beforeAutospacing="0" w:after="0" w:afterAutospacing="0"/>
+        <w:ind w:left="5670"/>
+        <w:rPr>
+          <w:color w:val="00B050"/>
+        </w:rPr>
+      </w:pPr>
+      <w:r>
+        <w:rPr>
+          <w:color w:val="00B050"/>
+          <w:sz w:val="24"/>
+          <w:szCs w:val="24"/>
+        </w:rPr>
+        <w:drawing>
+          <wp:anchor distT="0" distB="0" distL="114300" distR="114300" simplePos="0" relativeHeight="251673600" behindDoc="0" locked="0" layoutInCell="1" allowOverlap="1">
+            <wp:simplePos x="0" y="0"/>
+            <wp:positionH relativeFrom="margin">
+              <wp:posOffset>76200</wp:posOffset>
+            </wp:positionH>
+            <wp:positionV relativeFrom="paragraph">
+              <wp:posOffset>187152</wp:posOffset>
+            </wp:positionV>
+            <wp:extent cx="3366654" cy="1318113"/>
+            <wp:effectExtent l="0" t="0" r="5715" b="0"/>
+            <wp:wrapNone/>
+            <wp:docPr id="102" name="Picture 102"/>
+            <wp:cNvGraphicFramePr>
+              <a:graphicFrameLocks xmlns:a="http://schemas.openxmlformats.org/drawingml/2006/main" noChangeAspect="1"/>
+            </wp:cNvGraphicFramePr>
+            <a:graphic xmlns:a="http://schemas.openxmlformats.org/drawingml/2006/main">
+              <a:graphicData uri="http://schemas.openxmlformats.org/drawingml/2006/picture">
+                <pic:pic xmlns:pic="http://schemas.openxmlformats.org/drawingml/2006/picture">
+                  <pic:nvPicPr>
+                    <pic:cNvPr id="1" name=""/>
+                    <pic:cNvPicPr/>
+                  </pic:nvPicPr>
+                  <pic:blipFill rotWithShape="1">
+                    <a:blip r:embed="rId6">
+                      <a:extLst>
+                        <a:ext uri="{28A0092B-C50C-407E-A947-70E740481C1C}">
+                          <a14:useLocalDpi xmlns:a14="http://schemas.microsoft.com/office/drawing/2010/main" val="0"/>
+                        </a:ext>
+                      </a:extLst>
+                    </a:blip>
+                    <a:srcRect t="3215"/>
+                    <a:stretch/>
+                  </pic:blipFill>
+                  <pic:spPr bwMode="auto">
+                    <a:xfrm>
+                      <a:off x="0" y="0"/>
+                      <a:ext cx="3366654" cy="1318113"/>
+                    </a:xfrm>
+                    <a:prstGeom prst="rect">
+                      <a:avLst/>
+                    </a:prstGeom>
+                    <a:ln>
+                      <a:noFill/>
+                    </a:ln>
+                    <a:extLst>
+                      <a:ext uri="{53640926-AAD7-44D8-BBD7-CCE9431645EC}">
+                        <a14:shadowObscured xmlns:a14="http://schemas.microsoft.com/office/drawing/2010/main"/>
+                      </a:ext>
+                    </a:extLst>
+                  </pic:spPr>
+                </pic:pic>
+              </a:graphicData>
+            </a:graphic>
+            <wp14:sizeRelH relativeFrom="page">
+              <wp14:pctWidth>0</wp14:pctWidth>
+            </wp14:sizeRelH>
+            <wp14:sizeRelV relativeFrom="page">
+              <wp14:pctHeight>0</wp14:pctHeight>
+            </wp14:sizeRelV>
+          </wp:anchor>
+        </w:drawing>
+      </w:r>
+      <w:r>
+        <w:rPr>
+          <w:rStyle w:val="Strong"/>
+          <w:b/>
+          <w:bCs/>
+          <w:color w:val="00B050"/>
+        </w:rPr>
+        <w:t>Question 7</w:t>
       </w:r>
     </w:p>
     <w:p>
       <w:pPr>
-        <w:numPr>
-          <w:ilvl w:val="0"/>
-          <w:numId w:val="3"/>
-        </w:numPr>
-        <w:spacing w:before="100" w:beforeAutospacing="1" w:after="100" w:afterAutospacing="1" w:line="240" w:lineRule="auto"/>
-        <w:ind w:left="270"/>
-        <w:rPr>
-          <w:rFonts w:ascii="Times New Roman" w:eastAsia="Times New Roman" w:hAnsi="Times New Roman" w:cs="Times New Roman"/>
-          <w:sz w:val="24"/>
-          <w:szCs w:val="24"/>
-        </w:rPr>
-      </w:pPr>
-      <w:r>
-        <w:rPr>
-          <w:rFonts w:ascii="Times New Roman" w:eastAsia="Times New Roman" w:hAnsi="Times New Roman" w:cs="Times New Roman"/>
-          <w:sz w:val="24"/>
-          <w:szCs w:val="24"/>
-        </w:rPr>
-        <w:t xml:space="preserve">The concept of </w:t>
-      </w:r>
-      <w:r>
-        <w:rPr>
-          <w:rFonts w:ascii="Times New Roman" w:eastAsia="Times New Roman" w:hAnsi="Times New Roman" w:cs="Times New Roman"/>
-          <w:b/>
-          <w:bCs/>
-          <w:color w:val="FF0000"/>
-          <w:sz w:val="24"/>
-          <w:szCs w:val="24"/>
-        </w:rPr>
-        <w:t>inheritance</w:t>
-      </w:r>
-      <w:r>
-        <w:rPr>
-          <w:rFonts w:ascii="Times New Roman" w:eastAsia="Times New Roman" w:hAnsi="Times New Roman" w:cs="Times New Roman"/>
-          <w:sz w:val="24"/>
-          <w:szCs w:val="24"/>
-        </w:rPr>
-        <w:t xml:space="preserve"> is a good feature for avoiding data redundancy.</w:t>
+        <w:pStyle w:val="NormalWeb"/>
+        <w:spacing w:before="0" w:beforeAutospacing="0" w:after="0" w:afterAutospacing="0"/>
+        <w:ind w:left="5670"/>
+        <w:rPr>
+          <w:sz w:val="20"/>
+        </w:rPr>
+      </w:pPr>
+      <w:r>
+        <w:rPr>
+          <w:rStyle w:val="Strong"/>
+          <w:sz w:val="20"/>
+        </w:rPr>
+        <w:t>Engine of a car is an example of ______</w:t>
       </w:r>
     </w:p>
     <w:p>
       <w:pPr>
-        <w:numPr>
-          <w:ilvl w:val="0"/>
-          <w:numId w:val="3"/>
-        </w:numPr>
-        <w:spacing w:before="100" w:beforeAutospacing="1" w:after="100" w:afterAutospacing="1" w:line="240" w:lineRule="auto"/>
-        <w:ind w:left="270"/>
-        <w:rPr>
-          <w:rFonts w:ascii="Times New Roman" w:eastAsia="Times New Roman" w:hAnsi="Times New Roman" w:cs="Times New Roman"/>
-          <w:sz w:val="24"/>
-          <w:szCs w:val="24"/>
-        </w:rPr>
-      </w:pPr>
-      <w:r>
-        <w:rPr>
-          <w:rFonts w:ascii="Times New Roman" w:eastAsia="Times New Roman" w:hAnsi="Times New Roman" w:cs="Times New Roman"/>
-          <w:sz w:val="24"/>
-          <w:szCs w:val="24"/>
-        </w:rPr>
-        <w:t xml:space="preserve">Java is an example of </w:t>
-      </w:r>
-      <w:r>
-        <w:rPr>
-          <w:rFonts w:ascii="Times New Roman" w:eastAsia="Times New Roman" w:hAnsi="Times New Roman" w:cs="Times New Roman"/>
-          <w:b/>
-          <w:bCs/>
+        <w:pStyle w:val="NormalWeb"/>
+        <w:spacing w:before="0" w:beforeAutospacing="0" w:after="0" w:afterAutospacing="0"/>
+        <w:ind w:left="5670"/>
+        <w:rPr>
           <w:color w:val="FF0000"/>
-          <w:sz w:val="24"/>
-          <w:szCs w:val="24"/>
-        </w:rPr>
-        <w:t>object-oriented</w:t>
-      </w:r>
-      <w:r>
-        <w:rPr>
-          <w:rFonts w:ascii="Times New Roman" w:eastAsia="Times New Roman" w:hAnsi="Times New Roman" w:cs="Times New Roman"/>
+          <w:sz w:val="20"/>
+        </w:rPr>
+      </w:pPr>
+      <w:r>
+        <w:rPr>
+          <w:rStyle w:val="Strong"/>
           <w:color w:val="FF0000"/>
-          <w:sz w:val="24"/>
-          <w:szCs w:val="24"/>
+          <w:sz w:val="20"/>
+        </w:rPr>
+        <w:t>Answer:</w:t>
+      </w:r>
+      <w:r>
+        <w:rPr>
+          <w:color w:val="FF0000"/>
+          <w:sz w:val="20"/>
         </w:rPr>
         <w:t xml:space="preserve"> </w:t>
       </w:r>
       <w:r>
         <w:rPr>
-          <w:rFonts w:ascii="Times New Roman" w:eastAsia="Times New Roman" w:hAnsi="Times New Roman" w:cs="Times New Roman"/>
-          <w:sz w:val="24"/>
-          <w:szCs w:val="24"/>
-        </w:rPr>
-        <w:t>programming language.</w:t>
+          <w:rStyle w:val="Strong"/>
+          <w:color w:val="FF0000"/>
+          <w:sz w:val="20"/>
+        </w:rPr>
+        <w:t>b. Encapsulation</w:t>
       </w:r>
     </w:p>
     <w:p>
       <w:pPr>
-        <w:spacing w:after="0" w:line="240" w:lineRule="auto"/>
-        <w:ind w:left="270"/>
-        <w:rPr>
-          <w:rFonts w:ascii="Times New Roman" w:eastAsia="Times New Roman" w:hAnsi="Times New Roman" w:cs="Times New Roman"/>
-          <w:sz w:val="24"/>
-          <w:szCs w:val="24"/>
-        </w:rPr>
-      </w:pPr>
-      <w:r>
-        <w:rPr>
-          <w:rFonts w:ascii="Times New Roman" w:eastAsia="Times New Roman" w:hAnsi="Times New Roman" w:cs="Times New Roman"/>
-          <w:sz w:val="24"/>
-          <w:szCs w:val="24"/>
-        </w:rPr>
-        <w:pict>
-          <v:rect id="_x0000_i1026" style="width:0;height:1.5pt" o:hralign="center" o:hrstd="t" o:hr="t" fillcolor="#a0a0a0" stroked="f"/>
-        </w:pict>
+        <w:pStyle w:val="NormalWeb"/>
+        <w:spacing w:before="0" w:beforeAutospacing="0" w:after="0" w:afterAutospacing="0"/>
+        <w:ind w:left="5670"/>
+        <w:rPr>
+          <w:sz w:val="20"/>
+        </w:rPr>
+      </w:pPr>
+      <w:r>
+        <w:rPr>
+          <w:rStyle w:val="Strong"/>
+          <w:sz w:val="20"/>
+        </w:rPr>
+        <w:t>Explanation</w:t>
+      </w:r>
+      <w:proofErr w:type="gramStart"/>
+      <w:r>
+        <w:rPr>
+          <w:rStyle w:val="Strong"/>
+          <w:sz w:val="20"/>
+        </w:rPr>
+        <w:t>:</w:t>
+      </w:r>
+      <w:proofErr w:type="gramEnd"/>
+      <w:r>
+        <w:rPr>
+          <w:sz w:val="20"/>
+        </w:rPr>
+        <w:br/>
+        <w:t>Encapsulation means hiding internal details and showing only necessary functionality.</w:t>
+      </w:r>
+      <w:r>
+        <w:rPr>
+          <w:sz w:val="20"/>
+        </w:rPr>
+        <w:br/>
+        <w:t>Just like a car engine — we use it without knowing its internal working.</w:t>
       </w:r>
     </w:p>
     <w:p>
       <w:pPr>
-        <w:spacing w:before="100" w:beforeAutospacing="1" w:after="100" w:afterAutospacing="1" w:line="240" w:lineRule="auto"/>
-        <w:ind w:left="270"/>
-        <w:rPr>
-          <w:rFonts w:ascii="Times New Roman" w:eastAsia="Times New Roman" w:hAnsi="Times New Roman" w:cs="Times New Roman"/>
-          <w:sz w:val="24"/>
-          <w:szCs w:val="24"/>
-        </w:rPr>
-      </w:pPr>
-      <w:r>
-        <w:rPr>
-          <w:rFonts w:ascii="Times New Roman" w:eastAsia="Times New Roman" w:hAnsi="Times New Roman" w:cs="Times New Roman"/>
-          <w:b/>
-          <w:bCs/>
-          <w:sz w:val="24"/>
-          <w:szCs w:val="24"/>
-        </w:rPr>
-        <w:t>C. Short Answer Type Questions</w:t>
+        <w:pStyle w:val="Heading3"/>
+        <w:spacing w:after="0" w:afterAutospacing="0"/>
+        <w:ind w:left="5670"/>
+        <w:rPr>
+          <w:color w:val="00B050"/>
+        </w:rPr>
+      </w:pPr>
+      <w:r>
+        <w:rPr>
+          <w:color w:val="00B050"/>
+          <w:sz w:val="24"/>
+          <w:szCs w:val="24"/>
+        </w:rPr>
+        <w:drawing>
+          <wp:anchor distT="0" distB="0" distL="114300" distR="114300" simplePos="0" relativeHeight="251674624" behindDoc="0" locked="0" layoutInCell="1" allowOverlap="1">
+            <wp:simplePos x="0" y="0"/>
+            <wp:positionH relativeFrom="margin">
+              <wp:posOffset>-53802</wp:posOffset>
+            </wp:positionH>
+            <wp:positionV relativeFrom="paragraph">
+              <wp:posOffset>299835</wp:posOffset>
+            </wp:positionV>
+            <wp:extent cx="3449782" cy="1589912"/>
+            <wp:effectExtent l="0" t="0" r="0" b="0"/>
+            <wp:wrapNone/>
+            <wp:docPr id="103" name="Picture 103"/>
+            <wp:cNvGraphicFramePr>
+              <a:graphicFrameLocks xmlns:a="http://schemas.openxmlformats.org/drawingml/2006/main" noChangeAspect="1"/>
+            </wp:cNvGraphicFramePr>
+            <a:graphic xmlns:a="http://schemas.openxmlformats.org/drawingml/2006/main">
+              <a:graphicData uri="http://schemas.openxmlformats.org/drawingml/2006/picture">
+                <pic:pic xmlns:pic="http://schemas.openxmlformats.org/drawingml/2006/picture">
+                  <pic:nvPicPr>
+                    <pic:cNvPr id="1" name=""/>
+                    <pic:cNvPicPr/>
+                  </pic:nvPicPr>
+                  <pic:blipFill rotWithShape="1">
+                    <a:blip r:embed="rId7">
+                      <a:extLst>
+                        <a:ext uri="{28A0092B-C50C-407E-A947-70E740481C1C}">
+                          <a14:useLocalDpi xmlns:a14="http://schemas.microsoft.com/office/drawing/2010/main" val="0"/>
+                        </a:ext>
+                      </a:extLst>
+                    </a:blip>
+                    <a:srcRect t="1940" b="5293"/>
+                    <a:stretch/>
+                  </pic:blipFill>
+                  <pic:spPr bwMode="auto">
+                    <a:xfrm>
+                      <a:off x="0" y="0"/>
+                      <a:ext cx="3449782" cy="1589912"/>
+                    </a:xfrm>
+                    <a:prstGeom prst="rect">
+                      <a:avLst/>
+                    </a:prstGeom>
+                    <a:ln>
+                      <a:noFill/>
+                    </a:ln>
+                    <a:extLst>
+                      <a:ext uri="{53640926-AAD7-44D8-BBD7-CCE9431645EC}">
+                        <a14:shadowObscured xmlns:a14="http://schemas.microsoft.com/office/drawing/2010/main"/>
+                      </a:ext>
+                    </a:extLst>
+                  </pic:spPr>
+                </pic:pic>
+              </a:graphicData>
+            </a:graphic>
+            <wp14:sizeRelH relativeFrom="page">
+              <wp14:pctWidth>0</wp14:pctWidth>
+            </wp14:sizeRelH>
+            <wp14:sizeRelV relativeFrom="page">
+              <wp14:pctHeight>0</wp14:pctHeight>
+            </wp14:sizeRelV>
+          </wp:anchor>
+        </w:drawing>
+      </w:r>
+      <w:r>
+        <w:rPr>
+          <w:rStyle w:val="Strong"/>
+          <w:b/>
+          <w:bCs/>
+          <w:color w:val="00B050"/>
+        </w:rPr>
+        <w:t>Question 8</w:t>
       </w:r>
     </w:p>
     <w:p>
       <w:pPr>
-        <w:numPr>
-          <w:ilvl w:val="0"/>
-          <w:numId w:val="4"/>
-        </w:numPr>
-        <w:spacing w:before="100" w:beforeAutospacing="1" w:after="100" w:afterAutospacing="1" w:line="240" w:lineRule="auto"/>
-        <w:ind w:left="270"/>
-        <w:rPr>
-          <w:rFonts w:ascii="Times New Roman" w:eastAsia="Times New Roman" w:hAnsi="Times New Roman" w:cs="Times New Roman"/>
-          <w:sz w:val="24"/>
-          <w:szCs w:val="24"/>
-        </w:rPr>
-      </w:pPr>
-      <w:r>
-        <w:rPr>
-          <w:rFonts w:ascii="Times New Roman" w:eastAsia="Times New Roman" w:hAnsi="Times New Roman" w:cs="Times New Roman"/>
-          <w:b/>
-          <w:bCs/>
-          <w:color w:val="00B050"/>
-          <w:sz w:val="24"/>
-          <w:szCs w:val="24"/>
-        </w:rPr>
-        <w:t>What is the use of inheritance?</w:t>
-      </w:r>
-      <w:r>
-        <w:rPr>
-          <w:rFonts w:ascii="Times New Roman" w:eastAsia="Times New Roman" w:hAnsi="Times New Roman" w:cs="Times New Roman"/>
-          <w:color w:val="00B050"/>
-          <w:sz w:val="24"/>
-          <w:szCs w:val="24"/>
-        </w:rPr>
-        <w:br/>
-      </w:r>
-      <w:r>
-        <w:rPr>
-          <w:rFonts w:ascii="Times New Roman" w:eastAsia="Times New Roman" w:hAnsi="Times New Roman" w:cs="Times New Roman"/>
-          <w:b/>
-          <w:bCs/>
-          <w:color w:val="FF0000"/>
-          <w:sz w:val="24"/>
-          <w:szCs w:val="24"/>
-        </w:rPr>
-        <w:t xml:space="preserve">Answer: </w:t>
-      </w:r>
-      <w:r>
-        <w:rPr>
-          <w:rFonts w:ascii="Times New Roman" w:eastAsia="Times New Roman" w:hAnsi="Times New Roman" w:cs="Times New Roman"/>
-          <w:sz w:val="24"/>
-          <w:szCs w:val="24"/>
-        </w:rPr>
-        <w:t>Inheritance allows a class to acquire the properties and behaviors (methods) of another class, promoting code reusability and reducing redundancy.</w:t>
+        <w:pStyle w:val="NormalWeb"/>
+        <w:spacing w:before="0" w:beforeAutospacing="0" w:after="0" w:afterAutospacing="0"/>
+        <w:ind w:left="5670"/>
+        <w:rPr>
+          <w:sz w:val="20"/>
+        </w:rPr>
+      </w:pPr>
+      <w:r>
+        <w:rPr>
+          <w:sz w:val="20"/>
+        </w:rPr>
+        <w:t>Picture shows a car with thought bubbles (different internal views/ideas).</w:t>
       </w:r>
     </w:p>
     <w:p>
       <w:pPr>
-        <w:numPr>
-          <w:ilvl w:val="0"/>
-          <w:numId w:val="4"/>
-        </w:numPr>
-        <w:spacing w:before="100" w:beforeAutospacing="1" w:after="100" w:afterAutospacing="1" w:line="240" w:lineRule="auto"/>
-        <w:ind w:left="270"/>
-        <w:rPr>
-          <w:rFonts w:ascii="Times New Roman" w:eastAsia="Times New Roman" w:hAnsi="Times New Roman" w:cs="Times New Roman"/>
-          <w:sz w:val="24"/>
-          <w:szCs w:val="24"/>
-        </w:rPr>
-      </w:pPr>
-      <w:r>
-        <w:rPr>
-          <w:rFonts w:ascii="Times New Roman" w:eastAsia="Times New Roman" w:hAnsi="Times New Roman" w:cs="Times New Roman"/>
-          <w:b/>
-          <w:bCs/>
-          <w:color w:val="00B050"/>
-          <w:sz w:val="24"/>
-          <w:szCs w:val="24"/>
-        </w:rPr>
-        <w:t>What does POP stand for?</w:t>
-      </w:r>
-      <w:r>
-        <w:rPr>
-          <w:rFonts w:ascii="Times New Roman" w:eastAsia="Times New Roman" w:hAnsi="Times New Roman" w:cs="Times New Roman"/>
-          <w:color w:val="00B050"/>
-          <w:sz w:val="24"/>
-          <w:szCs w:val="24"/>
-        </w:rPr>
-        <w:br/>
-      </w:r>
-      <w:r>
-        <w:rPr>
-          <w:rFonts w:ascii="Times New Roman" w:eastAsia="Times New Roman" w:hAnsi="Times New Roman" w:cs="Times New Roman"/>
-          <w:b/>
-          <w:bCs/>
+        <w:pStyle w:val="NormalWeb"/>
+        <w:spacing w:before="0" w:beforeAutospacing="0" w:after="0" w:afterAutospacing="0"/>
+        <w:ind w:left="5670"/>
+        <w:rPr>
           <w:color w:val="FF0000"/>
-          <w:sz w:val="24"/>
-          <w:szCs w:val="24"/>
-        </w:rPr>
-        <w:t xml:space="preserve">Answer: </w:t>
-      </w:r>
-      <w:r>
-        <w:rPr>
-          <w:rFonts w:ascii="Times New Roman" w:eastAsia="Times New Roman" w:hAnsi="Times New Roman" w:cs="Times New Roman"/>
-          <w:sz w:val="24"/>
-          <w:szCs w:val="24"/>
-        </w:rPr>
-        <w:t xml:space="preserve">POP stands for </w:t>
-      </w:r>
-      <w:r>
-        <w:rPr>
-          <w:rFonts w:ascii="Times New Roman" w:eastAsia="Times New Roman" w:hAnsi="Times New Roman" w:cs="Times New Roman"/>
-          <w:b/>
-          <w:bCs/>
-          <w:sz w:val="24"/>
-          <w:szCs w:val="24"/>
-        </w:rPr>
-        <w:t>Procedure-Oriented Programming</w:t>
-      </w:r>
-      <w:r>
-        <w:rPr>
-          <w:rFonts w:ascii="Times New Roman" w:eastAsia="Times New Roman" w:hAnsi="Times New Roman" w:cs="Times New Roman"/>
-          <w:sz w:val="24"/>
-          <w:szCs w:val="24"/>
-        </w:rPr>
-        <w:t>.</w:t>
+          <w:sz w:val="20"/>
+        </w:rPr>
+      </w:pPr>
+      <w:r>
+        <w:rPr>
+          <w:rStyle w:val="Strong"/>
+          <w:color w:val="FF0000"/>
+          <w:sz w:val="20"/>
+        </w:rPr>
+        <w:t>Answer:</w:t>
+      </w:r>
+      <w:r>
+        <w:rPr>
+          <w:color w:val="FF0000"/>
+          <w:sz w:val="20"/>
+        </w:rPr>
+        <w:t xml:space="preserve"> </w:t>
+      </w:r>
+      <w:r>
+        <w:rPr>
+          <w:rStyle w:val="Strong"/>
+          <w:color w:val="FF0000"/>
+          <w:sz w:val="20"/>
+        </w:rPr>
+        <w:t>d. Abstraction</w:t>
       </w:r>
     </w:p>
     <w:p>
       <w:pPr>
-        <w:numPr>
-          <w:ilvl w:val="0"/>
-          <w:numId w:val="4"/>
-        </w:numPr>
-        <w:spacing w:before="100" w:beforeAutospacing="1" w:after="100" w:afterAutospacing="1" w:line="240" w:lineRule="auto"/>
-        <w:ind w:left="270"/>
-        <w:rPr>
-          <w:rFonts w:ascii="Times New Roman" w:eastAsia="Times New Roman" w:hAnsi="Times New Roman" w:cs="Times New Roman"/>
-          <w:sz w:val="24"/>
-          <w:szCs w:val="24"/>
-        </w:rPr>
-      </w:pPr>
-      <w:r>
-        <w:rPr>
-          <w:rFonts w:ascii="Times New Roman" w:eastAsia="Times New Roman" w:hAnsi="Times New Roman" w:cs="Times New Roman"/>
-          <w:b/>
-          <w:bCs/>
-          <w:color w:val="00B050"/>
-          <w:sz w:val="24"/>
-          <w:szCs w:val="24"/>
-        </w:rPr>
-        <w:t>Define polymorphism with a real-life example.</w:t>
-      </w:r>
-      <w:r>
-        <w:rPr>
-          <w:rFonts w:ascii="Times New Roman" w:eastAsia="Times New Roman" w:hAnsi="Times New Roman" w:cs="Times New Roman"/>
-          <w:color w:val="00B050"/>
-          <w:sz w:val="24"/>
-          <w:szCs w:val="24"/>
-        </w:rPr>
-        <w:br/>
-      </w:r>
-      <w:r>
-        <w:rPr>
-          <w:rFonts w:ascii="Times New Roman" w:eastAsia="Times New Roman" w:hAnsi="Times New Roman" w:cs="Times New Roman"/>
-          <w:b/>
-          <w:bCs/>
-          <w:color w:val="FF0000"/>
-          <w:sz w:val="24"/>
-          <w:szCs w:val="24"/>
-        </w:rPr>
-        <w:t xml:space="preserve">Answer: </w:t>
-      </w:r>
-      <w:r>
-        <w:rPr>
-          <w:rFonts w:ascii="Times New Roman" w:eastAsia="Times New Roman" w:hAnsi="Times New Roman" w:cs="Times New Roman"/>
-          <w:sz w:val="24"/>
-          <w:szCs w:val="24"/>
-        </w:rPr>
-        <w:t>Polymorphism means "many forms." It allows the same function or method to behave differently based on the object calling it.</w:t>
-      </w:r>
-      <w:r>
-        <w:rPr>
-          <w:rFonts w:ascii="Times New Roman" w:eastAsia="Times New Roman" w:hAnsi="Times New Roman" w:cs="Times New Roman"/>
-          <w:sz w:val="24"/>
-          <w:szCs w:val="24"/>
-        </w:rPr>
-        <w:br/>
-      </w:r>
-      <w:r>
-        <w:rPr>
-          <w:rFonts w:ascii="Times New Roman" w:eastAsia="Times New Roman" w:hAnsi="Times New Roman" w:cs="Times New Roman"/>
-          <w:i/>
-          <w:iCs/>
-          <w:sz w:val="24"/>
-          <w:szCs w:val="24"/>
-        </w:rPr>
-        <w:t>Example:</w:t>
-      </w:r>
-      <w:r>
-        <w:rPr>
-          <w:rFonts w:ascii="Times New Roman" w:eastAsia="Times New Roman" w:hAnsi="Times New Roman" w:cs="Times New Roman"/>
-          <w:sz w:val="24"/>
-          <w:szCs w:val="24"/>
-        </w:rPr>
-        <w:t xml:space="preserve"> A person can be a teacher in school, a parent at home, and a customer in a shop — the same individual exhibiting different behaviors in different situations.</w:t>
+        <w:pStyle w:val="NormalWeb"/>
+        <w:spacing w:before="0" w:beforeAutospacing="0" w:after="0" w:afterAutospacing="0"/>
+        <w:ind w:left="5670"/>
+        <w:rPr>
+          <w:sz w:val="20"/>
+        </w:rPr>
+      </w:pPr>
+      <w:r>
+        <w:rPr>
+          <w:rStyle w:val="Strong"/>
+          <w:sz w:val="20"/>
+        </w:rPr>
+        <w:t>Explanation</w:t>
+      </w:r>
+      <w:proofErr w:type="gramStart"/>
+      <w:r>
+        <w:rPr>
+          <w:rStyle w:val="Strong"/>
+          <w:sz w:val="20"/>
+        </w:rPr>
+        <w:t>:</w:t>
+      </w:r>
+      <w:proofErr w:type="gramEnd"/>
+      <w:r>
+        <w:rPr>
+          <w:sz w:val="20"/>
+        </w:rPr>
+        <w:br/>
+        <w:t>Abstraction means showing only important features and hiding unnecessary details.</w:t>
+      </w:r>
+      <w:r>
+        <w:rPr>
+          <w:sz w:val="20"/>
+        </w:rPr>
+        <w:br/>
+        <w:t>The car is shown as a simple object, not its full internal complexity.</w:t>
       </w:r>
     </w:p>
     <w:p>
       <w:pPr>
-        <w:numPr>
-          <w:ilvl w:val="0"/>
-          <w:numId w:val="4"/>
-        </w:numPr>
         <w:spacing w:before="100" w:beforeAutospacing="1" w:after="100" w:afterAutospacing="1" w:line="240" w:lineRule="auto"/>
-        <w:ind w:left="270"/>
-        <w:rPr>
-          <w:rFonts w:ascii="Times New Roman" w:eastAsia="Times New Roman" w:hAnsi="Times New Roman" w:cs="Times New Roman"/>
-          <w:color w:val="00B050"/>
-          <w:sz w:val="24"/>
-          <w:szCs w:val="24"/>
-        </w:rPr>
-      </w:pPr>
-      <w:r>
-        <w:rPr>
-          <w:rFonts w:ascii="Times New Roman" w:eastAsia="Times New Roman" w:hAnsi="Times New Roman" w:cs="Times New Roman"/>
-          <w:b/>
-          <w:bCs/>
-          <w:color w:val="00B050"/>
-          <w:sz w:val="24"/>
-          <w:szCs w:val="24"/>
-        </w:rPr>
-        <w:t>What are the disadvantages of Procedure-Oriented Programming?</w:t>
-      </w:r>
+        <w:ind w:left="5580"/>
+        <w:rPr>
+          <w:rFonts w:ascii="Times New Roman" w:eastAsia="Times New Roman" w:hAnsi="Times New Roman" w:cs="Times New Roman"/>
+          <w:color w:val="FF0000"/>
+          <w:sz w:val="24"/>
+          <w:szCs w:val="24"/>
+        </w:rPr>
+      </w:pPr>
     </w:p>
     <w:p>
       <w:pPr>
         <w:spacing w:before="100" w:beforeAutospacing="1" w:after="100" w:afterAutospacing="1" w:line="240" w:lineRule="auto"/>
-        <w:ind w:left="270"/>
-        <w:rPr>
-          <w:rFonts w:ascii="Times New Roman" w:eastAsia="Times New Roman" w:hAnsi="Times New Roman" w:cs="Times New Roman"/>
-          <w:b/>
-          <w:bCs/>
+        <w:rPr>
+          <w:rFonts w:ascii="Times New Roman" w:eastAsia="Times New Roman" w:hAnsi="Times New Roman" w:cs="Times New Roman"/>
           <w:color w:val="FF0000"/>
           <w:sz w:val="24"/>
           <w:szCs w:val="24"/>
         </w:rPr>
       </w:pPr>
-      <w:r>
-        <w:rPr>
-          <w:rFonts w:ascii="Times New Roman" w:eastAsia="Times New Roman" w:hAnsi="Times New Roman" w:cs="Times New Roman"/>
-          <w:b/>
-          <w:bCs/>
-          <w:color w:val="FF0000"/>
-          <w:sz w:val="24"/>
-          <w:szCs w:val="24"/>
-        </w:rPr>
-        <w:t xml:space="preserve">Answer: </w:t>
-      </w:r>
     </w:p>
     <w:p>
       <w:pPr>
-        <w:pStyle w:val="ListParagraph"/>
-        <w:numPr>
-          <w:ilvl w:val="0"/>
-          <w:numId w:val="5"/>
-        </w:numPr>
         <w:spacing w:after="0" w:line="240" w:lineRule="auto"/>
         <w:ind w:left="270"/>
         <w:rPr>
@@ -1433,12 +1421,12 @@
               <wp:anchor distT="0" distB="0" distL="114300" distR="114300" simplePos="0" relativeHeight="251661312" behindDoc="1" locked="0" layoutInCell="1" allowOverlap="1" wp14:anchorId="14A76692" wp14:editId="7516ABA7">
                 <wp:simplePos x="0" y="0"/>
                 <wp:positionH relativeFrom="page">
-                  <wp:posOffset>6057900</wp:posOffset>
+                  <wp:posOffset>5967095</wp:posOffset>
                 </wp:positionH>
                 <wp:positionV relativeFrom="paragraph">
-                  <wp:posOffset>-486410</wp:posOffset>
+                  <wp:posOffset>-803275</wp:posOffset>
                 </wp:positionV>
-                <wp:extent cx="1485182" cy="13095734"/>
+                <wp:extent cx="1484630" cy="13095605"/>
                 <wp:effectExtent l="95250" t="38100" r="20320" b="125095"/>
                 <wp:wrapNone/>
                 <wp:docPr id="1" name="Group 3"/>
@@ -1454,7 +1442,7 @@
                       <wpg:grpSpPr bwMode="auto">
                         <a:xfrm>
                           <a:off x="0" y="0"/>
-                          <a:ext cx="1485182" cy="13095734"/>
+                          <a:ext cx="1484630" cy="13095605"/>
                           <a:chOff x="7571" y="-22"/>
                           <a:chExt cx="2395" cy="20510"/>
                         </a:xfrm>
@@ -1715,7 +1703,7 @@
           </mc:Choice>
           <mc:Fallback>
             <w:pict>
-              <v:group w14:anchorId="1910B743" id="Group 3" o:spid="_x0000_s1026" style="position:absolute;margin-left:477pt;margin-top:-38.3pt;width:116.95pt;height:1031.15pt;z-index:-251655168;mso-position-horizontal-relative:page" coordorigin="7571,-22" coordsize="2395,20510" o:gfxdata="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">
+              <v:group w14:anchorId="16D12850" id="Group 3" o:spid="_x0000_s1026" style="position:absolute;margin-left:469.85pt;margin-top:-63.25pt;width:116.9pt;height:1031.15pt;z-index:-251655168;mso-position-horizontal-relative:page" coordorigin="7571,-22" coordsize="2395,20510" o:gfxdata="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">
                 <v:shape id="AutoShape 128" o:spid="_x0000_s1027" type="#_x0000_t32" style="position:absolute;left:9966;top:6;width:0;height:20454;visibility:visible;mso-wrap-style:square" o:connectortype="straight" o:gfxdata="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" strokecolor="#538135 [2409]" strokeweight="1pt"/>
                 <v:shape id="AutoShape 127" o:spid="_x0000_s1028" type="#_x0000_t32" style="position:absolute;left:9710;top:6;width:0;height:20368;visibility:visible;mso-wrap-style:square" o:connectortype="straight" o:gfxdata="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" filled="t" fillcolor="#5b9bd5 [3204]" strokecolor="#a8d08d [1945]" strokeweight="4pt">
                   <v:shadow on="t" color="black" opacity="22937f" origin=",.5" offset="0,3pt"/>
@@ -1738,6 +1726,582 @@
           </mc:Fallback>
         </mc:AlternateContent>
       </w:r>
+      <w:r>
+        <w:rPr>
+          <w:rFonts w:ascii="Times New Roman" w:eastAsia="Times New Roman" w:hAnsi="Times New Roman" w:cs="Times New Roman"/>
+          <w:sz w:val="24"/>
+          <w:szCs w:val="24"/>
+        </w:rPr>
+        <w:pict>
+          <v:rect id="_x0000_i1025" style="width:0;height:1.5pt" o:hralign="center" o:hrstd="t" o:hr="t" fillcolor="#a0a0a0" stroked="f"/>
+        </w:pict>
+      </w:r>
+    </w:p>
+    <w:p>
+      <w:pPr>
+        <w:spacing w:before="100" w:beforeAutospacing="1" w:after="100" w:afterAutospacing="1" w:line="240" w:lineRule="auto"/>
+        <w:ind w:left="270"/>
+        <w:rPr>
+          <w:rFonts w:ascii="Times New Roman" w:eastAsia="Times New Roman" w:hAnsi="Times New Roman" w:cs="Times New Roman"/>
+          <w:sz w:val="24"/>
+          <w:szCs w:val="24"/>
+        </w:rPr>
+      </w:pPr>
+      <w:r>
+        <w:rPr>
+          <w:rFonts w:ascii="Times New Roman" w:eastAsia="Times New Roman" w:hAnsi="Times New Roman" w:cs="Times New Roman"/>
+          <w:b/>
+          <w:bCs/>
+          <w:sz w:val="24"/>
+          <w:szCs w:val="24"/>
+        </w:rPr>
+        <w:t>B. Fill in the blanks.</w:t>
+      </w:r>
+    </w:p>
+    <w:p>
+      <w:pPr>
+        <w:numPr>
+          <w:ilvl w:val="0"/>
+          <w:numId w:val="3"/>
+        </w:numPr>
+        <w:spacing w:before="100" w:beforeAutospacing="1" w:after="100" w:afterAutospacing="1" w:line="240" w:lineRule="auto"/>
+        <w:ind w:left="270"/>
+        <w:rPr>
+          <w:rFonts w:ascii="Times New Roman" w:eastAsia="Times New Roman" w:hAnsi="Times New Roman" w:cs="Times New Roman"/>
+          <w:sz w:val="24"/>
+          <w:szCs w:val="24"/>
+        </w:rPr>
+      </w:pPr>
+      <w:r>
+        <w:rPr>
+          <w:rFonts w:ascii="Times New Roman" w:eastAsia="Times New Roman" w:hAnsi="Times New Roman" w:cs="Times New Roman"/>
+          <w:sz w:val="24"/>
+          <w:szCs w:val="24"/>
+        </w:rPr>
+        <w:t xml:space="preserve">A </w:t>
+      </w:r>
+      <w:r>
+        <w:rPr>
+          <w:rFonts w:ascii="Times New Roman" w:eastAsia="Times New Roman" w:hAnsi="Times New Roman" w:cs="Times New Roman"/>
+          <w:b/>
+          <w:bCs/>
+          <w:color w:val="FF0000"/>
+          <w:sz w:val="24"/>
+          <w:szCs w:val="24"/>
+        </w:rPr>
+        <w:t>paradigm</w:t>
+      </w:r>
+      <w:r>
+        <w:rPr>
+          <w:rFonts w:ascii="Times New Roman" w:eastAsia="Times New Roman" w:hAnsi="Times New Roman" w:cs="Times New Roman"/>
+          <w:sz w:val="24"/>
+          <w:szCs w:val="24"/>
+        </w:rPr>
+        <w:t xml:space="preserve"> is a way of programming.</w:t>
+      </w:r>
+    </w:p>
+    <w:p>
+      <w:pPr>
+        <w:numPr>
+          <w:ilvl w:val="0"/>
+          <w:numId w:val="3"/>
+        </w:numPr>
+        <w:spacing w:before="100" w:beforeAutospacing="1" w:after="100" w:afterAutospacing="1" w:line="240" w:lineRule="auto"/>
+        <w:ind w:left="270"/>
+        <w:rPr>
+          <w:rFonts w:ascii="Times New Roman" w:eastAsia="Times New Roman" w:hAnsi="Times New Roman" w:cs="Times New Roman"/>
+          <w:sz w:val="24"/>
+          <w:szCs w:val="24"/>
+        </w:rPr>
+      </w:pPr>
+      <w:r>
+        <w:rPr>
+          <w:rFonts w:ascii="Times New Roman" w:eastAsia="Times New Roman" w:hAnsi="Times New Roman" w:cs="Times New Roman"/>
+          <w:b/>
+          <w:bCs/>
+          <w:color w:val="FF0000"/>
+          <w:sz w:val="24"/>
+          <w:szCs w:val="24"/>
+        </w:rPr>
+        <w:t>Procedure-Oriented Programming</w:t>
+      </w:r>
+      <w:r>
+        <w:rPr>
+          <w:rFonts w:ascii="Times New Roman" w:eastAsia="Times New Roman" w:hAnsi="Times New Roman" w:cs="Times New Roman"/>
+          <w:color w:val="FF0000"/>
+          <w:sz w:val="24"/>
+          <w:szCs w:val="24"/>
+        </w:rPr>
+        <w:t xml:space="preserve"> </w:t>
+      </w:r>
+      <w:r>
+        <w:rPr>
+          <w:rFonts w:ascii="Times New Roman" w:eastAsia="Times New Roman" w:hAnsi="Times New Roman" w:cs="Times New Roman"/>
+          <w:sz w:val="24"/>
+          <w:szCs w:val="24"/>
+        </w:rPr>
+        <w:t>has global data sharing of functions.</w:t>
+      </w:r>
+    </w:p>
+    <w:p>
+      <w:pPr>
+        <w:numPr>
+          <w:ilvl w:val="0"/>
+          <w:numId w:val="3"/>
+        </w:numPr>
+        <w:spacing w:before="100" w:beforeAutospacing="1" w:after="100" w:afterAutospacing="1" w:line="240" w:lineRule="auto"/>
+        <w:ind w:left="270"/>
+        <w:rPr>
+          <w:rFonts w:ascii="Times New Roman" w:eastAsia="Times New Roman" w:hAnsi="Times New Roman" w:cs="Times New Roman"/>
+          <w:sz w:val="24"/>
+          <w:szCs w:val="24"/>
+        </w:rPr>
+      </w:pPr>
+      <w:r>
+        <w:rPr>
+          <w:rFonts w:ascii="Times New Roman" w:eastAsia="Times New Roman" w:hAnsi="Times New Roman" w:cs="Times New Roman"/>
+          <w:sz w:val="24"/>
+          <w:szCs w:val="24"/>
+        </w:rPr>
+        <w:t xml:space="preserve">A </w:t>
+      </w:r>
+      <w:r>
+        <w:rPr>
+          <w:rFonts w:ascii="Times New Roman" w:eastAsia="Times New Roman" w:hAnsi="Times New Roman" w:cs="Times New Roman"/>
+          <w:b/>
+          <w:bCs/>
+          <w:color w:val="FF0000"/>
+          <w:sz w:val="24"/>
+          <w:szCs w:val="24"/>
+        </w:rPr>
+        <w:t>low-level</w:t>
+      </w:r>
+      <w:r>
+        <w:rPr>
+          <w:rFonts w:ascii="Times New Roman" w:eastAsia="Times New Roman" w:hAnsi="Times New Roman" w:cs="Times New Roman"/>
+          <w:color w:val="FF0000"/>
+          <w:sz w:val="24"/>
+          <w:szCs w:val="24"/>
+        </w:rPr>
+        <w:t xml:space="preserve"> </w:t>
+      </w:r>
+      <w:r>
+        <w:rPr>
+          <w:rFonts w:ascii="Times New Roman" w:eastAsia="Times New Roman" w:hAnsi="Times New Roman" w:cs="Times New Roman"/>
+          <w:sz w:val="24"/>
+          <w:szCs w:val="24"/>
+        </w:rPr>
+        <w:t>language is a programming language that is machine-dependent.</w:t>
+      </w:r>
+    </w:p>
+    <w:p>
+      <w:pPr>
+        <w:numPr>
+          <w:ilvl w:val="0"/>
+          <w:numId w:val="3"/>
+        </w:numPr>
+        <w:spacing w:before="100" w:beforeAutospacing="1" w:after="100" w:afterAutospacing="1" w:line="240" w:lineRule="auto"/>
+        <w:ind w:left="270"/>
+        <w:rPr>
+          <w:rFonts w:ascii="Times New Roman" w:eastAsia="Times New Roman" w:hAnsi="Times New Roman" w:cs="Times New Roman"/>
+          <w:sz w:val="24"/>
+          <w:szCs w:val="24"/>
+        </w:rPr>
+      </w:pPr>
+      <w:r>
+        <w:rPr>
+          <w:rFonts w:ascii="Times New Roman" w:eastAsia="Times New Roman" w:hAnsi="Times New Roman" w:cs="Times New Roman"/>
+          <w:sz w:val="24"/>
+          <w:szCs w:val="24"/>
+        </w:rPr>
+        <w:t xml:space="preserve">The concept of </w:t>
+      </w:r>
+      <w:r>
+        <w:rPr>
+          <w:rFonts w:ascii="Times New Roman" w:eastAsia="Times New Roman" w:hAnsi="Times New Roman" w:cs="Times New Roman"/>
+          <w:b/>
+          <w:bCs/>
+          <w:color w:val="FF0000"/>
+          <w:sz w:val="24"/>
+          <w:szCs w:val="24"/>
+        </w:rPr>
+        <w:t>inheritance</w:t>
+      </w:r>
+      <w:r>
+        <w:rPr>
+          <w:rFonts w:ascii="Times New Roman" w:eastAsia="Times New Roman" w:hAnsi="Times New Roman" w:cs="Times New Roman"/>
+          <w:sz w:val="24"/>
+          <w:szCs w:val="24"/>
+        </w:rPr>
+        <w:t xml:space="preserve"> is a good feature for avoiding data redundancy.</w:t>
+      </w:r>
+    </w:p>
+    <w:p>
+      <w:pPr>
+        <w:numPr>
+          <w:ilvl w:val="0"/>
+          <w:numId w:val="3"/>
+        </w:numPr>
+        <w:spacing w:before="100" w:beforeAutospacing="1" w:after="100" w:afterAutospacing="1" w:line="240" w:lineRule="auto"/>
+        <w:ind w:left="270"/>
+        <w:rPr>
+          <w:rFonts w:ascii="Times New Roman" w:eastAsia="Times New Roman" w:hAnsi="Times New Roman" w:cs="Times New Roman"/>
+          <w:sz w:val="24"/>
+          <w:szCs w:val="24"/>
+        </w:rPr>
+      </w:pPr>
+      <w:r>
+        <w:rPr>
+          <w:rFonts w:ascii="Times New Roman" w:eastAsia="Times New Roman" w:hAnsi="Times New Roman" w:cs="Times New Roman"/>
+          <w:sz w:val="24"/>
+          <w:szCs w:val="24"/>
+        </w:rPr>
+        <w:t xml:space="preserve">Java is an example of </w:t>
+      </w:r>
+      <w:r>
+        <w:rPr>
+          <w:rFonts w:ascii="Times New Roman" w:eastAsia="Times New Roman" w:hAnsi="Times New Roman" w:cs="Times New Roman"/>
+          <w:b/>
+          <w:bCs/>
+          <w:color w:val="FF0000"/>
+          <w:sz w:val="24"/>
+          <w:szCs w:val="24"/>
+        </w:rPr>
+        <w:t>object-oriented</w:t>
+      </w:r>
+      <w:r>
+        <w:rPr>
+          <w:rFonts w:ascii="Times New Roman" w:eastAsia="Times New Roman" w:hAnsi="Times New Roman" w:cs="Times New Roman"/>
+          <w:color w:val="FF0000"/>
+          <w:sz w:val="24"/>
+          <w:szCs w:val="24"/>
+        </w:rPr>
+        <w:t xml:space="preserve"> </w:t>
+      </w:r>
+      <w:r>
+        <w:rPr>
+          <w:rFonts w:ascii="Times New Roman" w:eastAsia="Times New Roman" w:hAnsi="Times New Roman" w:cs="Times New Roman"/>
+          <w:sz w:val="24"/>
+          <w:szCs w:val="24"/>
+        </w:rPr>
+        <w:t>programming language.</w:t>
+      </w:r>
+    </w:p>
+    <w:p>
+      <w:pPr>
+        <w:spacing w:after="0" w:line="240" w:lineRule="auto"/>
+        <w:ind w:left="270"/>
+        <w:rPr>
+          <w:rFonts w:ascii="Times New Roman" w:eastAsia="Times New Roman" w:hAnsi="Times New Roman" w:cs="Times New Roman"/>
+          <w:sz w:val="24"/>
+          <w:szCs w:val="24"/>
+        </w:rPr>
+      </w:pPr>
+      <w:r>
+        <w:rPr>
+          <w:rFonts w:ascii="Times New Roman" w:eastAsia="Times New Roman" w:hAnsi="Times New Roman" w:cs="Times New Roman"/>
+          <w:sz w:val="24"/>
+          <w:szCs w:val="24"/>
+        </w:rPr>
+        <w:pict>
+          <v:rect id="_x0000_i1026" style="width:0;height:1.5pt" o:hralign="center" o:hrstd="t" o:hr="t" fillcolor="#a0a0a0" stroked="f"/>
+        </w:pict>
+      </w:r>
+    </w:p>
+    <w:p>
+      <w:pPr>
+        <w:spacing w:before="100" w:beforeAutospacing="1" w:after="100" w:afterAutospacing="1" w:line="240" w:lineRule="auto"/>
+        <w:ind w:left="270"/>
+        <w:rPr>
+          <w:rFonts w:ascii="Times New Roman" w:eastAsia="Times New Roman" w:hAnsi="Times New Roman" w:cs="Times New Roman"/>
+          <w:sz w:val="24"/>
+          <w:szCs w:val="24"/>
+        </w:rPr>
+      </w:pPr>
+      <w:r>
+        <w:rPr>
+          <w:rFonts w:ascii="Times New Roman" w:eastAsia="Times New Roman" w:hAnsi="Times New Roman" w:cs="Times New Roman"/>
+          <w:b/>
+          <w:bCs/>
+          <w:sz w:val="24"/>
+          <w:szCs w:val="24"/>
+        </w:rPr>
+        <w:t>C. Short Answer Type Questions</w:t>
+      </w:r>
+    </w:p>
+    <w:p>
+      <w:pPr>
+        <w:numPr>
+          <w:ilvl w:val="0"/>
+          <w:numId w:val="4"/>
+        </w:numPr>
+        <w:spacing w:before="100" w:beforeAutospacing="1" w:after="100" w:afterAutospacing="1" w:line="240" w:lineRule="auto"/>
+        <w:ind w:left="270"/>
+        <w:rPr>
+          <w:rFonts w:ascii="Times New Roman" w:eastAsia="Times New Roman" w:hAnsi="Times New Roman" w:cs="Times New Roman"/>
+          <w:sz w:val="24"/>
+          <w:szCs w:val="24"/>
+        </w:rPr>
+      </w:pPr>
+      <w:r>
+        <w:rPr>
+          <w:rFonts w:ascii="Times New Roman" w:eastAsia="Times New Roman" w:hAnsi="Times New Roman" w:cs="Times New Roman"/>
+          <w:b/>
+          <w:bCs/>
+          <w:color w:val="00B050"/>
+          <w:sz w:val="24"/>
+          <w:szCs w:val="24"/>
+        </w:rPr>
+        <w:t>What is the use of inheritance?</w:t>
+      </w:r>
+      <w:r>
+        <w:rPr>
+          <w:rFonts w:ascii="Times New Roman" w:eastAsia="Times New Roman" w:hAnsi="Times New Roman" w:cs="Times New Roman"/>
+          <w:color w:val="00B050"/>
+          <w:sz w:val="24"/>
+          <w:szCs w:val="24"/>
+        </w:rPr>
+        <w:br/>
+      </w:r>
+      <w:r>
+        <w:rPr>
+          <w:rFonts w:ascii="Times New Roman" w:eastAsia="Times New Roman" w:hAnsi="Times New Roman" w:cs="Times New Roman"/>
+          <w:b/>
+          <w:bCs/>
+          <w:color w:val="FF0000"/>
+          <w:sz w:val="24"/>
+          <w:szCs w:val="24"/>
+        </w:rPr>
+        <w:t xml:space="preserve">Answer: </w:t>
+      </w:r>
+      <w:r>
+        <w:rPr>
+          <w:rFonts w:ascii="Times New Roman" w:eastAsia="Times New Roman" w:hAnsi="Times New Roman" w:cs="Times New Roman"/>
+          <w:sz w:val="24"/>
+          <w:szCs w:val="24"/>
+        </w:rPr>
+        <w:t>Inheritance allows a class to acquire the properties and behaviors (methods) of another class, promoting code reusability and reducing redundancy.</w:t>
+      </w:r>
+    </w:p>
+    <w:p>
+      <w:pPr>
+        <w:numPr>
+          <w:ilvl w:val="0"/>
+          <w:numId w:val="4"/>
+        </w:numPr>
+        <w:spacing w:before="100" w:beforeAutospacing="1" w:after="100" w:afterAutospacing="1" w:line="240" w:lineRule="auto"/>
+        <w:ind w:left="270"/>
+        <w:rPr>
+          <w:rFonts w:ascii="Times New Roman" w:eastAsia="Times New Roman" w:hAnsi="Times New Roman" w:cs="Times New Roman"/>
+          <w:sz w:val="24"/>
+          <w:szCs w:val="24"/>
+        </w:rPr>
+      </w:pPr>
+      <w:r>
+        <w:rPr>
+          <w:rFonts w:ascii="Times New Roman" w:eastAsia="Times New Roman" w:hAnsi="Times New Roman" w:cs="Times New Roman"/>
+          <w:b/>
+          <w:bCs/>
+          <w:color w:val="00B050"/>
+          <w:sz w:val="24"/>
+          <w:szCs w:val="24"/>
+        </w:rPr>
+        <w:t>What does POP stand for?</w:t>
+      </w:r>
+      <w:r>
+        <w:rPr>
+          <w:rFonts w:ascii="Times New Roman" w:eastAsia="Times New Roman" w:hAnsi="Times New Roman" w:cs="Times New Roman"/>
+          <w:color w:val="00B050"/>
+          <w:sz w:val="24"/>
+          <w:szCs w:val="24"/>
+        </w:rPr>
+        <w:br/>
+      </w:r>
+      <w:r>
+        <w:rPr>
+          <w:rFonts w:ascii="Times New Roman" w:eastAsia="Times New Roman" w:hAnsi="Times New Roman" w:cs="Times New Roman"/>
+          <w:b/>
+          <w:bCs/>
+          <w:color w:val="FF0000"/>
+          <w:sz w:val="24"/>
+          <w:szCs w:val="24"/>
+        </w:rPr>
+        <w:t xml:space="preserve">Answer: </w:t>
+      </w:r>
+      <w:r>
+        <w:rPr>
+          <w:rFonts w:ascii="Times New Roman" w:eastAsia="Times New Roman" w:hAnsi="Times New Roman" w:cs="Times New Roman"/>
+          <w:sz w:val="24"/>
+          <w:szCs w:val="24"/>
+        </w:rPr>
+        <w:t xml:space="preserve">POP stands for </w:t>
+      </w:r>
+      <w:r>
+        <w:rPr>
+          <w:rFonts w:ascii="Times New Roman" w:eastAsia="Times New Roman" w:hAnsi="Times New Roman" w:cs="Times New Roman"/>
+          <w:b/>
+          <w:bCs/>
+          <w:sz w:val="24"/>
+          <w:szCs w:val="24"/>
+        </w:rPr>
+        <w:t>Procedure-Oriented Programming</w:t>
+      </w:r>
+      <w:r>
+        <w:rPr>
+          <w:rFonts w:ascii="Times New Roman" w:eastAsia="Times New Roman" w:hAnsi="Times New Roman" w:cs="Times New Roman"/>
+          <w:sz w:val="24"/>
+          <w:szCs w:val="24"/>
+        </w:rPr>
+        <w:t>.</w:t>
+      </w:r>
+    </w:p>
+    <w:p>
+      <w:pPr>
+        <w:numPr>
+          <w:ilvl w:val="0"/>
+          <w:numId w:val="4"/>
+        </w:numPr>
+        <w:spacing w:before="100" w:beforeAutospacing="1" w:after="100" w:afterAutospacing="1" w:line="240" w:lineRule="auto"/>
+        <w:ind w:left="270"/>
+        <w:rPr>
+          <w:rFonts w:ascii="Times New Roman" w:eastAsia="Times New Roman" w:hAnsi="Times New Roman" w:cs="Times New Roman"/>
+          <w:sz w:val="24"/>
+          <w:szCs w:val="24"/>
+        </w:rPr>
+      </w:pPr>
+      <w:r>
+        <w:rPr>
+          <w:rFonts w:ascii="Times New Roman" w:eastAsia="Times New Roman" w:hAnsi="Times New Roman" w:cs="Times New Roman"/>
+          <w:b/>
+          <w:bCs/>
+          <w:color w:val="00B050"/>
+          <w:sz w:val="24"/>
+          <w:szCs w:val="24"/>
+        </w:rPr>
+        <w:t>Define polymorphism with a real-life example.</w:t>
+      </w:r>
+      <w:r>
+        <w:rPr>
+          <w:rFonts w:ascii="Times New Roman" w:eastAsia="Times New Roman" w:hAnsi="Times New Roman" w:cs="Times New Roman"/>
+          <w:color w:val="00B050"/>
+          <w:sz w:val="24"/>
+          <w:szCs w:val="24"/>
+        </w:rPr>
+        <w:br/>
+      </w:r>
+      <w:r>
+        <w:rPr>
+          <w:rFonts w:ascii="Times New Roman" w:eastAsia="Times New Roman" w:hAnsi="Times New Roman" w:cs="Times New Roman"/>
+          <w:b/>
+          <w:bCs/>
+          <w:color w:val="FF0000"/>
+          <w:sz w:val="24"/>
+          <w:szCs w:val="24"/>
+        </w:rPr>
+        <w:t xml:space="preserve">Answer: </w:t>
+      </w:r>
+      <w:r>
+        <w:rPr>
+          <w:rFonts w:ascii="Times New Roman" w:eastAsia="Times New Roman" w:hAnsi="Times New Roman" w:cs="Times New Roman"/>
+          <w:sz w:val="24"/>
+          <w:szCs w:val="24"/>
+        </w:rPr>
+        <w:t>Polymorphism means "many forms." It allows the same function or method to behave differently based on the object calling it.</w:t>
+      </w:r>
+      <w:r>
+        <w:rPr>
+          <w:rFonts w:ascii="Times New Roman" w:eastAsia="Times New Roman" w:hAnsi="Times New Roman" w:cs="Times New Roman"/>
+          <w:sz w:val="24"/>
+          <w:szCs w:val="24"/>
+        </w:rPr>
+        <w:br/>
+      </w:r>
+      <w:r>
+        <w:rPr>
+          <w:rFonts w:ascii="Times New Roman" w:eastAsia="Times New Roman" w:hAnsi="Times New Roman" w:cs="Times New Roman"/>
+          <w:i/>
+          <w:iCs/>
+          <w:sz w:val="24"/>
+          <w:szCs w:val="24"/>
+        </w:rPr>
+        <w:t>Example:</w:t>
+      </w:r>
+      <w:r>
+        <w:rPr>
+          <w:rFonts w:ascii="Times New Roman" w:eastAsia="Times New Roman" w:hAnsi="Times New Roman" w:cs="Times New Roman"/>
+          <w:sz w:val="24"/>
+          <w:szCs w:val="24"/>
+        </w:rPr>
+        <w:t xml:space="preserve"> A person can be a teacher in school, a parent at home, and a customer in a shop — the same individual exhibiting different behaviors in different situations.</w:t>
+      </w:r>
+    </w:p>
+    <w:p>
+      <w:pPr>
+        <w:numPr>
+          <w:ilvl w:val="0"/>
+          <w:numId w:val="4"/>
+        </w:numPr>
+        <w:spacing w:before="100" w:beforeAutospacing="1" w:after="100" w:afterAutospacing="1" w:line="240" w:lineRule="auto"/>
+        <w:ind w:left="270"/>
+        <w:rPr>
+          <w:rFonts w:ascii="Times New Roman" w:eastAsia="Times New Roman" w:hAnsi="Times New Roman" w:cs="Times New Roman"/>
+          <w:color w:val="00B050"/>
+          <w:sz w:val="24"/>
+          <w:szCs w:val="24"/>
+        </w:rPr>
+      </w:pPr>
+      <w:r>
+        <w:rPr>
+          <w:rFonts w:ascii="Times New Roman" w:eastAsia="Times New Roman" w:hAnsi="Times New Roman" w:cs="Times New Roman"/>
+          <w:b/>
+          <w:bCs/>
+          <w:color w:val="00B050"/>
+          <w:sz w:val="24"/>
+          <w:szCs w:val="24"/>
+        </w:rPr>
+        <w:t>What are the disadvantages of Procedure-Oriented Programming?</w:t>
+      </w:r>
+    </w:p>
+    <w:p>
+      <w:pPr>
+        <w:spacing w:before="100" w:beforeAutospacing="1" w:after="100" w:afterAutospacing="1" w:line="240" w:lineRule="auto"/>
+        <w:ind w:left="270"/>
+        <w:rPr>
+          <w:rFonts w:ascii="Times New Roman" w:eastAsia="Times New Roman" w:hAnsi="Times New Roman" w:cs="Times New Roman"/>
+          <w:b/>
+          <w:bCs/>
+          <w:color w:val="FF0000"/>
+          <w:sz w:val="24"/>
+          <w:szCs w:val="24"/>
+        </w:rPr>
+      </w:pPr>
+      <w:r>
+        <w:rPr>
+          <w:rFonts w:ascii="Times New Roman" w:eastAsia="Times New Roman" w:hAnsi="Times New Roman" w:cs="Times New Roman"/>
+          <w:b/>
+          <w:bCs/>
+          <w:color w:val="FF0000"/>
+          <w:sz w:val="24"/>
+          <w:szCs w:val="24"/>
+        </w:rPr>
+        <w:t xml:space="preserve">Answer: </w:t>
+      </w:r>
+    </w:p>
+    <w:p>
+      <w:pPr>
+        <w:pStyle w:val="ListParagraph"/>
+        <w:numPr>
+          <w:ilvl w:val="0"/>
+          <w:numId w:val="5"/>
+        </w:numPr>
+        <w:spacing w:after="0" w:line="240" w:lineRule="auto"/>
+        <w:ind w:left="270"/>
+        <w:rPr>
+          <w:rFonts w:ascii="Times New Roman" w:eastAsia="Times New Roman" w:hAnsi="Times New Roman" w:cs="Times New Roman"/>
+          <w:sz w:val="24"/>
+          <w:szCs w:val="24"/>
+        </w:rPr>
+      </w:pPr>
       <w:r>
         <w:rPr>
           <w:rFonts w:ascii="Times New Roman" w:eastAsia="Times New Roman" w:hAnsi="Times New Roman" w:cs="Times New Roman"/>
@@ -2821,605 +3385,25 @@
       </w:pPr>
       <w:r>
         <w:rPr>
-          <w:rFonts w:ascii="Times New Roman" w:eastAsia="Times New Roman" w:hAnsi="Times New Roman" w:cs="Times New Roman"/>
-          <w:b/>
-          <w:bCs/>
-          <w:sz w:val="24"/>
-          <w:szCs w:val="24"/>
-        </w:rPr>
-        <w:t>POP</w:t>
-      </w:r>
-      <w:r>
-        <w:rPr>
-          <w:rFonts w:ascii="Times New Roman" w:eastAsia="Times New Roman" w:hAnsi="Times New Roman" w:cs="Times New Roman"/>
-          <w:sz w:val="24"/>
-          <w:szCs w:val="24"/>
-        </w:rPr>
-        <w:t xml:space="preserve"> focuses on procedures/functions; </w:t>
-      </w:r>
-      <w:r>
-        <w:rPr>
-          <w:rFonts w:ascii="Times New Roman" w:eastAsia="Times New Roman" w:hAnsi="Times New Roman" w:cs="Times New Roman"/>
-          <w:b/>
-          <w:bCs/>
-          <w:sz w:val="24"/>
-          <w:szCs w:val="24"/>
-        </w:rPr>
-        <w:t>OOP</w:t>
-      </w:r>
-      <w:r>
-        <w:rPr>
-          <w:rFonts w:ascii="Times New Roman" w:eastAsia="Times New Roman" w:hAnsi="Times New Roman" w:cs="Times New Roman"/>
-          <w:sz w:val="24"/>
-          <w:szCs w:val="24"/>
-        </w:rPr>
-        <w:t xml:space="preserve"> focuses on objects.</w:t>
-      </w:r>
-    </w:p>
-    <w:p>
-      <w:pPr>
-        <w:numPr>
-          <w:ilvl w:val="1"/>
-          <w:numId w:val="4"/>
-        </w:numPr>
-        <w:spacing w:before="100" w:beforeAutospacing="1" w:after="100" w:afterAutospacing="1" w:line="240" w:lineRule="auto"/>
-        <w:ind w:left="990"/>
-        <w:rPr>
-          <w:rFonts w:ascii="Times New Roman" w:eastAsia="Times New Roman" w:hAnsi="Times New Roman" w:cs="Times New Roman"/>
-          <w:sz w:val="24"/>
-          <w:szCs w:val="24"/>
-        </w:rPr>
-      </w:pPr>
-      <w:r>
-        <w:rPr>
-          <w:rFonts w:ascii="Times New Roman" w:eastAsia="Times New Roman" w:hAnsi="Times New Roman" w:cs="Times New Roman"/>
-          <w:b/>
-          <w:bCs/>
-          <w:sz w:val="24"/>
-          <w:szCs w:val="24"/>
-        </w:rPr>
-        <w:t>OOP</w:t>
-      </w:r>
-      <w:r>
-        <w:rPr>
-          <w:rFonts w:ascii="Times New Roman" w:eastAsia="Times New Roman" w:hAnsi="Times New Roman" w:cs="Times New Roman"/>
-          <w:sz w:val="24"/>
-          <w:szCs w:val="24"/>
-        </w:rPr>
-        <w:t xml:space="preserve"> supports inheritance and polymorphism; </w:t>
-      </w:r>
-      <w:r>
-        <w:rPr>
-          <w:rFonts w:ascii="Times New Roman" w:eastAsia="Times New Roman" w:hAnsi="Times New Roman" w:cs="Times New Roman"/>
-          <w:b/>
-          <w:bCs/>
-          <w:sz w:val="24"/>
-          <w:szCs w:val="24"/>
-        </w:rPr>
-        <w:t>POP</w:t>
-      </w:r>
-      <w:r>
-        <w:rPr>
-          <w:rFonts w:ascii="Times New Roman" w:eastAsia="Times New Roman" w:hAnsi="Times New Roman" w:cs="Times New Roman"/>
-          <w:sz w:val="24"/>
-          <w:szCs w:val="24"/>
-        </w:rPr>
-        <w:t xml:space="preserve"> does not.</w:t>
-      </w:r>
-    </w:p>
-    <w:p>
-      <w:pPr>
-        <w:numPr>
-          <w:ilvl w:val="1"/>
-          <w:numId w:val="4"/>
-        </w:numPr>
-        <w:spacing w:before="100" w:beforeAutospacing="1" w:after="100" w:afterAutospacing="1" w:line="240" w:lineRule="auto"/>
-        <w:ind w:left="990"/>
-        <w:rPr>
-          <w:rFonts w:ascii="Times New Roman" w:eastAsia="Times New Roman" w:hAnsi="Times New Roman" w:cs="Times New Roman"/>
-          <w:sz w:val="24"/>
-          <w:szCs w:val="24"/>
-        </w:rPr>
-      </w:pPr>
-      <w:r>
-        <w:rPr>
-          <w:rFonts w:ascii="Times New Roman" w:eastAsia="Times New Roman" w:hAnsi="Times New Roman" w:cs="Times New Roman"/>
-          <w:b/>
-          <w:bCs/>
-          <w:sz w:val="24"/>
-          <w:szCs w:val="24"/>
-        </w:rPr>
-        <w:t>OOP</w:t>
-      </w:r>
-      <w:r>
-        <w:rPr>
-          <w:rFonts w:ascii="Times New Roman" w:eastAsia="Times New Roman" w:hAnsi="Times New Roman" w:cs="Times New Roman"/>
-          <w:sz w:val="24"/>
-          <w:szCs w:val="24"/>
-        </w:rPr>
-        <w:t xml:space="preserve"> provides better data security and reusability than </w:t>
-      </w:r>
-      <w:r>
-        <w:rPr>
-          <w:rFonts w:ascii="Times New Roman" w:eastAsia="Times New Roman" w:hAnsi="Times New Roman" w:cs="Times New Roman"/>
-          <w:b/>
-          <w:bCs/>
-          <w:sz w:val="24"/>
-          <w:szCs w:val="24"/>
-        </w:rPr>
-        <w:t>POP</w:t>
-      </w:r>
-      <w:r>
-        <w:rPr>
-          <w:rFonts w:ascii="Times New Roman" w:eastAsia="Times New Roman" w:hAnsi="Times New Roman" w:cs="Times New Roman"/>
-          <w:sz w:val="24"/>
-          <w:szCs w:val="24"/>
-        </w:rPr>
-        <w:t>.</w:t>
-      </w:r>
-    </w:p>
-    <w:p>
-      <w:pPr>
-        <w:pStyle w:val="Heading3"/>
-        <w:ind w:left="270"/>
-        <w:jc w:val="center"/>
-        <w:rPr>
-          <w:b w:val="0"/>
-          <w:bCs w:val="0"/>
-          <w:sz w:val="24"/>
-          <w:szCs w:val="24"/>
-        </w:rPr>
-      </w:pPr>
-      <w:r>
-        <w:rPr>
-          <w:b w:val="0"/>
-          <w:bCs w:val="0"/>
-          <w:sz w:val="24"/>
-          <w:szCs w:val="24"/>
-        </w:rPr>
-        <w:t>******************************************************</w:t>
-      </w:r>
-    </w:p>
-    <w:p>
-      <w:pPr>
-        <w:pStyle w:val="Heading3"/>
-        <w:numPr>
-          <w:ilvl w:val="2"/>
-          <w:numId w:val="7"/>
-        </w:numPr>
-        <w:tabs>
-          <w:tab w:val="left" w:pos="1800"/>
-        </w:tabs>
-        <w:spacing w:before="0" w:beforeAutospacing="0" w:after="0" w:afterAutospacing="0"/>
-        <w:ind w:left="1710"/>
-      </w:pPr>
-      <w:r>
-        <w:rPr>
-          <w:rStyle w:val="Strong"/>
-          <w:b/>
-          <w:bCs/>
-        </w:rPr>
-        <w:t>Difference between Abstraction and Encapsulation</w:t>
-      </w:r>
-    </w:p>
-    <w:tbl>
-      <w:tblPr>
-        <w:tblStyle w:val="TableGrid"/>
-        <w:tblpPr w:leftFromText="180" w:rightFromText="180" w:vertAnchor="text" w:horzAnchor="margin" w:tblpXSpec="center" w:tblpY="564"/>
-        <w:tblW w:w="9727" w:type="dxa"/>
-        <w:tblLook w:val="04A0" w:firstRow="1" w:lastRow="0" w:firstColumn="1" w:lastColumn="0" w:noHBand="0" w:noVBand="1"/>
-      </w:tblPr>
-      <w:tblGrid>
-        <w:gridCol w:w="4939"/>
-        <w:gridCol w:w="4788"/>
-      </w:tblGrid>
-      <w:tr>
-        <w:trPr>
-          <w:trHeight w:val="500"/>
-        </w:trPr>
-        <w:tc>
-          <w:tcPr>
-            <w:tcW w:w="0" w:type="auto"/>
-            <w:hideMark/>
-          </w:tcPr>
-          <w:p>
-            <w:pPr>
-              <w:spacing w:after="0" w:line="240" w:lineRule="auto"/>
-              <w:ind w:left="270"/>
-              <w:jc w:val="center"/>
-              <w:rPr>
-                <w:b/>
-                <w:bCs/>
-              </w:rPr>
-            </w:pPr>
-            <w:r>
-              <w:rPr>
-                <w:rStyle w:val="Strong"/>
-              </w:rPr>
-              <w:t>Abstraction</w:t>
-            </w:r>
-          </w:p>
-        </w:tc>
-        <w:tc>
-          <w:tcPr>
-            <w:tcW w:w="0" w:type="auto"/>
-            <w:hideMark/>
-          </w:tcPr>
-          <w:p>
-            <w:pPr>
-              <w:spacing w:line="240" w:lineRule="auto"/>
-              <w:ind w:left="270"/>
-              <w:jc w:val="center"/>
-              <w:rPr>
-                <w:b/>
-                <w:bCs/>
-              </w:rPr>
-            </w:pPr>
-            <w:r>
-              <w:rPr>
-                <w:rStyle w:val="Strong"/>
-              </w:rPr>
-              <w:t>Encapsulation</w:t>
-            </w:r>
-          </w:p>
-        </w:tc>
-      </w:tr>
-      <w:tr>
-        <w:trPr>
-          <w:trHeight w:val="801"/>
-        </w:trPr>
-        <w:tc>
-          <w:tcPr>
-            <w:tcW w:w="0" w:type="auto"/>
-            <w:hideMark/>
-          </w:tcPr>
-          <w:p>
-            <w:pPr>
-              <w:spacing w:line="240" w:lineRule="auto"/>
-              <w:ind w:left="270"/>
-            </w:pPr>
-            <w:r>
-              <w:t xml:space="preserve">Hides </w:t>
-            </w:r>
-            <w:r>
-              <w:rPr>
-                <w:rStyle w:val="Strong"/>
-              </w:rPr>
-              <w:t>implementation details</w:t>
-            </w:r>
-            <w:r>
-              <w:t xml:space="preserve"> and shows only the </w:t>
-            </w:r>
-            <w:r>
-              <w:rPr>
-                <w:rStyle w:val="Strong"/>
-              </w:rPr>
-              <w:t>essential features</w:t>
-            </w:r>
-            <w:r>
-              <w:t xml:space="preserve"> to the user.</w:t>
-            </w:r>
-          </w:p>
-        </w:tc>
-        <w:tc>
-          <w:tcPr>
-            <w:tcW w:w="0" w:type="auto"/>
-            <w:hideMark/>
-          </w:tcPr>
-          <w:p>
-            <w:pPr>
-              <w:spacing w:line="240" w:lineRule="auto"/>
-              <w:ind w:left="270"/>
-            </w:pPr>
-            <w:r>
-              <w:t xml:space="preserve">Binds </w:t>
-            </w:r>
-            <w:r>
-              <w:rPr>
-                <w:rStyle w:val="Strong"/>
-              </w:rPr>
-              <w:t>data</w:t>
-            </w:r>
-            <w:r>
-              <w:t xml:space="preserve"> and </w:t>
-            </w:r>
-            <w:r>
-              <w:rPr>
-                <w:rStyle w:val="Strong"/>
-              </w:rPr>
-              <w:t>functions</w:t>
-            </w:r>
-            <w:r>
-              <w:t xml:space="preserve"> into a </w:t>
-            </w:r>
-            <w:r>
-              <w:rPr>
-                <w:rStyle w:val="Strong"/>
-              </w:rPr>
-              <w:t>single unit</w:t>
-            </w:r>
-            <w:r>
-              <w:t xml:space="preserve"> (class) and hides internal data.</w:t>
-            </w:r>
-          </w:p>
-        </w:tc>
-      </w:tr>
-      <w:tr>
-        <w:trPr>
-          <w:trHeight w:val="487"/>
-        </w:trPr>
-        <w:tc>
-          <w:tcPr>
-            <w:tcW w:w="0" w:type="auto"/>
-            <w:hideMark/>
-          </w:tcPr>
-          <w:p>
-            <w:pPr>
-              <w:spacing w:line="240" w:lineRule="auto"/>
-              <w:ind w:left="270"/>
-            </w:pPr>
-            <w:r>
-              <w:t xml:space="preserve">Focuses on </w:t>
-            </w:r>
-            <w:r>
-              <w:rPr>
-                <w:rStyle w:val="Strong"/>
-              </w:rPr>
-              <w:t>what</w:t>
-            </w:r>
-            <w:r>
-              <w:t xml:space="preserve"> an object does.</w:t>
-            </w:r>
-          </w:p>
-        </w:tc>
-        <w:tc>
-          <w:tcPr>
-            <w:tcW w:w="0" w:type="auto"/>
-            <w:hideMark/>
-          </w:tcPr>
-          <w:p>
-            <w:pPr>
-              <w:spacing w:line="240" w:lineRule="auto"/>
-              <w:ind w:left="270"/>
-            </w:pPr>
-            <w:r>
-              <w:t xml:space="preserve">Focuses on </w:t>
-            </w:r>
-            <w:r>
-              <w:rPr>
-                <w:rStyle w:val="Strong"/>
-              </w:rPr>
-              <w:t>how</w:t>
-            </w:r>
-            <w:r>
-              <w:t xml:space="preserve"> data is protected and maintained.</w:t>
-            </w:r>
-          </w:p>
-        </w:tc>
-      </w:tr>
-      <w:tr>
-        <w:trPr>
-          <w:trHeight w:val="812"/>
-        </w:trPr>
-        <w:tc>
-          <w:tcPr>
-            <w:tcW w:w="0" w:type="auto"/>
-            <w:hideMark/>
-          </w:tcPr>
-          <w:p>
-            <w:pPr>
-              <w:spacing w:line="240" w:lineRule="auto"/>
-              <w:ind w:left="270"/>
-            </w:pPr>
-            <w:r>
-              <w:t xml:space="preserve">Achieved using </w:t>
-            </w:r>
-            <w:r>
-              <w:rPr>
-                <w:rStyle w:val="Strong"/>
-              </w:rPr>
-              <w:t>abstract classes</w:t>
-            </w:r>
-            <w:r>
-              <w:t xml:space="preserve"> or </w:t>
-            </w:r>
-            <w:r>
-              <w:rPr>
-                <w:rStyle w:val="Strong"/>
-              </w:rPr>
-              <w:t>interfaces</w:t>
-            </w:r>
-            <w:r>
-              <w:t>.</w:t>
-            </w:r>
-          </w:p>
-        </w:tc>
-        <w:tc>
-          <w:tcPr>
-            <w:tcW w:w="0" w:type="auto"/>
-            <w:hideMark/>
-          </w:tcPr>
-          <w:p>
-            <w:pPr>
-              <w:spacing w:line="240" w:lineRule="auto"/>
-              <w:ind w:left="270"/>
-            </w:pPr>
-            <w:r>
-              <w:t xml:space="preserve">Achieved using </w:t>
-            </w:r>
-            <w:r>
-              <w:rPr>
-                <w:rStyle w:val="Strong"/>
-              </w:rPr>
-              <w:t>classes</w:t>
-            </w:r>
-            <w:r>
-              <w:t xml:space="preserve"> and </w:t>
-            </w:r>
-            <w:r>
-              <w:rPr>
-                <w:rStyle w:val="Strong"/>
-              </w:rPr>
-              <w:t>access specifiers</w:t>
-            </w:r>
-            <w:r>
-              <w:t xml:space="preserve"> (private, public, protected).</w:t>
-            </w:r>
-          </w:p>
-        </w:tc>
-      </w:tr>
-      <w:tr>
-        <w:trPr>
-          <w:trHeight w:val="801"/>
-        </w:trPr>
-        <w:tc>
-          <w:tcPr>
-            <w:tcW w:w="0" w:type="auto"/>
-            <w:hideMark/>
-          </w:tcPr>
-          <w:p>
-            <w:pPr>
-              <w:spacing w:line="240" w:lineRule="auto"/>
-              <w:ind w:left="270"/>
-            </w:pPr>
-            <w:r>
-              <w:t>Example: Driving a car without knowing how the engine works.</w:t>
-            </w:r>
-          </w:p>
-        </w:tc>
-        <w:tc>
-          <w:tcPr>
-            <w:tcW w:w="0" w:type="auto"/>
-            <w:hideMark/>
-          </w:tcPr>
-          <w:p>
-            <w:pPr>
-              <w:spacing w:line="240" w:lineRule="auto"/>
-              <w:ind w:left="270"/>
-            </w:pPr>
-            <w:r>
-              <w:t>Example: Data members are private, and access is provided via public methods.</w:t>
-            </w:r>
-          </w:p>
-        </w:tc>
-      </w:tr>
-      <w:tr>
-        <w:trPr>
-          <w:trHeight w:val="487"/>
-        </w:trPr>
-        <w:tc>
-          <w:tcPr>
-            <w:tcW w:w="0" w:type="auto"/>
-            <w:hideMark/>
-          </w:tcPr>
-          <w:p>
-            <w:pPr>
-              <w:spacing w:line="240" w:lineRule="auto"/>
-              <w:ind w:left="270"/>
-            </w:pPr>
-            <w:r>
-              <w:t xml:space="preserve">Promotes </w:t>
-            </w:r>
-            <w:r>
-              <w:rPr>
-                <w:rStyle w:val="Strong"/>
-              </w:rPr>
-              <w:t>simplicity</w:t>
-            </w:r>
-            <w:r>
-              <w:t>.</w:t>
-            </w:r>
-          </w:p>
-        </w:tc>
-        <w:tc>
-          <w:tcPr>
-            <w:tcW w:w="0" w:type="auto"/>
-            <w:hideMark/>
-          </w:tcPr>
-          <w:p>
-            <w:pPr>
-              <w:spacing w:line="240" w:lineRule="auto"/>
-              <w:ind w:left="270"/>
-            </w:pPr>
-            <w:r>
-              <w:t xml:space="preserve">Promotes </w:t>
-            </w:r>
-            <w:r>
-              <w:rPr>
-                <w:rStyle w:val="Strong"/>
-              </w:rPr>
-              <w:t>security</w:t>
-            </w:r>
-            <w:r>
-              <w:t>.</w:t>
-            </w:r>
-          </w:p>
-        </w:tc>
-      </w:tr>
-    </w:tbl>
-    <w:p>
-      <w:pPr>
-        <w:pStyle w:val="Heading3"/>
-        <w:ind w:left="270"/>
-        <w:rPr>
-          <w:rStyle w:val="Strong"/>
-          <w:b/>
-          <w:bCs/>
-        </w:rPr>
-      </w:pPr>
-    </w:p>
-    <w:p>
-      <w:pPr>
-        <w:pStyle w:val="Heading3"/>
-        <w:ind w:left="990"/>
-        <w:rPr>
-          <w:rStyle w:val="Strong"/>
-          <w:b/>
-          <w:bCs/>
-        </w:rPr>
-      </w:pPr>
-    </w:p>
-    <w:p>
-      <w:pPr>
-        <w:pStyle w:val="Heading3"/>
-        <w:ind w:left="990"/>
-        <w:rPr>
-          <w:rStyle w:val="Strong"/>
-          <w:b/>
-          <w:bCs/>
-        </w:rPr>
-      </w:pPr>
-    </w:p>
-    <w:p>
-      <w:pPr>
-        <w:pStyle w:val="Heading3"/>
-        <w:ind w:left="990"/>
-        <w:rPr>
-          <w:rStyle w:val="Strong"/>
-          <w:b/>
-          <w:bCs/>
-        </w:rPr>
-      </w:pPr>
-      <w:r>
-        <w:rPr>
+          <w:rFonts w:ascii="Times New Roman" w:hAnsi="Times New Roman" w:cs="Times New Roman"/>
           <w:noProof/>
         </w:rPr>
         <w:lastRenderedPageBreak/>
         <mc:AlternateContent>
           <mc:Choice Requires="wpg">
             <w:drawing>
-              <wp:anchor distT="0" distB="0" distL="114300" distR="114300" simplePos="0" relativeHeight="251663360" behindDoc="1" locked="0" layoutInCell="1" allowOverlap="1" wp14:anchorId="14A76692" wp14:editId="7516ABA7">
+              <wp:anchor distT="0" distB="0" distL="114300" distR="114300" simplePos="0" relativeHeight="251676672" behindDoc="1" locked="0" layoutInCell="1" allowOverlap="1" wp14:anchorId="26E5A29E" wp14:editId="529C5805">
                 <wp:simplePos x="0" y="0"/>
                 <wp:positionH relativeFrom="page">
                   <wp:align>right</wp:align>
                 </wp:positionH>
                 <wp:positionV relativeFrom="paragraph">
-                  <wp:posOffset>26670</wp:posOffset>
+                  <wp:posOffset>-701675</wp:posOffset>
                 </wp:positionV>
                 <wp:extent cx="1485182" cy="13095734"/>
                 <wp:effectExtent l="95250" t="38100" r="20320" b="125095"/>
                 <wp:wrapNone/>
-                <wp:docPr id="7" name="Group 3"/>
+                <wp:docPr id="104" name="Group 3"/>
                 <wp:cNvGraphicFramePr>
                   <a:graphicFrameLocks xmlns:a="http://schemas.openxmlformats.org/drawingml/2006/main"/>
                 </wp:cNvGraphicFramePr>
@@ -3438,7 +3422,7 @@
                         </a:xfrm>
                       </wpg:grpSpPr>
                       <wps:wsp>
-                        <wps:cNvPr id="8" name="AutoShape 128"/>
+                        <wps:cNvPr id="105" name="AutoShape 128"/>
                         <wps:cNvCnPr>
                           <a:cxnSpLocks noChangeShapeType="1"/>
                         </wps:cNvCnPr>
@@ -3477,7 +3461,7 @@
                         <wps:bodyPr/>
                       </wps:wsp>
                       <wps:wsp>
-                        <wps:cNvPr id="9" name="AutoShape 127"/>
+                        <wps:cNvPr id="106" name="AutoShape 127"/>
                         <wps:cNvCnPr>
                           <a:cxnSpLocks noChangeShapeType="1"/>
                         </wps:cNvCnPr>
@@ -3524,7 +3508,7 @@
                         <wps:bodyPr/>
                       </wps:wsp>
                       <wps:wsp>
-                        <wps:cNvPr id="10" name="AutoShape 101"/>
+                        <wps:cNvPr id="107" name="AutoShape 101"/>
                         <wps:cNvCnPr>
                           <a:cxnSpLocks noChangeShapeType="1"/>
                         </wps:cNvCnPr>
@@ -3563,7 +3547,7 @@
                         <wps:bodyPr/>
                       </wps:wsp>
                       <wps:wsp>
-                        <wps:cNvPr id="11" name="Oval 121"/>
+                        <wps:cNvPr id="108" name="Oval 121"/>
                         <wps:cNvSpPr>
                           <a:spLocks noChangeArrowheads="1"/>
                         </wps:cNvSpPr>
@@ -3641,7 +3625,7 @@
                         </wps:bodyPr>
                       </wps:wsp>
                       <wps:wsp>
-                        <wps:cNvPr id="12" name="AutoShape 101"/>
+                        <wps:cNvPr id="109" name="AutoShape 101"/>
                         <wps:cNvCnPr>
                           <a:cxnSpLocks noChangeShapeType="1"/>
                         </wps:cNvCnPr>
@@ -3693,20 +3677,20 @@
           </mc:Choice>
           <mc:Fallback>
             <w:pict>
-              <v:group w14:anchorId="32905596" id="Group 3" o:spid="_x0000_s1026" style="position:absolute;margin-left:65.75pt;margin-top:2.1pt;width:116.95pt;height:1031.15pt;z-index:-251653120;mso-position-horizontal:right;mso-position-horizontal-relative:page" coordorigin="7571,-22" coordsize="2395,20510" o:gfxdata="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">
-                <v:shape id="AutoShape 128" o:spid="_x0000_s1027" type="#_x0000_t32" style="position:absolute;left:9966;top:6;width:0;height:20454;visibility:visible;mso-wrap-style:square" o:connectortype="straight" o:gfxdata="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" strokecolor="#538135 [2409]" strokeweight="1pt"/>
-                <v:shape id="AutoShape 127" o:spid="_x0000_s1028" type="#_x0000_t32" style="position:absolute;left:9710;top:6;width:0;height:20368;visibility:visible;mso-wrap-style:square" o:connectortype="straight" o:gfxdata="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" filled="t" fillcolor="#5b9bd5 [3204]" strokecolor="#a8d08d [1945]" strokeweight="4pt">
+              <v:group w14:anchorId="638287AC" id="Group 3" o:spid="_x0000_s1026" style="position:absolute;margin-left:65.75pt;margin-top:-55.25pt;width:116.95pt;height:1031.15pt;z-index:-251639808;mso-position-horizontal:right;mso-position-horizontal-relative:page" coordorigin="7571,-22" coordsize="2395,20510" o:gfxdata="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">
+                <v:shape id="AutoShape 128" o:spid="_x0000_s1027" type="#_x0000_t32" style="position:absolute;left:9966;top:6;width:0;height:20454;visibility:visible;mso-wrap-style:square" o:connectortype="straight" o:gfxdata="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" strokecolor="#538135 [2409]" strokeweight="1pt"/>
+                <v:shape id="AutoShape 127" o:spid="_x0000_s1028" type="#_x0000_t32" style="position:absolute;left:9710;top:6;width:0;height:20368;visibility:visible;mso-wrap-style:square" o:connectortype="straight" o:gfxdata="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" filled="t" fillcolor="#5b9bd5 [3204]" strokecolor="#a8d08d [1945]" strokeweight="4pt">
                   <v:shadow on="t" color="black" opacity="22937f" origin=",.5" offset="0,3pt"/>
                 </v:shape>
-                <v:shape id="AutoShape 101" o:spid="_x0000_s1029" type="#_x0000_t32" style="position:absolute;left:9563;top:-22;width:0;height:20482;visibility:visible;mso-wrap-style:square" o:connectortype="straight" o:gfxdata="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" strokecolor="#538135 [2409]" strokeweight="1.52778mm">
+                <v:shape id="AutoShape 101" o:spid="_x0000_s1029" type="#_x0000_t32" style="position:absolute;left:9563;top:-22;width:0;height:20482;visibility:visible;mso-wrap-style:square" o:connectortype="straight" o:gfxdata="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" strokecolor="#538135 [2409]" strokeweight="1.52778mm">
                   <v:stroke linestyle="thickThin"/>
                   <v:shadow on="t" color="black" opacity="22937f" origin=",.5" offset="0,3pt"/>
                 </v:shape>
-                <v:oval id="Oval 121" o:spid="_x0000_s1030" style="position:absolute;left:7571;top:14109;width:1776;height:2051;visibility:visible;mso-wrap-style:square;v-text-anchor:top" o:gfxdata="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" fillcolor="#f7fafd [180]" strokecolor="#a8d08d [1945]" strokeweight="4pt">
+                <v:oval id="Oval 121" o:spid="_x0000_s1030" style="position:absolute;left:7571;top:14109;width:1776;height:2051;visibility:visible;mso-wrap-style:square;v-text-anchor:top" o:gfxdata="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" fillcolor="#f7fafd [180]" strokecolor="#a8d08d [1945]" strokeweight="4pt">
                   <v:fill color2="#cde0f2 [980]" colors="0 #f7fafd;20316f #c5e0b4;54395f #c5e0b4;1 #cee1f2" focus="100%" type="gradient"/>
                   <v:shadow on="t" color="black" opacity="22937f" origin=",.5" offset="0,3pt"/>
                 </v:oval>
-                <v:shape id="AutoShape 101" o:spid="_x0000_s1031" type="#_x0000_t32" style="position:absolute;left:9847;top:6;width:0;height:20482;visibility:visible;mso-wrap-style:square" o:connectortype="straight" o:gfxdata="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" strokecolor="#538135 [2409]" strokeweight="1.52778mm">
+                <v:shape id="AutoShape 101" o:spid="_x0000_s1031" type="#_x0000_t32" style="position:absolute;left:9847;top:6;width:0;height:20482;visibility:visible;mso-wrap-style:square" o:connectortype="straight" o:gfxdata="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" strokecolor="#538135 [2409]" strokeweight="1.52778mm">
                   <v:stroke linestyle="thickThin"/>
                   <v:shadow on="t" color="black" opacity="22937f" origin=",.5" offset="0,3pt"/>
                 </v:shape>
@@ -3716,6 +3700,1479 @@
           </mc:Fallback>
         </mc:AlternateContent>
       </w:r>
+      <w:r>
+        <w:rPr>
+          <w:rFonts w:ascii="Times New Roman" w:eastAsia="Times New Roman" w:hAnsi="Times New Roman" w:cs="Times New Roman"/>
+          <w:b/>
+          <w:bCs/>
+          <w:sz w:val="24"/>
+          <w:szCs w:val="24"/>
+        </w:rPr>
+        <w:t>POP</w:t>
+      </w:r>
+      <w:r>
+        <w:rPr>
+          <w:rFonts w:ascii="Times New Roman" w:eastAsia="Times New Roman" w:hAnsi="Times New Roman" w:cs="Times New Roman"/>
+          <w:sz w:val="24"/>
+          <w:szCs w:val="24"/>
+        </w:rPr>
+        <w:t xml:space="preserve"> focuses on procedures/functions; </w:t>
+      </w:r>
+      <w:r>
+        <w:rPr>
+          <w:rFonts w:ascii="Times New Roman" w:eastAsia="Times New Roman" w:hAnsi="Times New Roman" w:cs="Times New Roman"/>
+          <w:b/>
+          <w:bCs/>
+          <w:sz w:val="24"/>
+          <w:szCs w:val="24"/>
+        </w:rPr>
+        <w:t>OOP</w:t>
+      </w:r>
+      <w:r>
+        <w:rPr>
+          <w:rFonts w:ascii="Times New Roman" w:eastAsia="Times New Roman" w:hAnsi="Times New Roman" w:cs="Times New Roman"/>
+          <w:sz w:val="24"/>
+          <w:szCs w:val="24"/>
+        </w:rPr>
+        <w:t xml:space="preserve"> focuses on objects.</w:t>
+      </w:r>
+    </w:p>
+    <w:p>
+      <w:pPr>
+        <w:numPr>
+          <w:ilvl w:val="1"/>
+          <w:numId w:val="4"/>
+        </w:numPr>
+        <w:spacing w:before="100" w:beforeAutospacing="1" w:after="100" w:afterAutospacing="1" w:line="240" w:lineRule="auto"/>
+        <w:ind w:left="990"/>
+        <w:rPr>
+          <w:rFonts w:ascii="Times New Roman" w:eastAsia="Times New Roman" w:hAnsi="Times New Roman" w:cs="Times New Roman"/>
+          <w:sz w:val="24"/>
+          <w:szCs w:val="24"/>
+        </w:rPr>
+      </w:pPr>
+      <w:r>
+        <w:rPr>
+          <w:rFonts w:ascii="Times New Roman" w:eastAsia="Times New Roman" w:hAnsi="Times New Roman" w:cs="Times New Roman"/>
+          <w:b/>
+          <w:bCs/>
+          <w:sz w:val="24"/>
+          <w:szCs w:val="24"/>
+        </w:rPr>
+        <w:t>OOP</w:t>
+      </w:r>
+      <w:r>
+        <w:rPr>
+          <w:rFonts w:ascii="Times New Roman" w:eastAsia="Times New Roman" w:hAnsi="Times New Roman" w:cs="Times New Roman"/>
+          <w:sz w:val="24"/>
+          <w:szCs w:val="24"/>
+        </w:rPr>
+        <w:t xml:space="preserve"> supports inheritance and polymorphism; </w:t>
+      </w:r>
+      <w:r>
+        <w:rPr>
+          <w:rFonts w:ascii="Times New Roman" w:eastAsia="Times New Roman" w:hAnsi="Times New Roman" w:cs="Times New Roman"/>
+          <w:b/>
+          <w:bCs/>
+          <w:sz w:val="24"/>
+          <w:szCs w:val="24"/>
+        </w:rPr>
+        <w:t>POP</w:t>
+      </w:r>
+      <w:r>
+        <w:rPr>
+          <w:rFonts w:ascii="Times New Roman" w:eastAsia="Times New Roman" w:hAnsi="Times New Roman" w:cs="Times New Roman"/>
+          <w:sz w:val="24"/>
+          <w:szCs w:val="24"/>
+        </w:rPr>
+        <w:t xml:space="preserve"> does not.</w:t>
+      </w:r>
+    </w:p>
+    <w:p>
+      <w:pPr>
+        <w:numPr>
+          <w:ilvl w:val="1"/>
+          <w:numId w:val="4"/>
+        </w:numPr>
+        <w:spacing w:before="100" w:beforeAutospacing="1" w:after="100" w:afterAutospacing="1" w:line="240" w:lineRule="auto"/>
+        <w:ind w:left="990"/>
+        <w:rPr>
+          <w:rFonts w:ascii="Times New Roman" w:eastAsia="Times New Roman" w:hAnsi="Times New Roman" w:cs="Times New Roman"/>
+          <w:sz w:val="24"/>
+          <w:szCs w:val="24"/>
+        </w:rPr>
+      </w:pPr>
+      <w:r>
+        <w:rPr>
+          <w:rFonts w:ascii="Times New Roman" w:eastAsia="Times New Roman" w:hAnsi="Times New Roman" w:cs="Times New Roman"/>
+          <w:b/>
+          <w:bCs/>
+          <w:sz w:val="24"/>
+          <w:szCs w:val="24"/>
+        </w:rPr>
+        <w:t>OOP</w:t>
+      </w:r>
+      <w:r>
+        <w:rPr>
+          <w:rFonts w:ascii="Times New Roman" w:eastAsia="Times New Roman" w:hAnsi="Times New Roman" w:cs="Times New Roman"/>
+          <w:sz w:val="24"/>
+          <w:szCs w:val="24"/>
+        </w:rPr>
+        <w:t xml:space="preserve"> provides better data security and reusability than </w:t>
+      </w:r>
+      <w:r>
+        <w:rPr>
+          <w:rFonts w:ascii="Times New Roman" w:eastAsia="Times New Roman" w:hAnsi="Times New Roman" w:cs="Times New Roman"/>
+          <w:b/>
+          <w:bCs/>
+          <w:sz w:val="24"/>
+          <w:szCs w:val="24"/>
+        </w:rPr>
+        <w:t>POP</w:t>
+      </w:r>
+      <w:r>
+        <w:rPr>
+          <w:rFonts w:ascii="Times New Roman" w:eastAsia="Times New Roman" w:hAnsi="Times New Roman" w:cs="Times New Roman"/>
+          <w:sz w:val="24"/>
+          <w:szCs w:val="24"/>
+        </w:rPr>
+        <w:t>.</w:t>
+      </w:r>
+    </w:p>
+    <w:p>
+      <w:pPr>
+        <w:pStyle w:val="Heading3"/>
+        <w:rPr>
+          <w:color w:val="00B050"/>
+        </w:rPr>
+      </w:pPr>
+      <w:r>
+        <w:rPr>
+          <w:sz w:val="24"/>
+          <w:szCs w:val="24"/>
+        </w:rPr>
+        <w:t>D.</w:t>
+      </w:r>
+      <w:r>
+        <w:rPr>
+          <w:rStyle w:val="NormalWeb"/>
+          <w:b w:val="0"/>
+          <w:bCs w:val="0"/>
+        </w:rPr>
+        <w:t xml:space="preserve"> </w:t>
+      </w:r>
+      <w:r>
+        <w:rPr>
+          <w:rStyle w:val="NormalWeb"/>
+          <w:bCs w:val="0"/>
+          <w:color w:val="00B050"/>
+        </w:rPr>
+        <w:t>Question 1.</w:t>
+      </w:r>
+      <w:r>
+        <w:rPr>
+          <w:noProof/>
+        </w:rPr>
+        <w:t xml:space="preserve"> </w:t>
+      </w:r>
+    </w:p>
+    <w:p>
+      <w:pPr>
+        <w:spacing w:before="100" w:beforeAutospacing="1" w:after="100" w:afterAutospacing="1" w:line="240" w:lineRule="auto"/>
+        <w:ind w:left="360"/>
+        <w:rPr>
+          <w:rFonts w:ascii="Times New Roman" w:eastAsia="Times New Roman" w:hAnsi="Times New Roman" w:cs="Times New Roman"/>
+          <w:sz w:val="24"/>
+          <w:szCs w:val="24"/>
+        </w:rPr>
+      </w:pPr>
+      <w:r>
+        <w:rPr>
+          <w:rFonts w:ascii="Times New Roman" w:eastAsia="Times New Roman" w:hAnsi="Times New Roman" w:cs="Times New Roman"/>
+          <w:b/>
+          <w:bCs/>
+          <w:sz w:val="24"/>
+          <w:szCs w:val="24"/>
+        </w:rPr>
+        <w:t>Assertion (A):</w:t>
+      </w:r>
+      <w:r>
+        <w:rPr>
+          <w:rFonts w:ascii="Times New Roman" w:eastAsia="Times New Roman" w:hAnsi="Times New Roman" w:cs="Times New Roman"/>
+          <w:sz w:val="24"/>
+          <w:szCs w:val="24"/>
+        </w:rPr>
+        <w:t xml:space="preserve"> Data abstraction is a fundamental concept in OOP. </w:t>
+      </w:r>
+      <w:r>
+        <w:rPr>
+          <w:rFonts w:ascii="Segoe UI Symbol" w:eastAsia="Times New Roman" w:hAnsi="Segoe UI Symbol" w:cs="Segoe UI Symbol"/>
+          <w:sz w:val="24"/>
+          <w:szCs w:val="24"/>
+        </w:rPr>
+        <w:t>✅</w:t>
+      </w:r>
+      <w:r>
+        <w:rPr>
+          <w:rFonts w:ascii="Times New Roman" w:eastAsia="Times New Roman" w:hAnsi="Times New Roman" w:cs="Times New Roman"/>
+          <w:sz w:val="24"/>
+          <w:szCs w:val="24"/>
+        </w:rPr>
+        <w:t xml:space="preserve"> (True</w:t>
+      </w:r>
+      <w:proofErr w:type="gramStart"/>
+      <w:r>
+        <w:rPr>
+          <w:rFonts w:ascii="Times New Roman" w:eastAsia="Times New Roman" w:hAnsi="Times New Roman" w:cs="Times New Roman"/>
+          <w:sz w:val="24"/>
+          <w:szCs w:val="24"/>
+        </w:rPr>
+        <w:t>)</w:t>
+      </w:r>
+      <w:proofErr w:type="gramEnd"/>
+      <w:r>
+        <w:rPr>
+          <w:rFonts w:ascii="Times New Roman" w:eastAsia="Times New Roman" w:hAnsi="Times New Roman" w:cs="Times New Roman"/>
+          <w:sz w:val="24"/>
+          <w:szCs w:val="24"/>
+        </w:rPr>
+        <w:br/>
+      </w:r>
+      <w:r>
+        <w:rPr>
+          <w:rFonts w:ascii="Times New Roman" w:eastAsia="Times New Roman" w:hAnsi="Times New Roman" w:cs="Times New Roman"/>
+          <w:b/>
+          <w:bCs/>
+          <w:sz w:val="24"/>
+          <w:szCs w:val="24"/>
+        </w:rPr>
+        <w:t>Reason (R):</w:t>
+      </w:r>
+      <w:r>
+        <w:rPr>
+          <w:rFonts w:ascii="Times New Roman" w:eastAsia="Times New Roman" w:hAnsi="Times New Roman" w:cs="Times New Roman"/>
+          <w:sz w:val="24"/>
+          <w:szCs w:val="24"/>
+        </w:rPr>
+        <w:t xml:space="preserve"> It hides implementation details and shows only relevant information. </w:t>
+      </w:r>
+      <w:r>
+        <w:rPr>
+          <w:rFonts w:ascii="Segoe UI Symbol" w:eastAsia="Times New Roman" w:hAnsi="Segoe UI Symbol" w:cs="Segoe UI Symbol"/>
+          <w:sz w:val="24"/>
+          <w:szCs w:val="24"/>
+        </w:rPr>
+        <w:t>✅</w:t>
+      </w:r>
+      <w:r>
+        <w:rPr>
+          <w:rFonts w:ascii="Times New Roman" w:eastAsia="Times New Roman" w:hAnsi="Times New Roman" w:cs="Times New Roman"/>
+          <w:sz w:val="24"/>
+          <w:szCs w:val="24"/>
+        </w:rPr>
+        <w:t xml:space="preserve"> (True)</w:t>
+      </w:r>
+    </w:p>
+    <w:p>
+      <w:pPr>
+        <w:spacing w:before="100" w:beforeAutospacing="1" w:after="100" w:afterAutospacing="1" w:line="240" w:lineRule="auto"/>
+        <w:ind w:left="360"/>
+        <w:rPr>
+          <w:rFonts w:ascii="Times New Roman" w:eastAsia="Times New Roman" w:hAnsi="Times New Roman" w:cs="Times New Roman"/>
+          <w:sz w:val="24"/>
+          <w:szCs w:val="24"/>
+        </w:rPr>
+      </w:pPr>
+      <w:r>
+        <w:rPr>
+          <w:rFonts w:ascii="Segoe UI Symbol" w:eastAsia="Times New Roman" w:hAnsi="Segoe UI Symbol" w:cs="Segoe UI Symbol"/>
+          <w:sz w:val="24"/>
+          <w:szCs w:val="24"/>
+        </w:rPr>
+        <w:t>👉</w:t>
+      </w:r>
+      <w:r>
+        <w:rPr>
+          <w:rFonts w:ascii="Times New Roman" w:eastAsia="Times New Roman" w:hAnsi="Times New Roman" w:cs="Times New Roman"/>
+          <w:sz w:val="24"/>
+          <w:szCs w:val="24"/>
+        </w:rPr>
+        <w:t xml:space="preserve"> </w:t>
+      </w:r>
+      <w:proofErr w:type="gramStart"/>
+      <w:r>
+        <w:rPr>
+          <w:rFonts w:ascii="Times New Roman" w:eastAsia="Times New Roman" w:hAnsi="Times New Roman" w:cs="Times New Roman"/>
+          <w:sz w:val="24"/>
+          <w:szCs w:val="24"/>
+        </w:rPr>
+        <w:t>The</w:t>
+      </w:r>
+      <w:proofErr w:type="gramEnd"/>
+      <w:r>
+        <w:rPr>
+          <w:rFonts w:ascii="Times New Roman" w:eastAsia="Times New Roman" w:hAnsi="Times New Roman" w:cs="Times New Roman"/>
+          <w:sz w:val="24"/>
+          <w:szCs w:val="24"/>
+        </w:rPr>
+        <w:t xml:space="preserve"> reason correctly explains what data abstraction is and why it is fundamental.</w:t>
+      </w:r>
+    </w:p>
+    <w:p>
+      <w:pPr>
+        <w:spacing w:before="100" w:beforeAutospacing="1" w:after="100" w:afterAutospacing="1" w:line="240" w:lineRule="auto"/>
+        <w:ind w:left="360"/>
+        <w:rPr>
+          <w:rFonts w:ascii="Times New Roman" w:eastAsia="Times New Roman" w:hAnsi="Times New Roman" w:cs="Times New Roman"/>
+          <w:sz w:val="24"/>
+          <w:szCs w:val="24"/>
+        </w:rPr>
+      </w:pPr>
+      <w:r>
+        <w:rPr>
+          <w:rFonts w:ascii="Segoe UI Symbol" w:eastAsia="Times New Roman" w:hAnsi="Segoe UI Symbol" w:cs="Segoe UI Symbol"/>
+          <w:sz w:val="24"/>
+          <w:szCs w:val="24"/>
+        </w:rPr>
+        <w:t>✅</w:t>
+      </w:r>
+      <w:r>
+        <w:rPr>
+          <w:rFonts w:ascii="Times New Roman" w:eastAsia="Times New Roman" w:hAnsi="Times New Roman" w:cs="Times New Roman"/>
+          <w:sz w:val="24"/>
+          <w:szCs w:val="24"/>
+        </w:rPr>
+        <w:t xml:space="preserve"> </w:t>
+      </w:r>
+      <w:r>
+        <w:rPr>
+          <w:rFonts w:ascii="Times New Roman" w:eastAsia="Times New Roman" w:hAnsi="Times New Roman" w:cs="Times New Roman"/>
+          <w:b/>
+          <w:bCs/>
+          <w:sz w:val="24"/>
+          <w:szCs w:val="24"/>
+        </w:rPr>
+        <w:t>Correct Answer: (a</w:t>
+      </w:r>
+      <w:proofErr w:type="gramStart"/>
+      <w:r>
+        <w:rPr>
+          <w:rFonts w:ascii="Times New Roman" w:eastAsia="Times New Roman" w:hAnsi="Times New Roman" w:cs="Times New Roman"/>
+          <w:b/>
+          <w:bCs/>
+          <w:sz w:val="24"/>
+          <w:szCs w:val="24"/>
+        </w:rPr>
+        <w:t>)</w:t>
+      </w:r>
+      <w:proofErr w:type="gramEnd"/>
+      <w:r>
+        <w:rPr>
+          <w:rFonts w:ascii="Times New Roman" w:eastAsia="Times New Roman" w:hAnsi="Times New Roman" w:cs="Times New Roman"/>
+          <w:sz w:val="24"/>
+          <w:szCs w:val="24"/>
+        </w:rPr>
+        <w:br/>
+      </w:r>
+      <w:r>
+        <w:rPr>
+          <w:rFonts w:ascii="Times New Roman" w:eastAsia="Times New Roman" w:hAnsi="Times New Roman" w:cs="Times New Roman"/>
+          <w:b/>
+          <w:bCs/>
+          <w:sz w:val="24"/>
+          <w:szCs w:val="24"/>
+        </w:rPr>
+        <w:t>Both A and R are true, and R is the correct explanation of A.</w:t>
+      </w:r>
+    </w:p>
+    <w:p>
+      <w:pPr>
+        <w:spacing w:after="0" w:line="240" w:lineRule="auto"/>
+        <w:rPr>
+          <w:rFonts w:ascii="Times New Roman" w:eastAsia="Times New Roman" w:hAnsi="Times New Roman" w:cs="Times New Roman"/>
+          <w:sz w:val="24"/>
+          <w:szCs w:val="24"/>
+        </w:rPr>
+      </w:pPr>
+      <w:r>
+        <w:rPr>
+          <w:rFonts w:ascii="Times New Roman" w:eastAsia="Times New Roman" w:hAnsi="Times New Roman" w:cs="Times New Roman"/>
+          <w:sz w:val="24"/>
+          <w:szCs w:val="24"/>
+        </w:rPr>
+        <w:pict>
+          <v:rect id="_x0000_i1038" style="width:0;height:1.5pt" o:hralign="center" o:hrstd="t" o:hr="t" fillcolor="#a0a0a0" stroked="f"/>
+        </w:pict>
+      </w:r>
+    </w:p>
+    <w:p>
+      <w:pPr>
+        <w:spacing w:before="100" w:beforeAutospacing="1" w:after="100" w:afterAutospacing="1" w:line="240" w:lineRule="auto"/>
+        <w:outlineLvl w:val="2"/>
+        <w:rPr>
+          <w:rFonts w:ascii="Times New Roman" w:eastAsia="Times New Roman" w:hAnsi="Times New Roman" w:cs="Times New Roman"/>
+          <w:b/>
+          <w:bCs/>
+          <w:color w:val="00B050"/>
+          <w:sz w:val="27"/>
+          <w:szCs w:val="27"/>
+        </w:rPr>
+      </w:pPr>
+      <w:r>
+        <w:rPr>
+          <w:rFonts w:ascii="Times New Roman" w:eastAsia="Times New Roman" w:hAnsi="Times New Roman" w:cs="Times New Roman"/>
+          <w:b/>
+          <w:bCs/>
+          <w:color w:val="00B050"/>
+          <w:sz w:val="27"/>
+          <w:szCs w:val="27"/>
+        </w:rPr>
+        <w:t>Question 2</w:t>
+      </w:r>
+    </w:p>
+    <w:p>
+      <w:pPr>
+        <w:spacing w:before="100" w:beforeAutospacing="1" w:after="100" w:afterAutospacing="1" w:line="240" w:lineRule="auto"/>
+        <w:ind w:left="360"/>
+        <w:rPr>
+          <w:rFonts w:ascii="Times New Roman" w:eastAsia="Times New Roman" w:hAnsi="Times New Roman" w:cs="Times New Roman"/>
+          <w:sz w:val="24"/>
+          <w:szCs w:val="24"/>
+        </w:rPr>
+      </w:pPr>
+      <w:r>
+        <w:rPr>
+          <w:rFonts w:ascii="Times New Roman" w:eastAsia="Times New Roman" w:hAnsi="Times New Roman" w:cs="Times New Roman"/>
+          <w:b/>
+          <w:bCs/>
+          <w:sz w:val="24"/>
+          <w:szCs w:val="24"/>
+        </w:rPr>
+        <w:t>Assertion (A):</w:t>
+      </w:r>
+      <w:r>
+        <w:rPr>
+          <w:rFonts w:ascii="Times New Roman" w:eastAsia="Times New Roman" w:hAnsi="Times New Roman" w:cs="Times New Roman"/>
+          <w:sz w:val="24"/>
+          <w:szCs w:val="24"/>
+        </w:rPr>
+        <w:t xml:space="preserve"> Encapsulation and data abstraction are often used interchangeably. </w:t>
+      </w:r>
+      <w:r>
+        <w:rPr>
+          <w:rFonts w:ascii="Segoe UI Symbol" w:eastAsia="Times New Roman" w:hAnsi="Segoe UI Symbol" w:cs="Segoe UI Symbol"/>
+          <w:sz w:val="24"/>
+          <w:szCs w:val="24"/>
+        </w:rPr>
+        <w:t>❌</w:t>
+      </w:r>
+      <w:r>
+        <w:rPr>
+          <w:rFonts w:ascii="Times New Roman" w:eastAsia="Times New Roman" w:hAnsi="Times New Roman" w:cs="Times New Roman"/>
+          <w:sz w:val="24"/>
+          <w:szCs w:val="24"/>
+        </w:rPr>
+        <w:t xml:space="preserve"> (False</w:t>
+      </w:r>
+      <w:proofErr w:type="gramStart"/>
+      <w:r>
+        <w:rPr>
+          <w:rFonts w:ascii="Times New Roman" w:eastAsia="Times New Roman" w:hAnsi="Times New Roman" w:cs="Times New Roman"/>
+          <w:sz w:val="24"/>
+          <w:szCs w:val="24"/>
+        </w:rPr>
+        <w:t>)</w:t>
+      </w:r>
+      <w:proofErr w:type="gramEnd"/>
+      <w:r>
+        <w:rPr>
+          <w:rFonts w:ascii="Times New Roman" w:eastAsia="Times New Roman" w:hAnsi="Times New Roman" w:cs="Times New Roman"/>
+          <w:sz w:val="24"/>
+          <w:szCs w:val="24"/>
+        </w:rPr>
+        <w:br/>
+      </w:r>
+      <w:r>
+        <w:rPr>
+          <w:rFonts w:ascii="Times New Roman" w:eastAsia="Times New Roman" w:hAnsi="Times New Roman" w:cs="Times New Roman"/>
+          <w:b/>
+          <w:bCs/>
+          <w:sz w:val="24"/>
+          <w:szCs w:val="24"/>
+        </w:rPr>
+        <w:t>Reason (R):</w:t>
+      </w:r>
+      <w:r>
+        <w:rPr>
+          <w:rFonts w:ascii="Times New Roman" w:eastAsia="Times New Roman" w:hAnsi="Times New Roman" w:cs="Times New Roman"/>
+          <w:sz w:val="24"/>
+          <w:szCs w:val="24"/>
+        </w:rPr>
+        <w:t xml:space="preserve"> Encapsulation hides internal workings, while abstraction shows only relevant details. </w:t>
+      </w:r>
+      <w:r>
+        <w:rPr>
+          <w:rFonts w:ascii="Segoe UI Symbol" w:eastAsia="Times New Roman" w:hAnsi="Segoe UI Symbol" w:cs="Segoe UI Symbol"/>
+          <w:sz w:val="24"/>
+          <w:szCs w:val="24"/>
+        </w:rPr>
+        <w:t>✅</w:t>
+      </w:r>
+      <w:r>
+        <w:rPr>
+          <w:rFonts w:ascii="Times New Roman" w:eastAsia="Times New Roman" w:hAnsi="Times New Roman" w:cs="Times New Roman"/>
+          <w:sz w:val="24"/>
+          <w:szCs w:val="24"/>
+        </w:rPr>
+        <w:t xml:space="preserve"> (True)</w:t>
+      </w:r>
+    </w:p>
+    <w:p>
+      <w:pPr>
+        <w:spacing w:before="100" w:beforeAutospacing="1" w:after="100" w:afterAutospacing="1" w:line="240" w:lineRule="auto"/>
+        <w:ind w:left="360"/>
+        <w:rPr>
+          <w:rFonts w:ascii="Times New Roman" w:eastAsia="Times New Roman" w:hAnsi="Times New Roman" w:cs="Times New Roman"/>
+          <w:sz w:val="24"/>
+          <w:szCs w:val="24"/>
+        </w:rPr>
+      </w:pPr>
+      <w:r>
+        <w:rPr>
+          <w:rFonts w:ascii="Segoe UI Symbol" w:eastAsia="Times New Roman" w:hAnsi="Segoe UI Symbol" w:cs="Segoe UI Symbol"/>
+          <w:sz w:val="24"/>
+          <w:szCs w:val="24"/>
+        </w:rPr>
+        <w:t>👉</w:t>
+      </w:r>
+      <w:r>
+        <w:rPr>
+          <w:rFonts w:ascii="Times New Roman" w:eastAsia="Times New Roman" w:hAnsi="Times New Roman" w:cs="Times New Roman"/>
+          <w:sz w:val="24"/>
+          <w:szCs w:val="24"/>
+        </w:rPr>
+        <w:t xml:space="preserve"> </w:t>
+      </w:r>
+      <w:proofErr w:type="gramStart"/>
+      <w:r>
+        <w:rPr>
+          <w:rFonts w:ascii="Times New Roman" w:eastAsia="Times New Roman" w:hAnsi="Times New Roman" w:cs="Times New Roman"/>
+          <w:sz w:val="24"/>
+          <w:szCs w:val="24"/>
+        </w:rPr>
+        <w:t>The</w:t>
+      </w:r>
+      <w:proofErr w:type="gramEnd"/>
+      <w:r>
+        <w:rPr>
+          <w:rFonts w:ascii="Times New Roman" w:eastAsia="Times New Roman" w:hAnsi="Times New Roman" w:cs="Times New Roman"/>
+          <w:sz w:val="24"/>
+          <w:szCs w:val="24"/>
+        </w:rPr>
+        <w:t xml:space="preserve"> reason clearly shows that they are </w:t>
+      </w:r>
+      <w:r>
+        <w:rPr>
+          <w:rFonts w:ascii="Times New Roman" w:eastAsia="Times New Roman" w:hAnsi="Times New Roman" w:cs="Times New Roman"/>
+          <w:b/>
+          <w:bCs/>
+          <w:sz w:val="24"/>
+          <w:szCs w:val="24"/>
+        </w:rPr>
+        <w:t>different concepts</w:t>
+      </w:r>
+      <w:r>
+        <w:rPr>
+          <w:rFonts w:ascii="Times New Roman" w:eastAsia="Times New Roman" w:hAnsi="Times New Roman" w:cs="Times New Roman"/>
+          <w:sz w:val="24"/>
+          <w:szCs w:val="24"/>
+        </w:rPr>
+        <w:t xml:space="preserve">, so they should </w:t>
+      </w:r>
+      <w:r>
+        <w:rPr>
+          <w:rFonts w:ascii="Times New Roman" w:eastAsia="Times New Roman" w:hAnsi="Times New Roman" w:cs="Times New Roman"/>
+          <w:b/>
+          <w:bCs/>
+          <w:sz w:val="24"/>
+          <w:szCs w:val="24"/>
+        </w:rPr>
+        <w:t>not be used interchangeably</w:t>
+      </w:r>
+      <w:r>
+        <w:rPr>
+          <w:rFonts w:ascii="Times New Roman" w:eastAsia="Times New Roman" w:hAnsi="Times New Roman" w:cs="Times New Roman"/>
+          <w:sz w:val="24"/>
+          <w:szCs w:val="24"/>
+        </w:rPr>
+        <w:t>.</w:t>
+      </w:r>
+    </w:p>
+    <w:p>
+      <w:pPr>
+        <w:spacing w:before="100" w:beforeAutospacing="1" w:after="100" w:afterAutospacing="1" w:line="240" w:lineRule="auto"/>
+        <w:ind w:left="360"/>
+        <w:rPr>
+          <w:rFonts w:ascii="Times New Roman" w:eastAsia="Times New Roman" w:hAnsi="Times New Roman" w:cs="Times New Roman"/>
+          <w:sz w:val="24"/>
+          <w:szCs w:val="24"/>
+        </w:rPr>
+      </w:pPr>
+      <w:r>
+        <w:rPr>
+          <w:rFonts w:ascii="Segoe UI Symbol" w:eastAsia="Times New Roman" w:hAnsi="Segoe UI Symbol" w:cs="Segoe UI Symbol"/>
+          <w:sz w:val="24"/>
+          <w:szCs w:val="24"/>
+        </w:rPr>
+        <w:t>✅</w:t>
+      </w:r>
+      <w:r>
+        <w:rPr>
+          <w:rFonts w:ascii="Times New Roman" w:eastAsia="Times New Roman" w:hAnsi="Times New Roman" w:cs="Times New Roman"/>
+          <w:sz w:val="24"/>
+          <w:szCs w:val="24"/>
+        </w:rPr>
+        <w:t xml:space="preserve"> </w:t>
+      </w:r>
+      <w:r>
+        <w:rPr>
+          <w:rFonts w:ascii="Times New Roman" w:eastAsia="Times New Roman" w:hAnsi="Times New Roman" w:cs="Times New Roman"/>
+          <w:b/>
+          <w:bCs/>
+          <w:sz w:val="24"/>
+          <w:szCs w:val="24"/>
+        </w:rPr>
+        <w:t>Correct Answer: (d</w:t>
+      </w:r>
+      <w:proofErr w:type="gramStart"/>
+      <w:r>
+        <w:rPr>
+          <w:rFonts w:ascii="Times New Roman" w:eastAsia="Times New Roman" w:hAnsi="Times New Roman" w:cs="Times New Roman"/>
+          <w:b/>
+          <w:bCs/>
+          <w:sz w:val="24"/>
+          <w:szCs w:val="24"/>
+        </w:rPr>
+        <w:t>)</w:t>
+      </w:r>
+      <w:proofErr w:type="gramEnd"/>
+      <w:r>
+        <w:rPr>
+          <w:rFonts w:ascii="Times New Roman" w:eastAsia="Times New Roman" w:hAnsi="Times New Roman" w:cs="Times New Roman"/>
+          <w:sz w:val="24"/>
+          <w:szCs w:val="24"/>
+        </w:rPr>
+        <w:br/>
+      </w:r>
+      <w:r>
+        <w:rPr>
+          <w:rFonts w:ascii="Times New Roman" w:eastAsia="Times New Roman" w:hAnsi="Times New Roman" w:cs="Times New Roman"/>
+          <w:b/>
+          <w:bCs/>
+          <w:sz w:val="24"/>
+          <w:szCs w:val="24"/>
+        </w:rPr>
+        <w:t>A is false, but R is true.</w:t>
+      </w:r>
+    </w:p>
+    <w:p>
+      <w:pPr>
+        <w:spacing w:before="100" w:beforeAutospacing="1" w:after="100" w:afterAutospacing="1" w:line="240" w:lineRule="auto"/>
+        <w:rPr>
+          <w:rFonts w:ascii="Times New Roman" w:eastAsia="Times New Roman" w:hAnsi="Times New Roman" w:cs="Times New Roman"/>
+          <w:sz w:val="24"/>
+          <w:szCs w:val="24"/>
+        </w:rPr>
+      </w:pPr>
+    </w:p>
+    <w:p>
+      <w:pPr>
+        <w:spacing w:before="100" w:beforeAutospacing="1" w:after="100" w:afterAutospacing="1" w:line="240" w:lineRule="auto"/>
+        <w:rPr>
+          <w:rFonts w:ascii="Times New Roman" w:eastAsia="Times New Roman" w:hAnsi="Times New Roman" w:cs="Times New Roman"/>
+          <w:sz w:val="24"/>
+          <w:szCs w:val="24"/>
+        </w:rPr>
+      </w:pPr>
+    </w:p>
+    <w:p>
+      <w:pPr>
+        <w:spacing w:before="100" w:beforeAutospacing="1" w:after="100" w:afterAutospacing="1" w:line="240" w:lineRule="auto"/>
+        <w:rPr>
+          <w:rFonts w:ascii="Times New Roman" w:eastAsia="Times New Roman" w:hAnsi="Times New Roman" w:cs="Times New Roman"/>
+          <w:sz w:val="24"/>
+          <w:szCs w:val="24"/>
+        </w:rPr>
+      </w:pPr>
+    </w:p>
+    <w:p>
+      <w:pPr>
+        <w:spacing w:before="100" w:beforeAutospacing="1" w:after="100" w:afterAutospacing="1" w:line="240" w:lineRule="auto"/>
+        <w:rPr>
+          <w:rFonts w:ascii="Times New Roman" w:eastAsia="Times New Roman" w:hAnsi="Times New Roman" w:cs="Times New Roman"/>
+          <w:sz w:val="24"/>
+          <w:szCs w:val="24"/>
+        </w:rPr>
+      </w:pPr>
+    </w:p>
+    <w:p>
+      <w:pPr>
+        <w:pStyle w:val="Heading3"/>
+        <w:ind w:left="270"/>
+        <w:jc w:val="center"/>
+        <w:rPr>
+          <w:b w:val="0"/>
+          <w:bCs w:val="0"/>
+          <w:sz w:val="24"/>
+          <w:szCs w:val="24"/>
+        </w:rPr>
+      </w:pPr>
+      <w:r>
+        <w:rPr>
+          <w:b w:val="0"/>
+          <w:bCs w:val="0"/>
+          <w:sz w:val="24"/>
+          <w:szCs w:val="24"/>
+        </w:rPr>
+        <w:t>******************************************************</w:t>
+      </w:r>
+    </w:p>
+    <w:p>
+      <w:pPr>
+        <w:pStyle w:val="Heading3"/>
+        <w:numPr>
+          <w:ilvl w:val="2"/>
+          <w:numId w:val="7"/>
+        </w:numPr>
+        <w:tabs>
+          <w:tab w:val="left" w:pos="1800"/>
+        </w:tabs>
+        <w:spacing w:before="0" w:beforeAutospacing="0" w:after="0" w:afterAutospacing="0"/>
+        <w:ind w:left="1710"/>
+      </w:pPr>
+      <w:r>
+        <w:rPr>
+          <w:rStyle w:val="Strong"/>
+          <w:b/>
+          <w:bCs/>
+        </w:rPr>
+        <w:t>Difference between Abstraction and Encapsulation</w:t>
+      </w:r>
+    </w:p>
+    <w:tbl>
+      <w:tblPr>
+        <w:tblStyle w:val="TableGrid"/>
+        <w:tblpPr w:leftFromText="180" w:rightFromText="180" w:vertAnchor="text" w:horzAnchor="margin" w:tblpXSpec="center" w:tblpY="564"/>
+        <w:tblW w:w="9727" w:type="dxa"/>
+        <w:tblLook w:val="04A0" w:firstRow="1" w:lastRow="0" w:firstColumn="1" w:lastColumn="0" w:noHBand="0" w:noVBand="1"/>
+      </w:tblPr>
+      <w:tblGrid>
+        <w:gridCol w:w="4939"/>
+        <w:gridCol w:w="4788"/>
+      </w:tblGrid>
+      <w:tr>
+        <w:trPr>
+          <w:trHeight w:val="500"/>
+        </w:trPr>
+        <w:tc>
+          <w:tcPr>
+            <w:tcW w:w="0" w:type="auto"/>
+            <w:hideMark/>
+          </w:tcPr>
+          <w:p>
+            <w:pPr>
+              <w:spacing w:after="0" w:line="240" w:lineRule="auto"/>
+              <w:ind w:left="270"/>
+              <w:jc w:val="center"/>
+              <w:rPr>
+                <w:b/>
+                <w:bCs/>
+              </w:rPr>
+            </w:pPr>
+            <w:r>
+              <w:rPr>
+                <w:rStyle w:val="Strong"/>
+              </w:rPr>
+              <w:t>Abstraction</w:t>
+            </w:r>
+          </w:p>
+        </w:tc>
+        <w:tc>
+          <w:tcPr>
+            <w:tcW w:w="0" w:type="auto"/>
+            <w:hideMark/>
+          </w:tcPr>
+          <w:p>
+            <w:pPr>
+              <w:spacing w:line="240" w:lineRule="auto"/>
+              <w:ind w:left="270"/>
+              <w:jc w:val="center"/>
+              <w:rPr>
+                <w:b/>
+                <w:bCs/>
+              </w:rPr>
+            </w:pPr>
+            <w:r>
+              <w:rPr>
+                <w:rStyle w:val="Strong"/>
+              </w:rPr>
+              <w:t>Encapsulation</w:t>
+            </w:r>
+          </w:p>
+        </w:tc>
+      </w:tr>
+      <w:tr>
+        <w:trPr>
+          <w:trHeight w:val="801"/>
+        </w:trPr>
+        <w:tc>
+          <w:tcPr>
+            <w:tcW w:w="0" w:type="auto"/>
+            <w:hideMark/>
+          </w:tcPr>
+          <w:p>
+            <w:pPr>
+              <w:spacing w:line="240" w:lineRule="auto"/>
+              <w:ind w:left="270"/>
+            </w:pPr>
+            <w:r>
+              <w:t xml:space="preserve">Hides </w:t>
+            </w:r>
+            <w:r>
+              <w:rPr>
+                <w:rStyle w:val="Strong"/>
+              </w:rPr>
+              <w:t>implementation details</w:t>
+            </w:r>
+            <w:r>
+              <w:t xml:space="preserve"> and shows only the </w:t>
+            </w:r>
+            <w:r>
+              <w:rPr>
+                <w:rStyle w:val="Strong"/>
+              </w:rPr>
+              <w:t>essential features</w:t>
+            </w:r>
+            <w:r>
+              <w:t xml:space="preserve"> to the user.</w:t>
+            </w:r>
+          </w:p>
+        </w:tc>
+        <w:tc>
+          <w:tcPr>
+            <w:tcW w:w="0" w:type="auto"/>
+            <w:hideMark/>
+          </w:tcPr>
+          <w:p>
+            <w:pPr>
+              <w:spacing w:line="240" w:lineRule="auto"/>
+              <w:ind w:left="270"/>
+            </w:pPr>
+            <w:r>
+              <w:t xml:space="preserve">Binds </w:t>
+            </w:r>
+            <w:r>
+              <w:rPr>
+                <w:rStyle w:val="Strong"/>
+              </w:rPr>
+              <w:t>data</w:t>
+            </w:r>
+            <w:r>
+              <w:t xml:space="preserve"> and </w:t>
+            </w:r>
+            <w:r>
+              <w:rPr>
+                <w:rStyle w:val="Strong"/>
+              </w:rPr>
+              <w:t>functions</w:t>
+            </w:r>
+            <w:r>
+              <w:t xml:space="preserve"> into a </w:t>
+            </w:r>
+            <w:r>
+              <w:rPr>
+                <w:rStyle w:val="Strong"/>
+              </w:rPr>
+              <w:t>single unit</w:t>
+            </w:r>
+            <w:r>
+              <w:t xml:space="preserve"> (class) and hides internal data.</w:t>
+            </w:r>
+          </w:p>
+        </w:tc>
+      </w:tr>
+      <w:tr>
+        <w:trPr>
+          <w:trHeight w:val="487"/>
+        </w:trPr>
+        <w:tc>
+          <w:tcPr>
+            <w:tcW w:w="0" w:type="auto"/>
+            <w:hideMark/>
+          </w:tcPr>
+          <w:p>
+            <w:pPr>
+              <w:spacing w:line="240" w:lineRule="auto"/>
+              <w:ind w:left="270"/>
+            </w:pPr>
+            <w:r>
+              <w:t xml:space="preserve">Focuses on </w:t>
+            </w:r>
+            <w:r>
+              <w:rPr>
+                <w:rStyle w:val="Strong"/>
+              </w:rPr>
+              <w:t>what</w:t>
+            </w:r>
+            <w:r>
+              <w:t xml:space="preserve"> an object does.</w:t>
+            </w:r>
+          </w:p>
+        </w:tc>
+        <w:tc>
+          <w:tcPr>
+            <w:tcW w:w="0" w:type="auto"/>
+            <w:hideMark/>
+          </w:tcPr>
+          <w:p>
+            <w:pPr>
+              <w:spacing w:line="240" w:lineRule="auto"/>
+              <w:ind w:left="270"/>
+            </w:pPr>
+            <w:r>
+              <w:t xml:space="preserve">Focuses on </w:t>
+            </w:r>
+            <w:r>
+              <w:rPr>
+                <w:rStyle w:val="Strong"/>
+              </w:rPr>
+              <w:t>how</w:t>
+            </w:r>
+            <w:r>
+              <w:t xml:space="preserve"> data is protected and maintained.</w:t>
+            </w:r>
+          </w:p>
+        </w:tc>
+      </w:tr>
+      <w:tr>
+        <w:trPr>
+          <w:trHeight w:val="812"/>
+        </w:trPr>
+        <w:tc>
+          <w:tcPr>
+            <w:tcW w:w="0" w:type="auto"/>
+            <w:hideMark/>
+          </w:tcPr>
+          <w:p>
+            <w:pPr>
+              <w:spacing w:line="240" w:lineRule="auto"/>
+              <w:ind w:left="270"/>
+            </w:pPr>
+            <w:r>
+              <w:t xml:space="preserve">Achieved using </w:t>
+            </w:r>
+            <w:r>
+              <w:rPr>
+                <w:rStyle w:val="Strong"/>
+              </w:rPr>
+              <w:t>abstract classes</w:t>
+            </w:r>
+            <w:r>
+              <w:t xml:space="preserve"> or </w:t>
+            </w:r>
+            <w:r>
+              <w:rPr>
+                <w:rStyle w:val="Strong"/>
+              </w:rPr>
+              <w:t>interfaces</w:t>
+            </w:r>
+            <w:r>
+              <w:t>.</w:t>
+            </w:r>
+          </w:p>
+        </w:tc>
+        <w:tc>
+          <w:tcPr>
+            <w:tcW w:w="0" w:type="auto"/>
+            <w:hideMark/>
+          </w:tcPr>
+          <w:p>
+            <w:pPr>
+              <w:spacing w:line="240" w:lineRule="auto"/>
+              <w:ind w:left="270"/>
+            </w:pPr>
+            <w:r>
+              <w:t xml:space="preserve">Achieved using </w:t>
+            </w:r>
+            <w:r>
+              <w:rPr>
+                <w:rStyle w:val="Strong"/>
+              </w:rPr>
+              <w:t>classes</w:t>
+            </w:r>
+            <w:r>
+              <w:t xml:space="preserve"> and </w:t>
+            </w:r>
+            <w:r>
+              <w:rPr>
+                <w:rStyle w:val="Strong"/>
+              </w:rPr>
+              <w:t>access specifiers</w:t>
+            </w:r>
+            <w:r>
+              <w:t xml:space="preserve"> (private, public, protected).</w:t>
+            </w:r>
+          </w:p>
+        </w:tc>
+      </w:tr>
+      <w:tr>
+        <w:trPr>
+          <w:trHeight w:val="801"/>
+        </w:trPr>
+        <w:tc>
+          <w:tcPr>
+            <w:tcW w:w="0" w:type="auto"/>
+            <w:hideMark/>
+          </w:tcPr>
+          <w:p>
+            <w:pPr>
+              <w:spacing w:line="240" w:lineRule="auto"/>
+              <w:ind w:left="270"/>
+            </w:pPr>
+            <w:r>
+              <w:lastRenderedPageBreak/>
+              <w:t>Example: Driving a car without knowing how the engine works.</w:t>
+            </w:r>
+          </w:p>
+        </w:tc>
+        <w:tc>
+          <w:tcPr>
+            <w:tcW w:w="0" w:type="auto"/>
+            <w:hideMark/>
+          </w:tcPr>
+          <w:p>
+            <w:pPr>
+              <w:spacing w:line="240" w:lineRule="auto"/>
+              <w:ind w:left="270"/>
+            </w:pPr>
+            <w:r>
+              <w:t>Example: Data members are private, and access is provided via public methods.</w:t>
+            </w:r>
+          </w:p>
+        </w:tc>
+      </w:tr>
+      <w:tr>
+        <w:trPr>
+          <w:trHeight w:val="487"/>
+        </w:trPr>
+        <w:tc>
+          <w:tcPr>
+            <w:tcW w:w="0" w:type="auto"/>
+            <w:hideMark/>
+          </w:tcPr>
+          <w:p>
+            <w:pPr>
+              <w:spacing w:line="240" w:lineRule="auto"/>
+              <w:ind w:left="270"/>
+            </w:pPr>
+            <w:r>
+              <w:t xml:space="preserve">Promotes </w:t>
+            </w:r>
+            <w:r>
+              <w:rPr>
+                <w:rStyle w:val="Strong"/>
+              </w:rPr>
+              <w:t>simplicity</w:t>
+            </w:r>
+            <w:r>
+              <w:t>.</w:t>
+            </w:r>
+          </w:p>
+        </w:tc>
+        <w:tc>
+          <w:tcPr>
+            <w:tcW w:w="0" w:type="auto"/>
+            <w:hideMark/>
+          </w:tcPr>
+          <w:p>
+            <w:pPr>
+              <w:spacing w:line="240" w:lineRule="auto"/>
+              <w:ind w:left="270"/>
+            </w:pPr>
+            <w:r>
+              <w:t xml:space="preserve">Promotes </w:t>
+            </w:r>
+            <w:r>
+              <w:rPr>
+                <w:rStyle w:val="Strong"/>
+              </w:rPr>
+              <w:t>security</w:t>
+            </w:r>
+            <w:r>
+              <w:t>.</w:t>
+            </w:r>
+          </w:p>
+        </w:tc>
+      </w:tr>
+    </w:tbl>
+    <w:p>
+      <w:pPr>
+        <w:pStyle w:val="Heading3"/>
+        <w:ind w:left="270"/>
+        <w:rPr>
+          <w:rStyle w:val="Strong"/>
+          <w:b/>
+          <w:bCs/>
+        </w:rPr>
+      </w:pPr>
+      <w:r>
+        <w:rPr>
+          <w:noProof/>
+        </w:rPr>
+        <mc:AlternateContent>
+          <mc:Choice Requires="wpg">
+            <w:drawing>
+              <wp:anchor distT="0" distB="0" distL="114300" distR="114300" simplePos="0" relativeHeight="251678720" behindDoc="1" locked="0" layoutInCell="1" allowOverlap="1" wp14:anchorId="26E5A29E" wp14:editId="529C5805">
+                <wp:simplePos x="0" y="0"/>
+                <wp:positionH relativeFrom="page">
+                  <wp:posOffset>5977255</wp:posOffset>
+                </wp:positionH>
+                <wp:positionV relativeFrom="paragraph">
+                  <wp:posOffset>-905510</wp:posOffset>
+                </wp:positionV>
+                <wp:extent cx="1485182" cy="13095734"/>
+                <wp:effectExtent l="95250" t="38100" r="20320" b="125095"/>
+                <wp:wrapNone/>
+                <wp:docPr id="110" name="Group 3"/>
+                <wp:cNvGraphicFramePr>
+                  <a:graphicFrameLocks xmlns:a="http://schemas.openxmlformats.org/drawingml/2006/main"/>
+                </wp:cNvGraphicFramePr>
+                <a:graphic xmlns:a="http://schemas.openxmlformats.org/drawingml/2006/main">
+                  <a:graphicData uri="http://schemas.microsoft.com/office/word/2010/wordprocessingGroup">
+                    <wpg:wgp>
+                      <wpg:cNvGrpSpPr>
+                        <a:grpSpLocks/>
+                      </wpg:cNvGrpSpPr>
+                      <wpg:grpSpPr bwMode="auto">
+                        <a:xfrm>
+                          <a:off x="0" y="0"/>
+                          <a:ext cx="1485182" cy="13095734"/>
+                          <a:chOff x="7571" y="-22"/>
+                          <a:chExt cx="2395" cy="20510"/>
+                        </a:xfrm>
+                      </wpg:grpSpPr>
+                      <wps:wsp>
+                        <wps:cNvPr id="111" name="AutoShape 128"/>
+                        <wps:cNvCnPr>
+                          <a:cxnSpLocks noChangeShapeType="1"/>
+                        </wps:cNvCnPr>
+                        <wps:spPr bwMode="auto">
+                          <a:xfrm>
+                            <a:off x="9966" y="6"/>
+                            <a:ext cx="0" cy="20454"/>
+                          </a:xfrm>
+                          <a:prstGeom prst="straightConnector1">
+                            <a:avLst/>
+                          </a:prstGeom>
+                          <a:ln>
+                            <a:solidFill>
+                              <a:schemeClr val="accent6">
+                                <a:lumMod val="75000"/>
+                              </a:schemeClr>
+                            </a:solidFill>
+                            <a:headEnd/>
+                            <a:tailEnd/>
+                          </a:ln>
+                        </wps:spPr>
+                        <wps:style>
+                          <a:lnRef idx="1">
+                            <a:schemeClr val="dk1"/>
+                          </a:lnRef>
+                          <a:fillRef idx="0">
+                            <a:schemeClr val="dk1"/>
+                          </a:fillRef>
+                          <a:effectRef idx="0">
+                            <a:schemeClr val="dk1"/>
+                          </a:effectRef>
+                          <a:fontRef idx="minor">
+                            <a:schemeClr val="tx1"/>
+                          </a:fontRef>
+                        </wps:style>
+                        <wps:bodyPr/>
+                      </wps:wsp>
+                      <wps:wsp>
+                        <wps:cNvPr id="112" name="AutoShape 127"/>
+                        <wps:cNvCnPr>
+                          <a:cxnSpLocks noChangeShapeType="1"/>
+                        </wps:cNvCnPr>
+                        <wps:spPr bwMode="auto">
+                          <a:xfrm>
+                            <a:off x="9710" y="6"/>
+                            <a:ext cx="0" cy="20368"/>
+                          </a:xfrm>
+                          <a:prstGeom prst="straightConnector1">
+                            <a:avLst/>
+                          </a:prstGeom>
+                          <a:ln>
+                            <a:solidFill>
+                              <a:schemeClr val="accent6">
+                                <a:lumMod val="60000"/>
+                                <a:lumOff val="40000"/>
+                              </a:schemeClr>
+                            </a:solidFill>
+                            <a:headEnd/>
+                            <a:tailEnd/>
+                          </a:ln>
+                          <a:scene3d>
+                            <a:camera prst="orthographicFront"/>
+                            <a:lightRig rig="threePt" dir="t"/>
+                          </a:scene3d>
+                          <a:sp3d>
+                            <a:bevelT w="139700" h="139700" prst="divot"/>
+                          </a:sp3d>
+                        </wps:spPr>
+                        <wps:style>
+                          <a:lnRef idx="3">
+                            <a:schemeClr val="lt1"/>
+                          </a:lnRef>
+                          <a:fillRef idx="1">
+                            <a:schemeClr val="accent1"/>
+                          </a:fillRef>
+                          <a:effectRef idx="1">
+                            <a:schemeClr val="accent1"/>
+                          </a:effectRef>
+                          <a:fontRef idx="minor">
+                            <a:schemeClr val="lt1"/>
+                          </a:fontRef>
+                        </wps:style>
+                        <wps:bodyPr/>
+                      </wps:wsp>
+                      <wps:wsp>
+                        <wps:cNvPr id="113" name="AutoShape 101"/>
+                        <wps:cNvCnPr>
+                          <a:cxnSpLocks noChangeShapeType="1"/>
+                        </wps:cNvCnPr>
+                        <wps:spPr bwMode="auto">
+                          <a:xfrm>
+                            <a:off x="9563" y="-22"/>
+                            <a:ext cx="0" cy="20482"/>
+                          </a:xfrm>
+                          <a:prstGeom prst="straightConnector1">
+                            <a:avLst/>
+                          </a:prstGeom>
+                          <a:ln>
+                            <a:solidFill>
+                              <a:schemeClr val="accent6">
+                                <a:lumMod val="75000"/>
+                              </a:schemeClr>
+                            </a:solidFill>
+                            <a:headEnd/>
+                            <a:tailEnd/>
+                          </a:ln>
+                        </wps:spPr>
+                        <wps:style>
+                          <a:lnRef idx="2">
+                            <a:schemeClr val="dk1"/>
+                          </a:lnRef>
+                          <a:fillRef idx="0">
+                            <a:schemeClr val="dk1"/>
+                          </a:fillRef>
+                          <a:effectRef idx="1">
+                            <a:schemeClr val="dk1"/>
+                          </a:effectRef>
+                          <a:fontRef idx="minor">
+                            <a:schemeClr val="tx1"/>
+                          </a:fontRef>
+                        </wps:style>
+                        <wps:bodyPr/>
+                      </wps:wsp>
+                      <wps:wsp>
+                        <wps:cNvPr id="114" name="Oval 121"/>
+                        <wps:cNvSpPr>
+                          <a:spLocks noChangeArrowheads="1"/>
+                        </wps:cNvSpPr>
+                        <wps:spPr bwMode="auto">
+                          <a:xfrm>
+                            <a:off x="7571" y="14109"/>
+                            <a:ext cx="1776" cy="2051"/>
+                          </a:xfrm>
+                          <a:prstGeom prst="ellipse">
+                            <a:avLst/>
+                          </a:prstGeom>
+                          <a:gradFill>
+                            <a:gsLst>
+                              <a:gs pos="0">
+                                <a:schemeClr val="accent1">
+                                  <a:lumMod val="5000"/>
+                                  <a:lumOff val="95000"/>
+                                </a:schemeClr>
+                              </a:gs>
+                              <a:gs pos="31000">
+                                <a:schemeClr val="accent6">
+                                  <a:lumMod val="40000"/>
+                                  <a:lumOff val="60000"/>
+                                </a:schemeClr>
+                              </a:gs>
+                              <a:gs pos="83000">
+                                <a:schemeClr val="accent6">
+                                  <a:lumMod val="40000"/>
+                                  <a:lumOff val="60000"/>
+                                </a:schemeClr>
+                              </a:gs>
+                              <a:gs pos="100000">
+                                <a:schemeClr val="accent1">
+                                  <a:lumMod val="30000"/>
+                                  <a:lumOff val="70000"/>
+                                </a:schemeClr>
+                              </a:gs>
+                            </a:gsLst>
+                            <a:lin ang="5400000" scaled="1"/>
+                          </a:gradFill>
+                          <a:ln>
+                            <a:solidFill>
+                              <a:schemeClr val="accent6">
+                                <a:lumMod val="60000"/>
+                                <a:lumOff val="40000"/>
+                              </a:schemeClr>
+                            </a:solidFill>
+                            <a:headEnd/>
+                            <a:tailEnd/>
+                          </a:ln>
+                          <a:scene3d>
+                            <a:camera prst="orthographicFront"/>
+                            <a:lightRig rig="threePt" dir="t"/>
+                          </a:scene3d>
+                          <a:sp3d>
+                            <a:bevelT w="152400" h="50800" prst="softRound"/>
+                          </a:sp3d>
+                        </wps:spPr>
+                        <wps:style>
+                          <a:lnRef idx="3">
+                            <a:schemeClr val="lt1"/>
+                          </a:lnRef>
+                          <a:fillRef idx="1">
+                            <a:schemeClr val="accent1"/>
+                          </a:fillRef>
+                          <a:effectRef idx="1">
+                            <a:schemeClr val="accent1"/>
+                          </a:effectRef>
+                          <a:fontRef idx="minor">
+                            <a:schemeClr val="lt1"/>
+                          </a:fontRef>
+                        </wps:style>
+                        <wps:bodyPr rot="0" vert="horz" wrap="square" lIns="91440" tIns="45720" rIns="91440" bIns="45720" anchor="t" anchorCtr="0" upright="1">
+                          <a:noAutofit/>
+                        </wps:bodyPr>
+                      </wps:wsp>
+                      <wps:wsp>
+                        <wps:cNvPr id="115" name="AutoShape 101"/>
+                        <wps:cNvCnPr>
+                          <a:cxnSpLocks noChangeShapeType="1"/>
+                        </wps:cNvCnPr>
+                        <wps:spPr bwMode="auto">
+                          <a:xfrm>
+                            <a:off x="9847" y="6"/>
+                            <a:ext cx="0" cy="20482"/>
+                          </a:xfrm>
+                          <a:prstGeom prst="straightConnector1">
+                            <a:avLst/>
+                          </a:prstGeom>
+                          <a:ln>
+                            <a:solidFill>
+                              <a:schemeClr val="accent6">
+                                <a:lumMod val="75000"/>
+                              </a:schemeClr>
+                            </a:solidFill>
+                            <a:headEnd/>
+                            <a:tailEnd/>
+                          </a:ln>
+                        </wps:spPr>
+                        <wps:style>
+                          <a:lnRef idx="2">
+                            <a:schemeClr val="dk1"/>
+                          </a:lnRef>
+                          <a:fillRef idx="0">
+                            <a:schemeClr val="dk1"/>
+                          </a:fillRef>
+                          <a:effectRef idx="1">
+                            <a:schemeClr val="dk1"/>
+                          </a:effectRef>
+                          <a:fontRef idx="minor">
+                            <a:schemeClr val="tx1"/>
+                          </a:fontRef>
+                        </wps:style>
+                        <wps:bodyPr/>
+                      </wps:wsp>
+                    </wpg:wgp>
+                  </a:graphicData>
+                </a:graphic>
+                <wp14:sizeRelH relativeFrom="page">
+                  <wp14:pctWidth>0</wp14:pctWidth>
+                </wp14:sizeRelH>
+                <wp14:sizeRelV relativeFrom="page">
+                  <wp14:pctHeight>0</wp14:pctHeight>
+                </wp14:sizeRelV>
+              </wp:anchor>
+            </w:drawing>
+          </mc:Choice>
+          <mc:Fallback>
+            <w:pict>
+              <v:group w14:anchorId="75F420A0" id="Group 3" o:spid="_x0000_s1026" style="position:absolute;margin-left:470.65pt;margin-top:-71.3pt;width:116.95pt;height:1031.15pt;z-index:-251637760;mso-position-horizontal-relative:page" coordorigin="7571,-22" coordsize="2395,20510" o:gfxdata="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">
+                <v:shape id="AutoShape 128" o:spid="_x0000_s1027" type="#_x0000_t32" style="position:absolute;left:9966;top:6;width:0;height:20454;visibility:visible;mso-wrap-style:square" o:connectortype="straight" o:gfxdata="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" strokecolor="#538135 [2409]" strokeweight="1pt"/>
+                <v:shape id="AutoShape 127" o:spid="_x0000_s1028" type="#_x0000_t32" style="position:absolute;left:9710;top:6;width:0;height:20368;visibility:visible;mso-wrap-style:square" o:connectortype="straight" o:gfxdata="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" filled="t" fillcolor="#5b9bd5 [3204]" strokecolor="#a8d08d [1945]" strokeweight="4pt">
+                  <v:shadow on="t" color="black" opacity="22937f" origin=",.5" offset="0,3pt"/>
+                </v:shape>
+                <v:shape id="AutoShape 101" o:spid="_x0000_s1029" type="#_x0000_t32" style="position:absolute;left:9563;top:-22;width:0;height:20482;visibility:visible;mso-wrap-style:square" o:connectortype="straight" o:gfxdata="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" strokecolor="#538135 [2409]" strokeweight="1.52778mm">
+                  <v:stroke linestyle="thickThin"/>
+                  <v:shadow on="t" color="black" opacity="22937f" origin=",.5" offset="0,3pt"/>
+                </v:shape>
+                <v:oval id="Oval 121" o:spid="_x0000_s1030" style="position:absolute;left:7571;top:14109;width:1776;height:2051;visibility:visible;mso-wrap-style:square;v-text-anchor:top" o:gfxdata="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" fillcolor="#f7fafd [180]" strokecolor="#a8d08d [1945]" strokeweight="4pt">
+                  <v:fill color2="#cde0f2 [980]" colors="0 #f7fafd;20316f #c5e0b4;54395f #c5e0b4;1 #cee1f2" focus="100%" type="gradient"/>
+                  <v:shadow on="t" color="black" opacity="22937f" origin=",.5" offset="0,3pt"/>
+                </v:oval>
+                <v:shape id="AutoShape 101" o:spid="_x0000_s1031" type="#_x0000_t32" style="position:absolute;left:9847;top:6;width:0;height:20482;visibility:visible;mso-wrap-style:square" o:connectortype="straight" o:gfxdata="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" strokecolor="#538135 [2409]" strokeweight="1.52778mm">
+                  <v:stroke linestyle="thickThin"/>
+                  <v:shadow on="t" color="black" opacity="22937f" origin=",.5" offset="0,3pt"/>
+                </v:shape>
+                <w10:wrap anchorx="page"/>
+              </v:group>
+            </w:pict>
+          </mc:Fallback>
+        </mc:AlternateContent>
+      </w:r>
+    </w:p>
+    <w:p>
+      <w:pPr>
+        <w:pStyle w:val="Heading3"/>
+        <w:ind w:left="990"/>
+        <w:rPr>
+          <w:rStyle w:val="Strong"/>
+          <w:b/>
+          <w:bCs/>
+        </w:rPr>
+      </w:pPr>
+    </w:p>
+    <w:p>
+      <w:pPr>
+        <w:pStyle w:val="Heading3"/>
+        <w:ind w:left="990"/>
+        <w:rPr>
+          <w:rStyle w:val="Strong"/>
+          <w:b/>
+          <w:bCs/>
+        </w:rPr>
+      </w:pPr>
+    </w:p>
+    <w:p>
+      <w:pPr>
+        <w:pStyle w:val="Heading3"/>
+        <w:ind w:left="990"/>
+        <w:rPr>
+          <w:rStyle w:val="Strong"/>
+          <w:b/>
+          <w:bCs/>
+        </w:rPr>
+      </w:pPr>
     </w:p>
     <w:p>
       <w:pPr>
@@ -4499,7 +5956,7 @@
       </w:pPr>
       <w:r>
         <w:pict>
-          <v:rect id="_x0000_i1037" style="width:0;height:1.5pt" o:hralign="center" o:hrstd="t" o:hr="t" fillcolor="#a0a0a0" stroked="f"/>
+          <v:rect id="_x0000_i1028" style="width:0;height:1.5pt" o:hralign="center" o:hrstd="t" o:hr="t" fillcolor="#a0a0a0" stroked="f"/>
         </w:pict>
       </w:r>
     </w:p>
@@ -4655,6 +6112,7 @@
               <w:ind w:left="270"/>
             </w:pPr>
             <w:r>
+              <w:lastRenderedPageBreak/>
               <w:t xml:space="preserve">Focuses on </w:t>
             </w:r>
             <w:r>
@@ -4939,39 +6397,22 @@
       <w:pPr>
         <w:ind w:left="270"/>
       </w:pPr>
-    </w:p>
-    <w:p>
-      <w:pPr>
-        <w:ind w:left="270"/>
-      </w:pPr>
-    </w:p>
-    <w:p>
-      <w:pPr>
-        <w:pStyle w:val="Heading3"/>
-        <w:ind w:left="270"/>
-        <w:rPr>
-          <w:rStyle w:val="Strong"/>
-          <w:b/>
-          <w:bCs/>
-        </w:rPr>
-      </w:pPr>
       <w:r>
         <w:rPr>
           <w:noProof/>
         </w:rPr>
-        <w:lastRenderedPageBreak/>
         <mc:AlternateContent>
           <mc:Choice Requires="wpg">
             <w:drawing>
               <wp:anchor distT="0" distB="0" distL="114300" distR="114300" simplePos="0" relativeHeight="251665408" behindDoc="1" locked="0" layoutInCell="1" allowOverlap="1" wp14:anchorId="14A76692" wp14:editId="7516ABA7">
                 <wp:simplePos x="0" y="0"/>
                 <wp:positionH relativeFrom="page">
-                  <wp:align>right</wp:align>
+                  <wp:posOffset>6005195</wp:posOffset>
                 </wp:positionH>
                 <wp:positionV relativeFrom="paragraph">
-                  <wp:posOffset>-688607</wp:posOffset>
+                  <wp:posOffset>-4288790</wp:posOffset>
                 </wp:positionV>
-                <wp:extent cx="1485182" cy="13095734"/>
+                <wp:extent cx="1484630" cy="13095605"/>
                 <wp:effectExtent l="95250" t="38100" r="20320" b="125095"/>
                 <wp:wrapNone/>
                 <wp:docPr id="13" name="Group 3"/>
@@ -4987,7 +6428,7 @@
                       <wpg:grpSpPr bwMode="auto">
                         <a:xfrm>
                           <a:off x="0" y="0"/>
-                          <a:ext cx="1485182" cy="13095734"/>
+                          <a:ext cx="1484630" cy="13095605"/>
                           <a:chOff x="7571" y="-22"/>
                           <a:chExt cx="2395" cy="20510"/>
                         </a:xfrm>
@@ -5248,7 +6689,7 @@
           </mc:Choice>
           <mc:Fallback>
             <w:pict>
-              <v:group w14:anchorId="068A60AA" id="Group 3" o:spid="_x0000_s1026" style="position:absolute;margin-left:65.75pt;margin-top:-54.2pt;width:116.95pt;height:1031.15pt;z-index:-251651072;mso-position-horizontal:right;mso-position-horizontal-relative:page" coordorigin="7571,-22" coordsize="2395,20510" o:gfxdata="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">
+              <v:group w14:anchorId="6FAC8373" id="Group 3" o:spid="_x0000_s1026" style="position:absolute;margin-left:472.85pt;margin-top:-337.7pt;width:116.9pt;height:1031.15pt;z-index:-251651072;mso-position-horizontal-relative:page" coordorigin="7571,-22" coordsize="2395,20510" o:gfxdata="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">
                 <v:shape id="AutoShape 128" o:spid="_x0000_s1027" type="#_x0000_t32" style="position:absolute;left:9966;top:6;width:0;height:20454;visibility:visible;mso-wrap-style:square" o:connectortype="straight" o:gfxdata="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" strokecolor="#538135 [2409]" strokeweight="1pt"/>
                 <v:shape id="AutoShape 127" o:spid="_x0000_s1028" type="#_x0000_t32" style="position:absolute;left:9710;top:6;width:0;height:20368;visibility:visible;mso-wrap-style:square" o:connectortype="straight" o:gfxdata="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" filled="t" fillcolor="#5b9bd5 [3204]" strokecolor="#a8d08d [1945]" strokeweight="4pt">
                   <v:shadow on="t" color="black" opacity="22937f" origin=",.5" offset="0,3pt"/>
@@ -5271,6 +6712,22 @@
           </mc:Fallback>
         </mc:AlternateContent>
       </w:r>
+    </w:p>
+    <w:p>
+      <w:pPr>
+        <w:ind w:left="270"/>
+      </w:pPr>
+    </w:p>
+    <w:p>
+      <w:pPr>
+        <w:pStyle w:val="Heading3"/>
+        <w:ind w:left="270"/>
+        <w:rPr>
+          <w:rStyle w:val="Strong"/>
+          <w:b/>
+          <w:bCs/>
+        </w:rPr>
+      </w:pPr>
     </w:p>
     <w:p>
       <w:pPr>
@@ -6051,259 +7508,6 @@
       </w:pPr>
       <w:r>
         <w:rPr>
-          <w:rFonts w:ascii="Times New Roman" w:eastAsia="Times New Roman" w:hAnsi="Times New Roman" w:cs="Times New Roman"/>
-          <w:b/>
-          <w:bCs/>
-          <w:sz w:val="24"/>
-          <w:szCs w:val="24"/>
-        </w:rPr>
-        <w:t>4</w:t>
-      </w:r>
-      <w:r>
-        <w:rPr>
-          <w:rFonts w:ascii="Times New Roman" w:eastAsia="Times New Roman" w:hAnsi="Times New Roman" w:cs="Times New Roman"/>
-          <w:sz w:val="24"/>
-          <w:szCs w:val="24"/>
-        </w:rPr>
-        <w:t xml:space="preserve"> In Procedure-Oriented Programming, data is mainly:</w:t>
-      </w:r>
-      <w:r>
-        <w:rPr>
-          <w:rFonts w:ascii="Times New Roman" w:eastAsia="Times New Roman" w:hAnsi="Times New Roman" w:cs="Times New Roman"/>
-          <w:sz w:val="24"/>
-          <w:szCs w:val="24"/>
-        </w:rPr>
-        <w:br/>
-        <w:t>a) Hidden inside classes</w:t>
-      </w:r>
-      <w:r>
-        <w:rPr>
-          <w:rFonts w:ascii="Times New Roman" w:eastAsia="Times New Roman" w:hAnsi="Times New Roman" w:cs="Times New Roman"/>
-          <w:sz w:val="24"/>
-          <w:szCs w:val="24"/>
-        </w:rPr>
-        <w:br/>
-        <w:t>b) Shared globally among functions</w:t>
-      </w:r>
-      <w:r>
-        <w:rPr>
-          <w:rFonts w:ascii="Times New Roman" w:eastAsia="Times New Roman" w:hAnsi="Times New Roman" w:cs="Times New Roman"/>
-          <w:sz w:val="24"/>
-          <w:szCs w:val="24"/>
-        </w:rPr>
-        <w:br/>
-        <w:t>c) Accessed only by objects</w:t>
-      </w:r>
-      <w:r>
-        <w:rPr>
-          <w:rFonts w:ascii="Times New Roman" w:eastAsia="Times New Roman" w:hAnsi="Times New Roman" w:cs="Times New Roman"/>
-          <w:sz w:val="24"/>
-          <w:szCs w:val="24"/>
-        </w:rPr>
-        <w:br/>
-        <w:t>d) Managed by constructors</w:t>
-      </w:r>
-      <w:r>
-        <w:rPr>
-          <w:rFonts w:ascii="Times New Roman" w:eastAsia="Times New Roman" w:hAnsi="Times New Roman" w:cs="Times New Roman"/>
-          <w:sz w:val="24"/>
-          <w:szCs w:val="24"/>
-        </w:rPr>
-        <w:br/>
-      </w:r>
-      <w:r>
-        <w:rPr>
-          <w:rFonts w:ascii="Segoe UI Symbol" w:eastAsia="Times New Roman" w:hAnsi="Segoe UI Symbol" w:cs="Segoe UI Symbol"/>
-          <w:b/>
-          <w:bCs/>
-          <w:sz w:val="24"/>
-          <w:szCs w:val="24"/>
-        </w:rPr>
-        <w:t>✔</w:t>
-      </w:r>
-      <w:r>
-        <w:rPr>
-          <w:rFonts w:ascii="Times New Roman" w:eastAsia="Times New Roman" w:hAnsi="Times New Roman" w:cs="Times New Roman"/>
-          <w:b/>
-          <w:bCs/>
-          <w:sz w:val="24"/>
-          <w:szCs w:val="24"/>
-        </w:rPr>
-        <w:t xml:space="preserve"> </w:t>
-      </w:r>
-      <w:r>
-        <w:rPr>
-          <w:rFonts w:ascii="Times New Roman" w:eastAsia="Times New Roman" w:hAnsi="Times New Roman" w:cs="Times New Roman"/>
-          <w:b/>
-          <w:bCs/>
-          <w:color w:val="FF0000"/>
-          <w:sz w:val="24"/>
-          <w:szCs w:val="24"/>
-        </w:rPr>
-        <w:t>Answer:</w:t>
-      </w:r>
-      <w:r>
-        <w:rPr>
-          <w:rFonts w:ascii="Times New Roman" w:eastAsia="Times New Roman" w:hAnsi="Times New Roman" w:cs="Times New Roman"/>
-          <w:color w:val="FF0000"/>
-          <w:sz w:val="24"/>
-          <w:szCs w:val="24"/>
-        </w:rPr>
-        <w:t xml:space="preserve"> </w:t>
-      </w:r>
-      <w:r>
-        <w:rPr>
-          <w:rFonts w:ascii="Times New Roman" w:eastAsia="Times New Roman" w:hAnsi="Times New Roman" w:cs="Times New Roman"/>
-          <w:sz w:val="24"/>
-          <w:szCs w:val="24"/>
-        </w:rPr>
-        <w:t>b) Shared globally among functions</w:t>
-      </w:r>
-    </w:p>
-    <w:p>
-      <w:pPr>
-        <w:spacing w:before="100" w:beforeAutospacing="1" w:after="100" w:afterAutospacing="1" w:line="240" w:lineRule="auto"/>
-        <w:ind w:left="270"/>
-        <w:rPr>
-          <w:rFonts w:ascii="Times New Roman" w:eastAsia="Times New Roman" w:hAnsi="Times New Roman" w:cs="Times New Roman"/>
-          <w:sz w:val="24"/>
-          <w:szCs w:val="24"/>
-        </w:rPr>
-      </w:pPr>
-      <w:r>
-        <w:rPr>
-          <w:rFonts w:ascii="Times New Roman" w:eastAsia="Times New Roman" w:hAnsi="Times New Roman" w:cs="Times New Roman"/>
-          <w:b/>
-          <w:bCs/>
-          <w:sz w:val="24"/>
-          <w:szCs w:val="24"/>
-        </w:rPr>
-        <w:t>5</w:t>
-      </w:r>
-      <w:r>
-        <w:rPr>
-          <w:rFonts w:ascii="Times New Roman" w:eastAsia="Times New Roman" w:hAnsi="Times New Roman" w:cs="Times New Roman"/>
-          <w:sz w:val="24"/>
-          <w:szCs w:val="24"/>
-        </w:rPr>
-        <w:t xml:space="preserve"> Which of the following is not a benefit of Object-Oriented Programming?</w:t>
-      </w:r>
-      <w:r>
-        <w:rPr>
-          <w:rFonts w:ascii="Times New Roman" w:eastAsia="Times New Roman" w:hAnsi="Times New Roman" w:cs="Times New Roman"/>
-          <w:sz w:val="24"/>
-          <w:szCs w:val="24"/>
-        </w:rPr>
-        <w:br/>
-        <w:t>a) Code Reusability</w:t>
-      </w:r>
-      <w:r>
-        <w:rPr>
-          <w:rFonts w:ascii="Times New Roman" w:eastAsia="Times New Roman" w:hAnsi="Times New Roman" w:cs="Times New Roman"/>
-          <w:sz w:val="24"/>
-          <w:szCs w:val="24"/>
-        </w:rPr>
-        <w:br/>
-        <w:t>b) Better Data Security</w:t>
-      </w:r>
-      <w:r>
-        <w:rPr>
-          <w:rFonts w:ascii="Times New Roman" w:eastAsia="Times New Roman" w:hAnsi="Times New Roman" w:cs="Times New Roman"/>
-          <w:sz w:val="24"/>
-          <w:szCs w:val="24"/>
-        </w:rPr>
-        <w:br/>
-        <w:t>c) Procedural Flow Control</w:t>
-      </w:r>
-      <w:r>
-        <w:rPr>
-          <w:rFonts w:ascii="Times New Roman" w:eastAsia="Times New Roman" w:hAnsi="Times New Roman" w:cs="Times New Roman"/>
-          <w:sz w:val="24"/>
-          <w:szCs w:val="24"/>
-        </w:rPr>
-        <w:br/>
-        <w:t>d) Easier Maintenance</w:t>
-      </w:r>
-      <w:r>
-        <w:rPr>
-          <w:rFonts w:ascii="Times New Roman" w:eastAsia="Times New Roman" w:hAnsi="Times New Roman" w:cs="Times New Roman"/>
-          <w:sz w:val="24"/>
-          <w:szCs w:val="24"/>
-        </w:rPr>
-        <w:br/>
-      </w:r>
-      <w:r>
-        <w:rPr>
-          <w:rFonts w:ascii="Segoe UI Symbol" w:eastAsia="Times New Roman" w:hAnsi="Segoe UI Symbol" w:cs="Segoe UI Symbol"/>
-          <w:b/>
-          <w:bCs/>
-          <w:sz w:val="24"/>
-          <w:szCs w:val="24"/>
-        </w:rPr>
-        <w:t>✔</w:t>
-      </w:r>
-      <w:r>
-        <w:rPr>
-          <w:rFonts w:ascii="Times New Roman" w:eastAsia="Times New Roman" w:hAnsi="Times New Roman" w:cs="Times New Roman"/>
-          <w:b/>
-          <w:bCs/>
-          <w:sz w:val="24"/>
-          <w:szCs w:val="24"/>
-        </w:rPr>
-        <w:t xml:space="preserve"> </w:t>
-      </w:r>
-      <w:r>
-        <w:rPr>
-          <w:rFonts w:ascii="Times New Roman" w:eastAsia="Times New Roman" w:hAnsi="Times New Roman" w:cs="Times New Roman"/>
-          <w:b/>
-          <w:bCs/>
-          <w:color w:val="FF0000"/>
-          <w:sz w:val="24"/>
-          <w:szCs w:val="24"/>
-        </w:rPr>
-        <w:t>Answer:</w:t>
-      </w:r>
-      <w:r>
-        <w:rPr>
-          <w:rFonts w:ascii="Times New Roman" w:eastAsia="Times New Roman" w:hAnsi="Times New Roman" w:cs="Times New Roman"/>
-          <w:color w:val="FF0000"/>
-          <w:sz w:val="24"/>
-          <w:szCs w:val="24"/>
-        </w:rPr>
-        <w:t xml:space="preserve"> </w:t>
-      </w:r>
-      <w:r>
-        <w:rPr>
-          <w:rFonts w:ascii="Times New Roman" w:eastAsia="Times New Roman" w:hAnsi="Times New Roman" w:cs="Times New Roman"/>
-          <w:sz w:val="24"/>
-          <w:szCs w:val="24"/>
-        </w:rPr>
-        <w:t>c) Procedural Flow Control</w:t>
-      </w:r>
-    </w:p>
-    <w:p>
-      <w:pPr>
-        <w:spacing w:after="0" w:line="240" w:lineRule="auto"/>
-        <w:ind w:left="270"/>
-        <w:rPr>
-          <w:rFonts w:ascii="Times New Roman" w:eastAsia="Times New Roman" w:hAnsi="Times New Roman" w:cs="Times New Roman"/>
-          <w:sz w:val="24"/>
-          <w:szCs w:val="24"/>
-        </w:rPr>
-      </w:pPr>
-    </w:p>
-    <w:p>
-      <w:pPr>
-        <w:spacing w:before="100" w:beforeAutospacing="1" w:after="100" w:afterAutospacing="1" w:line="240" w:lineRule="auto"/>
-        <w:ind w:left="270"/>
-        <w:rPr>
-          <w:rFonts w:ascii="Times New Roman" w:eastAsia="Times New Roman" w:hAnsi="Times New Roman" w:cs="Times New Roman"/>
-          <w:sz w:val="24"/>
-          <w:szCs w:val="24"/>
-        </w:rPr>
-      </w:pPr>
-      <w:r>
-        <w:rPr>
           <w:rFonts w:ascii="Times New Roman" w:hAnsi="Times New Roman" w:cs="Times New Roman"/>
           <w:noProof/>
         </w:rPr>
@@ -6314,10 +7518,10 @@
               <wp:anchor distT="0" distB="0" distL="114300" distR="114300" simplePos="0" relativeHeight="251667456" behindDoc="1" locked="0" layoutInCell="1" allowOverlap="1" wp14:anchorId="14A76692" wp14:editId="7516ABA7">
                 <wp:simplePos x="0" y="0"/>
                 <wp:positionH relativeFrom="page">
-                  <wp:posOffset>6038717</wp:posOffset>
+                  <wp:align>right</wp:align>
                 </wp:positionH>
                 <wp:positionV relativeFrom="paragraph">
-                  <wp:posOffset>-787099</wp:posOffset>
+                  <wp:posOffset>-638175</wp:posOffset>
                 </wp:positionV>
                 <wp:extent cx="1485182" cy="13095734"/>
                 <wp:effectExtent l="95250" t="38100" r="20320" b="125095"/>
@@ -6596,7 +7800,7 @@
           </mc:Choice>
           <mc:Fallback>
             <w:pict>
-              <v:group w14:anchorId="626EBF96" id="Group 3" o:spid="_x0000_s1026" style="position:absolute;margin-left:475.5pt;margin-top:-62pt;width:116.95pt;height:1031.15pt;z-index:-251649024;mso-position-horizontal-relative:page" coordorigin="7571,-22" coordsize="2395,20510" o:gfxdata="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">
+              <v:group w14:anchorId="301A99A9" id="Group 3" o:spid="_x0000_s1026" style="position:absolute;margin-left:65.75pt;margin-top:-50.25pt;width:116.95pt;height:1031.15pt;z-index:-251649024;mso-position-horizontal:right;mso-position-horizontal-relative:page" coordorigin="7571,-22" coordsize="2395,20510" o:gfxdata="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">
                 <v:shape id="AutoShape 128" o:spid="_x0000_s1027" type="#_x0000_t32" style="position:absolute;left:9966;top:6;width:0;height:20454;visibility:visible;mso-wrap-style:square" o:connectortype="straight" o:gfxdata="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" strokecolor="#538135 [2409]" strokeweight="1pt"/>
                 <v:shape id="AutoShape 127" o:spid="_x0000_s1028" type="#_x0000_t32" style="position:absolute;left:9710;top:6;width:0;height:20368;visibility:visible;mso-wrap-style:square" o:connectortype="straight" o:gfxdata="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" filled="t" fillcolor="#5b9bd5 [3204]" strokecolor="#a8d08d [1945]" strokeweight="4pt">
                   <v:shadow on="t" color="black" opacity="22937f" origin=",.5" offset="0,3pt"/>
@@ -6627,6 +7831,259 @@
           <w:sz w:val="24"/>
           <w:szCs w:val="24"/>
         </w:rPr>
+        <w:t>4</w:t>
+      </w:r>
+      <w:r>
+        <w:rPr>
+          <w:rFonts w:ascii="Times New Roman" w:eastAsia="Times New Roman" w:hAnsi="Times New Roman" w:cs="Times New Roman"/>
+          <w:sz w:val="24"/>
+          <w:szCs w:val="24"/>
+        </w:rPr>
+        <w:t xml:space="preserve"> In Procedure-Oriented Programming, data is mainly:</w:t>
+      </w:r>
+      <w:r>
+        <w:rPr>
+          <w:rFonts w:ascii="Times New Roman" w:eastAsia="Times New Roman" w:hAnsi="Times New Roman" w:cs="Times New Roman"/>
+          <w:sz w:val="24"/>
+          <w:szCs w:val="24"/>
+        </w:rPr>
+        <w:br/>
+        <w:t>a) Hidden inside classes</w:t>
+      </w:r>
+      <w:r>
+        <w:rPr>
+          <w:rFonts w:ascii="Times New Roman" w:eastAsia="Times New Roman" w:hAnsi="Times New Roman" w:cs="Times New Roman"/>
+          <w:sz w:val="24"/>
+          <w:szCs w:val="24"/>
+        </w:rPr>
+        <w:br/>
+        <w:t>b) Shared globally among functions</w:t>
+      </w:r>
+      <w:r>
+        <w:rPr>
+          <w:rFonts w:ascii="Times New Roman" w:eastAsia="Times New Roman" w:hAnsi="Times New Roman" w:cs="Times New Roman"/>
+          <w:sz w:val="24"/>
+          <w:szCs w:val="24"/>
+        </w:rPr>
+        <w:br/>
+        <w:t>c) Accessed only by objects</w:t>
+      </w:r>
+      <w:r>
+        <w:rPr>
+          <w:rFonts w:ascii="Times New Roman" w:eastAsia="Times New Roman" w:hAnsi="Times New Roman" w:cs="Times New Roman"/>
+          <w:sz w:val="24"/>
+          <w:szCs w:val="24"/>
+        </w:rPr>
+        <w:br/>
+        <w:t>d) Managed by constructors</w:t>
+      </w:r>
+      <w:r>
+        <w:rPr>
+          <w:rFonts w:ascii="Times New Roman" w:eastAsia="Times New Roman" w:hAnsi="Times New Roman" w:cs="Times New Roman"/>
+          <w:sz w:val="24"/>
+          <w:szCs w:val="24"/>
+        </w:rPr>
+        <w:br/>
+      </w:r>
+      <w:r>
+        <w:rPr>
+          <w:rFonts w:ascii="Segoe UI Symbol" w:eastAsia="Times New Roman" w:hAnsi="Segoe UI Symbol" w:cs="Segoe UI Symbol"/>
+          <w:b/>
+          <w:bCs/>
+          <w:sz w:val="24"/>
+          <w:szCs w:val="24"/>
+        </w:rPr>
+        <w:t>✔</w:t>
+      </w:r>
+      <w:r>
+        <w:rPr>
+          <w:rFonts w:ascii="Times New Roman" w:eastAsia="Times New Roman" w:hAnsi="Times New Roman" w:cs="Times New Roman"/>
+          <w:b/>
+          <w:bCs/>
+          <w:sz w:val="24"/>
+          <w:szCs w:val="24"/>
+        </w:rPr>
+        <w:t xml:space="preserve"> </w:t>
+      </w:r>
+      <w:r>
+        <w:rPr>
+          <w:rFonts w:ascii="Times New Roman" w:eastAsia="Times New Roman" w:hAnsi="Times New Roman" w:cs="Times New Roman"/>
+          <w:b/>
+          <w:bCs/>
+          <w:color w:val="FF0000"/>
+          <w:sz w:val="24"/>
+          <w:szCs w:val="24"/>
+        </w:rPr>
+        <w:t>Answer:</w:t>
+      </w:r>
+      <w:r>
+        <w:rPr>
+          <w:rFonts w:ascii="Times New Roman" w:eastAsia="Times New Roman" w:hAnsi="Times New Roman" w:cs="Times New Roman"/>
+          <w:color w:val="FF0000"/>
+          <w:sz w:val="24"/>
+          <w:szCs w:val="24"/>
+        </w:rPr>
+        <w:t xml:space="preserve"> </w:t>
+      </w:r>
+      <w:r>
+        <w:rPr>
+          <w:rFonts w:ascii="Times New Roman" w:eastAsia="Times New Roman" w:hAnsi="Times New Roman" w:cs="Times New Roman"/>
+          <w:sz w:val="24"/>
+          <w:szCs w:val="24"/>
+        </w:rPr>
+        <w:t>b) Shared globally among functions</w:t>
+      </w:r>
+    </w:p>
+    <w:p>
+      <w:pPr>
+        <w:spacing w:before="100" w:beforeAutospacing="1" w:after="100" w:afterAutospacing="1" w:line="240" w:lineRule="auto"/>
+        <w:ind w:left="270"/>
+        <w:rPr>
+          <w:rFonts w:ascii="Times New Roman" w:eastAsia="Times New Roman" w:hAnsi="Times New Roman" w:cs="Times New Roman"/>
+          <w:sz w:val="24"/>
+          <w:szCs w:val="24"/>
+        </w:rPr>
+      </w:pPr>
+      <w:r>
+        <w:rPr>
+          <w:rFonts w:ascii="Times New Roman" w:eastAsia="Times New Roman" w:hAnsi="Times New Roman" w:cs="Times New Roman"/>
+          <w:b/>
+          <w:bCs/>
+          <w:sz w:val="24"/>
+          <w:szCs w:val="24"/>
+        </w:rPr>
+        <w:t>5</w:t>
+      </w:r>
+      <w:r>
+        <w:rPr>
+          <w:rFonts w:ascii="Times New Roman" w:eastAsia="Times New Roman" w:hAnsi="Times New Roman" w:cs="Times New Roman"/>
+          <w:sz w:val="24"/>
+          <w:szCs w:val="24"/>
+        </w:rPr>
+        <w:t xml:space="preserve"> Which of the following is not a benefit of Object-Oriented Programming?</w:t>
+      </w:r>
+      <w:r>
+        <w:rPr>
+          <w:rFonts w:ascii="Times New Roman" w:eastAsia="Times New Roman" w:hAnsi="Times New Roman" w:cs="Times New Roman"/>
+          <w:sz w:val="24"/>
+          <w:szCs w:val="24"/>
+        </w:rPr>
+        <w:br/>
+        <w:t>a) Code Reusability</w:t>
+      </w:r>
+      <w:r>
+        <w:rPr>
+          <w:rFonts w:ascii="Times New Roman" w:eastAsia="Times New Roman" w:hAnsi="Times New Roman" w:cs="Times New Roman"/>
+          <w:sz w:val="24"/>
+          <w:szCs w:val="24"/>
+        </w:rPr>
+        <w:br/>
+        <w:t>b) Better Data Security</w:t>
+      </w:r>
+      <w:r>
+        <w:rPr>
+          <w:rFonts w:ascii="Times New Roman" w:eastAsia="Times New Roman" w:hAnsi="Times New Roman" w:cs="Times New Roman"/>
+          <w:sz w:val="24"/>
+          <w:szCs w:val="24"/>
+        </w:rPr>
+        <w:br/>
+        <w:t>c) Procedural Flow Control</w:t>
+      </w:r>
+      <w:r>
+        <w:rPr>
+          <w:rFonts w:ascii="Times New Roman" w:eastAsia="Times New Roman" w:hAnsi="Times New Roman" w:cs="Times New Roman"/>
+          <w:sz w:val="24"/>
+          <w:szCs w:val="24"/>
+        </w:rPr>
+        <w:br/>
+        <w:t>d) Easier Maintenance</w:t>
+      </w:r>
+      <w:r>
+        <w:rPr>
+          <w:rFonts w:ascii="Times New Roman" w:eastAsia="Times New Roman" w:hAnsi="Times New Roman" w:cs="Times New Roman"/>
+          <w:sz w:val="24"/>
+          <w:szCs w:val="24"/>
+        </w:rPr>
+        <w:br/>
+      </w:r>
+      <w:r>
+        <w:rPr>
+          <w:rFonts w:ascii="Segoe UI Symbol" w:eastAsia="Times New Roman" w:hAnsi="Segoe UI Symbol" w:cs="Segoe UI Symbol"/>
+          <w:b/>
+          <w:bCs/>
+          <w:sz w:val="24"/>
+          <w:szCs w:val="24"/>
+        </w:rPr>
+        <w:t>✔</w:t>
+      </w:r>
+      <w:r>
+        <w:rPr>
+          <w:rFonts w:ascii="Times New Roman" w:eastAsia="Times New Roman" w:hAnsi="Times New Roman" w:cs="Times New Roman"/>
+          <w:b/>
+          <w:bCs/>
+          <w:sz w:val="24"/>
+          <w:szCs w:val="24"/>
+        </w:rPr>
+        <w:t xml:space="preserve"> </w:t>
+      </w:r>
+      <w:r>
+        <w:rPr>
+          <w:rFonts w:ascii="Times New Roman" w:eastAsia="Times New Roman" w:hAnsi="Times New Roman" w:cs="Times New Roman"/>
+          <w:b/>
+          <w:bCs/>
+          <w:color w:val="FF0000"/>
+          <w:sz w:val="24"/>
+          <w:szCs w:val="24"/>
+        </w:rPr>
+        <w:t>Answer:</w:t>
+      </w:r>
+      <w:r>
+        <w:rPr>
+          <w:rFonts w:ascii="Times New Roman" w:eastAsia="Times New Roman" w:hAnsi="Times New Roman" w:cs="Times New Roman"/>
+          <w:color w:val="FF0000"/>
+          <w:sz w:val="24"/>
+          <w:szCs w:val="24"/>
+        </w:rPr>
+        <w:t xml:space="preserve"> </w:t>
+      </w:r>
+      <w:r>
+        <w:rPr>
+          <w:rFonts w:ascii="Times New Roman" w:eastAsia="Times New Roman" w:hAnsi="Times New Roman" w:cs="Times New Roman"/>
+          <w:sz w:val="24"/>
+          <w:szCs w:val="24"/>
+        </w:rPr>
+        <w:t>c) Procedural Flow Control</w:t>
+      </w:r>
+    </w:p>
+    <w:p>
+      <w:pPr>
+        <w:spacing w:after="0" w:line="240" w:lineRule="auto"/>
+        <w:ind w:left="270"/>
+        <w:rPr>
+          <w:rFonts w:ascii="Times New Roman" w:eastAsia="Times New Roman" w:hAnsi="Times New Roman" w:cs="Times New Roman"/>
+          <w:sz w:val="24"/>
+          <w:szCs w:val="24"/>
+        </w:rPr>
+      </w:pPr>
+    </w:p>
+    <w:p>
+      <w:pPr>
+        <w:spacing w:before="100" w:beforeAutospacing="1" w:after="100" w:afterAutospacing="1" w:line="240" w:lineRule="auto"/>
+        <w:ind w:left="270"/>
+        <w:rPr>
+          <w:rFonts w:ascii="Times New Roman" w:eastAsia="Times New Roman" w:hAnsi="Times New Roman" w:cs="Times New Roman"/>
+          <w:sz w:val="24"/>
+          <w:szCs w:val="24"/>
+        </w:rPr>
+      </w:pPr>
+      <w:r>
+        <w:rPr>
+          <w:rFonts w:ascii="Times New Roman" w:eastAsia="Times New Roman" w:hAnsi="Times New Roman" w:cs="Times New Roman"/>
+          <w:b/>
+          <w:bCs/>
+          <w:sz w:val="24"/>
+          <w:szCs w:val="24"/>
+        </w:rPr>
         <w:t>6.</w:t>
       </w:r>
       <w:r>
@@ -7248,237 +8705,6 @@
           <w:color w:val="C45911" w:themeColor="accent2" w:themeShade="BF"/>
           <w:sz w:val="32"/>
           <w:szCs w:val="27"/>
-        </w:rPr>
-      </w:pPr>
-      <w:r>
-        <w:rPr>
-          <w:rFonts w:ascii="Times New Roman" w:eastAsia="Times New Roman" w:hAnsi="Times New Roman" w:cs="Times New Roman"/>
-          <w:b/>
-          <w:bCs/>
-          <w:color w:val="C45911" w:themeColor="accent2" w:themeShade="BF"/>
-          <w:sz w:val="32"/>
-          <w:szCs w:val="27"/>
-        </w:rPr>
-        <w:t>Assertion and Reason Questions with Options</w:t>
-      </w:r>
-    </w:p>
-    <w:p>
-      <w:pPr>
-        <w:spacing w:before="100" w:beforeAutospacing="1" w:after="100" w:afterAutospacing="1" w:line="240" w:lineRule="auto"/>
-        <w:ind w:left="270"/>
-        <w:rPr>
-          <w:rFonts w:ascii="Times New Roman" w:eastAsia="Times New Roman" w:hAnsi="Times New Roman" w:cs="Times New Roman"/>
-          <w:sz w:val="24"/>
-          <w:szCs w:val="24"/>
-        </w:rPr>
-      </w:pPr>
-      <w:proofErr w:type="gramStart"/>
-      <w:r>
-        <w:rPr>
-          <w:rFonts w:ascii="Times New Roman" w:eastAsia="Times New Roman" w:hAnsi="Times New Roman" w:cs="Times New Roman"/>
-          <w:b/>
-          <w:bCs/>
-          <w:sz w:val="24"/>
-          <w:szCs w:val="24"/>
-        </w:rPr>
-        <w:t>1.</w:t>
-      </w:r>
-      <w:proofErr w:type="gramEnd"/>
-      <w:r>
-        <w:rPr>
-          <w:rFonts w:ascii="Times New Roman" w:eastAsia="Times New Roman" w:hAnsi="Times New Roman" w:cs="Times New Roman"/>
-          <w:sz w:val="24"/>
-          <w:szCs w:val="24"/>
-        </w:rPr>
-        <w:br/>
-      </w:r>
-      <w:r>
-        <w:rPr>
-          <w:rFonts w:ascii="Times New Roman" w:eastAsia="Times New Roman" w:hAnsi="Times New Roman" w:cs="Times New Roman"/>
-          <w:b/>
-          <w:bCs/>
-          <w:sz w:val="24"/>
-          <w:szCs w:val="24"/>
-        </w:rPr>
-        <w:t>Assertion (A):</w:t>
-      </w:r>
-      <w:r>
-        <w:rPr>
-          <w:rFonts w:ascii="Times New Roman" w:eastAsia="Times New Roman" w:hAnsi="Times New Roman" w:cs="Times New Roman"/>
-          <w:sz w:val="24"/>
-          <w:szCs w:val="24"/>
-        </w:rPr>
-        <w:t xml:space="preserve"> Object-Oriented Programming provides better data security than Procedure-Oriented Programming.</w:t>
-      </w:r>
-      <w:r>
-        <w:rPr>
-          <w:rFonts w:ascii="Times New Roman" w:eastAsia="Times New Roman" w:hAnsi="Times New Roman" w:cs="Times New Roman"/>
-          <w:sz w:val="24"/>
-          <w:szCs w:val="24"/>
-        </w:rPr>
-        <w:br/>
-      </w:r>
-      <w:r>
-        <w:rPr>
-          <w:rFonts w:ascii="Times New Roman" w:eastAsia="Times New Roman" w:hAnsi="Times New Roman" w:cs="Times New Roman"/>
-          <w:b/>
-          <w:bCs/>
-          <w:sz w:val="24"/>
-          <w:szCs w:val="24"/>
-        </w:rPr>
-        <w:t>Reason (R):</w:t>
-      </w:r>
-      <w:r>
-        <w:rPr>
-          <w:rFonts w:ascii="Times New Roman" w:eastAsia="Times New Roman" w:hAnsi="Times New Roman" w:cs="Times New Roman"/>
-          <w:sz w:val="24"/>
-          <w:szCs w:val="24"/>
-        </w:rPr>
-        <w:t xml:space="preserve"> OOP uses encapsulation to restrict direct access to data.</w:t>
-      </w:r>
-      <w:r>
-        <w:rPr>
-          <w:rFonts w:ascii="Times New Roman" w:eastAsia="Times New Roman" w:hAnsi="Times New Roman" w:cs="Times New Roman"/>
-          <w:sz w:val="24"/>
-          <w:szCs w:val="24"/>
-        </w:rPr>
-        <w:br/>
-      </w:r>
-      <w:r>
-        <w:rPr>
-          <w:rFonts w:ascii="Times New Roman" w:eastAsia="Times New Roman" w:hAnsi="Times New Roman" w:cs="Times New Roman"/>
-          <w:b/>
-          <w:bCs/>
-          <w:sz w:val="24"/>
-          <w:szCs w:val="24"/>
-        </w:rPr>
-        <w:t>Options</w:t>
-      </w:r>
-      <w:proofErr w:type="gramStart"/>
-      <w:r>
-        <w:rPr>
-          <w:rFonts w:ascii="Times New Roman" w:eastAsia="Times New Roman" w:hAnsi="Times New Roman" w:cs="Times New Roman"/>
-          <w:b/>
-          <w:bCs/>
-          <w:sz w:val="24"/>
-          <w:szCs w:val="24"/>
-        </w:rPr>
-        <w:t>:</w:t>
-      </w:r>
-      <w:proofErr w:type="gramEnd"/>
-      <w:r>
-        <w:rPr>
-          <w:rFonts w:ascii="Times New Roman" w:eastAsia="Times New Roman" w:hAnsi="Times New Roman" w:cs="Times New Roman"/>
-          <w:sz w:val="24"/>
-          <w:szCs w:val="24"/>
-        </w:rPr>
-        <w:br/>
-        <w:t>a) Both A and R are true, and R is the correct explanation of A</w:t>
-      </w:r>
-      <w:r>
-        <w:rPr>
-          <w:rFonts w:ascii="Times New Roman" w:eastAsia="Times New Roman" w:hAnsi="Times New Roman" w:cs="Times New Roman"/>
-          <w:sz w:val="24"/>
-          <w:szCs w:val="24"/>
-        </w:rPr>
-        <w:br/>
-        <w:t>b) Both A and R are true, but R is not the correct explanation of A</w:t>
-      </w:r>
-      <w:r>
-        <w:rPr>
-          <w:rFonts w:ascii="Times New Roman" w:eastAsia="Times New Roman" w:hAnsi="Times New Roman" w:cs="Times New Roman"/>
-          <w:sz w:val="24"/>
-          <w:szCs w:val="24"/>
-        </w:rPr>
-        <w:br/>
-        <w:t>c) A is true, but R is false</w:t>
-      </w:r>
-      <w:r>
-        <w:rPr>
-          <w:rFonts w:ascii="Times New Roman" w:eastAsia="Times New Roman" w:hAnsi="Times New Roman" w:cs="Times New Roman"/>
-          <w:sz w:val="24"/>
-          <w:szCs w:val="24"/>
-        </w:rPr>
-        <w:br/>
-        <w:t>d) A is false, but R is true</w:t>
-      </w:r>
-      <w:r>
-        <w:rPr>
-          <w:rFonts w:ascii="Times New Roman" w:eastAsia="Times New Roman" w:hAnsi="Times New Roman" w:cs="Times New Roman"/>
-          <w:sz w:val="24"/>
-          <w:szCs w:val="24"/>
-        </w:rPr>
-        <w:br/>
-      </w:r>
-      <w:r>
-        <w:rPr>
-          <w:rFonts w:ascii="Segoe UI Symbol" w:eastAsia="Times New Roman" w:hAnsi="Segoe UI Symbol" w:cs="Segoe UI Symbol"/>
-          <w:b/>
-          <w:bCs/>
-          <w:color w:val="FF0000"/>
-          <w:sz w:val="24"/>
-          <w:szCs w:val="24"/>
-        </w:rPr>
-        <w:t>✔</w:t>
-      </w:r>
-      <w:r>
-        <w:rPr>
-          <w:rFonts w:ascii="Times New Roman" w:eastAsia="Times New Roman" w:hAnsi="Times New Roman" w:cs="Times New Roman"/>
-          <w:b/>
-          <w:bCs/>
-          <w:color w:val="FF0000"/>
-          <w:sz w:val="24"/>
-          <w:szCs w:val="24"/>
-        </w:rPr>
-        <w:t xml:space="preserve"> Answer:</w:t>
-      </w:r>
-      <w:r>
-        <w:rPr>
-          <w:rFonts w:ascii="Times New Roman" w:eastAsia="Times New Roman" w:hAnsi="Times New Roman" w:cs="Times New Roman"/>
-          <w:color w:val="FF0000"/>
-          <w:sz w:val="24"/>
-          <w:szCs w:val="24"/>
-        </w:rPr>
-        <w:t xml:space="preserve"> </w:t>
-      </w:r>
-      <w:r>
-        <w:rPr>
-          <w:rFonts w:ascii="Times New Roman" w:eastAsia="Times New Roman" w:hAnsi="Times New Roman" w:cs="Times New Roman"/>
-          <w:sz w:val="24"/>
-          <w:szCs w:val="24"/>
-        </w:rPr>
-        <w:t>a) Both A and R are true, and R is the correct explanation of A</w:t>
-      </w:r>
-    </w:p>
-    <w:p>
-      <w:pPr>
-        <w:spacing w:after="0" w:line="240" w:lineRule="auto"/>
-        <w:ind w:left="270"/>
-        <w:rPr>
-          <w:rFonts w:ascii="Times New Roman" w:eastAsia="Times New Roman" w:hAnsi="Times New Roman" w:cs="Times New Roman"/>
-          <w:sz w:val="24"/>
-          <w:szCs w:val="24"/>
-        </w:rPr>
-      </w:pPr>
-      <w:r>
-        <w:rPr>
-          <w:rFonts w:ascii="Times New Roman" w:eastAsia="Times New Roman" w:hAnsi="Times New Roman" w:cs="Times New Roman"/>
-          <w:sz w:val="24"/>
-          <w:szCs w:val="24"/>
-        </w:rPr>
-        <w:pict>
-          <v:rect id="_x0000_i1028" style="width:0;height:1.5pt" o:hralign="center" o:hrstd="t" o:hr="t" fillcolor="#a0a0a0" stroked="f"/>
-        </w:pict>
-      </w:r>
-    </w:p>
-    <w:p>
-      <w:pPr>
-        <w:spacing w:before="100" w:beforeAutospacing="1" w:after="100" w:afterAutospacing="1" w:line="240" w:lineRule="auto"/>
-        <w:ind w:left="270"/>
-        <w:rPr>
-          <w:rFonts w:ascii="Times New Roman" w:eastAsia="Times New Roman" w:hAnsi="Times New Roman" w:cs="Times New Roman"/>
-          <w:sz w:val="24"/>
-          <w:szCs w:val="24"/>
         </w:rPr>
       </w:pPr>
       <w:r>
@@ -7493,10 +8719,10 @@
               <wp:anchor distT="0" distB="0" distL="114300" distR="114300" simplePos="0" relativeHeight="251669504" behindDoc="1" locked="0" layoutInCell="1" allowOverlap="1" wp14:anchorId="14A76692" wp14:editId="7516ABA7">
                 <wp:simplePos x="0" y="0"/>
                 <wp:positionH relativeFrom="page">
-                  <wp:posOffset>6037748</wp:posOffset>
+                  <wp:posOffset>5976620</wp:posOffset>
                 </wp:positionH>
                 <wp:positionV relativeFrom="paragraph">
-                  <wp:posOffset>-1087822</wp:posOffset>
+                  <wp:posOffset>-849630</wp:posOffset>
                 </wp:positionV>
                 <wp:extent cx="1485182" cy="13095734"/>
                 <wp:effectExtent l="95250" t="38100" r="20320" b="125095"/>
@@ -7775,7 +9001,7 @@
           </mc:Choice>
           <mc:Fallback>
             <w:pict>
-              <v:group w14:anchorId="120C02A1" id="Group 3" o:spid="_x0000_s1026" style="position:absolute;margin-left:475.4pt;margin-top:-85.65pt;width:116.95pt;height:1031.15pt;z-index:-251646976;mso-position-horizontal-relative:page" coordorigin="7571,-22" coordsize="2395,20510" o:gfxdata="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">
+              <v:group w14:anchorId="49BA829D" id="Group 3" o:spid="_x0000_s1026" style="position:absolute;margin-left:470.6pt;margin-top:-66.9pt;width:116.95pt;height:1031.15pt;z-index:-251646976;mso-position-horizontal-relative:page" coordorigin="7571,-22" coordsize="2395,20510" o:gfxdata="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">
                 <v:shape id="AutoShape 128" o:spid="_x0000_s1027" type="#_x0000_t32" style="position:absolute;left:9966;top:6;width:0;height:20454;visibility:visible;mso-wrap-style:square" o:connectortype="straight" o:gfxdata="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" strokecolor="#538135 [2409]" strokeweight="1pt"/>
                 <v:shape id="AutoShape 127" o:spid="_x0000_s1028" type="#_x0000_t32" style="position:absolute;left:9710;top:6;width:0;height:20368;visibility:visible;mso-wrap-style:square" o:connectortype="straight" o:gfxdata="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" filled="t" fillcolor="#5b9bd5 [3204]" strokecolor="#a8d08d [1945]" strokeweight="4pt">
                   <v:shadow on="t" color="black" opacity="22937f" origin=",.5" offset="0,3pt"/>
@@ -7798,6 +9024,28 @@
           </mc:Fallback>
         </mc:AlternateContent>
       </w:r>
+      <w:r>
+        <w:rPr>
+          <w:rFonts w:ascii="Times New Roman" w:eastAsia="Times New Roman" w:hAnsi="Times New Roman" w:cs="Times New Roman"/>
+          <w:b/>
+          <w:bCs/>
+          <w:color w:val="C45911" w:themeColor="accent2" w:themeShade="BF"/>
+          <w:sz w:val="32"/>
+          <w:szCs w:val="27"/>
+        </w:rPr>
+        <w:t>Assertion and Reason Questions with Options</w:t>
+      </w:r>
+    </w:p>
+    <w:p>
+      <w:pPr>
+        <w:spacing w:before="100" w:beforeAutospacing="1" w:after="100" w:afterAutospacing="1" w:line="240" w:lineRule="auto"/>
+        <w:ind w:left="270"/>
+        <w:rPr>
+          <w:rFonts w:ascii="Times New Roman" w:eastAsia="Times New Roman" w:hAnsi="Times New Roman" w:cs="Times New Roman"/>
+          <w:sz w:val="24"/>
+          <w:szCs w:val="24"/>
+        </w:rPr>
+      </w:pPr>
       <w:proofErr w:type="gramStart"/>
       <w:r>
         <w:rPr>
@@ -7807,7 +9055,7 @@
           <w:sz w:val="24"/>
           <w:szCs w:val="24"/>
         </w:rPr>
-        <w:t>2.</w:t>
+        <w:t>1.</w:t>
       </w:r>
       <w:proofErr w:type="gramEnd"/>
       <w:r>
@@ -7834,7 +9082,7 @@
           <w:sz w:val="24"/>
           <w:szCs w:val="24"/>
         </w:rPr>
-        <w:t xml:space="preserve"> In POP, code reusability is high due to the use of global variables.</w:t>
+        <w:t xml:space="preserve"> Object-Oriented Programming provides better data security than Procedure-Oriented Programming.</w:t>
       </w:r>
       <w:r>
         <w:rPr>
@@ -7860,26 +9108,38 @@
           <w:sz w:val="24"/>
           <w:szCs w:val="24"/>
         </w:rPr>
-        <w:t xml:space="preserve"> Global variables can be accessed by any function in POP.</w:t>
-      </w:r>
-      <w:r>
-        <w:rPr>
-          <w:rFonts w:ascii="Times New Roman" w:eastAsia="Times New Roman" w:hAnsi="Times New Roman" w:cs="Times New Roman"/>
-          <w:sz w:val="24"/>
-          <w:szCs w:val="24"/>
-        </w:rPr>
-        <w:br/>
-      </w:r>
-      <w:r>
-        <w:rPr>
-          <w:rFonts w:ascii="Times New Roman" w:eastAsia="Times New Roman" w:hAnsi="Times New Roman" w:cs="Times New Roman"/>
-          <w:b/>
-          <w:bCs/>
-          <w:sz w:val="24"/>
-          <w:szCs w:val="24"/>
-        </w:rPr>
-        <w:t>Options:</w:t>
-      </w:r>
+        <w:t xml:space="preserve"> OOP uses encapsulation to restrict direct access to data.</w:t>
+      </w:r>
+      <w:r>
+        <w:rPr>
+          <w:rFonts w:ascii="Times New Roman" w:eastAsia="Times New Roman" w:hAnsi="Times New Roman" w:cs="Times New Roman"/>
+          <w:sz w:val="24"/>
+          <w:szCs w:val="24"/>
+        </w:rPr>
+        <w:br/>
+      </w:r>
+      <w:r>
+        <w:rPr>
+          <w:rFonts w:ascii="Times New Roman" w:eastAsia="Times New Roman" w:hAnsi="Times New Roman" w:cs="Times New Roman"/>
+          <w:b/>
+          <w:bCs/>
+          <w:sz w:val="24"/>
+          <w:szCs w:val="24"/>
+        </w:rPr>
+        <w:t>Options</w:t>
+      </w:r>
+      <w:proofErr w:type="gramStart"/>
+      <w:r>
+        <w:rPr>
+          <w:rFonts w:ascii="Times New Roman" w:eastAsia="Times New Roman" w:hAnsi="Times New Roman" w:cs="Times New Roman"/>
+          <w:b/>
+          <w:bCs/>
+          <w:sz w:val="24"/>
+          <w:szCs w:val="24"/>
+        </w:rPr>
+        <w:t>:</w:t>
+      </w:r>
+      <w:proofErr w:type="gramEnd"/>
       <w:r>
         <w:rPr>
           <w:rFonts w:ascii="Times New Roman" w:eastAsia="Times New Roman" w:hAnsi="Times New Roman" w:cs="Times New Roman"/>
@@ -7905,16 +9165,16 @@
           <w:szCs w:val="24"/>
         </w:rPr>
         <w:br/>
-        <w:t>c) A is false, but R is true</w:t>
-      </w:r>
-      <w:r>
-        <w:rPr>
-          <w:rFonts w:ascii="Times New Roman" w:eastAsia="Times New Roman" w:hAnsi="Times New Roman" w:cs="Times New Roman"/>
-          <w:sz w:val="24"/>
-          <w:szCs w:val="24"/>
-        </w:rPr>
-        <w:br/>
-        <w:t>d) A is true, but R is false</w:t>
+        <w:t>c) A is true, but R is false</w:t>
+      </w:r>
+      <w:r>
+        <w:rPr>
+          <w:rFonts w:ascii="Times New Roman" w:eastAsia="Times New Roman" w:hAnsi="Times New Roman" w:cs="Times New Roman"/>
+          <w:sz w:val="24"/>
+          <w:szCs w:val="24"/>
+        </w:rPr>
+        <w:br/>
+        <w:t>d) A is false, but R is true</w:t>
       </w:r>
       <w:r>
         <w:rPr>
@@ -7944,25 +9204,24 @@
           <w:sz w:val="24"/>
           <w:szCs w:val="24"/>
         </w:rPr>
-        <w:t xml:space="preserve"> Answer</w:t>
-      </w:r>
-      <w:r>
-        <w:rPr>
-          <w:rFonts w:ascii="Times New Roman" w:eastAsia="Times New Roman" w:hAnsi="Times New Roman" w:cs="Times New Roman"/>
-          <w:b/>
-          <w:bCs/>
-          <w:sz w:val="24"/>
-          <w:szCs w:val="24"/>
-        </w:rPr>
-        <w:t>:</w:t>
-      </w:r>
-      <w:r>
-        <w:rPr>
-          <w:rFonts w:ascii="Times New Roman" w:eastAsia="Times New Roman" w:hAnsi="Times New Roman" w:cs="Times New Roman"/>
-          <w:sz w:val="24"/>
-          <w:szCs w:val="24"/>
-        </w:rPr>
-        <w:t xml:space="preserve"> c) A is false, but R is true</w:t>
+        <w:t xml:space="preserve"> Answer:</w:t>
+      </w:r>
+      <w:r>
+        <w:rPr>
+          <w:rFonts w:ascii="Times New Roman" w:eastAsia="Times New Roman" w:hAnsi="Times New Roman" w:cs="Times New Roman"/>
+          <w:color w:val="FF0000"/>
+          <w:sz w:val="24"/>
+          <w:szCs w:val="24"/>
+        </w:rPr>
+        <w:t xml:space="preserve"> </w:t>
+      </w:r>
+      <w:r>
+        <w:rPr>
+          <w:rFonts w:ascii="Times New Roman" w:eastAsia="Times New Roman" w:hAnsi="Times New Roman" w:cs="Times New Roman"/>
+          <w:sz w:val="24"/>
+          <w:szCs w:val="24"/>
+        </w:rPr>
+        <w:t>a) Both A and R are true, and R is the correct explanation of A</w:t>
       </w:r>
     </w:p>
     <w:p>
@@ -8005,7 +9264,7 @@
           <w:sz w:val="24"/>
           <w:szCs w:val="24"/>
         </w:rPr>
-        <w:t>3.</w:t>
+        <w:t>2.</w:t>
       </w:r>
       <w:proofErr w:type="gramEnd"/>
       <w:r>
@@ -8032,7 +9291,7 @@
           <w:sz w:val="24"/>
           <w:szCs w:val="24"/>
         </w:rPr>
-        <w:t xml:space="preserve"> Inheritance helps reduce code redundancy.</w:t>
+        <w:t xml:space="preserve"> In POP, code reusability is high due to the use of global variables.</w:t>
       </w:r>
       <w:r>
         <w:rPr>
@@ -8058,7 +9317,7 @@
           <w:sz w:val="24"/>
           <w:szCs w:val="24"/>
         </w:rPr>
-        <w:t xml:space="preserve"> Inheritance allows a class to reuse the properties of another class.</w:t>
+        <w:t xml:space="preserve"> Global variables can be accessed by any function in POP.</w:t>
       </w:r>
       <w:r>
         <w:rPr>
@@ -8080,13 +9339,6 @@
       </w:r>
       <w:r>
         <w:rPr>
-          <w:rFonts w:ascii="Times New Roman" w:hAnsi="Times New Roman" w:cs="Times New Roman"/>
-          <w:noProof/>
-        </w:rPr>
-        <w:t xml:space="preserve"> </w:t>
-      </w:r>
-      <w:r>
-        <w:rPr>
           <w:rFonts w:ascii="Times New Roman" w:eastAsia="Times New Roman" w:hAnsi="Times New Roman" w:cs="Times New Roman"/>
           <w:sz w:val="24"/>
           <w:szCs w:val="24"/>
@@ -8110,16 +9362,16 @@
           <w:szCs w:val="24"/>
         </w:rPr>
         <w:br/>
-        <w:t>c) A is true, but R is false</w:t>
-      </w:r>
-      <w:r>
-        <w:rPr>
-          <w:rFonts w:ascii="Times New Roman" w:eastAsia="Times New Roman" w:hAnsi="Times New Roman" w:cs="Times New Roman"/>
-          <w:sz w:val="24"/>
-          <w:szCs w:val="24"/>
-        </w:rPr>
-        <w:br/>
-        <w:t>d) A is false, but R is true</w:t>
+        <w:t>c) A is false, but R is true</w:t>
+      </w:r>
+      <w:r>
+        <w:rPr>
+          <w:rFonts w:ascii="Times New Roman" w:eastAsia="Times New Roman" w:hAnsi="Times New Roman" w:cs="Times New Roman"/>
+          <w:sz w:val="24"/>
+          <w:szCs w:val="24"/>
+        </w:rPr>
+        <w:br/>
+        <w:t>d) A is true, but R is false</w:t>
       </w:r>
       <w:r>
         <w:rPr>
@@ -8167,7 +9419,7 @@
           <w:sz w:val="24"/>
           <w:szCs w:val="24"/>
         </w:rPr>
-        <w:t xml:space="preserve"> a) Both A and R are true, and R is the correct explanation of A</w:t>
+        <w:t xml:space="preserve"> c) A is false, but R is true</w:t>
       </w:r>
     </w:p>
     <w:p>
@@ -8210,7 +9462,7 @@
           <w:sz w:val="24"/>
           <w:szCs w:val="24"/>
         </w:rPr>
-        <w:t>4.</w:t>
+        <w:t>3.</w:t>
       </w:r>
       <w:proofErr w:type="gramEnd"/>
       <w:r>
@@ -8237,7 +9489,7 @@
           <w:sz w:val="24"/>
           <w:szCs w:val="24"/>
         </w:rPr>
-        <w:t xml:space="preserve"> Polymorphism allows the same method to behave differently based on context.</w:t>
+        <w:t xml:space="preserve"> Inheritance helps reduce code redundancy.</w:t>
       </w:r>
       <w:r>
         <w:rPr>
@@ -8263,27 +9515,99 @@
           <w:sz w:val="24"/>
           <w:szCs w:val="24"/>
         </w:rPr>
-        <w:t xml:space="preserve"> It helps in defining multiple methods with the same name but different parameters or behavior.</w:t>
-      </w:r>
-      <w:r>
-        <w:rPr>
-          <w:rFonts w:ascii="Times New Roman" w:eastAsia="Times New Roman" w:hAnsi="Times New Roman" w:cs="Times New Roman"/>
-          <w:sz w:val="24"/>
-          <w:szCs w:val="24"/>
-        </w:rPr>
-        <w:br/>
-      </w:r>
-      <w:r>
-        <w:rPr>
-          <w:rFonts w:ascii="Times New Roman" w:eastAsia="Times New Roman" w:hAnsi="Times New Roman" w:cs="Times New Roman"/>
-          <w:b/>
-          <w:bCs/>
-          <w:sz w:val="24"/>
-          <w:szCs w:val="24"/>
-        </w:rPr>
-        <w:t>Options</w:t>
-      </w:r>
-      <w:proofErr w:type="gramStart"/>
+        <w:t xml:space="preserve"> Inheritance allows a class to reuse the properties of another class.</w:t>
+      </w:r>
+      <w:r>
+        <w:rPr>
+          <w:rFonts w:ascii="Times New Roman" w:eastAsia="Times New Roman" w:hAnsi="Times New Roman" w:cs="Times New Roman"/>
+          <w:sz w:val="24"/>
+          <w:szCs w:val="24"/>
+        </w:rPr>
+        <w:br/>
+      </w:r>
+      <w:r>
+        <w:rPr>
+          <w:rFonts w:ascii="Times New Roman" w:eastAsia="Times New Roman" w:hAnsi="Times New Roman" w:cs="Times New Roman"/>
+          <w:b/>
+          <w:bCs/>
+          <w:sz w:val="24"/>
+          <w:szCs w:val="24"/>
+        </w:rPr>
+        <w:t>Options:</w:t>
+      </w:r>
+      <w:r>
+        <w:rPr>
+          <w:rFonts w:ascii="Times New Roman" w:hAnsi="Times New Roman" w:cs="Times New Roman"/>
+          <w:noProof/>
+        </w:rPr>
+        <w:t xml:space="preserve"> </w:t>
+      </w:r>
+      <w:r>
+        <w:rPr>
+          <w:rFonts w:ascii="Times New Roman" w:eastAsia="Times New Roman" w:hAnsi="Times New Roman" w:cs="Times New Roman"/>
+          <w:sz w:val="24"/>
+          <w:szCs w:val="24"/>
+        </w:rPr>
+        <w:br/>
+        <w:t>a) Both A and R are true, and R is the correct explanation of A</w:t>
+      </w:r>
+      <w:r>
+        <w:rPr>
+          <w:rFonts w:ascii="Times New Roman" w:eastAsia="Times New Roman" w:hAnsi="Times New Roman" w:cs="Times New Roman"/>
+          <w:sz w:val="24"/>
+          <w:szCs w:val="24"/>
+        </w:rPr>
+        <w:br/>
+        <w:t>b) Both A and R are true, but R is not the correct explanation of A</w:t>
+      </w:r>
+      <w:r>
+        <w:rPr>
+          <w:rFonts w:ascii="Times New Roman" w:eastAsia="Times New Roman" w:hAnsi="Times New Roman" w:cs="Times New Roman"/>
+          <w:sz w:val="24"/>
+          <w:szCs w:val="24"/>
+        </w:rPr>
+        <w:br/>
+        <w:t>c) A is true, but R is false</w:t>
+      </w:r>
+      <w:r>
+        <w:rPr>
+          <w:rFonts w:ascii="Times New Roman" w:eastAsia="Times New Roman" w:hAnsi="Times New Roman" w:cs="Times New Roman"/>
+          <w:sz w:val="24"/>
+          <w:szCs w:val="24"/>
+        </w:rPr>
+        <w:br/>
+        <w:t>d) A is false, but R is true</w:t>
+      </w:r>
+      <w:r>
+        <w:rPr>
+          <w:rFonts w:ascii="Times New Roman" w:eastAsia="Times New Roman" w:hAnsi="Times New Roman" w:cs="Times New Roman"/>
+          <w:sz w:val="24"/>
+          <w:szCs w:val="24"/>
+        </w:rPr>
+        <w:br/>
+      </w:r>
+      <w:r>
+        <w:rPr>
+          <w:rFonts w:ascii="Segoe UI Symbol" w:eastAsia="Times New Roman" w:hAnsi="Segoe UI Symbol" w:cs="Segoe UI Symbol"/>
+          <w:b/>
+          <w:bCs/>
+          <w:color w:val="FF0000"/>
+          <w:sz w:val="24"/>
+          <w:szCs w:val="24"/>
+        </w:rPr>
+        <w:t>✔</w:t>
+      </w:r>
+      <w:r>
+        <w:rPr>
+          <w:rFonts w:ascii="Times New Roman" w:eastAsia="Times New Roman" w:hAnsi="Times New Roman" w:cs="Times New Roman"/>
+          <w:b/>
+          <w:bCs/>
+          <w:color w:val="FF0000"/>
+          <w:sz w:val="24"/>
+          <w:szCs w:val="24"/>
+        </w:rPr>
+        <w:t xml:space="preserve"> Answer</w:t>
+      </w:r>
       <w:r>
         <w:rPr>
           <w:rFonts w:ascii="Times New Roman" w:eastAsia="Times New Roman" w:hAnsi="Times New Roman" w:cs="Times New Roman"/>
@@ -8294,89 +9618,13 @@
         </w:rPr>
         <w:t>:</w:t>
       </w:r>
-      <w:proofErr w:type="gramEnd"/>
-      <w:r>
-        <w:rPr>
-          <w:rFonts w:ascii="Times New Roman" w:eastAsia="Times New Roman" w:hAnsi="Times New Roman" w:cs="Times New Roman"/>
-          <w:sz w:val="24"/>
-          <w:szCs w:val="24"/>
-        </w:rPr>
-        <w:br/>
-        <w:t>a) Both A and R are true, and R is the correct explanation of A</w:t>
-      </w:r>
-      <w:r>
-        <w:rPr>
-          <w:rFonts w:ascii="Times New Roman" w:eastAsia="Times New Roman" w:hAnsi="Times New Roman" w:cs="Times New Roman"/>
-          <w:sz w:val="24"/>
-          <w:szCs w:val="24"/>
-        </w:rPr>
-        <w:br/>
-        <w:t>b) Both A and R are true, but R is not the correct explanation of A</w:t>
-      </w:r>
-      <w:r>
-        <w:rPr>
-          <w:rFonts w:ascii="Times New Roman" w:eastAsia="Times New Roman" w:hAnsi="Times New Roman" w:cs="Times New Roman"/>
-          <w:sz w:val="24"/>
-          <w:szCs w:val="24"/>
-        </w:rPr>
-        <w:br/>
-        <w:t>c) A is true, but R is false</w:t>
-      </w:r>
-      <w:r>
-        <w:rPr>
-          <w:rFonts w:ascii="Times New Roman" w:eastAsia="Times New Roman" w:hAnsi="Times New Roman" w:cs="Times New Roman"/>
-          <w:sz w:val="24"/>
-          <w:szCs w:val="24"/>
-        </w:rPr>
-        <w:br/>
-        <w:t>d) A is false, but R is true</w:t>
-      </w:r>
-      <w:r>
-        <w:rPr>
-          <w:rFonts w:ascii="Times New Roman" w:eastAsia="Times New Roman" w:hAnsi="Times New Roman" w:cs="Times New Roman"/>
-          <w:sz w:val="24"/>
-          <w:szCs w:val="24"/>
-        </w:rPr>
-        <w:br/>
-      </w:r>
-      <w:r>
-        <w:rPr>
-          <w:rFonts w:ascii="Segoe UI Symbol" w:eastAsia="Times New Roman" w:hAnsi="Segoe UI Symbol" w:cs="Segoe UI Symbol"/>
-          <w:b/>
-          <w:bCs/>
-          <w:color w:val="FF0000"/>
-          <w:sz w:val="24"/>
-          <w:szCs w:val="24"/>
-        </w:rPr>
-        <w:t>✔</w:t>
-      </w:r>
-      <w:r>
-        <w:rPr>
-          <w:rFonts w:ascii="Times New Roman" w:eastAsia="Times New Roman" w:hAnsi="Times New Roman" w:cs="Times New Roman"/>
-          <w:b/>
-          <w:bCs/>
-          <w:color w:val="FF0000"/>
-          <w:sz w:val="24"/>
-          <w:szCs w:val="24"/>
-        </w:rPr>
-        <w:t xml:space="preserve"> Answer:</w:t>
-      </w:r>
-      <w:r>
-        <w:rPr>
-          <w:rFonts w:ascii="Times New Roman" w:eastAsia="Times New Roman" w:hAnsi="Times New Roman" w:cs="Times New Roman"/>
-          <w:color w:val="FF0000"/>
-          <w:sz w:val="24"/>
-          <w:szCs w:val="24"/>
-        </w:rPr>
-        <w:t xml:space="preserve"> </w:t>
-      </w:r>
-      <w:r>
-        <w:rPr>
-          <w:rFonts w:ascii="Times New Roman" w:eastAsia="Times New Roman" w:hAnsi="Times New Roman" w:cs="Times New Roman"/>
-          <w:sz w:val="24"/>
-          <w:szCs w:val="24"/>
-        </w:rPr>
-        <w:t>a) Both A and R are true, and R is the correct explanation of A</w:t>
+      <w:r>
+        <w:rPr>
+          <w:rFonts w:ascii="Times New Roman" w:eastAsia="Times New Roman" w:hAnsi="Times New Roman" w:cs="Times New Roman"/>
+          <w:sz w:val="24"/>
+          <w:szCs w:val="24"/>
+        </w:rPr>
+        <w:t xml:space="preserve"> a) Both A and R are true, and R is the correct explanation of A</w:t>
       </w:r>
     </w:p>
     <w:p>
@@ -8419,7 +9667,7 @@
           <w:sz w:val="24"/>
           <w:szCs w:val="24"/>
         </w:rPr>
-        <w:t>5.</w:t>
+        <w:t>4.</w:t>
       </w:r>
       <w:proofErr w:type="gramEnd"/>
       <w:r>
@@ -8446,7 +9694,7 @@
           <w:sz w:val="24"/>
           <w:szCs w:val="24"/>
         </w:rPr>
-        <w:t xml:space="preserve"> Java is a procedural programming language.</w:t>
+        <w:t xml:space="preserve"> Polymorphism allows the same method to behave differently based on context.</w:t>
       </w:r>
       <w:r>
         <w:rPr>
@@ -8472,26 +9720,38 @@
           <w:sz w:val="24"/>
           <w:szCs w:val="24"/>
         </w:rPr>
-        <w:t xml:space="preserve"> Java does not support classes and objects.</w:t>
-      </w:r>
-      <w:r>
-        <w:rPr>
-          <w:rFonts w:ascii="Times New Roman" w:eastAsia="Times New Roman" w:hAnsi="Times New Roman" w:cs="Times New Roman"/>
-          <w:sz w:val="24"/>
-          <w:szCs w:val="24"/>
-        </w:rPr>
-        <w:br/>
-      </w:r>
-      <w:r>
-        <w:rPr>
-          <w:rFonts w:ascii="Times New Roman" w:eastAsia="Times New Roman" w:hAnsi="Times New Roman" w:cs="Times New Roman"/>
-          <w:b/>
-          <w:bCs/>
-          <w:sz w:val="24"/>
-          <w:szCs w:val="24"/>
-        </w:rPr>
-        <w:t>Options:</w:t>
-      </w:r>
+        <w:t xml:space="preserve"> It helps in defining multiple methods with the same name but different parameters or behavior.</w:t>
+      </w:r>
+      <w:r>
+        <w:rPr>
+          <w:rFonts w:ascii="Times New Roman" w:eastAsia="Times New Roman" w:hAnsi="Times New Roman" w:cs="Times New Roman"/>
+          <w:sz w:val="24"/>
+          <w:szCs w:val="24"/>
+        </w:rPr>
+        <w:br/>
+      </w:r>
+      <w:r>
+        <w:rPr>
+          <w:rFonts w:ascii="Times New Roman" w:eastAsia="Times New Roman" w:hAnsi="Times New Roman" w:cs="Times New Roman"/>
+          <w:b/>
+          <w:bCs/>
+          <w:sz w:val="24"/>
+          <w:szCs w:val="24"/>
+        </w:rPr>
+        <w:t>Options</w:t>
+      </w:r>
+      <w:proofErr w:type="gramStart"/>
+      <w:r>
+        <w:rPr>
+          <w:rFonts w:ascii="Times New Roman" w:eastAsia="Times New Roman" w:hAnsi="Times New Roman" w:cs="Times New Roman"/>
+          <w:b/>
+          <w:bCs/>
+          <w:sz w:val="24"/>
+          <w:szCs w:val="24"/>
+        </w:rPr>
+        <w:t>:</w:t>
+      </w:r>
+      <w:proofErr w:type="gramEnd"/>
       <w:r>
         <w:rPr>
           <w:rFonts w:ascii="Times New Roman" w:eastAsia="Times New Roman" w:hAnsi="Times New Roman" w:cs="Times New Roman"/>
@@ -8526,7 +9786,7 @@
           <w:szCs w:val="24"/>
         </w:rPr>
         <w:br/>
-        <w:t>d) Both A and R are false</w:t>
+        <w:t>d) A is false, but R is true</w:t>
       </w:r>
       <w:r>
         <w:rPr>
@@ -8573,7 +9833,7 @@
           <w:sz w:val="24"/>
           <w:szCs w:val="24"/>
         </w:rPr>
-        <w:t>d) Both A and R are false</w:t>
+        <w:t>a) Both A and R are true, and R is the correct explanation of A</w:t>
       </w:r>
     </w:p>
     <w:p>
@@ -8616,6 +9876,204 @@
           <w:sz w:val="24"/>
           <w:szCs w:val="24"/>
         </w:rPr>
+        <w:t>5.</w:t>
+      </w:r>
+      <w:proofErr w:type="gramEnd"/>
+      <w:r>
+        <w:rPr>
+          <w:rFonts w:ascii="Times New Roman" w:eastAsia="Times New Roman" w:hAnsi="Times New Roman" w:cs="Times New Roman"/>
+          <w:sz w:val="24"/>
+          <w:szCs w:val="24"/>
+        </w:rPr>
+        <w:br/>
+      </w:r>
+      <w:r>
+        <w:rPr>
+          <w:rFonts w:ascii="Times New Roman" w:eastAsia="Times New Roman" w:hAnsi="Times New Roman" w:cs="Times New Roman"/>
+          <w:b/>
+          <w:bCs/>
+          <w:sz w:val="24"/>
+          <w:szCs w:val="24"/>
+        </w:rPr>
+        <w:t>Assertion (A):</w:t>
+      </w:r>
+      <w:r>
+        <w:rPr>
+          <w:rFonts w:ascii="Times New Roman" w:eastAsia="Times New Roman" w:hAnsi="Times New Roman" w:cs="Times New Roman"/>
+          <w:sz w:val="24"/>
+          <w:szCs w:val="24"/>
+        </w:rPr>
+        <w:t xml:space="preserve"> Java is a procedural programming language.</w:t>
+      </w:r>
+      <w:r>
+        <w:rPr>
+          <w:rFonts w:ascii="Times New Roman" w:eastAsia="Times New Roman" w:hAnsi="Times New Roman" w:cs="Times New Roman"/>
+          <w:sz w:val="24"/>
+          <w:szCs w:val="24"/>
+        </w:rPr>
+        <w:br/>
+      </w:r>
+      <w:r>
+        <w:rPr>
+          <w:rFonts w:ascii="Times New Roman" w:eastAsia="Times New Roman" w:hAnsi="Times New Roman" w:cs="Times New Roman"/>
+          <w:b/>
+          <w:bCs/>
+          <w:sz w:val="24"/>
+          <w:szCs w:val="24"/>
+        </w:rPr>
+        <w:lastRenderedPageBreak/>
+        <w:t>Reason (R):</w:t>
+      </w:r>
+      <w:r>
+        <w:rPr>
+          <w:rFonts w:ascii="Times New Roman" w:eastAsia="Times New Roman" w:hAnsi="Times New Roman" w:cs="Times New Roman"/>
+          <w:sz w:val="24"/>
+          <w:szCs w:val="24"/>
+        </w:rPr>
+        <w:t xml:space="preserve"> Java does not support classes and objects.</w:t>
+      </w:r>
+      <w:r>
+        <w:rPr>
+          <w:rFonts w:ascii="Times New Roman" w:eastAsia="Times New Roman" w:hAnsi="Times New Roman" w:cs="Times New Roman"/>
+          <w:sz w:val="24"/>
+          <w:szCs w:val="24"/>
+        </w:rPr>
+        <w:br/>
+      </w:r>
+      <w:r>
+        <w:rPr>
+          <w:rFonts w:ascii="Times New Roman" w:eastAsia="Times New Roman" w:hAnsi="Times New Roman" w:cs="Times New Roman"/>
+          <w:b/>
+          <w:bCs/>
+          <w:sz w:val="24"/>
+          <w:szCs w:val="24"/>
+        </w:rPr>
+        <w:t>Options:</w:t>
+      </w:r>
+      <w:r>
+        <w:rPr>
+          <w:rFonts w:ascii="Times New Roman" w:eastAsia="Times New Roman" w:hAnsi="Times New Roman" w:cs="Times New Roman"/>
+          <w:sz w:val="24"/>
+          <w:szCs w:val="24"/>
+        </w:rPr>
+        <w:br/>
+        <w:t>a) Both A and R are true, and R is the correct explanation of A</w:t>
+      </w:r>
+      <w:r>
+        <w:rPr>
+          <w:rFonts w:ascii="Times New Roman" w:eastAsia="Times New Roman" w:hAnsi="Times New Roman" w:cs="Times New Roman"/>
+          <w:sz w:val="24"/>
+          <w:szCs w:val="24"/>
+        </w:rPr>
+        <w:br/>
+        <w:t>b) Both A and R are true, but R is not the correct explanation of A</w:t>
+      </w:r>
+      <w:r>
+        <w:rPr>
+          <w:rFonts w:ascii="Times New Roman" w:eastAsia="Times New Roman" w:hAnsi="Times New Roman" w:cs="Times New Roman"/>
+          <w:sz w:val="24"/>
+          <w:szCs w:val="24"/>
+        </w:rPr>
+        <w:br/>
+        <w:t>c) A is true, but R is false</w:t>
+      </w:r>
+      <w:r>
+        <w:rPr>
+          <w:rFonts w:ascii="Times New Roman" w:eastAsia="Times New Roman" w:hAnsi="Times New Roman" w:cs="Times New Roman"/>
+          <w:sz w:val="24"/>
+          <w:szCs w:val="24"/>
+        </w:rPr>
+        <w:br/>
+        <w:t>d) Both A and R are false</w:t>
+      </w:r>
+      <w:r>
+        <w:rPr>
+          <w:rFonts w:ascii="Times New Roman" w:eastAsia="Times New Roman" w:hAnsi="Times New Roman" w:cs="Times New Roman"/>
+          <w:sz w:val="24"/>
+          <w:szCs w:val="24"/>
+        </w:rPr>
+        <w:br/>
+      </w:r>
+      <w:r>
+        <w:rPr>
+          <w:rFonts w:ascii="Segoe UI Symbol" w:eastAsia="Times New Roman" w:hAnsi="Segoe UI Symbol" w:cs="Segoe UI Symbol"/>
+          <w:b/>
+          <w:bCs/>
+          <w:color w:val="FF0000"/>
+          <w:sz w:val="24"/>
+          <w:szCs w:val="24"/>
+        </w:rPr>
+        <w:t>✔</w:t>
+      </w:r>
+      <w:r>
+        <w:rPr>
+          <w:rFonts w:ascii="Times New Roman" w:eastAsia="Times New Roman" w:hAnsi="Times New Roman" w:cs="Times New Roman"/>
+          <w:b/>
+          <w:bCs/>
+          <w:color w:val="FF0000"/>
+          <w:sz w:val="24"/>
+          <w:szCs w:val="24"/>
+        </w:rPr>
+        <w:t xml:space="preserve"> Answer:</w:t>
+      </w:r>
+      <w:r>
+        <w:rPr>
+          <w:rFonts w:ascii="Times New Roman" w:eastAsia="Times New Roman" w:hAnsi="Times New Roman" w:cs="Times New Roman"/>
+          <w:color w:val="FF0000"/>
+          <w:sz w:val="24"/>
+          <w:szCs w:val="24"/>
+        </w:rPr>
+        <w:t xml:space="preserve"> </w:t>
+      </w:r>
+      <w:r>
+        <w:rPr>
+          <w:rFonts w:ascii="Times New Roman" w:eastAsia="Times New Roman" w:hAnsi="Times New Roman" w:cs="Times New Roman"/>
+          <w:sz w:val="24"/>
+          <w:szCs w:val="24"/>
+        </w:rPr>
+        <w:t>d) Both A and R are false</w:t>
+      </w:r>
+    </w:p>
+    <w:p>
+      <w:pPr>
+        <w:spacing w:after="0" w:line="240" w:lineRule="auto"/>
+        <w:ind w:left="270"/>
+        <w:rPr>
+          <w:rFonts w:ascii="Times New Roman" w:eastAsia="Times New Roman" w:hAnsi="Times New Roman" w:cs="Times New Roman"/>
+          <w:sz w:val="24"/>
+          <w:szCs w:val="24"/>
+        </w:rPr>
+      </w:pPr>
+      <w:r>
+        <w:rPr>
+          <w:rFonts w:ascii="Times New Roman" w:eastAsia="Times New Roman" w:hAnsi="Times New Roman" w:cs="Times New Roman"/>
+          <w:sz w:val="24"/>
+          <w:szCs w:val="24"/>
+        </w:rPr>
+        <w:pict>
+          <v:rect id="_x0000_i1033" style="width:0;height:1.5pt" o:hralign="center" o:hrstd="t" o:hr="t" fillcolor="#a0a0a0" stroked="f"/>
+        </w:pict>
+      </w:r>
+    </w:p>
+    <w:p>
+      <w:pPr>
+        <w:spacing w:before="100" w:beforeAutospacing="1" w:after="100" w:afterAutospacing="1" w:line="240" w:lineRule="auto"/>
+        <w:ind w:left="270"/>
+        <w:rPr>
+          <w:rFonts w:ascii="Times New Roman" w:eastAsia="Times New Roman" w:hAnsi="Times New Roman" w:cs="Times New Roman"/>
+          <w:sz w:val="24"/>
+          <w:szCs w:val="24"/>
+        </w:rPr>
+      </w:pPr>
+      <w:proofErr w:type="gramStart"/>
+      <w:r>
+        <w:rPr>
+          <w:rFonts w:ascii="Times New Roman" w:eastAsia="Times New Roman" w:hAnsi="Times New Roman" w:cs="Times New Roman"/>
+          <w:b/>
+          <w:bCs/>
+          <w:sz w:val="24"/>
+          <w:szCs w:val="24"/>
+        </w:rPr>
         <w:t>6.</w:t>
       </w:r>
       <w:proofErr w:type="gramEnd"/>
@@ -8705,26 +10163,540 @@
           <w:szCs w:val="24"/>
         </w:rPr>
         <w:br/>
-      </w:r>
-      <w:bookmarkStart w:id="0" w:name="_GoBack"/>
+        <w:t>b) Both A and R are true, but R is not the correct explanation of A</w:t>
+      </w:r>
+      <w:r>
+        <w:rPr>
+          <w:rFonts w:ascii="Times New Roman" w:eastAsia="Times New Roman" w:hAnsi="Times New Roman" w:cs="Times New Roman"/>
+          <w:sz w:val="24"/>
+          <w:szCs w:val="24"/>
+        </w:rPr>
+        <w:br/>
+        <w:t>c) A is false, but R is true</w:t>
+      </w:r>
+      <w:r>
+        <w:rPr>
+          <w:rFonts w:ascii="Times New Roman" w:eastAsia="Times New Roman" w:hAnsi="Times New Roman" w:cs="Times New Roman"/>
+          <w:sz w:val="24"/>
+          <w:szCs w:val="24"/>
+        </w:rPr>
+        <w:br/>
+        <w:t>d) A is true, but R is false</w:t>
+      </w:r>
+      <w:r>
+        <w:rPr>
+          <w:rFonts w:ascii="Times New Roman" w:eastAsia="Times New Roman" w:hAnsi="Times New Roman" w:cs="Times New Roman"/>
+          <w:sz w:val="24"/>
+          <w:szCs w:val="24"/>
+        </w:rPr>
+        <w:br/>
+      </w:r>
+      <w:r>
+        <w:rPr>
+          <w:rFonts w:ascii="Segoe UI Symbol" w:eastAsia="Times New Roman" w:hAnsi="Segoe UI Symbol" w:cs="Segoe UI Symbol"/>
+          <w:b/>
+          <w:bCs/>
+          <w:color w:val="FF0000"/>
+          <w:sz w:val="24"/>
+          <w:szCs w:val="24"/>
+        </w:rPr>
+        <w:t>✔</w:t>
+      </w:r>
+      <w:r>
+        <w:rPr>
+          <w:rFonts w:ascii="Times New Roman" w:eastAsia="Times New Roman" w:hAnsi="Times New Roman" w:cs="Times New Roman"/>
+          <w:b/>
+          <w:bCs/>
+          <w:color w:val="FF0000"/>
+          <w:sz w:val="24"/>
+          <w:szCs w:val="24"/>
+        </w:rPr>
+        <w:t xml:space="preserve"> Answer:</w:t>
+      </w:r>
+      <w:r>
+        <w:rPr>
+          <w:rFonts w:ascii="Times New Roman" w:eastAsia="Times New Roman" w:hAnsi="Times New Roman" w:cs="Times New Roman"/>
+          <w:color w:val="FF0000"/>
+          <w:sz w:val="24"/>
+          <w:szCs w:val="24"/>
+        </w:rPr>
+        <w:t xml:space="preserve"> </w:t>
+      </w:r>
+      <w:r>
+        <w:rPr>
+          <w:rFonts w:ascii="Times New Roman" w:eastAsia="Times New Roman" w:hAnsi="Times New Roman" w:cs="Times New Roman"/>
+          <w:sz w:val="24"/>
+          <w:szCs w:val="24"/>
+        </w:rPr>
+        <w:t>c) A is false, but R is true</w:t>
+      </w:r>
+    </w:p>
+    <w:p>
+      <w:pPr>
+        <w:spacing w:after="0" w:line="240" w:lineRule="auto"/>
+        <w:ind w:left="270"/>
+        <w:rPr>
+          <w:rFonts w:ascii="Times New Roman" w:eastAsia="Times New Roman" w:hAnsi="Times New Roman" w:cs="Times New Roman"/>
+          <w:sz w:val="24"/>
+          <w:szCs w:val="24"/>
+        </w:rPr>
+      </w:pPr>
+      <w:r>
+        <w:rPr>
+          <w:rFonts w:ascii="Times New Roman" w:eastAsia="Times New Roman" w:hAnsi="Times New Roman" w:cs="Times New Roman"/>
+          <w:sz w:val="24"/>
+          <w:szCs w:val="24"/>
+        </w:rPr>
+        <w:pict>
+          <v:rect id="_x0000_i1034" style="width:0;height:1.5pt" o:hralign="center" o:hrstd="t" o:hr="t" fillcolor="#a0a0a0" stroked="f"/>
+        </w:pict>
+      </w:r>
+    </w:p>
+    <w:p>
+      <w:pPr>
+        <w:spacing w:before="100" w:beforeAutospacing="1" w:after="100" w:afterAutospacing="1" w:line="240" w:lineRule="auto"/>
+        <w:ind w:left="270"/>
+        <w:rPr>
+          <w:rFonts w:ascii="Times New Roman" w:eastAsia="Times New Roman" w:hAnsi="Times New Roman" w:cs="Times New Roman"/>
+          <w:sz w:val="24"/>
+          <w:szCs w:val="24"/>
+        </w:rPr>
+      </w:pPr>
+      <w:proofErr w:type="gramStart"/>
+      <w:r>
+        <w:rPr>
+          <w:rFonts w:ascii="Times New Roman" w:eastAsia="Times New Roman" w:hAnsi="Times New Roman" w:cs="Times New Roman"/>
+          <w:b/>
+          <w:bCs/>
+          <w:sz w:val="24"/>
+          <w:szCs w:val="24"/>
+        </w:rPr>
+        <w:t>7.</w:t>
+      </w:r>
+      <w:proofErr w:type="gramEnd"/>
+      <w:r>
+        <w:rPr>
+          <w:rFonts w:ascii="Times New Roman" w:eastAsia="Times New Roman" w:hAnsi="Times New Roman" w:cs="Times New Roman"/>
+          <w:sz w:val="24"/>
+          <w:szCs w:val="24"/>
+        </w:rPr>
+        <w:br/>
+      </w:r>
+      <w:r>
+        <w:rPr>
+          <w:rFonts w:ascii="Times New Roman" w:eastAsia="Times New Roman" w:hAnsi="Times New Roman" w:cs="Times New Roman"/>
+          <w:b/>
+          <w:bCs/>
+          <w:sz w:val="24"/>
+          <w:szCs w:val="24"/>
+        </w:rPr>
+        <w:t>Assertion (A):</w:t>
+      </w:r>
+      <w:r>
+        <w:rPr>
+          <w:rFonts w:ascii="Times New Roman" w:eastAsia="Times New Roman" w:hAnsi="Times New Roman" w:cs="Times New Roman"/>
+          <w:sz w:val="24"/>
+          <w:szCs w:val="24"/>
+        </w:rPr>
+        <w:t xml:space="preserve"> Encapsulation is the process of hiding implementation details.</w:t>
+      </w:r>
+      <w:r>
+        <w:rPr>
+          <w:rFonts w:ascii="Times New Roman" w:eastAsia="Times New Roman" w:hAnsi="Times New Roman" w:cs="Times New Roman"/>
+          <w:sz w:val="24"/>
+          <w:szCs w:val="24"/>
+        </w:rPr>
+        <w:br/>
+      </w:r>
+      <w:r>
+        <w:rPr>
+          <w:rFonts w:ascii="Times New Roman" w:eastAsia="Times New Roman" w:hAnsi="Times New Roman" w:cs="Times New Roman"/>
+          <w:b/>
+          <w:bCs/>
+          <w:sz w:val="24"/>
+          <w:szCs w:val="24"/>
+        </w:rPr>
+        <w:t>Reason (R):</w:t>
+      </w:r>
+      <w:r>
+        <w:rPr>
+          <w:rFonts w:ascii="Times New Roman" w:eastAsia="Times New Roman" w:hAnsi="Times New Roman" w:cs="Times New Roman"/>
+          <w:sz w:val="24"/>
+          <w:szCs w:val="24"/>
+        </w:rPr>
+        <w:t xml:space="preserve"> Encapsulation restricts direct access to class members using access modifiers.</w:t>
+      </w:r>
+      <w:r>
+        <w:rPr>
+          <w:rFonts w:ascii="Times New Roman" w:eastAsia="Times New Roman" w:hAnsi="Times New Roman" w:cs="Times New Roman"/>
+          <w:sz w:val="24"/>
+          <w:szCs w:val="24"/>
+        </w:rPr>
+        <w:br/>
+      </w:r>
+      <w:r>
+        <w:rPr>
+          <w:rFonts w:ascii="Times New Roman" w:eastAsia="Times New Roman" w:hAnsi="Times New Roman" w:cs="Times New Roman"/>
+          <w:b/>
+          <w:bCs/>
+          <w:sz w:val="24"/>
+          <w:szCs w:val="24"/>
+        </w:rPr>
+        <w:t>Options</w:t>
+      </w:r>
+      <w:proofErr w:type="gramStart"/>
+      <w:r>
+        <w:rPr>
+          <w:rFonts w:ascii="Times New Roman" w:eastAsia="Times New Roman" w:hAnsi="Times New Roman" w:cs="Times New Roman"/>
+          <w:b/>
+          <w:bCs/>
+          <w:sz w:val="24"/>
+          <w:szCs w:val="24"/>
+        </w:rPr>
+        <w:t>:</w:t>
+      </w:r>
+      <w:proofErr w:type="gramEnd"/>
+      <w:r>
+        <w:rPr>
+          <w:rFonts w:ascii="Times New Roman" w:eastAsia="Times New Roman" w:hAnsi="Times New Roman" w:cs="Times New Roman"/>
+          <w:sz w:val="24"/>
+          <w:szCs w:val="24"/>
+        </w:rPr>
+        <w:br/>
+        <w:t>a) Both A and R are true, and R is the correct explanation of A</w:t>
+      </w:r>
+      <w:r>
+        <w:rPr>
+          <w:rFonts w:ascii="Times New Roman" w:eastAsia="Times New Roman" w:hAnsi="Times New Roman" w:cs="Times New Roman"/>
+          <w:sz w:val="24"/>
+          <w:szCs w:val="24"/>
+        </w:rPr>
+        <w:br/>
+        <w:t>b) Both A and R are true, but R is not the correct explanation of A</w:t>
+      </w:r>
+      <w:r>
+        <w:rPr>
+          <w:rFonts w:ascii="Times New Roman" w:eastAsia="Times New Roman" w:hAnsi="Times New Roman" w:cs="Times New Roman"/>
+          <w:sz w:val="24"/>
+          <w:szCs w:val="24"/>
+        </w:rPr>
+        <w:br/>
+        <w:t>c) A is true, but R is false</w:t>
+      </w:r>
+      <w:r>
+        <w:rPr>
+          <w:rFonts w:ascii="Times New Roman" w:eastAsia="Times New Roman" w:hAnsi="Times New Roman" w:cs="Times New Roman"/>
+          <w:sz w:val="24"/>
+          <w:szCs w:val="24"/>
+        </w:rPr>
+        <w:br/>
+        <w:t>d) A is false, but R is true</w:t>
+      </w:r>
+      <w:r>
+        <w:rPr>
+          <w:rFonts w:ascii="Times New Roman" w:eastAsia="Times New Roman" w:hAnsi="Times New Roman" w:cs="Times New Roman"/>
+          <w:sz w:val="24"/>
+          <w:szCs w:val="24"/>
+        </w:rPr>
+        <w:br/>
+      </w:r>
+      <w:r>
+        <w:rPr>
+          <w:rFonts w:ascii="Segoe UI Symbol" w:eastAsia="Times New Roman" w:hAnsi="Segoe UI Symbol" w:cs="Segoe UI Symbol"/>
+          <w:b/>
+          <w:bCs/>
+          <w:color w:val="FF0000"/>
+          <w:sz w:val="24"/>
+          <w:szCs w:val="24"/>
+        </w:rPr>
+        <w:t>✔</w:t>
+      </w:r>
+      <w:r>
+        <w:rPr>
+          <w:rFonts w:ascii="Times New Roman" w:eastAsia="Times New Roman" w:hAnsi="Times New Roman" w:cs="Times New Roman"/>
+          <w:b/>
+          <w:bCs/>
+          <w:color w:val="FF0000"/>
+          <w:sz w:val="24"/>
+          <w:szCs w:val="24"/>
+        </w:rPr>
+        <w:t xml:space="preserve"> Answer:</w:t>
+      </w:r>
+      <w:r>
+        <w:rPr>
+          <w:rFonts w:ascii="Times New Roman" w:eastAsia="Times New Roman" w:hAnsi="Times New Roman" w:cs="Times New Roman"/>
+          <w:color w:val="FF0000"/>
+          <w:sz w:val="24"/>
+          <w:szCs w:val="24"/>
+        </w:rPr>
+        <w:t xml:space="preserve"> </w:t>
+      </w:r>
+      <w:r>
+        <w:rPr>
+          <w:rFonts w:ascii="Times New Roman" w:eastAsia="Times New Roman" w:hAnsi="Times New Roman" w:cs="Times New Roman"/>
+          <w:sz w:val="24"/>
+          <w:szCs w:val="24"/>
+        </w:rPr>
+        <w:t>a) Both A and R are true, and R is the correct explanation of A</w:t>
+      </w:r>
+    </w:p>
+    <w:p>
+      <w:pPr>
+        <w:spacing w:after="0" w:line="240" w:lineRule="auto"/>
+        <w:ind w:left="270"/>
+        <w:rPr>
+          <w:rFonts w:ascii="Times New Roman" w:eastAsia="Times New Roman" w:hAnsi="Times New Roman" w:cs="Times New Roman"/>
+          <w:sz w:val="24"/>
+          <w:szCs w:val="24"/>
+        </w:rPr>
+      </w:pPr>
+      <w:r>
+        <w:rPr>
+          <w:rFonts w:ascii="Times New Roman" w:eastAsia="Times New Roman" w:hAnsi="Times New Roman" w:cs="Times New Roman"/>
+          <w:sz w:val="24"/>
+          <w:szCs w:val="24"/>
+        </w:rPr>
+        <w:pict>
+          <v:rect id="_x0000_i1035" style="width:0;height:1.5pt" o:hralign="center" o:hrstd="t" o:hr="t" fillcolor="#a0a0a0" stroked="f"/>
+        </w:pict>
+      </w:r>
+    </w:p>
+    <w:p>
+      <w:pPr>
+        <w:spacing w:before="100" w:beforeAutospacing="1" w:after="100" w:afterAutospacing="1" w:line="240" w:lineRule="auto"/>
+        <w:ind w:left="270"/>
+        <w:rPr>
+          <w:rFonts w:ascii="Times New Roman" w:eastAsia="Times New Roman" w:hAnsi="Times New Roman" w:cs="Times New Roman"/>
+          <w:sz w:val="24"/>
+          <w:szCs w:val="24"/>
+        </w:rPr>
+      </w:pPr>
+      <w:proofErr w:type="gramStart"/>
+      <w:r>
+        <w:rPr>
+          <w:rFonts w:ascii="Times New Roman" w:eastAsia="Times New Roman" w:hAnsi="Times New Roman" w:cs="Times New Roman"/>
+          <w:b/>
+          <w:bCs/>
+          <w:sz w:val="24"/>
+          <w:szCs w:val="24"/>
+        </w:rPr>
+        <w:t>8.</w:t>
+      </w:r>
+      <w:proofErr w:type="gramEnd"/>
+      <w:r>
+        <w:rPr>
+          <w:rFonts w:ascii="Times New Roman" w:eastAsia="Times New Roman" w:hAnsi="Times New Roman" w:cs="Times New Roman"/>
+          <w:sz w:val="24"/>
+          <w:szCs w:val="24"/>
+        </w:rPr>
+        <w:br/>
+      </w:r>
+      <w:r>
+        <w:rPr>
+          <w:rFonts w:ascii="Times New Roman" w:eastAsia="Times New Roman" w:hAnsi="Times New Roman" w:cs="Times New Roman"/>
+          <w:b/>
+          <w:bCs/>
+          <w:sz w:val="24"/>
+          <w:szCs w:val="24"/>
+        </w:rPr>
+        <w:t>Assertion (A):</w:t>
+      </w:r>
+      <w:r>
+        <w:rPr>
+          <w:rFonts w:ascii="Times New Roman" w:eastAsia="Times New Roman" w:hAnsi="Times New Roman" w:cs="Times New Roman"/>
+          <w:sz w:val="24"/>
+          <w:szCs w:val="24"/>
+        </w:rPr>
+        <w:t xml:space="preserve"> OOP makes large software systems more manageable.</w:t>
+      </w:r>
+      <w:r>
+        <w:rPr>
+          <w:rFonts w:ascii="Times New Roman" w:eastAsia="Times New Roman" w:hAnsi="Times New Roman" w:cs="Times New Roman"/>
+          <w:sz w:val="24"/>
+          <w:szCs w:val="24"/>
+        </w:rPr>
+        <w:br/>
+      </w:r>
+      <w:r>
+        <w:rPr>
+          <w:rFonts w:ascii="Times New Roman" w:eastAsia="Times New Roman" w:hAnsi="Times New Roman" w:cs="Times New Roman"/>
+          <w:b/>
+          <w:bCs/>
+          <w:sz w:val="24"/>
+          <w:szCs w:val="24"/>
+        </w:rPr>
+        <w:t>Reason (R):</w:t>
+      </w:r>
+      <w:r>
+        <w:rPr>
+          <w:rFonts w:ascii="Times New Roman" w:eastAsia="Times New Roman" w:hAnsi="Times New Roman" w:cs="Times New Roman"/>
+          <w:sz w:val="24"/>
+          <w:szCs w:val="24"/>
+        </w:rPr>
+        <w:t xml:space="preserve"> OOP supports abstraction, encapsulation, and modularity.</w:t>
+      </w:r>
+      <w:r>
+        <w:rPr>
+          <w:rFonts w:ascii="Times New Roman" w:eastAsia="Times New Roman" w:hAnsi="Times New Roman" w:cs="Times New Roman"/>
+          <w:sz w:val="24"/>
+          <w:szCs w:val="24"/>
+        </w:rPr>
+        <w:br/>
+      </w:r>
+      <w:r>
+        <w:rPr>
+          <w:rFonts w:ascii="Times New Roman" w:eastAsia="Times New Roman" w:hAnsi="Times New Roman" w:cs="Times New Roman"/>
+          <w:b/>
+          <w:bCs/>
+          <w:sz w:val="24"/>
+          <w:szCs w:val="24"/>
+        </w:rPr>
+        <w:t>Options</w:t>
+      </w:r>
+      <w:proofErr w:type="gramStart"/>
+      <w:r>
+        <w:rPr>
+          <w:rFonts w:ascii="Times New Roman" w:eastAsia="Times New Roman" w:hAnsi="Times New Roman" w:cs="Times New Roman"/>
+          <w:b/>
+          <w:bCs/>
+          <w:sz w:val="24"/>
+          <w:szCs w:val="24"/>
+        </w:rPr>
+        <w:t>:</w:t>
+      </w:r>
+      <w:proofErr w:type="gramEnd"/>
+      <w:r>
+        <w:rPr>
+          <w:rFonts w:ascii="Times New Roman" w:eastAsia="Times New Roman" w:hAnsi="Times New Roman" w:cs="Times New Roman"/>
+          <w:sz w:val="24"/>
+          <w:szCs w:val="24"/>
+        </w:rPr>
+        <w:br/>
+        <w:t>a) Both A and R are true, and R is the correct explanation of A</w:t>
+      </w:r>
+      <w:r>
+        <w:rPr>
+          <w:rFonts w:ascii="Times New Roman" w:eastAsia="Times New Roman" w:hAnsi="Times New Roman" w:cs="Times New Roman"/>
+          <w:sz w:val="24"/>
+          <w:szCs w:val="24"/>
+        </w:rPr>
+        <w:br/>
+        <w:t>b) Both A and R are true, but R is not the correct explanation of A</w:t>
+      </w:r>
+      <w:r>
+        <w:rPr>
+          <w:rFonts w:ascii="Times New Roman" w:eastAsia="Times New Roman" w:hAnsi="Times New Roman" w:cs="Times New Roman"/>
+          <w:sz w:val="24"/>
+          <w:szCs w:val="24"/>
+        </w:rPr>
+        <w:br/>
+        <w:t>c) A is true, but R is false</w:t>
+      </w:r>
+      <w:r>
+        <w:rPr>
+          <w:rFonts w:ascii="Times New Roman" w:eastAsia="Times New Roman" w:hAnsi="Times New Roman" w:cs="Times New Roman"/>
+          <w:sz w:val="24"/>
+          <w:szCs w:val="24"/>
+        </w:rPr>
+        <w:br/>
+        <w:t>d) A is false, but R is true</w:t>
+      </w:r>
+      <w:r>
+        <w:rPr>
+          <w:rFonts w:ascii="Times New Roman" w:eastAsia="Times New Roman" w:hAnsi="Times New Roman" w:cs="Times New Roman"/>
+          <w:sz w:val="24"/>
+          <w:szCs w:val="24"/>
+        </w:rPr>
+        <w:br/>
+      </w:r>
+      <w:r>
+        <w:rPr>
+          <w:rFonts w:ascii="Segoe UI Symbol" w:eastAsia="Times New Roman" w:hAnsi="Segoe UI Symbol" w:cs="Segoe UI Symbol"/>
+          <w:b/>
+          <w:bCs/>
+          <w:color w:val="FF0000"/>
+          <w:sz w:val="24"/>
+          <w:szCs w:val="24"/>
+        </w:rPr>
+        <w:t>✔</w:t>
+      </w:r>
+      <w:r>
+        <w:rPr>
+          <w:rFonts w:ascii="Times New Roman" w:eastAsia="Times New Roman" w:hAnsi="Times New Roman" w:cs="Times New Roman"/>
+          <w:b/>
+          <w:bCs/>
+          <w:color w:val="FF0000"/>
+          <w:sz w:val="24"/>
+          <w:szCs w:val="24"/>
+        </w:rPr>
+        <w:t xml:space="preserve"> Answer:</w:t>
+      </w:r>
+      <w:r>
+        <w:rPr>
+          <w:rFonts w:ascii="Times New Roman" w:eastAsia="Times New Roman" w:hAnsi="Times New Roman" w:cs="Times New Roman"/>
+          <w:color w:val="FF0000"/>
+          <w:sz w:val="24"/>
+          <w:szCs w:val="24"/>
+        </w:rPr>
+        <w:t xml:space="preserve"> </w:t>
+      </w:r>
+      <w:r>
+        <w:rPr>
+          <w:rFonts w:ascii="Times New Roman" w:eastAsia="Times New Roman" w:hAnsi="Times New Roman" w:cs="Times New Roman"/>
+          <w:sz w:val="24"/>
+          <w:szCs w:val="24"/>
+        </w:rPr>
+        <w:t>a) Both A and R are true, and R is the correct explanation of A</w:t>
+      </w:r>
+    </w:p>
+    <w:p>
+      <w:pPr>
+        <w:spacing w:after="0" w:line="240" w:lineRule="auto"/>
+        <w:ind w:left="270"/>
+        <w:rPr>
+          <w:rFonts w:ascii="Times New Roman" w:eastAsia="Times New Roman" w:hAnsi="Times New Roman" w:cs="Times New Roman"/>
+          <w:sz w:val="24"/>
+          <w:szCs w:val="24"/>
+        </w:rPr>
+      </w:pPr>
+      <w:r>
+        <w:rPr>
+          <w:rFonts w:ascii="Times New Roman" w:eastAsia="Times New Roman" w:hAnsi="Times New Roman" w:cs="Times New Roman"/>
+          <w:sz w:val="24"/>
+          <w:szCs w:val="24"/>
+        </w:rPr>
+        <w:pict>
+          <v:rect id="_x0000_i1036" style="width:0;height:1.5pt" o:hralign="center" o:hrstd="t" o:hr="t" fillcolor="#a0a0a0" stroked="f"/>
+        </w:pict>
+      </w:r>
+    </w:p>
+    <w:p>
+      <w:pPr>
+        <w:spacing w:before="100" w:beforeAutospacing="1" w:after="100" w:afterAutospacing="1" w:line="240" w:lineRule="auto"/>
+        <w:ind w:left="270"/>
+        <w:rPr>
+          <w:rFonts w:ascii="Times New Roman" w:eastAsia="Times New Roman" w:hAnsi="Times New Roman" w:cs="Times New Roman"/>
+          <w:sz w:val="24"/>
+          <w:szCs w:val="24"/>
+        </w:rPr>
+      </w:pPr>
       <w:r>
         <w:rPr>
           <w:rFonts w:ascii="Times New Roman" w:hAnsi="Times New Roman" w:cs="Times New Roman"/>
           <w:noProof/>
         </w:rPr>
-        <w:lastRenderedPageBreak/>
         <mc:AlternateContent>
           <mc:Choice Requires="wpg">
             <w:drawing>
               <wp:anchor distT="0" distB="0" distL="114300" distR="114300" simplePos="0" relativeHeight="251671552" behindDoc="1" locked="0" layoutInCell="1" allowOverlap="1" wp14:anchorId="14A76692" wp14:editId="7516ABA7">
                 <wp:simplePos x="0" y="0"/>
                 <wp:positionH relativeFrom="page">
-                  <wp:align>right</wp:align>
+                  <wp:posOffset>6055360</wp:posOffset>
                 </wp:positionH>
                 <wp:positionV relativeFrom="paragraph">
-                  <wp:posOffset>-833254</wp:posOffset>
+                  <wp:posOffset>-8528050</wp:posOffset>
                 </wp:positionV>
-                <wp:extent cx="1485182" cy="13095734"/>
+                <wp:extent cx="1484630" cy="13095605"/>
                 <wp:effectExtent l="95250" t="38100" r="20320" b="125095"/>
                 <wp:wrapNone/>
                 <wp:docPr id="31" name="Group 3"/>
@@ -8740,7 +10712,7 @@
                       <wpg:grpSpPr bwMode="auto">
                         <a:xfrm>
                           <a:off x="0" y="0"/>
-                          <a:ext cx="1485182" cy="13095734"/>
+                          <a:ext cx="1484630" cy="13095605"/>
                           <a:chOff x="7571" y="-22"/>
                           <a:chExt cx="2395" cy="20510"/>
                         </a:xfrm>
@@ -9001,7 +10973,7 @@
           </mc:Choice>
           <mc:Fallback>
             <w:pict>
-              <v:group w14:anchorId="3910AA8D" id="Group 3" o:spid="_x0000_s1026" style="position:absolute;margin-left:65.75pt;margin-top:-65.6pt;width:116.95pt;height:1031.15pt;z-index:-251644928;mso-position-horizontal:right;mso-position-horizontal-relative:page" coordorigin="7571,-22" coordsize="2395,20510" o:gfxdata="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">
+              <v:group w14:anchorId="5E4FA0FE" id="Group 3" o:spid="_x0000_s1026" style="position:absolute;margin-left:476.8pt;margin-top:-671.5pt;width:116.9pt;height:1031.15pt;z-index:-251644928;mso-position-horizontal-relative:page" coordorigin="7571,-22" coordsize="2395,20510" o:gfxdata="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">
                 <v:shape id="AutoShape 128" o:spid="_x0000_s1027" type="#_x0000_t32" style="position:absolute;left:9966;top:6;width:0;height:20454;visibility:visible;mso-wrap-style:square" o:connectortype="straight" o:gfxdata="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" strokecolor="#538135 [2409]" strokeweight="1pt"/>
                 <v:shape id="AutoShape 127" o:spid="_x0000_s1028" type="#_x0000_t32" style="position:absolute;left:9710;top:6;width:0;height:20368;visibility:visible;mso-wrap-style:square" o:connectortype="straight" o:gfxdata="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" filled="t" fillcolor="#5b9bd5 [3204]" strokecolor="#a8d08d [1945]" strokeweight="4pt">
                   <v:shadow on="t" color="black" opacity="22937f" origin=",.5" offset="0,3pt"/>
@@ -9024,6 +10996,441 @@
           </mc:Fallback>
         </mc:AlternateContent>
       </w:r>
+      <w:proofErr w:type="gramStart"/>
+      <w:r>
+        <w:rPr>
+          <w:rFonts w:ascii="Times New Roman" w:eastAsia="Times New Roman" w:hAnsi="Times New Roman" w:cs="Times New Roman"/>
+          <w:b/>
+          <w:bCs/>
+          <w:sz w:val="24"/>
+          <w:szCs w:val="24"/>
+        </w:rPr>
+        <w:t>9.</w:t>
+      </w:r>
+      <w:proofErr w:type="gramEnd"/>
+      <w:r>
+        <w:rPr>
+          <w:rFonts w:ascii="Times New Roman" w:eastAsia="Times New Roman" w:hAnsi="Times New Roman" w:cs="Times New Roman"/>
+          <w:sz w:val="24"/>
+          <w:szCs w:val="24"/>
+        </w:rPr>
+        <w:br/>
+      </w:r>
+      <w:r>
+        <w:rPr>
+          <w:rFonts w:ascii="Times New Roman" w:eastAsia="Times New Roman" w:hAnsi="Times New Roman" w:cs="Times New Roman"/>
+          <w:b/>
+          <w:bCs/>
+          <w:sz w:val="24"/>
+          <w:szCs w:val="24"/>
+        </w:rPr>
+        <w:t>Assertion (A):</w:t>
+      </w:r>
+      <w:r>
+        <w:rPr>
+          <w:rFonts w:ascii="Times New Roman" w:eastAsia="Times New Roman" w:hAnsi="Times New Roman" w:cs="Times New Roman"/>
+          <w:sz w:val="24"/>
+          <w:szCs w:val="24"/>
+        </w:rPr>
+        <w:t xml:space="preserve"> Low-level languages are machine-independent and portable.</w:t>
+      </w:r>
+      <w:r>
+        <w:rPr>
+          <w:rFonts w:ascii="Times New Roman" w:eastAsia="Times New Roman" w:hAnsi="Times New Roman" w:cs="Times New Roman"/>
+          <w:sz w:val="24"/>
+          <w:szCs w:val="24"/>
+        </w:rPr>
+        <w:br/>
+      </w:r>
+      <w:r>
+        <w:rPr>
+          <w:rFonts w:ascii="Times New Roman" w:eastAsia="Times New Roman" w:hAnsi="Times New Roman" w:cs="Times New Roman"/>
+          <w:b/>
+          <w:bCs/>
+          <w:sz w:val="24"/>
+          <w:szCs w:val="24"/>
+        </w:rPr>
+        <w:t>Reason (R):</w:t>
+      </w:r>
+      <w:r>
+        <w:rPr>
+          <w:rFonts w:ascii="Times New Roman" w:eastAsia="Times New Roman" w:hAnsi="Times New Roman" w:cs="Times New Roman"/>
+          <w:sz w:val="24"/>
+          <w:szCs w:val="24"/>
+        </w:rPr>
+        <w:t xml:space="preserve"> They use natural language for programming.</w:t>
+      </w:r>
+      <w:r>
+        <w:rPr>
+          <w:rFonts w:ascii="Times New Roman" w:eastAsia="Times New Roman" w:hAnsi="Times New Roman" w:cs="Times New Roman"/>
+          <w:sz w:val="24"/>
+          <w:szCs w:val="24"/>
+        </w:rPr>
+        <w:br/>
+      </w:r>
+      <w:r>
+        <w:rPr>
+          <w:rFonts w:ascii="Times New Roman" w:eastAsia="Times New Roman" w:hAnsi="Times New Roman" w:cs="Times New Roman"/>
+          <w:b/>
+          <w:bCs/>
+          <w:sz w:val="24"/>
+          <w:szCs w:val="24"/>
+        </w:rPr>
+        <w:t>Options:</w:t>
+      </w:r>
+      <w:r>
+        <w:rPr>
+          <w:rFonts w:ascii="Times New Roman" w:eastAsia="Times New Roman" w:hAnsi="Times New Roman" w:cs="Times New Roman"/>
+          <w:sz w:val="24"/>
+          <w:szCs w:val="24"/>
+        </w:rPr>
+        <w:br/>
+        <w:t>a) Both A and R are true, and R is the correct explanation of A</w:t>
+      </w:r>
+      <w:r>
+        <w:rPr>
+          <w:rFonts w:ascii="Times New Roman" w:eastAsia="Times New Roman" w:hAnsi="Times New Roman" w:cs="Times New Roman"/>
+          <w:sz w:val="24"/>
+          <w:szCs w:val="24"/>
+        </w:rPr>
+        <w:br/>
+        <w:t>b) Both A and R are true, but R is not the correct explanation of A</w:t>
+      </w:r>
+      <w:r>
+        <w:rPr>
+          <w:rFonts w:ascii="Times New Roman" w:eastAsia="Times New Roman" w:hAnsi="Times New Roman" w:cs="Times New Roman"/>
+          <w:sz w:val="24"/>
+          <w:szCs w:val="24"/>
+        </w:rPr>
+        <w:br/>
+        <w:t>c) A is true, but R is false</w:t>
+      </w:r>
+      <w:r>
+        <w:rPr>
+          <w:rFonts w:ascii="Times New Roman" w:eastAsia="Times New Roman" w:hAnsi="Times New Roman" w:cs="Times New Roman"/>
+          <w:sz w:val="24"/>
+          <w:szCs w:val="24"/>
+        </w:rPr>
+        <w:br/>
+      </w:r>
+      <w:bookmarkStart w:id="0" w:name="_GoBack"/>
+      <w:r>
+        <w:rPr>
+          <w:rFonts w:ascii="Times New Roman" w:hAnsi="Times New Roman" w:cs="Times New Roman"/>
+          <w:noProof/>
+        </w:rPr>
+        <w:lastRenderedPageBreak/>
+        <mc:AlternateContent>
+          <mc:Choice Requires="wpg">
+            <w:drawing>
+              <wp:anchor distT="0" distB="0" distL="114300" distR="114300" simplePos="0" relativeHeight="251680768" behindDoc="1" locked="0" layoutInCell="1" allowOverlap="1" wp14:anchorId="1527B58C" wp14:editId="2F6C866A">
+                <wp:simplePos x="0" y="0"/>
+                <wp:positionH relativeFrom="page">
+                  <wp:posOffset>5952490</wp:posOffset>
+                </wp:positionH>
+                <wp:positionV relativeFrom="paragraph">
+                  <wp:posOffset>-511810</wp:posOffset>
+                </wp:positionV>
+                <wp:extent cx="1485182" cy="13095734"/>
+                <wp:effectExtent l="95250" t="38100" r="20320" b="125095"/>
+                <wp:wrapNone/>
+                <wp:docPr id="116" name="Group 3"/>
+                <wp:cNvGraphicFramePr>
+                  <a:graphicFrameLocks xmlns:a="http://schemas.openxmlformats.org/drawingml/2006/main"/>
+                </wp:cNvGraphicFramePr>
+                <a:graphic xmlns:a="http://schemas.openxmlformats.org/drawingml/2006/main">
+                  <a:graphicData uri="http://schemas.microsoft.com/office/word/2010/wordprocessingGroup">
+                    <wpg:wgp>
+                      <wpg:cNvGrpSpPr>
+                        <a:grpSpLocks/>
+                      </wpg:cNvGrpSpPr>
+                      <wpg:grpSpPr bwMode="auto">
+                        <a:xfrm>
+                          <a:off x="0" y="0"/>
+                          <a:ext cx="1485182" cy="13095734"/>
+                          <a:chOff x="7571" y="-22"/>
+                          <a:chExt cx="2395" cy="20510"/>
+                        </a:xfrm>
+                      </wpg:grpSpPr>
+                      <wps:wsp>
+                        <wps:cNvPr id="117" name="AutoShape 128"/>
+                        <wps:cNvCnPr>
+                          <a:cxnSpLocks noChangeShapeType="1"/>
+                        </wps:cNvCnPr>
+                        <wps:spPr bwMode="auto">
+                          <a:xfrm>
+                            <a:off x="9966" y="6"/>
+                            <a:ext cx="0" cy="20454"/>
+                          </a:xfrm>
+                          <a:prstGeom prst="straightConnector1">
+                            <a:avLst/>
+                          </a:prstGeom>
+                          <a:ln>
+                            <a:solidFill>
+                              <a:schemeClr val="accent6">
+                                <a:lumMod val="75000"/>
+                              </a:schemeClr>
+                            </a:solidFill>
+                            <a:headEnd/>
+                            <a:tailEnd/>
+                          </a:ln>
+                        </wps:spPr>
+                        <wps:style>
+                          <a:lnRef idx="1">
+                            <a:schemeClr val="dk1"/>
+                          </a:lnRef>
+                          <a:fillRef idx="0">
+                            <a:schemeClr val="dk1"/>
+                          </a:fillRef>
+                          <a:effectRef idx="0">
+                            <a:schemeClr val="dk1"/>
+                          </a:effectRef>
+                          <a:fontRef idx="minor">
+                            <a:schemeClr val="tx1"/>
+                          </a:fontRef>
+                        </wps:style>
+                        <wps:bodyPr/>
+                      </wps:wsp>
+                      <wps:wsp>
+                        <wps:cNvPr id="118" name="AutoShape 127"/>
+                        <wps:cNvCnPr>
+                          <a:cxnSpLocks noChangeShapeType="1"/>
+                        </wps:cNvCnPr>
+                        <wps:spPr bwMode="auto">
+                          <a:xfrm>
+                            <a:off x="9710" y="6"/>
+                            <a:ext cx="0" cy="20368"/>
+                          </a:xfrm>
+                          <a:prstGeom prst="straightConnector1">
+                            <a:avLst/>
+                          </a:prstGeom>
+                          <a:ln>
+                            <a:solidFill>
+                              <a:schemeClr val="accent6">
+                                <a:lumMod val="60000"/>
+                                <a:lumOff val="40000"/>
+                              </a:schemeClr>
+                            </a:solidFill>
+                            <a:headEnd/>
+                            <a:tailEnd/>
+                          </a:ln>
+                          <a:scene3d>
+                            <a:camera prst="orthographicFront"/>
+                            <a:lightRig rig="threePt" dir="t"/>
+                          </a:scene3d>
+                          <a:sp3d>
+                            <a:bevelT w="139700" h="139700" prst="divot"/>
+                          </a:sp3d>
+                        </wps:spPr>
+                        <wps:style>
+                          <a:lnRef idx="3">
+                            <a:schemeClr val="lt1"/>
+                          </a:lnRef>
+                          <a:fillRef idx="1">
+                            <a:schemeClr val="accent1"/>
+                          </a:fillRef>
+                          <a:effectRef idx="1">
+                            <a:schemeClr val="accent1"/>
+                          </a:effectRef>
+                          <a:fontRef idx="minor">
+                            <a:schemeClr val="lt1"/>
+                          </a:fontRef>
+                        </wps:style>
+                        <wps:bodyPr/>
+                      </wps:wsp>
+                      <wps:wsp>
+                        <wps:cNvPr id="119" name="AutoShape 101"/>
+                        <wps:cNvCnPr>
+                          <a:cxnSpLocks noChangeShapeType="1"/>
+                        </wps:cNvCnPr>
+                        <wps:spPr bwMode="auto">
+                          <a:xfrm>
+                            <a:off x="9563" y="-22"/>
+                            <a:ext cx="0" cy="20482"/>
+                          </a:xfrm>
+                          <a:prstGeom prst="straightConnector1">
+                            <a:avLst/>
+                          </a:prstGeom>
+                          <a:ln>
+                            <a:solidFill>
+                              <a:schemeClr val="accent6">
+                                <a:lumMod val="75000"/>
+                              </a:schemeClr>
+                            </a:solidFill>
+                            <a:headEnd/>
+                            <a:tailEnd/>
+                          </a:ln>
+                        </wps:spPr>
+                        <wps:style>
+                          <a:lnRef idx="2">
+                            <a:schemeClr val="dk1"/>
+                          </a:lnRef>
+                          <a:fillRef idx="0">
+                            <a:schemeClr val="dk1"/>
+                          </a:fillRef>
+                          <a:effectRef idx="1">
+                            <a:schemeClr val="dk1"/>
+                          </a:effectRef>
+                          <a:fontRef idx="minor">
+                            <a:schemeClr val="tx1"/>
+                          </a:fontRef>
+                        </wps:style>
+                        <wps:bodyPr/>
+                      </wps:wsp>
+                      <wps:wsp>
+                        <wps:cNvPr id="120" name="Oval 121"/>
+                        <wps:cNvSpPr>
+                          <a:spLocks noChangeArrowheads="1"/>
+                        </wps:cNvSpPr>
+                        <wps:spPr bwMode="auto">
+                          <a:xfrm>
+                            <a:off x="7571" y="14109"/>
+                            <a:ext cx="1776" cy="2051"/>
+                          </a:xfrm>
+                          <a:prstGeom prst="ellipse">
+                            <a:avLst/>
+                          </a:prstGeom>
+                          <a:gradFill>
+                            <a:gsLst>
+                              <a:gs pos="0">
+                                <a:schemeClr val="accent1">
+                                  <a:lumMod val="5000"/>
+                                  <a:lumOff val="95000"/>
+                                </a:schemeClr>
+                              </a:gs>
+                              <a:gs pos="31000">
+                                <a:schemeClr val="accent6">
+                                  <a:lumMod val="40000"/>
+                                  <a:lumOff val="60000"/>
+                                </a:schemeClr>
+                              </a:gs>
+                              <a:gs pos="83000">
+                                <a:schemeClr val="accent6">
+                                  <a:lumMod val="40000"/>
+                                  <a:lumOff val="60000"/>
+                                </a:schemeClr>
+                              </a:gs>
+                              <a:gs pos="100000">
+                                <a:schemeClr val="accent1">
+                                  <a:lumMod val="30000"/>
+                                  <a:lumOff val="70000"/>
+                                </a:schemeClr>
+                              </a:gs>
+                            </a:gsLst>
+                            <a:lin ang="5400000" scaled="1"/>
+                          </a:gradFill>
+                          <a:ln>
+                            <a:solidFill>
+                              <a:schemeClr val="accent6">
+                                <a:lumMod val="60000"/>
+                                <a:lumOff val="40000"/>
+                              </a:schemeClr>
+                            </a:solidFill>
+                            <a:headEnd/>
+                            <a:tailEnd/>
+                          </a:ln>
+                          <a:scene3d>
+                            <a:camera prst="orthographicFront"/>
+                            <a:lightRig rig="threePt" dir="t"/>
+                          </a:scene3d>
+                          <a:sp3d>
+                            <a:bevelT w="152400" h="50800" prst="softRound"/>
+                          </a:sp3d>
+                        </wps:spPr>
+                        <wps:style>
+                          <a:lnRef idx="3">
+                            <a:schemeClr val="lt1"/>
+                          </a:lnRef>
+                          <a:fillRef idx="1">
+                            <a:schemeClr val="accent1"/>
+                          </a:fillRef>
+                          <a:effectRef idx="1">
+                            <a:schemeClr val="accent1"/>
+                          </a:effectRef>
+                          <a:fontRef idx="minor">
+                            <a:schemeClr val="lt1"/>
+                          </a:fontRef>
+                        </wps:style>
+                        <wps:bodyPr rot="0" vert="horz" wrap="square" lIns="91440" tIns="45720" rIns="91440" bIns="45720" anchor="t" anchorCtr="0" upright="1">
+                          <a:noAutofit/>
+                        </wps:bodyPr>
+                      </wps:wsp>
+                      <wps:wsp>
+                        <wps:cNvPr id="121" name="AutoShape 101"/>
+                        <wps:cNvCnPr>
+                          <a:cxnSpLocks noChangeShapeType="1"/>
+                        </wps:cNvCnPr>
+                        <wps:spPr bwMode="auto">
+                          <a:xfrm>
+                            <a:off x="9847" y="6"/>
+                            <a:ext cx="0" cy="20482"/>
+                          </a:xfrm>
+                          <a:prstGeom prst="straightConnector1">
+                            <a:avLst/>
+                          </a:prstGeom>
+                          <a:ln>
+                            <a:solidFill>
+                              <a:schemeClr val="accent6">
+                                <a:lumMod val="75000"/>
+                              </a:schemeClr>
+                            </a:solidFill>
+                            <a:headEnd/>
+                            <a:tailEnd/>
+                          </a:ln>
+                        </wps:spPr>
+                        <wps:style>
+                          <a:lnRef idx="2">
+                            <a:schemeClr val="dk1"/>
+                          </a:lnRef>
+                          <a:fillRef idx="0">
+                            <a:schemeClr val="dk1"/>
+                          </a:fillRef>
+                          <a:effectRef idx="1">
+                            <a:schemeClr val="dk1"/>
+                          </a:effectRef>
+                          <a:fontRef idx="minor">
+                            <a:schemeClr val="tx1"/>
+                          </a:fontRef>
+                        </wps:style>
+                        <wps:bodyPr/>
+                      </wps:wsp>
+                    </wpg:wgp>
+                  </a:graphicData>
+                </a:graphic>
+                <wp14:sizeRelH relativeFrom="page">
+                  <wp14:pctWidth>0</wp14:pctWidth>
+                </wp14:sizeRelH>
+                <wp14:sizeRelV relativeFrom="page">
+                  <wp14:pctHeight>0</wp14:pctHeight>
+                </wp14:sizeRelV>
+              </wp:anchor>
+            </w:drawing>
+          </mc:Choice>
+          <mc:Fallback>
+            <w:pict>
+              <v:group w14:anchorId="31F97FFE" id="Group 3" o:spid="_x0000_s1026" style="position:absolute;margin-left:468.7pt;margin-top:-40.3pt;width:116.95pt;height:1031.15pt;z-index:-251635712;mso-position-horizontal-relative:page" coordorigin="7571,-22" coordsize="2395,20510" o:gfxdata="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">
+                <v:shape id="AutoShape 128" o:spid="_x0000_s1027" type="#_x0000_t32" style="position:absolute;left:9966;top:6;width:0;height:20454;visibility:visible;mso-wrap-style:square" o:connectortype="straight" o:gfxdata="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" strokecolor="#538135 [2409]" strokeweight="1pt"/>
+                <v:shape id="AutoShape 127" o:spid="_x0000_s1028" type="#_x0000_t32" style="position:absolute;left:9710;top:6;width:0;height:20368;visibility:visible;mso-wrap-style:square" o:connectortype="straight" o:gfxdata="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" filled="t" fillcolor="#5b9bd5 [3204]" strokecolor="#a8d08d [1945]" strokeweight="4pt">
+                  <v:shadow on="t" color="black" opacity="22937f" origin=",.5" offset="0,3pt"/>
+                </v:shape>
+                <v:shape id="AutoShape 101" o:spid="_x0000_s1029" type="#_x0000_t32" style="position:absolute;left:9563;top:-22;width:0;height:20482;visibility:visible;mso-wrap-style:square" o:connectortype="straight" o:gfxdata="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" strokecolor="#538135 [2409]" strokeweight="1.52778mm">
+                  <v:stroke linestyle="thickThin"/>
+                  <v:shadow on="t" color="black" opacity="22937f" origin=",.5" offset="0,3pt"/>
+                </v:shape>
+                <v:oval id="Oval 121" o:spid="_x0000_s1030" style="position:absolute;left:7571;top:14109;width:1776;height:2051;visibility:visible;mso-wrap-style:square;v-text-anchor:top" o:gfxdata="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" fillcolor="#f7fafd [180]" strokecolor="#a8d08d [1945]" strokeweight="4pt">
+                  <v:fill color2="#cde0f2 [980]" colors="0 #f7fafd;20316f #c5e0b4;54395f #c5e0b4;1 #cee1f2" focus="100%" type="gradient"/>
+                  <v:shadow on="t" color="black" opacity="22937f" origin=",.5" offset="0,3pt"/>
+                </v:oval>
+                <v:shape id="AutoShape 101" o:spid="_x0000_s1031" type="#_x0000_t32" style="position:absolute;left:9847;top:6;width:0;height:20482;visibility:visible;mso-wrap-style:square" o:connectortype="straight" o:gfxdata="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" strokecolor="#538135 [2409]" strokeweight="1.52778mm">
+                  <v:stroke linestyle="thickThin"/>
+                  <v:shadow on="t" color="black" opacity="22937f" origin=",.5" offset="0,3pt"/>
+                </v:shape>
+                <w10:wrap anchorx="page"/>
+              </v:group>
+            </w:pict>
+          </mc:Fallback>
+        </mc:AlternateContent>
+      </w:r>
       <w:bookmarkEnd w:id="0"/>
       <w:r>
         <w:rPr>
@@ -9031,25 +11438,7 @@
           <w:sz w:val="24"/>
           <w:szCs w:val="24"/>
         </w:rPr>
-        <w:t>b) Both A and R are true, but R is not the correct explanation of A</w:t>
-      </w:r>
-      <w:r>
-        <w:rPr>
-          <w:rFonts w:ascii="Times New Roman" w:eastAsia="Times New Roman" w:hAnsi="Times New Roman" w:cs="Times New Roman"/>
-          <w:sz w:val="24"/>
-          <w:szCs w:val="24"/>
-        </w:rPr>
-        <w:br/>
-        <w:t>c) A is false, but R is true</w:t>
-      </w:r>
-      <w:r>
-        <w:rPr>
-          <w:rFonts w:ascii="Times New Roman" w:eastAsia="Times New Roman" w:hAnsi="Times New Roman" w:cs="Times New Roman"/>
-          <w:sz w:val="24"/>
-          <w:szCs w:val="24"/>
-        </w:rPr>
-        <w:br/>
-        <w:t>d) A is true, but R is false</w:t>
+        <w:t>d) Both A and R are false</w:t>
       </w:r>
       <w:r>
         <w:rPr>
@@ -9096,7 +11485,7 @@
           <w:sz w:val="24"/>
           <w:szCs w:val="24"/>
         </w:rPr>
-        <w:t>c) A is false, but R is true</w:t>
+        <w:t>d) Both A and R are false</w:t>
       </w:r>
     </w:p>
     <w:p>
@@ -9116,622 +11505,7 @@
           <w:szCs w:val="24"/>
         </w:rPr>
         <w:pict>
-          <v:rect id="_x0000_i1033" style="width:0;height:1.5pt" o:hralign="center" o:hrstd="t" o:hr="t" fillcolor="#a0a0a0" stroked="f"/>
-        </w:pict>
-      </w:r>
-    </w:p>
-    <w:p>
-      <w:pPr>
-        <w:spacing w:before="100" w:beforeAutospacing="1" w:after="100" w:afterAutospacing="1" w:line="240" w:lineRule="auto"/>
-        <w:ind w:left="270"/>
-        <w:rPr>
-          <w:rFonts w:ascii="Times New Roman" w:eastAsia="Times New Roman" w:hAnsi="Times New Roman" w:cs="Times New Roman"/>
-          <w:sz w:val="24"/>
-          <w:szCs w:val="24"/>
-        </w:rPr>
-      </w:pPr>
-      <w:proofErr w:type="gramStart"/>
-      <w:r>
-        <w:rPr>
-          <w:rFonts w:ascii="Times New Roman" w:eastAsia="Times New Roman" w:hAnsi="Times New Roman" w:cs="Times New Roman"/>
-          <w:b/>
-          <w:bCs/>
-          <w:sz w:val="24"/>
-          <w:szCs w:val="24"/>
-        </w:rPr>
-        <w:t>7.</w:t>
-      </w:r>
-      <w:proofErr w:type="gramEnd"/>
-      <w:r>
-        <w:rPr>
-          <w:rFonts w:ascii="Times New Roman" w:eastAsia="Times New Roman" w:hAnsi="Times New Roman" w:cs="Times New Roman"/>
-          <w:sz w:val="24"/>
-          <w:szCs w:val="24"/>
-        </w:rPr>
-        <w:br/>
-      </w:r>
-      <w:r>
-        <w:rPr>
-          <w:rFonts w:ascii="Times New Roman" w:eastAsia="Times New Roman" w:hAnsi="Times New Roman" w:cs="Times New Roman"/>
-          <w:b/>
-          <w:bCs/>
-          <w:sz w:val="24"/>
-          <w:szCs w:val="24"/>
-        </w:rPr>
-        <w:t>Assertion (A):</w:t>
-      </w:r>
-      <w:r>
-        <w:rPr>
-          <w:rFonts w:ascii="Times New Roman" w:eastAsia="Times New Roman" w:hAnsi="Times New Roman" w:cs="Times New Roman"/>
-          <w:sz w:val="24"/>
-          <w:szCs w:val="24"/>
-        </w:rPr>
-        <w:t xml:space="preserve"> Encapsulation is the process of hiding implementation details.</w:t>
-      </w:r>
-      <w:r>
-        <w:rPr>
-          <w:rFonts w:ascii="Times New Roman" w:eastAsia="Times New Roman" w:hAnsi="Times New Roman" w:cs="Times New Roman"/>
-          <w:sz w:val="24"/>
-          <w:szCs w:val="24"/>
-        </w:rPr>
-        <w:br/>
-      </w:r>
-      <w:r>
-        <w:rPr>
-          <w:rFonts w:ascii="Times New Roman" w:eastAsia="Times New Roman" w:hAnsi="Times New Roman" w:cs="Times New Roman"/>
-          <w:b/>
-          <w:bCs/>
-          <w:sz w:val="24"/>
-          <w:szCs w:val="24"/>
-        </w:rPr>
-        <w:t>Reason (R):</w:t>
-      </w:r>
-      <w:r>
-        <w:rPr>
-          <w:rFonts w:ascii="Times New Roman" w:eastAsia="Times New Roman" w:hAnsi="Times New Roman" w:cs="Times New Roman"/>
-          <w:sz w:val="24"/>
-          <w:szCs w:val="24"/>
-        </w:rPr>
-        <w:t xml:space="preserve"> Encapsulation restricts direct access to class members using access modifiers.</w:t>
-      </w:r>
-      <w:r>
-        <w:rPr>
-          <w:rFonts w:ascii="Times New Roman" w:eastAsia="Times New Roman" w:hAnsi="Times New Roman" w:cs="Times New Roman"/>
-          <w:sz w:val="24"/>
-          <w:szCs w:val="24"/>
-        </w:rPr>
-        <w:br/>
-      </w:r>
-      <w:r>
-        <w:rPr>
-          <w:rFonts w:ascii="Times New Roman" w:eastAsia="Times New Roman" w:hAnsi="Times New Roman" w:cs="Times New Roman"/>
-          <w:b/>
-          <w:bCs/>
-          <w:sz w:val="24"/>
-          <w:szCs w:val="24"/>
-        </w:rPr>
-        <w:t>Options</w:t>
-      </w:r>
-      <w:proofErr w:type="gramStart"/>
-      <w:r>
-        <w:rPr>
-          <w:rFonts w:ascii="Times New Roman" w:eastAsia="Times New Roman" w:hAnsi="Times New Roman" w:cs="Times New Roman"/>
-          <w:b/>
-          <w:bCs/>
-          <w:sz w:val="24"/>
-          <w:szCs w:val="24"/>
-        </w:rPr>
-        <w:t>:</w:t>
-      </w:r>
-      <w:proofErr w:type="gramEnd"/>
-      <w:r>
-        <w:rPr>
-          <w:rFonts w:ascii="Times New Roman" w:eastAsia="Times New Roman" w:hAnsi="Times New Roman" w:cs="Times New Roman"/>
-          <w:sz w:val="24"/>
-          <w:szCs w:val="24"/>
-        </w:rPr>
-        <w:br/>
-        <w:t>a) Both A and R are true, and R is the correct explanation of A</w:t>
-      </w:r>
-      <w:r>
-        <w:rPr>
-          <w:rFonts w:ascii="Times New Roman" w:eastAsia="Times New Roman" w:hAnsi="Times New Roman" w:cs="Times New Roman"/>
-          <w:sz w:val="24"/>
-          <w:szCs w:val="24"/>
-        </w:rPr>
-        <w:br/>
-        <w:t>b) Both A and R are true, but R is not the correct explanation of A</w:t>
-      </w:r>
-      <w:r>
-        <w:rPr>
-          <w:rFonts w:ascii="Times New Roman" w:eastAsia="Times New Roman" w:hAnsi="Times New Roman" w:cs="Times New Roman"/>
-          <w:sz w:val="24"/>
-          <w:szCs w:val="24"/>
-        </w:rPr>
-        <w:br/>
-        <w:t>c) A is true, but R is false</w:t>
-      </w:r>
-      <w:r>
-        <w:rPr>
-          <w:rFonts w:ascii="Times New Roman" w:eastAsia="Times New Roman" w:hAnsi="Times New Roman" w:cs="Times New Roman"/>
-          <w:sz w:val="24"/>
-          <w:szCs w:val="24"/>
-        </w:rPr>
-        <w:br/>
-        <w:t>d) A is false, but R is true</w:t>
-      </w:r>
-      <w:r>
-        <w:rPr>
-          <w:rFonts w:ascii="Times New Roman" w:eastAsia="Times New Roman" w:hAnsi="Times New Roman" w:cs="Times New Roman"/>
-          <w:sz w:val="24"/>
-          <w:szCs w:val="24"/>
-        </w:rPr>
-        <w:br/>
-      </w:r>
-      <w:r>
-        <w:rPr>
-          <w:rFonts w:ascii="Segoe UI Symbol" w:eastAsia="Times New Roman" w:hAnsi="Segoe UI Symbol" w:cs="Segoe UI Symbol"/>
-          <w:b/>
-          <w:bCs/>
-          <w:color w:val="FF0000"/>
-          <w:sz w:val="24"/>
-          <w:szCs w:val="24"/>
-        </w:rPr>
-        <w:t>✔</w:t>
-      </w:r>
-      <w:r>
-        <w:rPr>
-          <w:rFonts w:ascii="Times New Roman" w:eastAsia="Times New Roman" w:hAnsi="Times New Roman" w:cs="Times New Roman"/>
-          <w:b/>
-          <w:bCs/>
-          <w:color w:val="FF0000"/>
-          <w:sz w:val="24"/>
-          <w:szCs w:val="24"/>
-        </w:rPr>
-        <w:t xml:space="preserve"> Answer:</w:t>
-      </w:r>
-      <w:r>
-        <w:rPr>
-          <w:rFonts w:ascii="Times New Roman" w:eastAsia="Times New Roman" w:hAnsi="Times New Roman" w:cs="Times New Roman"/>
-          <w:color w:val="FF0000"/>
-          <w:sz w:val="24"/>
-          <w:szCs w:val="24"/>
-        </w:rPr>
-        <w:t xml:space="preserve"> </w:t>
-      </w:r>
-      <w:r>
-        <w:rPr>
-          <w:rFonts w:ascii="Times New Roman" w:eastAsia="Times New Roman" w:hAnsi="Times New Roman" w:cs="Times New Roman"/>
-          <w:sz w:val="24"/>
-          <w:szCs w:val="24"/>
-        </w:rPr>
-        <w:t>a) Both A and R are true, and R is the correct explanation of A</w:t>
-      </w:r>
-    </w:p>
-    <w:p>
-      <w:pPr>
-        <w:spacing w:after="0" w:line="240" w:lineRule="auto"/>
-        <w:ind w:left="270"/>
-        <w:rPr>
-          <w:rFonts w:ascii="Times New Roman" w:eastAsia="Times New Roman" w:hAnsi="Times New Roman" w:cs="Times New Roman"/>
-          <w:sz w:val="24"/>
-          <w:szCs w:val="24"/>
-        </w:rPr>
-      </w:pPr>
-      <w:r>
-        <w:rPr>
-          <w:rFonts w:ascii="Times New Roman" w:eastAsia="Times New Roman" w:hAnsi="Times New Roman" w:cs="Times New Roman"/>
-          <w:sz w:val="24"/>
-          <w:szCs w:val="24"/>
-        </w:rPr>
-        <w:pict>
-          <v:rect id="_x0000_i1034" style="width:0;height:1.5pt" o:hralign="center" o:hrstd="t" o:hr="t" fillcolor="#a0a0a0" stroked="f"/>
-        </w:pict>
-      </w:r>
-    </w:p>
-    <w:p>
-      <w:pPr>
-        <w:spacing w:before="100" w:beforeAutospacing="1" w:after="100" w:afterAutospacing="1" w:line="240" w:lineRule="auto"/>
-        <w:ind w:left="270"/>
-        <w:rPr>
-          <w:rFonts w:ascii="Times New Roman" w:eastAsia="Times New Roman" w:hAnsi="Times New Roman" w:cs="Times New Roman"/>
-          <w:sz w:val="24"/>
-          <w:szCs w:val="24"/>
-        </w:rPr>
-      </w:pPr>
-      <w:proofErr w:type="gramStart"/>
-      <w:r>
-        <w:rPr>
-          <w:rFonts w:ascii="Times New Roman" w:eastAsia="Times New Roman" w:hAnsi="Times New Roman" w:cs="Times New Roman"/>
-          <w:b/>
-          <w:bCs/>
-          <w:sz w:val="24"/>
-          <w:szCs w:val="24"/>
-        </w:rPr>
-        <w:t>8.</w:t>
-      </w:r>
-      <w:proofErr w:type="gramEnd"/>
-      <w:r>
-        <w:rPr>
-          <w:rFonts w:ascii="Times New Roman" w:eastAsia="Times New Roman" w:hAnsi="Times New Roman" w:cs="Times New Roman"/>
-          <w:sz w:val="24"/>
-          <w:szCs w:val="24"/>
-        </w:rPr>
-        <w:br/>
-      </w:r>
-      <w:r>
-        <w:rPr>
-          <w:rFonts w:ascii="Times New Roman" w:eastAsia="Times New Roman" w:hAnsi="Times New Roman" w:cs="Times New Roman"/>
-          <w:b/>
-          <w:bCs/>
-          <w:sz w:val="24"/>
-          <w:szCs w:val="24"/>
-        </w:rPr>
-        <w:t>Assertion (A):</w:t>
-      </w:r>
-      <w:r>
-        <w:rPr>
-          <w:rFonts w:ascii="Times New Roman" w:eastAsia="Times New Roman" w:hAnsi="Times New Roman" w:cs="Times New Roman"/>
-          <w:sz w:val="24"/>
-          <w:szCs w:val="24"/>
-        </w:rPr>
-        <w:t xml:space="preserve"> OOP makes large software systems more manageable.</w:t>
-      </w:r>
-      <w:r>
-        <w:rPr>
-          <w:rFonts w:ascii="Times New Roman" w:eastAsia="Times New Roman" w:hAnsi="Times New Roman" w:cs="Times New Roman"/>
-          <w:sz w:val="24"/>
-          <w:szCs w:val="24"/>
-        </w:rPr>
-        <w:br/>
-      </w:r>
-      <w:r>
-        <w:rPr>
-          <w:rFonts w:ascii="Times New Roman" w:eastAsia="Times New Roman" w:hAnsi="Times New Roman" w:cs="Times New Roman"/>
-          <w:b/>
-          <w:bCs/>
-          <w:sz w:val="24"/>
-          <w:szCs w:val="24"/>
-        </w:rPr>
-        <w:t>Reason (R):</w:t>
-      </w:r>
-      <w:r>
-        <w:rPr>
-          <w:rFonts w:ascii="Times New Roman" w:eastAsia="Times New Roman" w:hAnsi="Times New Roman" w:cs="Times New Roman"/>
-          <w:sz w:val="24"/>
-          <w:szCs w:val="24"/>
-        </w:rPr>
-        <w:t xml:space="preserve"> OOP supports abstraction, encapsulation, and modularity.</w:t>
-      </w:r>
-      <w:r>
-        <w:rPr>
-          <w:rFonts w:ascii="Times New Roman" w:eastAsia="Times New Roman" w:hAnsi="Times New Roman" w:cs="Times New Roman"/>
-          <w:sz w:val="24"/>
-          <w:szCs w:val="24"/>
-        </w:rPr>
-        <w:br/>
-      </w:r>
-      <w:r>
-        <w:rPr>
-          <w:rFonts w:ascii="Times New Roman" w:eastAsia="Times New Roman" w:hAnsi="Times New Roman" w:cs="Times New Roman"/>
-          <w:b/>
-          <w:bCs/>
-          <w:sz w:val="24"/>
-          <w:szCs w:val="24"/>
-        </w:rPr>
-        <w:t>Options</w:t>
-      </w:r>
-      <w:proofErr w:type="gramStart"/>
-      <w:r>
-        <w:rPr>
-          <w:rFonts w:ascii="Times New Roman" w:eastAsia="Times New Roman" w:hAnsi="Times New Roman" w:cs="Times New Roman"/>
-          <w:b/>
-          <w:bCs/>
-          <w:sz w:val="24"/>
-          <w:szCs w:val="24"/>
-        </w:rPr>
-        <w:t>:</w:t>
-      </w:r>
-      <w:proofErr w:type="gramEnd"/>
-      <w:r>
-        <w:rPr>
-          <w:rFonts w:ascii="Times New Roman" w:eastAsia="Times New Roman" w:hAnsi="Times New Roman" w:cs="Times New Roman"/>
-          <w:sz w:val="24"/>
-          <w:szCs w:val="24"/>
-        </w:rPr>
-        <w:br/>
-        <w:t>a) Both A and R are true, and R is the correct explanation of A</w:t>
-      </w:r>
-      <w:r>
-        <w:rPr>
-          <w:rFonts w:ascii="Times New Roman" w:eastAsia="Times New Roman" w:hAnsi="Times New Roman" w:cs="Times New Roman"/>
-          <w:sz w:val="24"/>
-          <w:szCs w:val="24"/>
-        </w:rPr>
-        <w:br/>
-        <w:t>b) Both A and R are true, but R is not the correct explanation of A</w:t>
-      </w:r>
-      <w:r>
-        <w:rPr>
-          <w:rFonts w:ascii="Times New Roman" w:eastAsia="Times New Roman" w:hAnsi="Times New Roman" w:cs="Times New Roman"/>
-          <w:sz w:val="24"/>
-          <w:szCs w:val="24"/>
-        </w:rPr>
-        <w:br/>
-        <w:t>c) A is true, but R is false</w:t>
-      </w:r>
-      <w:r>
-        <w:rPr>
-          <w:rFonts w:ascii="Times New Roman" w:eastAsia="Times New Roman" w:hAnsi="Times New Roman" w:cs="Times New Roman"/>
-          <w:sz w:val="24"/>
-          <w:szCs w:val="24"/>
-        </w:rPr>
-        <w:br/>
-        <w:t>d) A is false, but R is true</w:t>
-      </w:r>
-      <w:r>
-        <w:rPr>
-          <w:rFonts w:ascii="Times New Roman" w:eastAsia="Times New Roman" w:hAnsi="Times New Roman" w:cs="Times New Roman"/>
-          <w:sz w:val="24"/>
-          <w:szCs w:val="24"/>
-        </w:rPr>
-        <w:br/>
-      </w:r>
-      <w:r>
-        <w:rPr>
-          <w:rFonts w:ascii="Segoe UI Symbol" w:eastAsia="Times New Roman" w:hAnsi="Segoe UI Symbol" w:cs="Segoe UI Symbol"/>
-          <w:b/>
-          <w:bCs/>
-          <w:color w:val="FF0000"/>
-          <w:sz w:val="24"/>
-          <w:szCs w:val="24"/>
-        </w:rPr>
-        <w:t>✔</w:t>
-      </w:r>
-      <w:r>
-        <w:rPr>
-          <w:rFonts w:ascii="Times New Roman" w:eastAsia="Times New Roman" w:hAnsi="Times New Roman" w:cs="Times New Roman"/>
-          <w:b/>
-          <w:bCs/>
-          <w:color w:val="FF0000"/>
-          <w:sz w:val="24"/>
-          <w:szCs w:val="24"/>
-        </w:rPr>
-        <w:t xml:space="preserve"> Answer:</w:t>
-      </w:r>
-      <w:r>
-        <w:rPr>
-          <w:rFonts w:ascii="Times New Roman" w:eastAsia="Times New Roman" w:hAnsi="Times New Roman" w:cs="Times New Roman"/>
-          <w:color w:val="FF0000"/>
-          <w:sz w:val="24"/>
-          <w:szCs w:val="24"/>
-        </w:rPr>
-        <w:t xml:space="preserve"> </w:t>
-      </w:r>
-      <w:r>
-        <w:rPr>
-          <w:rFonts w:ascii="Times New Roman" w:eastAsia="Times New Roman" w:hAnsi="Times New Roman" w:cs="Times New Roman"/>
-          <w:sz w:val="24"/>
-          <w:szCs w:val="24"/>
-        </w:rPr>
-        <w:t>a) Both A and R are true, and R is the correct explanation of A</w:t>
-      </w:r>
-    </w:p>
-    <w:p>
-      <w:pPr>
-        <w:spacing w:after="0" w:line="240" w:lineRule="auto"/>
-        <w:ind w:left="270"/>
-        <w:rPr>
-          <w:rFonts w:ascii="Times New Roman" w:eastAsia="Times New Roman" w:hAnsi="Times New Roman" w:cs="Times New Roman"/>
-          <w:sz w:val="24"/>
-          <w:szCs w:val="24"/>
-        </w:rPr>
-      </w:pPr>
-      <w:r>
-        <w:rPr>
-          <w:rFonts w:ascii="Times New Roman" w:eastAsia="Times New Roman" w:hAnsi="Times New Roman" w:cs="Times New Roman"/>
-          <w:sz w:val="24"/>
-          <w:szCs w:val="24"/>
-        </w:rPr>
-        <w:pict>
-          <v:rect id="_x0000_i1035" style="width:0;height:1.5pt" o:hralign="center" o:hrstd="t" o:hr="t" fillcolor="#a0a0a0" stroked="f"/>
-        </w:pict>
-      </w:r>
-    </w:p>
-    <w:p>
-      <w:pPr>
-        <w:spacing w:before="100" w:beforeAutospacing="1" w:after="100" w:afterAutospacing="1" w:line="240" w:lineRule="auto"/>
-        <w:ind w:left="270"/>
-        <w:rPr>
-          <w:rFonts w:ascii="Times New Roman" w:eastAsia="Times New Roman" w:hAnsi="Times New Roman" w:cs="Times New Roman"/>
-          <w:sz w:val="24"/>
-          <w:szCs w:val="24"/>
-        </w:rPr>
-      </w:pPr>
-      <w:proofErr w:type="gramStart"/>
-      <w:r>
-        <w:rPr>
-          <w:rFonts w:ascii="Times New Roman" w:eastAsia="Times New Roman" w:hAnsi="Times New Roman" w:cs="Times New Roman"/>
-          <w:b/>
-          <w:bCs/>
-          <w:sz w:val="24"/>
-          <w:szCs w:val="24"/>
-        </w:rPr>
-        <w:t>9.</w:t>
-      </w:r>
-      <w:proofErr w:type="gramEnd"/>
-      <w:r>
-        <w:rPr>
-          <w:rFonts w:ascii="Times New Roman" w:eastAsia="Times New Roman" w:hAnsi="Times New Roman" w:cs="Times New Roman"/>
-          <w:sz w:val="24"/>
-          <w:szCs w:val="24"/>
-        </w:rPr>
-        <w:br/>
-      </w:r>
-      <w:r>
-        <w:rPr>
-          <w:rFonts w:ascii="Times New Roman" w:eastAsia="Times New Roman" w:hAnsi="Times New Roman" w:cs="Times New Roman"/>
-          <w:b/>
-          <w:bCs/>
-          <w:sz w:val="24"/>
-          <w:szCs w:val="24"/>
-        </w:rPr>
-        <w:t>Assertion (A):</w:t>
-      </w:r>
-      <w:r>
-        <w:rPr>
-          <w:rFonts w:ascii="Times New Roman" w:eastAsia="Times New Roman" w:hAnsi="Times New Roman" w:cs="Times New Roman"/>
-          <w:sz w:val="24"/>
-          <w:szCs w:val="24"/>
-        </w:rPr>
-        <w:t xml:space="preserve"> Low-level languages are machine-independent and portable.</w:t>
-      </w:r>
-      <w:r>
-        <w:rPr>
-          <w:rFonts w:ascii="Times New Roman" w:eastAsia="Times New Roman" w:hAnsi="Times New Roman" w:cs="Times New Roman"/>
-          <w:sz w:val="24"/>
-          <w:szCs w:val="24"/>
-        </w:rPr>
-        <w:br/>
-      </w:r>
-      <w:r>
-        <w:rPr>
-          <w:rFonts w:ascii="Times New Roman" w:eastAsia="Times New Roman" w:hAnsi="Times New Roman" w:cs="Times New Roman"/>
-          <w:b/>
-          <w:bCs/>
-          <w:sz w:val="24"/>
-          <w:szCs w:val="24"/>
-        </w:rPr>
-        <w:t>Reason (R):</w:t>
-      </w:r>
-      <w:r>
-        <w:rPr>
-          <w:rFonts w:ascii="Times New Roman" w:eastAsia="Times New Roman" w:hAnsi="Times New Roman" w:cs="Times New Roman"/>
-          <w:sz w:val="24"/>
-          <w:szCs w:val="24"/>
-        </w:rPr>
-        <w:t xml:space="preserve"> They use natural language for programming.</w:t>
-      </w:r>
-      <w:r>
-        <w:rPr>
-          <w:rFonts w:ascii="Times New Roman" w:eastAsia="Times New Roman" w:hAnsi="Times New Roman" w:cs="Times New Roman"/>
-          <w:sz w:val="24"/>
-          <w:szCs w:val="24"/>
-        </w:rPr>
-        <w:br/>
-      </w:r>
-      <w:r>
-        <w:rPr>
-          <w:rFonts w:ascii="Times New Roman" w:eastAsia="Times New Roman" w:hAnsi="Times New Roman" w:cs="Times New Roman"/>
-          <w:b/>
-          <w:bCs/>
-          <w:sz w:val="24"/>
-          <w:szCs w:val="24"/>
-        </w:rPr>
-        <w:t>Options:</w:t>
-      </w:r>
-      <w:r>
-        <w:rPr>
-          <w:rFonts w:ascii="Times New Roman" w:eastAsia="Times New Roman" w:hAnsi="Times New Roman" w:cs="Times New Roman"/>
-          <w:sz w:val="24"/>
-          <w:szCs w:val="24"/>
-        </w:rPr>
-        <w:br/>
-        <w:t>a) Both A and R are true, and R is the correct explanation of A</w:t>
-      </w:r>
-      <w:r>
-        <w:rPr>
-          <w:rFonts w:ascii="Times New Roman" w:eastAsia="Times New Roman" w:hAnsi="Times New Roman" w:cs="Times New Roman"/>
-          <w:sz w:val="24"/>
-          <w:szCs w:val="24"/>
-        </w:rPr>
-        <w:br/>
-        <w:t>b) Both A and R are true, but R is not the correct explanation of A</w:t>
-      </w:r>
-      <w:r>
-        <w:rPr>
-          <w:rFonts w:ascii="Times New Roman" w:eastAsia="Times New Roman" w:hAnsi="Times New Roman" w:cs="Times New Roman"/>
-          <w:sz w:val="24"/>
-          <w:szCs w:val="24"/>
-        </w:rPr>
-        <w:br/>
-        <w:t>c) A is true, but R is false</w:t>
-      </w:r>
-      <w:r>
-        <w:rPr>
-          <w:rFonts w:ascii="Times New Roman" w:eastAsia="Times New Roman" w:hAnsi="Times New Roman" w:cs="Times New Roman"/>
-          <w:sz w:val="24"/>
-          <w:szCs w:val="24"/>
-        </w:rPr>
-        <w:br/>
-        <w:t>d) Both A and R are false</w:t>
-      </w:r>
-      <w:r>
-        <w:rPr>
-          <w:rFonts w:ascii="Times New Roman" w:eastAsia="Times New Roman" w:hAnsi="Times New Roman" w:cs="Times New Roman"/>
-          <w:sz w:val="24"/>
-          <w:szCs w:val="24"/>
-        </w:rPr>
-        <w:br/>
-      </w:r>
-      <w:r>
-        <w:rPr>
-          <w:rFonts w:ascii="Segoe UI Symbol" w:eastAsia="Times New Roman" w:hAnsi="Segoe UI Symbol" w:cs="Segoe UI Symbol"/>
-          <w:b/>
-          <w:bCs/>
-          <w:color w:val="FF0000"/>
-          <w:sz w:val="24"/>
-          <w:szCs w:val="24"/>
-        </w:rPr>
-        <w:t>✔</w:t>
-      </w:r>
-      <w:r>
-        <w:rPr>
-          <w:rFonts w:ascii="Times New Roman" w:eastAsia="Times New Roman" w:hAnsi="Times New Roman" w:cs="Times New Roman"/>
-          <w:b/>
-          <w:bCs/>
-          <w:color w:val="FF0000"/>
-          <w:sz w:val="24"/>
-          <w:szCs w:val="24"/>
-        </w:rPr>
-        <w:t xml:space="preserve"> Answer:</w:t>
-      </w:r>
-      <w:r>
-        <w:rPr>
-          <w:rFonts w:ascii="Times New Roman" w:eastAsia="Times New Roman" w:hAnsi="Times New Roman" w:cs="Times New Roman"/>
-          <w:color w:val="FF0000"/>
-          <w:sz w:val="24"/>
-          <w:szCs w:val="24"/>
-        </w:rPr>
-        <w:t xml:space="preserve"> </w:t>
-      </w:r>
-      <w:r>
-        <w:rPr>
-          <w:rFonts w:ascii="Times New Roman" w:eastAsia="Times New Roman" w:hAnsi="Times New Roman" w:cs="Times New Roman"/>
-          <w:sz w:val="24"/>
-          <w:szCs w:val="24"/>
-        </w:rPr>
-        <w:t>d) Both A and R are false</w:t>
-      </w:r>
-    </w:p>
-    <w:p>
-      <w:pPr>
-        <w:spacing w:after="0" w:line="240" w:lineRule="auto"/>
-        <w:ind w:left="270"/>
-        <w:rPr>
-          <w:rFonts w:ascii="Times New Roman" w:eastAsia="Times New Roman" w:hAnsi="Times New Roman" w:cs="Times New Roman"/>
-          <w:sz w:val="24"/>
-          <w:szCs w:val="24"/>
-        </w:rPr>
-      </w:pPr>
-      <w:r>
-        <w:rPr>
-          <w:rFonts w:ascii="Times New Roman" w:eastAsia="Times New Roman" w:hAnsi="Times New Roman" w:cs="Times New Roman"/>
-          <w:sz w:val="24"/>
-          <w:szCs w:val="24"/>
-        </w:rPr>
-        <w:pict>
-          <v:rect id="_x0000_i1036" style="width:0;height:1.5pt" o:hralign="center" o:hrstd="t" o:hr="t" fillcolor="#a0a0a0" stroked="f"/>
+          <v:rect id="_x0000_i1037" style="width:0;height:1.5pt" o:hralign="center" o:hrstd="t" o:hr="t" fillcolor="#a0a0a0" stroked="f"/>
         </w:pict>
       </w:r>
     </w:p>
@@ -9931,7 +11705,7 @@
     </w:p>
     <w:sectPr>
       <w:pgSz w:w="11907" w:h="16839" w:code="9"/>
-      <w:pgMar w:top="810" w:right="837" w:bottom="810" w:left="630" w:header="720" w:footer="720" w:gutter="0"/>
+      <w:pgMar w:top="810" w:right="837" w:bottom="810" w:left="990" w:header="720" w:footer="720" w:gutter="0"/>
       <w:pgBorders w:offsetFrom="page">
         <w:top w:val="birdsFlight" w:sz="15" w:space="24" w:color="auto"/>
         <w:left w:val="birdsFlight" w:sz="15" w:space="24" w:color="auto"/>

--- a/pdf/class 10/CLASS 10 CH-1.docx
+++ b/pdf/class 10/CLASS 10 CH-1.docx
@@ -25,10 +25,10 @@
               <wp:anchor distT="0" distB="0" distL="114300" distR="114300" simplePos="0" relativeHeight="251659264" behindDoc="1" locked="0" layoutInCell="1" allowOverlap="1" wp14:anchorId="72E6D5E9" wp14:editId="1CA938BE">
                 <wp:simplePos x="0" y="0"/>
                 <wp:positionH relativeFrom="page">
-                  <wp:posOffset>5965074</wp:posOffset>
+                  <wp:posOffset>5951606</wp:posOffset>
                 </wp:positionH>
                 <wp:positionV relativeFrom="paragraph">
-                  <wp:posOffset>-820997</wp:posOffset>
+                  <wp:posOffset>-1347537</wp:posOffset>
                 </wp:positionV>
                 <wp:extent cx="1485182" cy="13095734"/>
                 <wp:effectExtent l="95250" t="38100" r="20320" b="125095"/>
@@ -307,7 +307,7 @@
           </mc:Choice>
           <mc:Fallback>
             <w:pict>
-              <v:group w14:anchorId="547F7839" id="Group 3" o:spid="_x0000_s1026" style="position:absolute;margin-left:469.7pt;margin-top:-64.65pt;width:116.95pt;height:1031.15pt;z-index:-251657216;mso-position-horizontal-relative:page" coordorigin="7571,-22" coordsize="2395,20510" o:gfxdata="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">
+              <v:group w14:anchorId="330D8203" id="Group 3" o:spid="_x0000_s1026" style="position:absolute;margin-left:468.65pt;margin-top:-106.1pt;width:116.95pt;height:1031.15pt;z-index:-251657216;mso-position-horizontal-relative:page" coordorigin="7571,-22" coordsize="2395,20510" o:gfxdata="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">
                 <v:shapetype id="_x0000_t32" coordsize="21600,21600" o:spt="32" o:oned="t" path="m,l21600,21600e" filled="f">
                   <v:path arrowok="t" fillok="f" o:connecttype="none"/>
                   <o:lock v:ext="edit" shapetype="t"/>
@@ -507,18 +507,28 @@
           <w:sz w:val="44"/>
           <w:u w:val="single"/>
         </w:rPr>
-        <w:t>Unsolved questions</w:t>
-      </w:r>
-      <w:r>
-        <w:rPr>
-          <w:rFonts w:ascii="Times New Roman" w:hAnsi="Times New Roman" w:cs="Times New Roman"/>
-          <w:b/>
-          <w:color w:val="BF8F00" w:themeColor="accent4" w:themeShade="BF"/>
-          <w:sz w:val="44"/>
-          <w:u w:val="single"/>
-        </w:rPr>
         <w:tab/>
       </w:r>
+    </w:p>
+    <w:p>
+      <w:pPr>
+        <w:pStyle w:val="ListParagraph"/>
+        <w:numPr>
+          <w:ilvl w:val="0"/>
+          <w:numId w:val="1"/>
+        </w:numPr>
+        <w:spacing w:after="0" w:line="240" w:lineRule="auto"/>
+        <w:ind w:left="270"/>
+        <w:outlineLvl w:val="2"/>
+        <w:rPr>
+          <w:rFonts w:ascii="Times New Roman" w:eastAsia="Times New Roman" w:hAnsi="Times New Roman" w:cs="Times New Roman"/>
+          <w:b/>
+          <w:bCs/>
+          <w:color w:val="00B050"/>
+          <w:sz w:val="27"/>
+          <w:szCs w:val="27"/>
+        </w:rPr>
+      </w:pPr>
     </w:p>
     <w:p>
       <w:pPr>
@@ -796,69 +806,6 @@
       <w:r>
         <w:rPr>
           <w:rFonts w:ascii="Times New Roman" w:eastAsia="Times New Roman" w:hAnsi="Times New Roman" w:cs="Times New Roman"/>
-          <w:color w:val="FF0000"/>
-          <w:sz w:val="24"/>
-          <w:szCs w:val="24"/>
-        </w:rPr>
-        <w:drawing>
-          <wp:anchor distT="0" distB="0" distL="114300" distR="114300" simplePos="0" relativeHeight="251672576" behindDoc="0" locked="0" layoutInCell="1" allowOverlap="1">
-            <wp:simplePos x="0" y="0"/>
-            <wp:positionH relativeFrom="column">
-              <wp:posOffset>43295</wp:posOffset>
-            </wp:positionH>
-            <wp:positionV relativeFrom="paragraph">
-              <wp:posOffset>420428</wp:posOffset>
-            </wp:positionV>
-            <wp:extent cx="3318164" cy="1434465"/>
-            <wp:effectExtent l="0" t="0" r="0" b="0"/>
-            <wp:wrapNone/>
-            <wp:docPr id="101" name="Picture 101"/>
-            <wp:cNvGraphicFramePr>
-              <a:graphicFrameLocks xmlns:a="http://schemas.openxmlformats.org/drawingml/2006/main" noChangeAspect="1"/>
-            </wp:cNvGraphicFramePr>
-            <a:graphic xmlns:a="http://schemas.openxmlformats.org/drawingml/2006/main">
-              <a:graphicData uri="http://schemas.openxmlformats.org/drawingml/2006/picture">
-                <pic:pic xmlns:pic="http://schemas.openxmlformats.org/drawingml/2006/picture">
-                  <pic:nvPicPr>
-                    <pic:cNvPr id="1" name=""/>
-                    <pic:cNvPicPr/>
-                  </pic:nvPicPr>
-                  <pic:blipFill>
-                    <a:blip r:embed="rId5">
-                      <a:extLst>
-                        <a:ext uri="{28A0092B-C50C-407E-A947-70E740481C1C}">
-                          <a14:useLocalDpi xmlns:a14="http://schemas.microsoft.com/office/drawing/2010/main" val="0"/>
-                        </a:ext>
-                      </a:extLst>
-                    </a:blip>
-                    <a:stretch>
-                      <a:fillRect/>
-                    </a:stretch>
-                  </pic:blipFill>
-                  <pic:spPr>
-                    <a:xfrm>
-                      <a:off x="0" y="0"/>
-                      <a:ext cx="3345872" cy="1446444"/>
-                    </a:xfrm>
-                    <a:prstGeom prst="rect">
-                      <a:avLst/>
-                    </a:prstGeom>
-                  </pic:spPr>
-                </pic:pic>
-              </a:graphicData>
-            </a:graphic>
-            <wp14:sizeRelH relativeFrom="page">
-              <wp14:pctWidth>0</wp14:pctWidth>
-            </wp14:sizeRelH>
-            <wp14:sizeRelV relativeFrom="page">
-              <wp14:pctHeight>0</wp14:pctHeight>
-            </wp14:sizeRelV>
-          </wp:anchor>
-        </w:drawing>
-      </w:r>
-      <w:r>
-        <w:rPr>
-          <w:rFonts w:ascii="Times New Roman" w:eastAsia="Times New Roman" w:hAnsi="Times New Roman" w:cs="Times New Roman"/>
           <w:b/>
           <w:bCs/>
           <w:color w:val="00B050"/>
@@ -890,517 +837,582 @@
     </w:p>
     <w:p>
       <w:pPr>
-        <w:pStyle w:val="Heading3"/>
-        <w:spacing w:before="0" w:beforeAutospacing="0" w:after="0" w:afterAutospacing="0"/>
-        <w:ind w:left="5670"/>
-        <w:rPr>
-          <w:color w:val="00B050"/>
-        </w:rPr>
-      </w:pPr>
-      <w:proofErr w:type="spellStart"/>
-      <w:proofErr w:type="gramStart"/>
-      <w:r>
-        <w:rPr>
-          <w:color w:val="FF0000"/>
-          <w:sz w:val="24"/>
-          <w:szCs w:val="24"/>
-        </w:rPr>
-        <w:t>Ans</w:t>
-      </w:r>
-      <w:proofErr w:type="spellEnd"/>
-      <w:r>
-        <w:rPr>
-          <w:color w:val="FF0000"/>
-          <w:sz w:val="24"/>
-          <w:szCs w:val="24"/>
-        </w:rPr>
-        <w:t xml:space="preserve"> :-</w:t>
-      </w:r>
-      <w:proofErr w:type="gramEnd"/>
-      <w:r>
-        <w:rPr>
-          <w:color w:val="FF0000"/>
-          <w:sz w:val="24"/>
-          <w:szCs w:val="24"/>
-        </w:rPr>
-        <w:t xml:space="preserve"> </w:t>
-      </w:r>
-      <w:r>
-        <w:rPr>
-          <w:rStyle w:val="Strong"/>
-          <w:b/>
-          <w:bCs/>
-          <w:color w:val="00B050"/>
-        </w:rPr>
-        <w:t>Question 6</w:t>
+        <w:spacing w:after="0" w:line="240" w:lineRule="auto"/>
+        <w:ind w:left="270"/>
+        <w:rPr>
+          <w:rFonts w:ascii="Times New Roman" w:eastAsia="Times New Roman" w:hAnsi="Times New Roman" w:cs="Times New Roman"/>
+          <w:sz w:val="24"/>
+          <w:szCs w:val="24"/>
+        </w:rPr>
+      </w:pPr>
+      <w:r>
+        <w:rPr>
+          <w:rFonts w:ascii="Times New Roman" w:eastAsia="Times New Roman" w:hAnsi="Times New Roman" w:cs="Times New Roman"/>
+          <w:sz w:val="24"/>
+          <w:szCs w:val="24"/>
+        </w:rPr>
+        <w:pict>
+          <v:rect id="_x0000_i1025" style="width:0;height:1.5pt" o:hralign="center" o:hrstd="t" o:hr="t" fillcolor="#a0a0a0" stroked="f"/>
+        </w:pict>
       </w:r>
     </w:p>
     <w:p>
       <w:pPr>
-        <w:pStyle w:val="NormalWeb"/>
-        <w:ind w:left="5670"/>
-        <w:rPr>
-          <w:sz w:val="18"/>
-        </w:rPr>
-      </w:pPr>
-      <w:r>
-        <w:rPr>
-          <w:sz w:val="18"/>
-        </w:rPr>
-        <w:t>The picture shows one side with human-readable code and the other with machine/binary code.</w:t>
+        <w:spacing w:before="100" w:beforeAutospacing="1" w:after="100" w:afterAutospacing="1" w:line="240" w:lineRule="auto"/>
+        <w:ind w:left="270"/>
+        <w:rPr>
+          <w:rFonts w:ascii="Times New Roman" w:eastAsia="Times New Roman" w:hAnsi="Times New Roman" w:cs="Times New Roman"/>
+          <w:sz w:val="24"/>
+          <w:szCs w:val="24"/>
+        </w:rPr>
+      </w:pPr>
+      <w:r>
+        <w:rPr>
+          <w:rFonts w:ascii="Times New Roman" w:eastAsia="Times New Roman" w:hAnsi="Times New Roman" w:cs="Times New Roman"/>
+          <w:b/>
+          <w:bCs/>
+          <w:sz w:val="24"/>
+          <w:szCs w:val="24"/>
+        </w:rPr>
+        <w:t>B. Fill in the blanks.</w:t>
       </w:r>
     </w:p>
     <w:p>
       <w:pPr>
-        <w:pStyle w:val="NormalWeb"/>
-        <w:spacing w:before="0" w:beforeAutospacing="0" w:after="0" w:afterAutospacing="0"/>
-        <w:ind w:left="5670"/>
-        <w:rPr>
+        <w:numPr>
+          <w:ilvl w:val="0"/>
+          <w:numId w:val="3"/>
+        </w:numPr>
+        <w:spacing w:before="100" w:beforeAutospacing="1" w:after="100" w:afterAutospacing="1" w:line="240" w:lineRule="auto"/>
+        <w:ind w:left="270"/>
+        <w:rPr>
+          <w:rFonts w:ascii="Times New Roman" w:eastAsia="Times New Roman" w:hAnsi="Times New Roman" w:cs="Times New Roman"/>
+          <w:sz w:val="24"/>
+          <w:szCs w:val="24"/>
+        </w:rPr>
+      </w:pPr>
+      <w:r>
+        <w:rPr>
+          <w:rFonts w:ascii="Times New Roman" w:eastAsia="Times New Roman" w:hAnsi="Times New Roman" w:cs="Times New Roman"/>
+          <w:sz w:val="24"/>
+          <w:szCs w:val="24"/>
+        </w:rPr>
+        <w:t xml:space="preserve">A </w:t>
+      </w:r>
+      <w:r>
+        <w:rPr>
+          <w:rFonts w:ascii="Times New Roman" w:eastAsia="Times New Roman" w:hAnsi="Times New Roman" w:cs="Times New Roman"/>
+          <w:b/>
+          <w:bCs/>
           <w:color w:val="FF0000"/>
-          <w:sz w:val="18"/>
-        </w:rPr>
-      </w:pPr>
-      <w:r>
-        <w:rPr>
-          <w:rStyle w:val="Strong"/>
-          <w:color w:val="FF0000"/>
-          <w:sz w:val="18"/>
-        </w:rPr>
-        <w:t>Answer:</w:t>
-      </w:r>
-      <w:r>
-        <w:rPr>
-          <w:color w:val="FF0000"/>
-          <w:sz w:val="18"/>
-        </w:rPr>
-        <w:t xml:space="preserve"> </w:t>
-      </w:r>
-      <w:r>
-        <w:rPr>
-          <w:rStyle w:val="Strong"/>
-          <w:color w:val="FF0000"/>
-          <w:sz w:val="18"/>
-        </w:rPr>
-        <w:t>d. Low-level language and High-level language</w:t>
+          <w:sz w:val="24"/>
+          <w:szCs w:val="24"/>
+        </w:rPr>
+        <w:t>paradigm</w:t>
+      </w:r>
+      <w:r>
+        <w:rPr>
+          <w:rFonts w:ascii="Times New Roman" w:eastAsia="Times New Roman" w:hAnsi="Times New Roman" w:cs="Times New Roman"/>
+          <w:sz w:val="24"/>
+          <w:szCs w:val="24"/>
+        </w:rPr>
+        <w:t xml:space="preserve"> is a way of programming.</w:t>
       </w:r>
     </w:p>
     <w:p>
       <w:pPr>
-        <w:pStyle w:val="NormalWeb"/>
-        <w:spacing w:before="0" w:beforeAutospacing="0" w:after="0" w:afterAutospacing="0"/>
-        <w:ind w:left="5670"/>
-        <w:rPr>
-          <w:sz w:val="18"/>
-        </w:rPr>
-      </w:pPr>
-      <w:r>
-        <w:rPr>
-          <w:rStyle w:val="Strong"/>
+        <w:numPr>
+          <w:ilvl w:val="0"/>
+          <w:numId w:val="3"/>
+        </w:numPr>
+        <w:spacing w:before="100" w:beforeAutospacing="1" w:after="100" w:afterAutospacing="1" w:line="240" w:lineRule="auto"/>
+        <w:ind w:left="270"/>
+        <w:rPr>
+          <w:rFonts w:ascii="Times New Roman" w:eastAsia="Times New Roman" w:hAnsi="Times New Roman" w:cs="Times New Roman"/>
+          <w:sz w:val="24"/>
+          <w:szCs w:val="24"/>
+        </w:rPr>
+      </w:pPr>
+      <w:r>
+        <w:rPr>
+          <w:rFonts w:ascii="Times New Roman" w:eastAsia="Times New Roman" w:hAnsi="Times New Roman" w:cs="Times New Roman"/>
+          <w:b/>
+          <w:bCs/>
           <w:color w:val="FF0000"/>
-          <w:sz w:val="18"/>
-        </w:rPr>
-        <w:t>Explanation</w:t>
-      </w:r>
-      <w:proofErr w:type="gramStart"/>
-      <w:r>
-        <w:rPr>
-          <w:rStyle w:val="Strong"/>
+          <w:sz w:val="24"/>
+          <w:szCs w:val="24"/>
+        </w:rPr>
+        <w:t>Procedure-Oriented Programming</w:t>
+      </w:r>
+      <w:r>
+        <w:rPr>
+          <w:rFonts w:ascii="Times New Roman" w:eastAsia="Times New Roman" w:hAnsi="Times New Roman" w:cs="Times New Roman"/>
           <w:color w:val="FF0000"/>
-          <w:sz w:val="18"/>
-        </w:rPr>
-        <w:t>:</w:t>
-      </w:r>
-      <w:proofErr w:type="gramEnd"/>
-      <w:r>
-        <w:rPr>
-          <w:sz w:val="18"/>
-        </w:rPr>
-        <w:br/>
-        <w:t>High-level languages are easy for humans to understand, while low-level languages (like machine code) are closer to hardware and harder to read.</w:t>
+          <w:sz w:val="24"/>
+          <w:szCs w:val="24"/>
+        </w:rPr>
+        <w:t xml:space="preserve"> </w:t>
+      </w:r>
+      <w:r>
+        <w:rPr>
+          <w:rFonts w:ascii="Times New Roman" w:eastAsia="Times New Roman" w:hAnsi="Times New Roman" w:cs="Times New Roman"/>
+          <w:sz w:val="24"/>
+          <w:szCs w:val="24"/>
+        </w:rPr>
+        <w:t>has global data sharing of functions.</w:t>
       </w:r>
     </w:p>
     <w:p>
       <w:pPr>
-        <w:pStyle w:val="Heading3"/>
-        <w:spacing w:before="240" w:beforeAutospacing="0" w:after="0" w:afterAutospacing="0"/>
-        <w:ind w:left="5670"/>
-        <w:rPr>
-          <w:color w:val="00B050"/>
-        </w:rPr>
-      </w:pPr>
-      <w:r>
-        <w:rPr>
-          <w:color w:val="00B050"/>
-          <w:sz w:val="24"/>
-          <w:szCs w:val="24"/>
-        </w:rPr>
-        <w:drawing>
-          <wp:anchor distT="0" distB="0" distL="114300" distR="114300" simplePos="0" relativeHeight="251673600" behindDoc="0" locked="0" layoutInCell="1" allowOverlap="1">
-            <wp:simplePos x="0" y="0"/>
-            <wp:positionH relativeFrom="margin">
-              <wp:posOffset>76200</wp:posOffset>
-            </wp:positionH>
-            <wp:positionV relativeFrom="paragraph">
-              <wp:posOffset>187152</wp:posOffset>
-            </wp:positionV>
-            <wp:extent cx="3366654" cy="1318113"/>
-            <wp:effectExtent l="0" t="0" r="5715" b="0"/>
-            <wp:wrapNone/>
-            <wp:docPr id="102" name="Picture 102"/>
-            <wp:cNvGraphicFramePr>
-              <a:graphicFrameLocks xmlns:a="http://schemas.openxmlformats.org/drawingml/2006/main" noChangeAspect="1"/>
-            </wp:cNvGraphicFramePr>
-            <a:graphic xmlns:a="http://schemas.openxmlformats.org/drawingml/2006/main">
-              <a:graphicData uri="http://schemas.openxmlformats.org/drawingml/2006/picture">
-                <pic:pic xmlns:pic="http://schemas.openxmlformats.org/drawingml/2006/picture">
-                  <pic:nvPicPr>
-                    <pic:cNvPr id="1" name=""/>
-                    <pic:cNvPicPr/>
-                  </pic:nvPicPr>
-                  <pic:blipFill rotWithShape="1">
-                    <a:blip r:embed="rId6">
-                      <a:extLst>
-                        <a:ext uri="{28A0092B-C50C-407E-A947-70E740481C1C}">
-                          <a14:useLocalDpi xmlns:a14="http://schemas.microsoft.com/office/drawing/2010/main" val="0"/>
-                        </a:ext>
-                      </a:extLst>
-                    </a:blip>
-                    <a:srcRect t="3215"/>
-                    <a:stretch/>
-                  </pic:blipFill>
-                  <pic:spPr bwMode="auto">
-                    <a:xfrm>
-                      <a:off x="0" y="0"/>
-                      <a:ext cx="3366654" cy="1318113"/>
-                    </a:xfrm>
-                    <a:prstGeom prst="rect">
-                      <a:avLst/>
-                    </a:prstGeom>
-                    <a:ln>
-                      <a:noFill/>
-                    </a:ln>
-                    <a:extLst>
-                      <a:ext uri="{53640926-AAD7-44D8-BBD7-CCE9431645EC}">
-                        <a14:shadowObscured xmlns:a14="http://schemas.microsoft.com/office/drawing/2010/main"/>
-                      </a:ext>
-                    </a:extLst>
-                  </pic:spPr>
-                </pic:pic>
-              </a:graphicData>
-            </a:graphic>
-            <wp14:sizeRelH relativeFrom="page">
-              <wp14:pctWidth>0</wp14:pctWidth>
-            </wp14:sizeRelH>
-            <wp14:sizeRelV relativeFrom="page">
-              <wp14:pctHeight>0</wp14:pctHeight>
-            </wp14:sizeRelV>
-          </wp:anchor>
-        </w:drawing>
-      </w:r>
-      <w:r>
-        <w:rPr>
-          <w:rStyle w:val="Strong"/>
-          <w:b/>
-          <w:bCs/>
-          <w:color w:val="00B050"/>
-        </w:rPr>
-        <w:t>Question 7</w:t>
+        <w:numPr>
+          <w:ilvl w:val="0"/>
+          <w:numId w:val="3"/>
+        </w:numPr>
+        <w:spacing w:before="100" w:beforeAutospacing="1" w:after="100" w:afterAutospacing="1" w:line="240" w:lineRule="auto"/>
+        <w:ind w:left="270"/>
+        <w:rPr>
+          <w:rFonts w:ascii="Times New Roman" w:eastAsia="Times New Roman" w:hAnsi="Times New Roman" w:cs="Times New Roman"/>
+          <w:sz w:val="24"/>
+          <w:szCs w:val="24"/>
+        </w:rPr>
+      </w:pPr>
+      <w:r>
+        <w:rPr>
+          <w:rFonts w:ascii="Times New Roman" w:eastAsia="Times New Roman" w:hAnsi="Times New Roman" w:cs="Times New Roman"/>
+          <w:sz w:val="24"/>
+          <w:szCs w:val="24"/>
+        </w:rPr>
+        <w:t xml:space="preserve">A </w:t>
+      </w:r>
+      <w:r>
+        <w:rPr>
+          <w:rFonts w:ascii="Times New Roman" w:eastAsia="Times New Roman" w:hAnsi="Times New Roman" w:cs="Times New Roman"/>
+          <w:b/>
+          <w:bCs/>
+          <w:color w:val="FF0000"/>
+          <w:sz w:val="24"/>
+          <w:szCs w:val="24"/>
+        </w:rPr>
+        <w:t>low-level</w:t>
+      </w:r>
+      <w:r>
+        <w:rPr>
+          <w:rFonts w:ascii="Times New Roman" w:eastAsia="Times New Roman" w:hAnsi="Times New Roman" w:cs="Times New Roman"/>
+          <w:color w:val="FF0000"/>
+          <w:sz w:val="24"/>
+          <w:szCs w:val="24"/>
+        </w:rPr>
+        <w:t xml:space="preserve"> </w:t>
+      </w:r>
+      <w:r>
+        <w:rPr>
+          <w:rFonts w:ascii="Times New Roman" w:eastAsia="Times New Roman" w:hAnsi="Times New Roman" w:cs="Times New Roman"/>
+          <w:sz w:val="24"/>
+          <w:szCs w:val="24"/>
+        </w:rPr>
+        <w:t>language is a programming language that is machine-dependent.</w:t>
       </w:r>
     </w:p>
     <w:p>
       <w:pPr>
-        <w:pStyle w:val="NormalWeb"/>
-        <w:spacing w:before="0" w:beforeAutospacing="0" w:after="0" w:afterAutospacing="0"/>
-        <w:ind w:left="5670"/>
-        <w:rPr>
-          <w:sz w:val="20"/>
-        </w:rPr>
-      </w:pPr>
-      <w:r>
-        <w:rPr>
-          <w:rStyle w:val="Strong"/>
-          <w:sz w:val="20"/>
-        </w:rPr>
-        <w:t>Engine of a car is an example of ______</w:t>
+        <w:numPr>
+          <w:ilvl w:val="0"/>
+          <w:numId w:val="3"/>
+        </w:numPr>
+        <w:spacing w:before="100" w:beforeAutospacing="1" w:after="100" w:afterAutospacing="1" w:line="240" w:lineRule="auto"/>
+        <w:ind w:left="270"/>
+        <w:rPr>
+          <w:rFonts w:ascii="Times New Roman" w:eastAsia="Times New Roman" w:hAnsi="Times New Roman" w:cs="Times New Roman"/>
+          <w:sz w:val="24"/>
+          <w:szCs w:val="24"/>
+        </w:rPr>
+      </w:pPr>
+      <w:r>
+        <w:rPr>
+          <w:rFonts w:ascii="Times New Roman" w:eastAsia="Times New Roman" w:hAnsi="Times New Roman" w:cs="Times New Roman"/>
+          <w:sz w:val="24"/>
+          <w:szCs w:val="24"/>
+        </w:rPr>
+        <w:t xml:space="preserve">The concept of </w:t>
+      </w:r>
+      <w:r>
+        <w:rPr>
+          <w:rFonts w:ascii="Times New Roman" w:eastAsia="Times New Roman" w:hAnsi="Times New Roman" w:cs="Times New Roman"/>
+          <w:b/>
+          <w:bCs/>
+          <w:color w:val="FF0000"/>
+          <w:sz w:val="24"/>
+          <w:szCs w:val="24"/>
+        </w:rPr>
+        <w:t>inheritance</w:t>
+      </w:r>
+      <w:r>
+        <w:rPr>
+          <w:rFonts w:ascii="Times New Roman" w:eastAsia="Times New Roman" w:hAnsi="Times New Roman" w:cs="Times New Roman"/>
+          <w:sz w:val="24"/>
+          <w:szCs w:val="24"/>
+        </w:rPr>
+        <w:t xml:space="preserve"> is a good feature for avoiding data redundancy.</w:t>
       </w:r>
     </w:p>
     <w:p>
       <w:pPr>
-        <w:pStyle w:val="NormalWeb"/>
-        <w:spacing w:before="0" w:beforeAutospacing="0" w:after="0" w:afterAutospacing="0"/>
-        <w:ind w:left="5670"/>
-        <w:rPr>
+        <w:numPr>
+          <w:ilvl w:val="0"/>
+          <w:numId w:val="3"/>
+        </w:numPr>
+        <w:spacing w:before="100" w:beforeAutospacing="1" w:after="100" w:afterAutospacing="1" w:line="240" w:lineRule="auto"/>
+        <w:ind w:left="270"/>
+        <w:rPr>
+          <w:rFonts w:ascii="Times New Roman" w:eastAsia="Times New Roman" w:hAnsi="Times New Roman" w:cs="Times New Roman"/>
+          <w:sz w:val="24"/>
+          <w:szCs w:val="24"/>
+        </w:rPr>
+      </w:pPr>
+      <w:r>
+        <w:rPr>
+          <w:rFonts w:ascii="Times New Roman" w:eastAsia="Times New Roman" w:hAnsi="Times New Roman" w:cs="Times New Roman"/>
+          <w:sz w:val="24"/>
+          <w:szCs w:val="24"/>
+        </w:rPr>
+        <w:t xml:space="preserve">Java is an example of </w:t>
+      </w:r>
+      <w:r>
+        <w:rPr>
+          <w:rFonts w:ascii="Times New Roman" w:eastAsia="Times New Roman" w:hAnsi="Times New Roman" w:cs="Times New Roman"/>
+          <w:b/>
+          <w:bCs/>
           <w:color w:val="FF0000"/>
-          <w:sz w:val="20"/>
-        </w:rPr>
-      </w:pPr>
-      <w:r>
-        <w:rPr>
-          <w:rStyle w:val="Strong"/>
+          <w:sz w:val="24"/>
+          <w:szCs w:val="24"/>
+        </w:rPr>
+        <w:t>object-oriented</w:t>
+      </w:r>
+      <w:r>
+        <w:rPr>
+          <w:rFonts w:ascii="Times New Roman" w:eastAsia="Times New Roman" w:hAnsi="Times New Roman" w:cs="Times New Roman"/>
           <w:color w:val="FF0000"/>
-          <w:sz w:val="20"/>
-        </w:rPr>
-        <w:t>Answer:</w:t>
-      </w:r>
-      <w:r>
-        <w:rPr>
-          <w:color w:val="FF0000"/>
-          <w:sz w:val="20"/>
+          <w:sz w:val="24"/>
+          <w:szCs w:val="24"/>
         </w:rPr>
         <w:t xml:space="preserve"> </w:t>
       </w:r>
       <w:r>
         <w:rPr>
-          <w:rStyle w:val="Strong"/>
-          <w:color w:val="FF0000"/>
-          <w:sz w:val="20"/>
-        </w:rPr>
-        <w:t>b. Encapsulation</w:t>
+          <w:rFonts w:ascii="Times New Roman" w:eastAsia="Times New Roman" w:hAnsi="Times New Roman" w:cs="Times New Roman"/>
+          <w:sz w:val="24"/>
+          <w:szCs w:val="24"/>
+        </w:rPr>
+        <w:t>programming language.</w:t>
       </w:r>
     </w:p>
     <w:p>
       <w:pPr>
-        <w:pStyle w:val="NormalWeb"/>
-        <w:spacing w:before="0" w:beforeAutospacing="0" w:after="0" w:afterAutospacing="0"/>
-        <w:ind w:left="5670"/>
-        <w:rPr>
-          <w:sz w:val="20"/>
-        </w:rPr>
-      </w:pPr>
-      <w:r>
-        <w:rPr>
-          <w:rStyle w:val="Strong"/>
-          <w:sz w:val="20"/>
-        </w:rPr>
-        <w:t>Explanation</w:t>
-      </w:r>
-      <w:proofErr w:type="gramStart"/>
-      <w:r>
-        <w:rPr>
-          <w:rStyle w:val="Strong"/>
-          <w:sz w:val="20"/>
-        </w:rPr>
-        <w:t>:</w:t>
-      </w:r>
-      <w:proofErr w:type="gramEnd"/>
-      <w:r>
-        <w:rPr>
-          <w:sz w:val="20"/>
-        </w:rPr>
-        <w:br/>
-        <w:t>Encapsulation means hiding internal details and showing only necessary functionality.</w:t>
-      </w:r>
-      <w:r>
-        <w:rPr>
-          <w:sz w:val="20"/>
-        </w:rPr>
-        <w:br/>
-        <w:t>Just like a car engine — we use it without knowing its internal working.</w:t>
+        <w:spacing w:after="0" w:line="240" w:lineRule="auto"/>
+        <w:ind w:left="270"/>
+        <w:rPr>
+          <w:rFonts w:ascii="Times New Roman" w:eastAsia="Times New Roman" w:hAnsi="Times New Roman" w:cs="Times New Roman"/>
+          <w:sz w:val="24"/>
+          <w:szCs w:val="24"/>
+        </w:rPr>
+      </w:pPr>
+      <w:r>
+        <w:rPr>
+          <w:rFonts w:ascii="Times New Roman" w:eastAsia="Times New Roman" w:hAnsi="Times New Roman" w:cs="Times New Roman"/>
+          <w:sz w:val="24"/>
+          <w:szCs w:val="24"/>
+        </w:rPr>
+        <w:pict>
+          <v:rect id="_x0000_i1026" style="width:0;height:1.5pt" o:hralign="center" o:hrstd="t" o:hr="t" fillcolor="#a0a0a0" stroked="f"/>
+        </w:pict>
       </w:r>
     </w:p>
     <w:p>
       <w:pPr>
-        <w:pStyle w:val="Heading3"/>
-        <w:spacing w:after="0" w:afterAutospacing="0"/>
-        <w:ind w:left="5670"/>
-        <w:rPr>
-          <w:color w:val="00B050"/>
-        </w:rPr>
-      </w:pPr>
-      <w:r>
-        <w:rPr>
-          <w:color w:val="00B050"/>
-          <w:sz w:val="24"/>
-          <w:szCs w:val="24"/>
-        </w:rPr>
-        <w:drawing>
-          <wp:anchor distT="0" distB="0" distL="114300" distR="114300" simplePos="0" relativeHeight="251674624" behindDoc="0" locked="0" layoutInCell="1" allowOverlap="1">
-            <wp:simplePos x="0" y="0"/>
-            <wp:positionH relativeFrom="margin">
-              <wp:posOffset>-53802</wp:posOffset>
-            </wp:positionH>
-            <wp:positionV relativeFrom="paragraph">
-              <wp:posOffset>299835</wp:posOffset>
-            </wp:positionV>
-            <wp:extent cx="3449782" cy="1589912"/>
-            <wp:effectExtent l="0" t="0" r="0" b="0"/>
-            <wp:wrapNone/>
-            <wp:docPr id="103" name="Picture 103"/>
-            <wp:cNvGraphicFramePr>
-              <a:graphicFrameLocks xmlns:a="http://schemas.openxmlformats.org/drawingml/2006/main" noChangeAspect="1"/>
-            </wp:cNvGraphicFramePr>
-            <a:graphic xmlns:a="http://schemas.openxmlformats.org/drawingml/2006/main">
-              <a:graphicData uri="http://schemas.openxmlformats.org/drawingml/2006/picture">
-                <pic:pic xmlns:pic="http://schemas.openxmlformats.org/drawingml/2006/picture">
-                  <pic:nvPicPr>
-                    <pic:cNvPr id="1" name=""/>
-                    <pic:cNvPicPr/>
-                  </pic:nvPicPr>
-                  <pic:blipFill rotWithShape="1">
-                    <a:blip r:embed="rId7">
-                      <a:extLst>
-                        <a:ext uri="{28A0092B-C50C-407E-A947-70E740481C1C}">
-                          <a14:useLocalDpi xmlns:a14="http://schemas.microsoft.com/office/drawing/2010/main" val="0"/>
-                        </a:ext>
-                      </a:extLst>
-                    </a:blip>
-                    <a:srcRect t="1940" b="5293"/>
-                    <a:stretch/>
-                  </pic:blipFill>
-                  <pic:spPr bwMode="auto">
-                    <a:xfrm>
-                      <a:off x="0" y="0"/>
-                      <a:ext cx="3449782" cy="1589912"/>
-                    </a:xfrm>
-                    <a:prstGeom prst="rect">
-                      <a:avLst/>
-                    </a:prstGeom>
-                    <a:ln>
-                      <a:noFill/>
-                    </a:ln>
-                    <a:extLst>
-                      <a:ext uri="{53640926-AAD7-44D8-BBD7-CCE9431645EC}">
-                        <a14:shadowObscured xmlns:a14="http://schemas.microsoft.com/office/drawing/2010/main"/>
-                      </a:ext>
-                    </a:extLst>
-                  </pic:spPr>
-                </pic:pic>
-              </a:graphicData>
-            </a:graphic>
-            <wp14:sizeRelH relativeFrom="page">
-              <wp14:pctWidth>0</wp14:pctWidth>
-            </wp14:sizeRelH>
-            <wp14:sizeRelV relativeFrom="page">
-              <wp14:pctHeight>0</wp14:pctHeight>
-            </wp14:sizeRelV>
-          </wp:anchor>
-        </w:drawing>
-      </w:r>
-      <w:r>
-        <w:rPr>
-          <w:rStyle w:val="Strong"/>
-          <w:b/>
-          <w:bCs/>
-          <w:color w:val="00B050"/>
-        </w:rPr>
-        <w:t>Question 8</w:t>
+        <w:spacing w:before="100" w:beforeAutospacing="1" w:after="100" w:afterAutospacing="1" w:line="240" w:lineRule="auto"/>
+        <w:ind w:left="270"/>
+        <w:rPr>
+          <w:rFonts w:ascii="Times New Roman" w:eastAsia="Times New Roman" w:hAnsi="Times New Roman" w:cs="Times New Roman"/>
+          <w:sz w:val="24"/>
+          <w:szCs w:val="24"/>
+        </w:rPr>
+      </w:pPr>
+      <w:r>
+        <w:rPr>
+          <w:rFonts w:ascii="Times New Roman" w:eastAsia="Times New Roman" w:hAnsi="Times New Roman" w:cs="Times New Roman"/>
+          <w:b/>
+          <w:bCs/>
+          <w:sz w:val="24"/>
+          <w:szCs w:val="24"/>
+        </w:rPr>
+        <w:t>C. Short Answer Type Questions</w:t>
       </w:r>
     </w:p>
     <w:p>
       <w:pPr>
-        <w:pStyle w:val="NormalWeb"/>
-        <w:spacing w:before="0" w:beforeAutospacing="0" w:after="0" w:afterAutospacing="0"/>
-        <w:ind w:left="5670"/>
-        <w:rPr>
-          <w:sz w:val="20"/>
-        </w:rPr>
-      </w:pPr>
-      <w:r>
-        <w:rPr>
-          <w:sz w:val="20"/>
-        </w:rPr>
-        <w:t>Picture shows a car with thought bubbles (different internal views/ideas).</w:t>
+        <w:numPr>
+          <w:ilvl w:val="0"/>
+          <w:numId w:val="4"/>
+        </w:numPr>
+        <w:spacing w:before="100" w:beforeAutospacing="1" w:after="100" w:afterAutospacing="1" w:line="240" w:lineRule="auto"/>
+        <w:ind w:left="270"/>
+        <w:rPr>
+          <w:rFonts w:ascii="Times New Roman" w:eastAsia="Times New Roman" w:hAnsi="Times New Roman" w:cs="Times New Roman"/>
+          <w:sz w:val="24"/>
+          <w:szCs w:val="24"/>
+        </w:rPr>
+      </w:pPr>
+      <w:r>
+        <w:rPr>
+          <w:rFonts w:ascii="Times New Roman" w:eastAsia="Times New Roman" w:hAnsi="Times New Roman" w:cs="Times New Roman"/>
+          <w:b/>
+          <w:bCs/>
+          <w:color w:val="00B050"/>
+          <w:sz w:val="24"/>
+          <w:szCs w:val="24"/>
+        </w:rPr>
+        <w:t>What is the use of inheritance?</w:t>
+      </w:r>
+      <w:r>
+        <w:rPr>
+          <w:rFonts w:ascii="Times New Roman" w:eastAsia="Times New Roman" w:hAnsi="Times New Roman" w:cs="Times New Roman"/>
+          <w:color w:val="00B050"/>
+          <w:sz w:val="24"/>
+          <w:szCs w:val="24"/>
+        </w:rPr>
+        <w:br/>
+      </w:r>
+      <w:r>
+        <w:rPr>
+          <w:rFonts w:ascii="Times New Roman" w:eastAsia="Times New Roman" w:hAnsi="Times New Roman" w:cs="Times New Roman"/>
+          <w:b/>
+          <w:bCs/>
+          <w:color w:val="FF0000"/>
+          <w:sz w:val="24"/>
+          <w:szCs w:val="24"/>
+        </w:rPr>
+        <w:t xml:space="preserve">Answer: </w:t>
+      </w:r>
+      <w:r>
+        <w:rPr>
+          <w:rFonts w:ascii="Times New Roman" w:eastAsia="Times New Roman" w:hAnsi="Times New Roman" w:cs="Times New Roman"/>
+          <w:sz w:val="24"/>
+          <w:szCs w:val="24"/>
+        </w:rPr>
+        <w:t>Inheritance allows a class to acquire the properties and behaviors (methods) of another class, promoting code reusability and reducing redundancy.</w:t>
       </w:r>
     </w:p>
     <w:p>
       <w:pPr>
-        <w:pStyle w:val="NormalWeb"/>
-        <w:spacing w:before="0" w:beforeAutospacing="0" w:after="0" w:afterAutospacing="0"/>
-        <w:ind w:left="5670"/>
-        <w:rPr>
+        <w:numPr>
+          <w:ilvl w:val="0"/>
+          <w:numId w:val="4"/>
+        </w:numPr>
+        <w:spacing w:before="100" w:beforeAutospacing="1" w:after="100" w:afterAutospacing="1" w:line="240" w:lineRule="auto"/>
+        <w:ind w:left="270"/>
+        <w:rPr>
+          <w:rFonts w:ascii="Times New Roman" w:eastAsia="Times New Roman" w:hAnsi="Times New Roman" w:cs="Times New Roman"/>
+          <w:sz w:val="24"/>
+          <w:szCs w:val="24"/>
+        </w:rPr>
+      </w:pPr>
+      <w:r>
+        <w:rPr>
+          <w:rFonts w:ascii="Times New Roman" w:eastAsia="Times New Roman" w:hAnsi="Times New Roman" w:cs="Times New Roman"/>
+          <w:b/>
+          <w:bCs/>
+          <w:color w:val="00B050"/>
+          <w:sz w:val="24"/>
+          <w:szCs w:val="24"/>
+        </w:rPr>
+        <w:t>What does POP stand for?</w:t>
+      </w:r>
+      <w:r>
+        <w:rPr>
+          <w:rFonts w:ascii="Times New Roman" w:eastAsia="Times New Roman" w:hAnsi="Times New Roman" w:cs="Times New Roman"/>
+          <w:color w:val="00B050"/>
+          <w:sz w:val="24"/>
+          <w:szCs w:val="24"/>
+        </w:rPr>
+        <w:br/>
+      </w:r>
+      <w:r>
+        <w:rPr>
+          <w:rFonts w:ascii="Times New Roman" w:eastAsia="Times New Roman" w:hAnsi="Times New Roman" w:cs="Times New Roman"/>
+          <w:b/>
+          <w:bCs/>
           <w:color w:val="FF0000"/>
-          <w:sz w:val="20"/>
-        </w:rPr>
-      </w:pPr>
-      <w:r>
-        <w:rPr>
-          <w:rStyle w:val="Strong"/>
-          <w:color w:val="FF0000"/>
-          <w:sz w:val="20"/>
-        </w:rPr>
-        <w:t>Answer:</w:t>
-      </w:r>
-      <w:r>
-        <w:rPr>
-          <w:color w:val="FF0000"/>
-          <w:sz w:val="20"/>
-        </w:rPr>
-        <w:t xml:space="preserve"> </w:t>
-      </w:r>
-      <w:r>
-        <w:rPr>
-          <w:rStyle w:val="Strong"/>
-          <w:color w:val="FF0000"/>
-          <w:sz w:val="20"/>
-        </w:rPr>
-        <w:t>d. Abstraction</w:t>
+          <w:sz w:val="24"/>
+          <w:szCs w:val="24"/>
+        </w:rPr>
+        <w:t xml:space="preserve">Answer: </w:t>
+      </w:r>
+      <w:r>
+        <w:rPr>
+          <w:rFonts w:ascii="Times New Roman" w:eastAsia="Times New Roman" w:hAnsi="Times New Roman" w:cs="Times New Roman"/>
+          <w:sz w:val="24"/>
+          <w:szCs w:val="24"/>
+        </w:rPr>
+        <w:t xml:space="preserve">POP stands for </w:t>
+      </w:r>
+      <w:r>
+        <w:rPr>
+          <w:rFonts w:ascii="Times New Roman" w:eastAsia="Times New Roman" w:hAnsi="Times New Roman" w:cs="Times New Roman"/>
+          <w:b/>
+          <w:bCs/>
+          <w:sz w:val="24"/>
+          <w:szCs w:val="24"/>
+        </w:rPr>
+        <w:t>Procedure-Oriented Programming</w:t>
+      </w:r>
+      <w:r>
+        <w:rPr>
+          <w:rFonts w:ascii="Times New Roman" w:eastAsia="Times New Roman" w:hAnsi="Times New Roman" w:cs="Times New Roman"/>
+          <w:sz w:val="24"/>
+          <w:szCs w:val="24"/>
+        </w:rPr>
+        <w:t>.</w:t>
       </w:r>
     </w:p>
     <w:p>
       <w:pPr>
-        <w:pStyle w:val="NormalWeb"/>
-        <w:spacing w:before="0" w:beforeAutospacing="0" w:after="0" w:afterAutospacing="0"/>
-        <w:ind w:left="5670"/>
-        <w:rPr>
-          <w:sz w:val="20"/>
-        </w:rPr>
-      </w:pPr>
-      <w:r>
-        <w:rPr>
-          <w:rStyle w:val="Strong"/>
-          <w:sz w:val="20"/>
-        </w:rPr>
-        <w:t>Explanation</w:t>
-      </w:r>
-      <w:proofErr w:type="gramStart"/>
-      <w:r>
-        <w:rPr>
-          <w:rStyle w:val="Strong"/>
-          <w:sz w:val="20"/>
-        </w:rPr>
-        <w:t>:</w:t>
-      </w:r>
-      <w:proofErr w:type="gramEnd"/>
-      <w:r>
-        <w:rPr>
-          <w:sz w:val="20"/>
-        </w:rPr>
-        <w:br/>
-        <w:t>Abstraction means showing only important features and hiding unnecessary details.</w:t>
-      </w:r>
-      <w:r>
-        <w:rPr>
-          <w:sz w:val="20"/>
-        </w:rPr>
-        <w:br/>
-        <w:t>The car is shown as a simple object, not its full internal complexity.</w:t>
+        <w:numPr>
+          <w:ilvl w:val="0"/>
+          <w:numId w:val="4"/>
+        </w:numPr>
+        <w:spacing w:before="100" w:beforeAutospacing="1" w:after="100" w:afterAutospacing="1" w:line="240" w:lineRule="auto"/>
+        <w:ind w:left="270"/>
+        <w:rPr>
+          <w:rFonts w:ascii="Times New Roman" w:eastAsia="Times New Roman" w:hAnsi="Times New Roman" w:cs="Times New Roman"/>
+          <w:sz w:val="24"/>
+          <w:szCs w:val="24"/>
+        </w:rPr>
+      </w:pPr>
+      <w:r>
+        <w:rPr>
+          <w:rFonts w:ascii="Times New Roman" w:eastAsia="Times New Roman" w:hAnsi="Times New Roman" w:cs="Times New Roman"/>
+          <w:b/>
+          <w:bCs/>
+          <w:color w:val="00B050"/>
+          <w:sz w:val="24"/>
+          <w:szCs w:val="24"/>
+        </w:rPr>
+        <w:t>Define polymorphism with a real-life example.</w:t>
+      </w:r>
+      <w:r>
+        <w:rPr>
+          <w:rFonts w:ascii="Times New Roman" w:eastAsia="Times New Roman" w:hAnsi="Times New Roman" w:cs="Times New Roman"/>
+          <w:color w:val="00B050"/>
+          <w:sz w:val="24"/>
+          <w:szCs w:val="24"/>
+        </w:rPr>
+        <w:br/>
+      </w:r>
+      <w:r>
+        <w:rPr>
+          <w:rFonts w:ascii="Times New Roman" w:eastAsia="Times New Roman" w:hAnsi="Times New Roman" w:cs="Times New Roman"/>
+          <w:b/>
+          <w:bCs/>
+          <w:color w:val="FF0000"/>
+          <w:sz w:val="24"/>
+          <w:szCs w:val="24"/>
+        </w:rPr>
+        <w:t xml:space="preserve">Answer: </w:t>
+      </w:r>
+      <w:r>
+        <w:rPr>
+          <w:rFonts w:ascii="Times New Roman" w:eastAsia="Times New Roman" w:hAnsi="Times New Roman" w:cs="Times New Roman"/>
+          <w:sz w:val="24"/>
+          <w:szCs w:val="24"/>
+        </w:rPr>
+        <w:t>Polymorphism means "many forms." It allows the same function or method to behave differently based on the object calling it.</w:t>
+      </w:r>
+      <w:r>
+        <w:rPr>
+          <w:rFonts w:ascii="Times New Roman" w:eastAsia="Times New Roman" w:hAnsi="Times New Roman" w:cs="Times New Roman"/>
+          <w:sz w:val="24"/>
+          <w:szCs w:val="24"/>
+        </w:rPr>
+        <w:br/>
+      </w:r>
+      <w:r>
+        <w:rPr>
+          <w:rFonts w:ascii="Times New Roman" w:eastAsia="Times New Roman" w:hAnsi="Times New Roman" w:cs="Times New Roman"/>
+          <w:i/>
+          <w:iCs/>
+          <w:sz w:val="24"/>
+          <w:szCs w:val="24"/>
+        </w:rPr>
+        <w:t>Example:</w:t>
+      </w:r>
+      <w:r>
+        <w:rPr>
+          <w:rFonts w:ascii="Times New Roman" w:eastAsia="Times New Roman" w:hAnsi="Times New Roman" w:cs="Times New Roman"/>
+          <w:sz w:val="24"/>
+          <w:szCs w:val="24"/>
+        </w:rPr>
+        <w:t xml:space="preserve"> A person can be a teacher in school, a parent at home, and a customer in a shop — the same individual exhibiting different behaviors in different situations.</w:t>
       </w:r>
     </w:p>
     <w:p>
       <w:pPr>
+        <w:numPr>
+          <w:ilvl w:val="0"/>
+          <w:numId w:val="4"/>
+        </w:numPr>
         <w:spacing w:before="100" w:beforeAutospacing="1" w:after="100" w:afterAutospacing="1" w:line="240" w:lineRule="auto"/>
-        <w:ind w:left="5580"/>
-        <w:rPr>
-          <w:rFonts w:ascii="Times New Roman" w:eastAsia="Times New Roman" w:hAnsi="Times New Roman" w:cs="Times New Roman"/>
-          <w:color w:val="FF0000"/>
-          <w:sz w:val="24"/>
-          <w:szCs w:val="24"/>
-        </w:rPr>
-      </w:pPr>
+        <w:ind w:left="270"/>
+        <w:rPr>
+          <w:rFonts w:ascii="Times New Roman" w:eastAsia="Times New Roman" w:hAnsi="Times New Roman" w:cs="Times New Roman"/>
+          <w:color w:val="00B050"/>
+          <w:sz w:val="24"/>
+          <w:szCs w:val="24"/>
+        </w:rPr>
+      </w:pPr>
+      <w:r>
+        <w:rPr>
+          <w:rFonts w:ascii="Times New Roman" w:eastAsia="Times New Roman" w:hAnsi="Times New Roman" w:cs="Times New Roman"/>
+          <w:b/>
+          <w:bCs/>
+          <w:color w:val="00B050"/>
+          <w:sz w:val="24"/>
+          <w:szCs w:val="24"/>
+        </w:rPr>
+        <w:t>What are the disadvantages of Procedure-Oriented Programming?</w:t>
+      </w:r>
     </w:p>
     <w:p>
       <w:pPr>
         <w:spacing w:before="100" w:beforeAutospacing="1" w:after="100" w:afterAutospacing="1" w:line="240" w:lineRule="auto"/>
-        <w:rPr>
-          <w:rFonts w:ascii="Times New Roman" w:eastAsia="Times New Roman" w:hAnsi="Times New Roman" w:cs="Times New Roman"/>
+        <w:ind w:left="270"/>
+        <w:rPr>
+          <w:rFonts w:ascii="Times New Roman" w:eastAsia="Times New Roman" w:hAnsi="Times New Roman" w:cs="Times New Roman"/>
+          <w:b/>
+          <w:bCs/>
           <w:color w:val="FF0000"/>
           <w:sz w:val="24"/>
           <w:szCs w:val="24"/>
         </w:rPr>
       </w:pPr>
+      <w:r>
+        <w:rPr>
+          <w:rFonts w:ascii="Times New Roman" w:eastAsia="Times New Roman" w:hAnsi="Times New Roman" w:cs="Times New Roman"/>
+          <w:b/>
+          <w:bCs/>
+          <w:color w:val="FF0000"/>
+          <w:sz w:val="24"/>
+          <w:szCs w:val="24"/>
+        </w:rPr>
+        <w:t xml:space="preserve">Answer: </w:t>
+      </w:r>
     </w:p>
     <w:p>
       <w:pPr>
+        <w:pStyle w:val="ListParagraph"/>
+        <w:numPr>
+          <w:ilvl w:val="0"/>
+          <w:numId w:val="5"/>
+        </w:numPr>
         <w:spacing w:after="0" w:line="240" w:lineRule="auto"/>
         <w:ind w:left="270"/>
         <w:rPr>
@@ -1421,12 +1433,12 @@
               <wp:anchor distT="0" distB="0" distL="114300" distR="114300" simplePos="0" relativeHeight="251661312" behindDoc="1" locked="0" layoutInCell="1" allowOverlap="1" wp14:anchorId="14A76692" wp14:editId="7516ABA7">
                 <wp:simplePos x="0" y="0"/>
                 <wp:positionH relativeFrom="page">
-                  <wp:posOffset>5967095</wp:posOffset>
+                  <wp:posOffset>6057900</wp:posOffset>
                 </wp:positionH>
                 <wp:positionV relativeFrom="paragraph">
-                  <wp:posOffset>-803275</wp:posOffset>
+                  <wp:posOffset>-486410</wp:posOffset>
                 </wp:positionV>
-                <wp:extent cx="1484630" cy="13095605"/>
+                <wp:extent cx="1485182" cy="13095734"/>
                 <wp:effectExtent l="95250" t="38100" r="20320" b="125095"/>
                 <wp:wrapNone/>
                 <wp:docPr id="1" name="Group 3"/>
@@ -1442,7 +1454,7 @@
                       <wpg:grpSpPr bwMode="auto">
                         <a:xfrm>
                           <a:off x="0" y="0"/>
-                          <a:ext cx="1484630" cy="13095605"/>
+                          <a:ext cx="1485182" cy="13095734"/>
                           <a:chOff x="7571" y="-22"/>
                           <a:chExt cx="2395" cy="20510"/>
                         </a:xfrm>
@@ -1703,7 +1715,7 @@
           </mc:Choice>
           <mc:Fallback>
             <w:pict>
-              <v:group w14:anchorId="16D12850" id="Group 3" o:spid="_x0000_s1026" style="position:absolute;margin-left:469.85pt;margin-top:-63.25pt;width:116.9pt;height:1031.15pt;z-index:-251655168;mso-position-horizontal-relative:page" coordorigin="7571,-22" coordsize="2395,20510" o:gfxdata="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">
+              <v:group w14:anchorId="1910B743" id="Group 3" o:spid="_x0000_s1026" style="position:absolute;margin-left:477pt;margin-top:-38.3pt;width:116.95pt;height:1031.15pt;z-index:-251655168;mso-position-horizontal-relative:page" coordorigin="7571,-22" coordsize="2395,20510" o:gfxdata="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">
                 <v:shape id="AutoShape 128" o:spid="_x0000_s1027" type="#_x0000_t32" style="position:absolute;left:9966;top:6;width:0;height:20454;visibility:visible;mso-wrap-style:square" o:connectortype="straight" o:gfxdata="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" strokecolor="#538135 [2409]" strokeweight="1pt"/>
                 <v:shape id="AutoShape 127" o:spid="_x0000_s1028" type="#_x0000_t32" style="position:absolute;left:9710;top:6;width:0;height:20368;visibility:visible;mso-wrap-style:square" o:connectortype="straight" o:gfxdata="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" filled="t" fillcolor="#5b9bd5 [3204]" strokecolor="#a8d08d [1945]" strokeweight="4pt">
                   <v:shadow on="t" color="black" opacity="22937f" origin=",.5" offset="0,3pt"/>
@@ -1726,582 +1738,6 @@
           </mc:Fallback>
         </mc:AlternateContent>
       </w:r>
-      <w:r>
-        <w:rPr>
-          <w:rFonts w:ascii="Times New Roman" w:eastAsia="Times New Roman" w:hAnsi="Times New Roman" w:cs="Times New Roman"/>
-          <w:sz w:val="24"/>
-          <w:szCs w:val="24"/>
-        </w:rPr>
-        <w:pict>
-          <v:rect id="_x0000_i1025" style="width:0;height:1.5pt" o:hralign="center" o:hrstd="t" o:hr="t" fillcolor="#a0a0a0" stroked="f"/>
-        </w:pict>
-      </w:r>
-    </w:p>
-    <w:p>
-      <w:pPr>
-        <w:spacing w:before="100" w:beforeAutospacing="1" w:after="100" w:afterAutospacing="1" w:line="240" w:lineRule="auto"/>
-        <w:ind w:left="270"/>
-        <w:rPr>
-          <w:rFonts w:ascii="Times New Roman" w:eastAsia="Times New Roman" w:hAnsi="Times New Roman" w:cs="Times New Roman"/>
-          <w:sz w:val="24"/>
-          <w:szCs w:val="24"/>
-        </w:rPr>
-      </w:pPr>
-      <w:r>
-        <w:rPr>
-          <w:rFonts w:ascii="Times New Roman" w:eastAsia="Times New Roman" w:hAnsi="Times New Roman" w:cs="Times New Roman"/>
-          <w:b/>
-          <w:bCs/>
-          <w:sz w:val="24"/>
-          <w:szCs w:val="24"/>
-        </w:rPr>
-        <w:t>B. Fill in the blanks.</w:t>
-      </w:r>
-    </w:p>
-    <w:p>
-      <w:pPr>
-        <w:numPr>
-          <w:ilvl w:val="0"/>
-          <w:numId w:val="3"/>
-        </w:numPr>
-        <w:spacing w:before="100" w:beforeAutospacing="1" w:after="100" w:afterAutospacing="1" w:line="240" w:lineRule="auto"/>
-        <w:ind w:left="270"/>
-        <w:rPr>
-          <w:rFonts w:ascii="Times New Roman" w:eastAsia="Times New Roman" w:hAnsi="Times New Roman" w:cs="Times New Roman"/>
-          <w:sz w:val="24"/>
-          <w:szCs w:val="24"/>
-        </w:rPr>
-      </w:pPr>
-      <w:r>
-        <w:rPr>
-          <w:rFonts w:ascii="Times New Roman" w:eastAsia="Times New Roman" w:hAnsi="Times New Roman" w:cs="Times New Roman"/>
-          <w:sz w:val="24"/>
-          <w:szCs w:val="24"/>
-        </w:rPr>
-        <w:t xml:space="preserve">A </w:t>
-      </w:r>
-      <w:r>
-        <w:rPr>
-          <w:rFonts w:ascii="Times New Roman" w:eastAsia="Times New Roman" w:hAnsi="Times New Roman" w:cs="Times New Roman"/>
-          <w:b/>
-          <w:bCs/>
-          <w:color w:val="FF0000"/>
-          <w:sz w:val="24"/>
-          <w:szCs w:val="24"/>
-        </w:rPr>
-        <w:t>paradigm</w:t>
-      </w:r>
-      <w:r>
-        <w:rPr>
-          <w:rFonts w:ascii="Times New Roman" w:eastAsia="Times New Roman" w:hAnsi="Times New Roman" w:cs="Times New Roman"/>
-          <w:sz w:val="24"/>
-          <w:szCs w:val="24"/>
-        </w:rPr>
-        <w:t xml:space="preserve"> is a way of programming.</w:t>
-      </w:r>
-    </w:p>
-    <w:p>
-      <w:pPr>
-        <w:numPr>
-          <w:ilvl w:val="0"/>
-          <w:numId w:val="3"/>
-        </w:numPr>
-        <w:spacing w:before="100" w:beforeAutospacing="1" w:after="100" w:afterAutospacing="1" w:line="240" w:lineRule="auto"/>
-        <w:ind w:left="270"/>
-        <w:rPr>
-          <w:rFonts w:ascii="Times New Roman" w:eastAsia="Times New Roman" w:hAnsi="Times New Roman" w:cs="Times New Roman"/>
-          <w:sz w:val="24"/>
-          <w:szCs w:val="24"/>
-        </w:rPr>
-      </w:pPr>
-      <w:r>
-        <w:rPr>
-          <w:rFonts w:ascii="Times New Roman" w:eastAsia="Times New Roman" w:hAnsi="Times New Roman" w:cs="Times New Roman"/>
-          <w:b/>
-          <w:bCs/>
-          <w:color w:val="FF0000"/>
-          <w:sz w:val="24"/>
-          <w:szCs w:val="24"/>
-        </w:rPr>
-        <w:t>Procedure-Oriented Programming</w:t>
-      </w:r>
-      <w:r>
-        <w:rPr>
-          <w:rFonts w:ascii="Times New Roman" w:eastAsia="Times New Roman" w:hAnsi="Times New Roman" w:cs="Times New Roman"/>
-          <w:color w:val="FF0000"/>
-          <w:sz w:val="24"/>
-          <w:szCs w:val="24"/>
-        </w:rPr>
-        <w:t xml:space="preserve"> </w:t>
-      </w:r>
-      <w:r>
-        <w:rPr>
-          <w:rFonts w:ascii="Times New Roman" w:eastAsia="Times New Roman" w:hAnsi="Times New Roman" w:cs="Times New Roman"/>
-          <w:sz w:val="24"/>
-          <w:szCs w:val="24"/>
-        </w:rPr>
-        <w:t>has global data sharing of functions.</w:t>
-      </w:r>
-    </w:p>
-    <w:p>
-      <w:pPr>
-        <w:numPr>
-          <w:ilvl w:val="0"/>
-          <w:numId w:val="3"/>
-        </w:numPr>
-        <w:spacing w:before="100" w:beforeAutospacing="1" w:after="100" w:afterAutospacing="1" w:line="240" w:lineRule="auto"/>
-        <w:ind w:left="270"/>
-        <w:rPr>
-          <w:rFonts w:ascii="Times New Roman" w:eastAsia="Times New Roman" w:hAnsi="Times New Roman" w:cs="Times New Roman"/>
-          <w:sz w:val="24"/>
-          <w:szCs w:val="24"/>
-        </w:rPr>
-      </w:pPr>
-      <w:r>
-        <w:rPr>
-          <w:rFonts w:ascii="Times New Roman" w:eastAsia="Times New Roman" w:hAnsi="Times New Roman" w:cs="Times New Roman"/>
-          <w:sz w:val="24"/>
-          <w:szCs w:val="24"/>
-        </w:rPr>
-        <w:t xml:space="preserve">A </w:t>
-      </w:r>
-      <w:r>
-        <w:rPr>
-          <w:rFonts w:ascii="Times New Roman" w:eastAsia="Times New Roman" w:hAnsi="Times New Roman" w:cs="Times New Roman"/>
-          <w:b/>
-          <w:bCs/>
-          <w:color w:val="FF0000"/>
-          <w:sz w:val="24"/>
-          <w:szCs w:val="24"/>
-        </w:rPr>
-        <w:t>low-level</w:t>
-      </w:r>
-      <w:r>
-        <w:rPr>
-          <w:rFonts w:ascii="Times New Roman" w:eastAsia="Times New Roman" w:hAnsi="Times New Roman" w:cs="Times New Roman"/>
-          <w:color w:val="FF0000"/>
-          <w:sz w:val="24"/>
-          <w:szCs w:val="24"/>
-        </w:rPr>
-        <w:t xml:space="preserve"> </w:t>
-      </w:r>
-      <w:r>
-        <w:rPr>
-          <w:rFonts w:ascii="Times New Roman" w:eastAsia="Times New Roman" w:hAnsi="Times New Roman" w:cs="Times New Roman"/>
-          <w:sz w:val="24"/>
-          <w:szCs w:val="24"/>
-        </w:rPr>
-        <w:t>language is a programming language that is machine-dependent.</w:t>
-      </w:r>
-    </w:p>
-    <w:p>
-      <w:pPr>
-        <w:numPr>
-          <w:ilvl w:val="0"/>
-          <w:numId w:val="3"/>
-        </w:numPr>
-        <w:spacing w:before="100" w:beforeAutospacing="1" w:after="100" w:afterAutospacing="1" w:line="240" w:lineRule="auto"/>
-        <w:ind w:left="270"/>
-        <w:rPr>
-          <w:rFonts w:ascii="Times New Roman" w:eastAsia="Times New Roman" w:hAnsi="Times New Roman" w:cs="Times New Roman"/>
-          <w:sz w:val="24"/>
-          <w:szCs w:val="24"/>
-        </w:rPr>
-      </w:pPr>
-      <w:r>
-        <w:rPr>
-          <w:rFonts w:ascii="Times New Roman" w:eastAsia="Times New Roman" w:hAnsi="Times New Roman" w:cs="Times New Roman"/>
-          <w:sz w:val="24"/>
-          <w:szCs w:val="24"/>
-        </w:rPr>
-        <w:t xml:space="preserve">The concept of </w:t>
-      </w:r>
-      <w:r>
-        <w:rPr>
-          <w:rFonts w:ascii="Times New Roman" w:eastAsia="Times New Roman" w:hAnsi="Times New Roman" w:cs="Times New Roman"/>
-          <w:b/>
-          <w:bCs/>
-          <w:color w:val="FF0000"/>
-          <w:sz w:val="24"/>
-          <w:szCs w:val="24"/>
-        </w:rPr>
-        <w:t>inheritance</w:t>
-      </w:r>
-      <w:r>
-        <w:rPr>
-          <w:rFonts w:ascii="Times New Roman" w:eastAsia="Times New Roman" w:hAnsi="Times New Roman" w:cs="Times New Roman"/>
-          <w:sz w:val="24"/>
-          <w:szCs w:val="24"/>
-        </w:rPr>
-        <w:t xml:space="preserve"> is a good feature for avoiding data redundancy.</w:t>
-      </w:r>
-    </w:p>
-    <w:p>
-      <w:pPr>
-        <w:numPr>
-          <w:ilvl w:val="0"/>
-          <w:numId w:val="3"/>
-        </w:numPr>
-        <w:spacing w:before="100" w:beforeAutospacing="1" w:after="100" w:afterAutospacing="1" w:line="240" w:lineRule="auto"/>
-        <w:ind w:left="270"/>
-        <w:rPr>
-          <w:rFonts w:ascii="Times New Roman" w:eastAsia="Times New Roman" w:hAnsi="Times New Roman" w:cs="Times New Roman"/>
-          <w:sz w:val="24"/>
-          <w:szCs w:val="24"/>
-        </w:rPr>
-      </w:pPr>
-      <w:r>
-        <w:rPr>
-          <w:rFonts w:ascii="Times New Roman" w:eastAsia="Times New Roman" w:hAnsi="Times New Roman" w:cs="Times New Roman"/>
-          <w:sz w:val="24"/>
-          <w:szCs w:val="24"/>
-        </w:rPr>
-        <w:t xml:space="preserve">Java is an example of </w:t>
-      </w:r>
-      <w:r>
-        <w:rPr>
-          <w:rFonts w:ascii="Times New Roman" w:eastAsia="Times New Roman" w:hAnsi="Times New Roman" w:cs="Times New Roman"/>
-          <w:b/>
-          <w:bCs/>
-          <w:color w:val="FF0000"/>
-          <w:sz w:val="24"/>
-          <w:szCs w:val="24"/>
-        </w:rPr>
-        <w:t>object-oriented</w:t>
-      </w:r>
-      <w:r>
-        <w:rPr>
-          <w:rFonts w:ascii="Times New Roman" w:eastAsia="Times New Roman" w:hAnsi="Times New Roman" w:cs="Times New Roman"/>
-          <w:color w:val="FF0000"/>
-          <w:sz w:val="24"/>
-          <w:szCs w:val="24"/>
-        </w:rPr>
-        <w:t xml:space="preserve"> </w:t>
-      </w:r>
-      <w:r>
-        <w:rPr>
-          <w:rFonts w:ascii="Times New Roman" w:eastAsia="Times New Roman" w:hAnsi="Times New Roman" w:cs="Times New Roman"/>
-          <w:sz w:val="24"/>
-          <w:szCs w:val="24"/>
-        </w:rPr>
-        <w:t>programming language.</w:t>
-      </w:r>
-    </w:p>
-    <w:p>
-      <w:pPr>
-        <w:spacing w:after="0" w:line="240" w:lineRule="auto"/>
-        <w:ind w:left="270"/>
-        <w:rPr>
-          <w:rFonts w:ascii="Times New Roman" w:eastAsia="Times New Roman" w:hAnsi="Times New Roman" w:cs="Times New Roman"/>
-          <w:sz w:val="24"/>
-          <w:szCs w:val="24"/>
-        </w:rPr>
-      </w:pPr>
-      <w:r>
-        <w:rPr>
-          <w:rFonts w:ascii="Times New Roman" w:eastAsia="Times New Roman" w:hAnsi="Times New Roman" w:cs="Times New Roman"/>
-          <w:sz w:val="24"/>
-          <w:szCs w:val="24"/>
-        </w:rPr>
-        <w:pict>
-          <v:rect id="_x0000_i1026" style="width:0;height:1.5pt" o:hralign="center" o:hrstd="t" o:hr="t" fillcolor="#a0a0a0" stroked="f"/>
-        </w:pict>
-      </w:r>
-    </w:p>
-    <w:p>
-      <w:pPr>
-        <w:spacing w:before="100" w:beforeAutospacing="1" w:after="100" w:afterAutospacing="1" w:line="240" w:lineRule="auto"/>
-        <w:ind w:left="270"/>
-        <w:rPr>
-          <w:rFonts w:ascii="Times New Roman" w:eastAsia="Times New Roman" w:hAnsi="Times New Roman" w:cs="Times New Roman"/>
-          <w:sz w:val="24"/>
-          <w:szCs w:val="24"/>
-        </w:rPr>
-      </w:pPr>
-      <w:r>
-        <w:rPr>
-          <w:rFonts w:ascii="Times New Roman" w:eastAsia="Times New Roman" w:hAnsi="Times New Roman" w:cs="Times New Roman"/>
-          <w:b/>
-          <w:bCs/>
-          <w:sz w:val="24"/>
-          <w:szCs w:val="24"/>
-        </w:rPr>
-        <w:t>C. Short Answer Type Questions</w:t>
-      </w:r>
-    </w:p>
-    <w:p>
-      <w:pPr>
-        <w:numPr>
-          <w:ilvl w:val="0"/>
-          <w:numId w:val="4"/>
-        </w:numPr>
-        <w:spacing w:before="100" w:beforeAutospacing="1" w:after="100" w:afterAutospacing="1" w:line="240" w:lineRule="auto"/>
-        <w:ind w:left="270"/>
-        <w:rPr>
-          <w:rFonts w:ascii="Times New Roman" w:eastAsia="Times New Roman" w:hAnsi="Times New Roman" w:cs="Times New Roman"/>
-          <w:sz w:val="24"/>
-          <w:szCs w:val="24"/>
-        </w:rPr>
-      </w:pPr>
-      <w:r>
-        <w:rPr>
-          <w:rFonts w:ascii="Times New Roman" w:eastAsia="Times New Roman" w:hAnsi="Times New Roman" w:cs="Times New Roman"/>
-          <w:b/>
-          <w:bCs/>
-          <w:color w:val="00B050"/>
-          <w:sz w:val="24"/>
-          <w:szCs w:val="24"/>
-        </w:rPr>
-        <w:t>What is the use of inheritance?</w:t>
-      </w:r>
-      <w:r>
-        <w:rPr>
-          <w:rFonts w:ascii="Times New Roman" w:eastAsia="Times New Roman" w:hAnsi="Times New Roman" w:cs="Times New Roman"/>
-          <w:color w:val="00B050"/>
-          <w:sz w:val="24"/>
-          <w:szCs w:val="24"/>
-        </w:rPr>
-        <w:br/>
-      </w:r>
-      <w:r>
-        <w:rPr>
-          <w:rFonts w:ascii="Times New Roman" w:eastAsia="Times New Roman" w:hAnsi="Times New Roman" w:cs="Times New Roman"/>
-          <w:b/>
-          <w:bCs/>
-          <w:color w:val="FF0000"/>
-          <w:sz w:val="24"/>
-          <w:szCs w:val="24"/>
-        </w:rPr>
-        <w:t xml:space="preserve">Answer: </w:t>
-      </w:r>
-      <w:r>
-        <w:rPr>
-          <w:rFonts w:ascii="Times New Roman" w:eastAsia="Times New Roman" w:hAnsi="Times New Roman" w:cs="Times New Roman"/>
-          <w:sz w:val="24"/>
-          <w:szCs w:val="24"/>
-        </w:rPr>
-        <w:t>Inheritance allows a class to acquire the properties and behaviors (methods) of another class, promoting code reusability and reducing redundancy.</w:t>
-      </w:r>
-    </w:p>
-    <w:p>
-      <w:pPr>
-        <w:numPr>
-          <w:ilvl w:val="0"/>
-          <w:numId w:val="4"/>
-        </w:numPr>
-        <w:spacing w:before="100" w:beforeAutospacing="1" w:after="100" w:afterAutospacing="1" w:line="240" w:lineRule="auto"/>
-        <w:ind w:left="270"/>
-        <w:rPr>
-          <w:rFonts w:ascii="Times New Roman" w:eastAsia="Times New Roman" w:hAnsi="Times New Roman" w:cs="Times New Roman"/>
-          <w:sz w:val="24"/>
-          <w:szCs w:val="24"/>
-        </w:rPr>
-      </w:pPr>
-      <w:r>
-        <w:rPr>
-          <w:rFonts w:ascii="Times New Roman" w:eastAsia="Times New Roman" w:hAnsi="Times New Roman" w:cs="Times New Roman"/>
-          <w:b/>
-          <w:bCs/>
-          <w:color w:val="00B050"/>
-          <w:sz w:val="24"/>
-          <w:szCs w:val="24"/>
-        </w:rPr>
-        <w:t>What does POP stand for?</w:t>
-      </w:r>
-      <w:r>
-        <w:rPr>
-          <w:rFonts w:ascii="Times New Roman" w:eastAsia="Times New Roman" w:hAnsi="Times New Roman" w:cs="Times New Roman"/>
-          <w:color w:val="00B050"/>
-          <w:sz w:val="24"/>
-          <w:szCs w:val="24"/>
-        </w:rPr>
-        <w:br/>
-      </w:r>
-      <w:r>
-        <w:rPr>
-          <w:rFonts w:ascii="Times New Roman" w:eastAsia="Times New Roman" w:hAnsi="Times New Roman" w:cs="Times New Roman"/>
-          <w:b/>
-          <w:bCs/>
-          <w:color w:val="FF0000"/>
-          <w:sz w:val="24"/>
-          <w:szCs w:val="24"/>
-        </w:rPr>
-        <w:t xml:space="preserve">Answer: </w:t>
-      </w:r>
-      <w:r>
-        <w:rPr>
-          <w:rFonts w:ascii="Times New Roman" w:eastAsia="Times New Roman" w:hAnsi="Times New Roman" w:cs="Times New Roman"/>
-          <w:sz w:val="24"/>
-          <w:szCs w:val="24"/>
-        </w:rPr>
-        <w:t xml:space="preserve">POP stands for </w:t>
-      </w:r>
-      <w:r>
-        <w:rPr>
-          <w:rFonts w:ascii="Times New Roman" w:eastAsia="Times New Roman" w:hAnsi="Times New Roman" w:cs="Times New Roman"/>
-          <w:b/>
-          <w:bCs/>
-          <w:sz w:val="24"/>
-          <w:szCs w:val="24"/>
-        </w:rPr>
-        <w:t>Procedure-Oriented Programming</w:t>
-      </w:r>
-      <w:r>
-        <w:rPr>
-          <w:rFonts w:ascii="Times New Roman" w:eastAsia="Times New Roman" w:hAnsi="Times New Roman" w:cs="Times New Roman"/>
-          <w:sz w:val="24"/>
-          <w:szCs w:val="24"/>
-        </w:rPr>
-        <w:t>.</w:t>
-      </w:r>
-    </w:p>
-    <w:p>
-      <w:pPr>
-        <w:numPr>
-          <w:ilvl w:val="0"/>
-          <w:numId w:val="4"/>
-        </w:numPr>
-        <w:spacing w:before="100" w:beforeAutospacing="1" w:after="100" w:afterAutospacing="1" w:line="240" w:lineRule="auto"/>
-        <w:ind w:left="270"/>
-        <w:rPr>
-          <w:rFonts w:ascii="Times New Roman" w:eastAsia="Times New Roman" w:hAnsi="Times New Roman" w:cs="Times New Roman"/>
-          <w:sz w:val="24"/>
-          <w:szCs w:val="24"/>
-        </w:rPr>
-      </w:pPr>
-      <w:r>
-        <w:rPr>
-          <w:rFonts w:ascii="Times New Roman" w:eastAsia="Times New Roman" w:hAnsi="Times New Roman" w:cs="Times New Roman"/>
-          <w:b/>
-          <w:bCs/>
-          <w:color w:val="00B050"/>
-          <w:sz w:val="24"/>
-          <w:szCs w:val="24"/>
-        </w:rPr>
-        <w:t>Define polymorphism with a real-life example.</w:t>
-      </w:r>
-      <w:r>
-        <w:rPr>
-          <w:rFonts w:ascii="Times New Roman" w:eastAsia="Times New Roman" w:hAnsi="Times New Roman" w:cs="Times New Roman"/>
-          <w:color w:val="00B050"/>
-          <w:sz w:val="24"/>
-          <w:szCs w:val="24"/>
-        </w:rPr>
-        <w:br/>
-      </w:r>
-      <w:r>
-        <w:rPr>
-          <w:rFonts w:ascii="Times New Roman" w:eastAsia="Times New Roman" w:hAnsi="Times New Roman" w:cs="Times New Roman"/>
-          <w:b/>
-          <w:bCs/>
-          <w:color w:val="FF0000"/>
-          <w:sz w:val="24"/>
-          <w:szCs w:val="24"/>
-        </w:rPr>
-        <w:t xml:space="preserve">Answer: </w:t>
-      </w:r>
-      <w:r>
-        <w:rPr>
-          <w:rFonts w:ascii="Times New Roman" w:eastAsia="Times New Roman" w:hAnsi="Times New Roman" w:cs="Times New Roman"/>
-          <w:sz w:val="24"/>
-          <w:szCs w:val="24"/>
-        </w:rPr>
-        <w:t>Polymorphism means "many forms." It allows the same function or method to behave differently based on the object calling it.</w:t>
-      </w:r>
-      <w:r>
-        <w:rPr>
-          <w:rFonts w:ascii="Times New Roman" w:eastAsia="Times New Roman" w:hAnsi="Times New Roman" w:cs="Times New Roman"/>
-          <w:sz w:val="24"/>
-          <w:szCs w:val="24"/>
-        </w:rPr>
-        <w:br/>
-      </w:r>
-      <w:r>
-        <w:rPr>
-          <w:rFonts w:ascii="Times New Roman" w:eastAsia="Times New Roman" w:hAnsi="Times New Roman" w:cs="Times New Roman"/>
-          <w:i/>
-          <w:iCs/>
-          <w:sz w:val="24"/>
-          <w:szCs w:val="24"/>
-        </w:rPr>
-        <w:t>Example:</w:t>
-      </w:r>
-      <w:r>
-        <w:rPr>
-          <w:rFonts w:ascii="Times New Roman" w:eastAsia="Times New Roman" w:hAnsi="Times New Roman" w:cs="Times New Roman"/>
-          <w:sz w:val="24"/>
-          <w:szCs w:val="24"/>
-        </w:rPr>
-        <w:t xml:space="preserve"> A person can be a teacher in school, a parent at home, and a customer in a shop — the same individual exhibiting different behaviors in different situations.</w:t>
-      </w:r>
-    </w:p>
-    <w:p>
-      <w:pPr>
-        <w:numPr>
-          <w:ilvl w:val="0"/>
-          <w:numId w:val="4"/>
-        </w:numPr>
-        <w:spacing w:before="100" w:beforeAutospacing="1" w:after="100" w:afterAutospacing="1" w:line="240" w:lineRule="auto"/>
-        <w:ind w:left="270"/>
-        <w:rPr>
-          <w:rFonts w:ascii="Times New Roman" w:eastAsia="Times New Roman" w:hAnsi="Times New Roman" w:cs="Times New Roman"/>
-          <w:color w:val="00B050"/>
-          <w:sz w:val="24"/>
-          <w:szCs w:val="24"/>
-        </w:rPr>
-      </w:pPr>
-      <w:r>
-        <w:rPr>
-          <w:rFonts w:ascii="Times New Roman" w:eastAsia="Times New Roman" w:hAnsi="Times New Roman" w:cs="Times New Roman"/>
-          <w:b/>
-          <w:bCs/>
-          <w:color w:val="00B050"/>
-          <w:sz w:val="24"/>
-          <w:szCs w:val="24"/>
-        </w:rPr>
-        <w:t>What are the disadvantages of Procedure-Oriented Programming?</w:t>
-      </w:r>
-    </w:p>
-    <w:p>
-      <w:pPr>
-        <w:spacing w:before="100" w:beforeAutospacing="1" w:after="100" w:afterAutospacing="1" w:line="240" w:lineRule="auto"/>
-        <w:ind w:left="270"/>
-        <w:rPr>
-          <w:rFonts w:ascii="Times New Roman" w:eastAsia="Times New Roman" w:hAnsi="Times New Roman" w:cs="Times New Roman"/>
-          <w:b/>
-          <w:bCs/>
-          <w:color w:val="FF0000"/>
-          <w:sz w:val="24"/>
-          <w:szCs w:val="24"/>
-        </w:rPr>
-      </w:pPr>
-      <w:r>
-        <w:rPr>
-          <w:rFonts w:ascii="Times New Roman" w:eastAsia="Times New Roman" w:hAnsi="Times New Roman" w:cs="Times New Roman"/>
-          <w:b/>
-          <w:bCs/>
-          <w:color w:val="FF0000"/>
-          <w:sz w:val="24"/>
-          <w:szCs w:val="24"/>
-        </w:rPr>
-        <w:t xml:space="preserve">Answer: </w:t>
-      </w:r>
-    </w:p>
-    <w:p>
-      <w:pPr>
-        <w:pStyle w:val="ListParagraph"/>
-        <w:numPr>
-          <w:ilvl w:val="0"/>
-          <w:numId w:val="5"/>
-        </w:numPr>
-        <w:spacing w:after="0" w:line="240" w:lineRule="auto"/>
-        <w:ind w:left="270"/>
-        <w:rPr>
-          <w:rFonts w:ascii="Times New Roman" w:eastAsia="Times New Roman" w:hAnsi="Times New Roman" w:cs="Times New Roman"/>
-          <w:sz w:val="24"/>
-          <w:szCs w:val="24"/>
-        </w:rPr>
-      </w:pPr>
       <w:r>
         <w:rPr>
           <w:rFonts w:ascii="Times New Roman" w:eastAsia="Times New Roman" w:hAnsi="Times New Roman" w:cs="Times New Roman"/>
@@ -3385,25 +2821,605 @@
       </w:pPr>
       <w:r>
         <w:rPr>
-          <w:rFonts w:ascii="Times New Roman" w:hAnsi="Times New Roman" w:cs="Times New Roman"/>
+          <w:rFonts w:ascii="Times New Roman" w:eastAsia="Times New Roman" w:hAnsi="Times New Roman" w:cs="Times New Roman"/>
+          <w:b/>
+          <w:bCs/>
+          <w:sz w:val="24"/>
+          <w:szCs w:val="24"/>
+        </w:rPr>
+        <w:t>POP</w:t>
+      </w:r>
+      <w:r>
+        <w:rPr>
+          <w:rFonts w:ascii="Times New Roman" w:eastAsia="Times New Roman" w:hAnsi="Times New Roman" w:cs="Times New Roman"/>
+          <w:sz w:val="24"/>
+          <w:szCs w:val="24"/>
+        </w:rPr>
+        <w:t xml:space="preserve"> focuses on procedures/functions; </w:t>
+      </w:r>
+      <w:r>
+        <w:rPr>
+          <w:rFonts w:ascii="Times New Roman" w:eastAsia="Times New Roman" w:hAnsi="Times New Roman" w:cs="Times New Roman"/>
+          <w:b/>
+          <w:bCs/>
+          <w:sz w:val="24"/>
+          <w:szCs w:val="24"/>
+        </w:rPr>
+        <w:t>OOP</w:t>
+      </w:r>
+      <w:r>
+        <w:rPr>
+          <w:rFonts w:ascii="Times New Roman" w:eastAsia="Times New Roman" w:hAnsi="Times New Roman" w:cs="Times New Roman"/>
+          <w:sz w:val="24"/>
+          <w:szCs w:val="24"/>
+        </w:rPr>
+        <w:t xml:space="preserve"> focuses on objects.</w:t>
+      </w:r>
+    </w:p>
+    <w:p>
+      <w:pPr>
+        <w:numPr>
+          <w:ilvl w:val="1"/>
+          <w:numId w:val="4"/>
+        </w:numPr>
+        <w:spacing w:before="100" w:beforeAutospacing="1" w:after="100" w:afterAutospacing="1" w:line="240" w:lineRule="auto"/>
+        <w:ind w:left="990"/>
+        <w:rPr>
+          <w:rFonts w:ascii="Times New Roman" w:eastAsia="Times New Roman" w:hAnsi="Times New Roman" w:cs="Times New Roman"/>
+          <w:sz w:val="24"/>
+          <w:szCs w:val="24"/>
+        </w:rPr>
+      </w:pPr>
+      <w:r>
+        <w:rPr>
+          <w:rFonts w:ascii="Times New Roman" w:eastAsia="Times New Roman" w:hAnsi="Times New Roman" w:cs="Times New Roman"/>
+          <w:b/>
+          <w:bCs/>
+          <w:sz w:val="24"/>
+          <w:szCs w:val="24"/>
+        </w:rPr>
+        <w:t>OOP</w:t>
+      </w:r>
+      <w:r>
+        <w:rPr>
+          <w:rFonts w:ascii="Times New Roman" w:eastAsia="Times New Roman" w:hAnsi="Times New Roman" w:cs="Times New Roman"/>
+          <w:sz w:val="24"/>
+          <w:szCs w:val="24"/>
+        </w:rPr>
+        <w:t xml:space="preserve"> supports inheritance and polymorphism; </w:t>
+      </w:r>
+      <w:r>
+        <w:rPr>
+          <w:rFonts w:ascii="Times New Roman" w:eastAsia="Times New Roman" w:hAnsi="Times New Roman" w:cs="Times New Roman"/>
+          <w:b/>
+          <w:bCs/>
+          <w:sz w:val="24"/>
+          <w:szCs w:val="24"/>
+        </w:rPr>
+        <w:t>POP</w:t>
+      </w:r>
+      <w:r>
+        <w:rPr>
+          <w:rFonts w:ascii="Times New Roman" w:eastAsia="Times New Roman" w:hAnsi="Times New Roman" w:cs="Times New Roman"/>
+          <w:sz w:val="24"/>
+          <w:szCs w:val="24"/>
+        </w:rPr>
+        <w:t xml:space="preserve"> does not.</w:t>
+      </w:r>
+    </w:p>
+    <w:p>
+      <w:pPr>
+        <w:numPr>
+          <w:ilvl w:val="1"/>
+          <w:numId w:val="4"/>
+        </w:numPr>
+        <w:spacing w:before="100" w:beforeAutospacing="1" w:after="100" w:afterAutospacing="1" w:line="240" w:lineRule="auto"/>
+        <w:ind w:left="990"/>
+        <w:rPr>
+          <w:rFonts w:ascii="Times New Roman" w:eastAsia="Times New Roman" w:hAnsi="Times New Roman" w:cs="Times New Roman"/>
+          <w:sz w:val="24"/>
+          <w:szCs w:val="24"/>
+        </w:rPr>
+      </w:pPr>
+      <w:r>
+        <w:rPr>
+          <w:rFonts w:ascii="Times New Roman" w:eastAsia="Times New Roman" w:hAnsi="Times New Roman" w:cs="Times New Roman"/>
+          <w:b/>
+          <w:bCs/>
+          <w:sz w:val="24"/>
+          <w:szCs w:val="24"/>
+        </w:rPr>
+        <w:t>OOP</w:t>
+      </w:r>
+      <w:r>
+        <w:rPr>
+          <w:rFonts w:ascii="Times New Roman" w:eastAsia="Times New Roman" w:hAnsi="Times New Roman" w:cs="Times New Roman"/>
+          <w:sz w:val="24"/>
+          <w:szCs w:val="24"/>
+        </w:rPr>
+        <w:t xml:space="preserve"> provides better data security and reusability than </w:t>
+      </w:r>
+      <w:r>
+        <w:rPr>
+          <w:rFonts w:ascii="Times New Roman" w:eastAsia="Times New Roman" w:hAnsi="Times New Roman" w:cs="Times New Roman"/>
+          <w:b/>
+          <w:bCs/>
+          <w:sz w:val="24"/>
+          <w:szCs w:val="24"/>
+        </w:rPr>
+        <w:t>POP</w:t>
+      </w:r>
+      <w:r>
+        <w:rPr>
+          <w:rFonts w:ascii="Times New Roman" w:eastAsia="Times New Roman" w:hAnsi="Times New Roman" w:cs="Times New Roman"/>
+          <w:sz w:val="24"/>
+          <w:szCs w:val="24"/>
+        </w:rPr>
+        <w:t>.</w:t>
+      </w:r>
+    </w:p>
+    <w:p>
+      <w:pPr>
+        <w:pStyle w:val="Heading3"/>
+        <w:ind w:left="270"/>
+        <w:jc w:val="center"/>
+        <w:rPr>
+          <w:b w:val="0"/>
+          <w:bCs w:val="0"/>
+          <w:sz w:val="24"/>
+          <w:szCs w:val="24"/>
+        </w:rPr>
+      </w:pPr>
+      <w:r>
+        <w:rPr>
+          <w:b w:val="0"/>
+          <w:bCs w:val="0"/>
+          <w:sz w:val="24"/>
+          <w:szCs w:val="24"/>
+        </w:rPr>
+        <w:t>******************************************************</w:t>
+      </w:r>
+    </w:p>
+    <w:p>
+      <w:pPr>
+        <w:pStyle w:val="Heading3"/>
+        <w:numPr>
+          <w:ilvl w:val="2"/>
+          <w:numId w:val="7"/>
+        </w:numPr>
+        <w:tabs>
+          <w:tab w:val="left" w:pos="1800"/>
+        </w:tabs>
+        <w:spacing w:before="0" w:beforeAutospacing="0" w:after="0" w:afterAutospacing="0"/>
+        <w:ind w:left="1710"/>
+      </w:pPr>
+      <w:r>
+        <w:rPr>
+          <w:rStyle w:val="Strong"/>
+          <w:b/>
+          <w:bCs/>
+        </w:rPr>
+        <w:t>Difference between Abstraction and Encapsulation</w:t>
+      </w:r>
+    </w:p>
+    <w:tbl>
+      <w:tblPr>
+        <w:tblStyle w:val="TableGrid"/>
+        <w:tblpPr w:leftFromText="180" w:rightFromText="180" w:vertAnchor="text" w:horzAnchor="margin" w:tblpXSpec="center" w:tblpY="564"/>
+        <w:tblW w:w="9727" w:type="dxa"/>
+        <w:tblLook w:val="04A0" w:firstRow="1" w:lastRow="0" w:firstColumn="1" w:lastColumn="0" w:noHBand="0" w:noVBand="1"/>
+      </w:tblPr>
+      <w:tblGrid>
+        <w:gridCol w:w="4939"/>
+        <w:gridCol w:w="4788"/>
+      </w:tblGrid>
+      <w:tr>
+        <w:trPr>
+          <w:trHeight w:val="500"/>
+        </w:trPr>
+        <w:tc>
+          <w:tcPr>
+            <w:tcW w:w="0" w:type="auto"/>
+            <w:hideMark/>
+          </w:tcPr>
+          <w:p>
+            <w:pPr>
+              <w:spacing w:after="0" w:line="240" w:lineRule="auto"/>
+              <w:ind w:left="270"/>
+              <w:jc w:val="center"/>
+              <w:rPr>
+                <w:b/>
+                <w:bCs/>
+              </w:rPr>
+            </w:pPr>
+            <w:r>
+              <w:rPr>
+                <w:rStyle w:val="Strong"/>
+              </w:rPr>
+              <w:t>Abstraction</w:t>
+            </w:r>
+          </w:p>
+        </w:tc>
+        <w:tc>
+          <w:tcPr>
+            <w:tcW w:w="0" w:type="auto"/>
+            <w:hideMark/>
+          </w:tcPr>
+          <w:p>
+            <w:pPr>
+              <w:spacing w:line="240" w:lineRule="auto"/>
+              <w:ind w:left="270"/>
+              <w:jc w:val="center"/>
+              <w:rPr>
+                <w:b/>
+                <w:bCs/>
+              </w:rPr>
+            </w:pPr>
+            <w:r>
+              <w:rPr>
+                <w:rStyle w:val="Strong"/>
+              </w:rPr>
+              <w:t>Encapsulation</w:t>
+            </w:r>
+          </w:p>
+        </w:tc>
+      </w:tr>
+      <w:tr>
+        <w:trPr>
+          <w:trHeight w:val="801"/>
+        </w:trPr>
+        <w:tc>
+          <w:tcPr>
+            <w:tcW w:w="0" w:type="auto"/>
+            <w:hideMark/>
+          </w:tcPr>
+          <w:p>
+            <w:pPr>
+              <w:spacing w:line="240" w:lineRule="auto"/>
+              <w:ind w:left="270"/>
+            </w:pPr>
+            <w:r>
+              <w:t xml:space="preserve">Hides </w:t>
+            </w:r>
+            <w:r>
+              <w:rPr>
+                <w:rStyle w:val="Strong"/>
+              </w:rPr>
+              <w:t>implementation details</w:t>
+            </w:r>
+            <w:r>
+              <w:t xml:space="preserve"> and shows only the </w:t>
+            </w:r>
+            <w:r>
+              <w:rPr>
+                <w:rStyle w:val="Strong"/>
+              </w:rPr>
+              <w:t>essential features</w:t>
+            </w:r>
+            <w:r>
+              <w:t xml:space="preserve"> to the user.</w:t>
+            </w:r>
+          </w:p>
+        </w:tc>
+        <w:tc>
+          <w:tcPr>
+            <w:tcW w:w="0" w:type="auto"/>
+            <w:hideMark/>
+          </w:tcPr>
+          <w:p>
+            <w:pPr>
+              <w:spacing w:line="240" w:lineRule="auto"/>
+              <w:ind w:left="270"/>
+            </w:pPr>
+            <w:r>
+              <w:t xml:space="preserve">Binds </w:t>
+            </w:r>
+            <w:r>
+              <w:rPr>
+                <w:rStyle w:val="Strong"/>
+              </w:rPr>
+              <w:t>data</w:t>
+            </w:r>
+            <w:r>
+              <w:t xml:space="preserve"> and </w:t>
+            </w:r>
+            <w:r>
+              <w:rPr>
+                <w:rStyle w:val="Strong"/>
+              </w:rPr>
+              <w:t>functions</w:t>
+            </w:r>
+            <w:r>
+              <w:t xml:space="preserve"> into a </w:t>
+            </w:r>
+            <w:r>
+              <w:rPr>
+                <w:rStyle w:val="Strong"/>
+              </w:rPr>
+              <w:t>single unit</w:t>
+            </w:r>
+            <w:r>
+              <w:t xml:space="preserve"> (class) and hides internal data.</w:t>
+            </w:r>
+          </w:p>
+        </w:tc>
+      </w:tr>
+      <w:tr>
+        <w:trPr>
+          <w:trHeight w:val="487"/>
+        </w:trPr>
+        <w:tc>
+          <w:tcPr>
+            <w:tcW w:w="0" w:type="auto"/>
+            <w:hideMark/>
+          </w:tcPr>
+          <w:p>
+            <w:pPr>
+              <w:spacing w:line="240" w:lineRule="auto"/>
+              <w:ind w:left="270"/>
+            </w:pPr>
+            <w:r>
+              <w:t xml:space="preserve">Focuses on </w:t>
+            </w:r>
+            <w:r>
+              <w:rPr>
+                <w:rStyle w:val="Strong"/>
+              </w:rPr>
+              <w:t>what</w:t>
+            </w:r>
+            <w:r>
+              <w:t xml:space="preserve"> an object does.</w:t>
+            </w:r>
+          </w:p>
+        </w:tc>
+        <w:tc>
+          <w:tcPr>
+            <w:tcW w:w="0" w:type="auto"/>
+            <w:hideMark/>
+          </w:tcPr>
+          <w:p>
+            <w:pPr>
+              <w:spacing w:line="240" w:lineRule="auto"/>
+              <w:ind w:left="270"/>
+            </w:pPr>
+            <w:r>
+              <w:t xml:space="preserve">Focuses on </w:t>
+            </w:r>
+            <w:r>
+              <w:rPr>
+                <w:rStyle w:val="Strong"/>
+              </w:rPr>
+              <w:t>how</w:t>
+            </w:r>
+            <w:r>
+              <w:t xml:space="preserve"> data is protected and maintained.</w:t>
+            </w:r>
+          </w:p>
+        </w:tc>
+      </w:tr>
+      <w:tr>
+        <w:trPr>
+          <w:trHeight w:val="812"/>
+        </w:trPr>
+        <w:tc>
+          <w:tcPr>
+            <w:tcW w:w="0" w:type="auto"/>
+            <w:hideMark/>
+          </w:tcPr>
+          <w:p>
+            <w:pPr>
+              <w:spacing w:line="240" w:lineRule="auto"/>
+              <w:ind w:left="270"/>
+            </w:pPr>
+            <w:r>
+              <w:t xml:space="preserve">Achieved using </w:t>
+            </w:r>
+            <w:r>
+              <w:rPr>
+                <w:rStyle w:val="Strong"/>
+              </w:rPr>
+              <w:t>abstract classes</w:t>
+            </w:r>
+            <w:r>
+              <w:t xml:space="preserve"> or </w:t>
+            </w:r>
+            <w:r>
+              <w:rPr>
+                <w:rStyle w:val="Strong"/>
+              </w:rPr>
+              <w:t>interfaces</w:t>
+            </w:r>
+            <w:r>
+              <w:t>.</w:t>
+            </w:r>
+          </w:p>
+        </w:tc>
+        <w:tc>
+          <w:tcPr>
+            <w:tcW w:w="0" w:type="auto"/>
+            <w:hideMark/>
+          </w:tcPr>
+          <w:p>
+            <w:pPr>
+              <w:spacing w:line="240" w:lineRule="auto"/>
+              <w:ind w:left="270"/>
+            </w:pPr>
+            <w:r>
+              <w:t xml:space="preserve">Achieved using </w:t>
+            </w:r>
+            <w:r>
+              <w:rPr>
+                <w:rStyle w:val="Strong"/>
+              </w:rPr>
+              <w:t>classes</w:t>
+            </w:r>
+            <w:r>
+              <w:t xml:space="preserve"> and </w:t>
+            </w:r>
+            <w:r>
+              <w:rPr>
+                <w:rStyle w:val="Strong"/>
+              </w:rPr>
+              <w:t>access specifiers</w:t>
+            </w:r>
+            <w:r>
+              <w:t xml:space="preserve"> (private, public, protected).</w:t>
+            </w:r>
+          </w:p>
+        </w:tc>
+      </w:tr>
+      <w:tr>
+        <w:trPr>
+          <w:trHeight w:val="801"/>
+        </w:trPr>
+        <w:tc>
+          <w:tcPr>
+            <w:tcW w:w="0" w:type="auto"/>
+            <w:hideMark/>
+          </w:tcPr>
+          <w:p>
+            <w:pPr>
+              <w:spacing w:line="240" w:lineRule="auto"/>
+              <w:ind w:left="270"/>
+            </w:pPr>
+            <w:r>
+              <w:t>Example: Driving a car without knowing how the engine works.</w:t>
+            </w:r>
+          </w:p>
+        </w:tc>
+        <w:tc>
+          <w:tcPr>
+            <w:tcW w:w="0" w:type="auto"/>
+            <w:hideMark/>
+          </w:tcPr>
+          <w:p>
+            <w:pPr>
+              <w:spacing w:line="240" w:lineRule="auto"/>
+              <w:ind w:left="270"/>
+            </w:pPr>
+            <w:r>
+              <w:t>Example: Data members are private, and access is provided via public methods.</w:t>
+            </w:r>
+          </w:p>
+        </w:tc>
+      </w:tr>
+      <w:tr>
+        <w:trPr>
+          <w:trHeight w:val="487"/>
+        </w:trPr>
+        <w:tc>
+          <w:tcPr>
+            <w:tcW w:w="0" w:type="auto"/>
+            <w:hideMark/>
+          </w:tcPr>
+          <w:p>
+            <w:pPr>
+              <w:spacing w:line="240" w:lineRule="auto"/>
+              <w:ind w:left="270"/>
+            </w:pPr>
+            <w:r>
+              <w:t xml:space="preserve">Promotes </w:t>
+            </w:r>
+            <w:r>
+              <w:rPr>
+                <w:rStyle w:val="Strong"/>
+              </w:rPr>
+              <w:t>simplicity</w:t>
+            </w:r>
+            <w:r>
+              <w:t>.</w:t>
+            </w:r>
+          </w:p>
+        </w:tc>
+        <w:tc>
+          <w:tcPr>
+            <w:tcW w:w="0" w:type="auto"/>
+            <w:hideMark/>
+          </w:tcPr>
+          <w:p>
+            <w:pPr>
+              <w:spacing w:line="240" w:lineRule="auto"/>
+              <w:ind w:left="270"/>
+            </w:pPr>
+            <w:r>
+              <w:t xml:space="preserve">Promotes </w:t>
+            </w:r>
+            <w:r>
+              <w:rPr>
+                <w:rStyle w:val="Strong"/>
+              </w:rPr>
+              <w:t>security</w:t>
+            </w:r>
+            <w:r>
+              <w:t>.</w:t>
+            </w:r>
+          </w:p>
+        </w:tc>
+      </w:tr>
+    </w:tbl>
+    <w:p>
+      <w:pPr>
+        <w:pStyle w:val="Heading3"/>
+        <w:ind w:left="270"/>
+        <w:rPr>
+          <w:rStyle w:val="Strong"/>
+          <w:b/>
+          <w:bCs/>
+        </w:rPr>
+      </w:pPr>
+    </w:p>
+    <w:p>
+      <w:pPr>
+        <w:pStyle w:val="Heading3"/>
+        <w:ind w:left="990"/>
+        <w:rPr>
+          <w:rStyle w:val="Strong"/>
+          <w:b/>
+          <w:bCs/>
+        </w:rPr>
+      </w:pPr>
+    </w:p>
+    <w:p>
+      <w:pPr>
+        <w:pStyle w:val="Heading3"/>
+        <w:ind w:left="990"/>
+        <w:rPr>
+          <w:rStyle w:val="Strong"/>
+          <w:b/>
+          <w:bCs/>
+        </w:rPr>
+      </w:pPr>
+    </w:p>
+    <w:p>
+      <w:pPr>
+        <w:pStyle w:val="Heading3"/>
+        <w:ind w:left="990"/>
+        <w:rPr>
+          <w:rStyle w:val="Strong"/>
+          <w:b/>
+          <w:bCs/>
+        </w:rPr>
+      </w:pPr>
+      <w:r>
+        <w:rPr>
           <w:noProof/>
         </w:rPr>
         <w:lastRenderedPageBreak/>
         <mc:AlternateContent>
           <mc:Choice Requires="wpg">
             <w:drawing>
-              <wp:anchor distT="0" distB="0" distL="114300" distR="114300" simplePos="0" relativeHeight="251676672" behindDoc="1" locked="0" layoutInCell="1" allowOverlap="1" wp14:anchorId="26E5A29E" wp14:editId="529C5805">
+              <wp:anchor distT="0" distB="0" distL="114300" distR="114300" simplePos="0" relativeHeight="251663360" behindDoc="1" locked="0" layoutInCell="1" allowOverlap="1" wp14:anchorId="14A76692" wp14:editId="7516ABA7">
                 <wp:simplePos x="0" y="0"/>
                 <wp:positionH relativeFrom="page">
                   <wp:align>right</wp:align>
                 </wp:positionH>
                 <wp:positionV relativeFrom="paragraph">
-                  <wp:posOffset>-701675</wp:posOffset>
+                  <wp:posOffset>26670</wp:posOffset>
                 </wp:positionV>
                 <wp:extent cx="1485182" cy="13095734"/>
                 <wp:effectExtent l="95250" t="38100" r="20320" b="125095"/>
                 <wp:wrapNone/>
-                <wp:docPr id="104" name="Group 3"/>
+                <wp:docPr id="7" name="Group 3"/>
                 <wp:cNvGraphicFramePr>
                   <a:graphicFrameLocks xmlns:a="http://schemas.openxmlformats.org/drawingml/2006/main"/>
                 </wp:cNvGraphicFramePr>
@@ -3422,7 +3438,7 @@
                         </a:xfrm>
                       </wpg:grpSpPr>
                       <wps:wsp>
-                        <wps:cNvPr id="105" name="AutoShape 128"/>
+                        <wps:cNvPr id="8" name="AutoShape 128"/>
                         <wps:cNvCnPr>
                           <a:cxnSpLocks noChangeShapeType="1"/>
                         </wps:cNvCnPr>
@@ -3461,7 +3477,7 @@
                         <wps:bodyPr/>
                       </wps:wsp>
                       <wps:wsp>
-                        <wps:cNvPr id="106" name="AutoShape 127"/>
+                        <wps:cNvPr id="9" name="AutoShape 127"/>
                         <wps:cNvCnPr>
                           <a:cxnSpLocks noChangeShapeType="1"/>
                         </wps:cNvCnPr>
@@ -3508,7 +3524,7 @@
                         <wps:bodyPr/>
                       </wps:wsp>
                       <wps:wsp>
-                        <wps:cNvPr id="107" name="AutoShape 101"/>
+                        <wps:cNvPr id="10" name="AutoShape 101"/>
                         <wps:cNvCnPr>
                           <a:cxnSpLocks noChangeShapeType="1"/>
                         </wps:cNvCnPr>
@@ -3547,7 +3563,7 @@
                         <wps:bodyPr/>
                       </wps:wsp>
                       <wps:wsp>
-                        <wps:cNvPr id="108" name="Oval 121"/>
+                        <wps:cNvPr id="11" name="Oval 121"/>
                         <wps:cNvSpPr>
                           <a:spLocks noChangeArrowheads="1"/>
                         </wps:cNvSpPr>
@@ -3625,7 +3641,7 @@
                         </wps:bodyPr>
                       </wps:wsp>
                       <wps:wsp>
-                        <wps:cNvPr id="109" name="AutoShape 101"/>
+                        <wps:cNvPr id="12" name="AutoShape 101"/>
                         <wps:cNvCnPr>
                           <a:cxnSpLocks noChangeShapeType="1"/>
                         </wps:cNvCnPr>
@@ -3677,20 +3693,20 @@
           </mc:Choice>
           <mc:Fallback>
             <w:pict>
-              <v:group w14:anchorId="638287AC" id="Group 3" o:spid="_x0000_s1026" style="position:absolute;margin-left:65.75pt;margin-top:-55.25pt;width:116.95pt;height:1031.15pt;z-index:-251639808;mso-position-horizontal:right;mso-position-horizontal-relative:page" coordorigin="7571,-22" coordsize="2395,20510" o:gfxdata="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">
-                <v:shape id="AutoShape 128" o:spid="_x0000_s1027" type="#_x0000_t32" style="position:absolute;left:9966;top:6;width:0;height:20454;visibility:visible;mso-wrap-style:square" o:connectortype="straight" o:gfxdata="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" strokecolor="#538135 [2409]" strokeweight="1pt"/>
-                <v:shape id="AutoShape 127" o:spid="_x0000_s1028" type="#_x0000_t32" style="position:absolute;left:9710;top:6;width:0;height:20368;visibility:visible;mso-wrap-style:square" o:connectortype="straight" o:gfxdata="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" filled="t" fillcolor="#5b9bd5 [3204]" strokecolor="#a8d08d [1945]" strokeweight="4pt">
+              <v:group w14:anchorId="32905596" id="Group 3" o:spid="_x0000_s1026" style="position:absolute;margin-left:65.75pt;margin-top:2.1pt;width:116.95pt;height:1031.15pt;z-index:-251653120;mso-position-horizontal:right;mso-position-horizontal-relative:page" coordorigin="7571,-22" coordsize="2395,20510" o:gfxdata="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">
+                <v:shape id="AutoShape 128" o:spid="_x0000_s1027" type="#_x0000_t32" style="position:absolute;left:9966;top:6;width:0;height:20454;visibility:visible;mso-wrap-style:square" o:connectortype="straight" o:gfxdata="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" strokecolor="#538135 [2409]" strokeweight="1pt"/>
+                <v:shape id="AutoShape 127" o:spid="_x0000_s1028" type="#_x0000_t32" style="position:absolute;left:9710;top:6;width:0;height:20368;visibility:visible;mso-wrap-style:square" o:connectortype="straight" o:gfxdata="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" filled="t" fillcolor="#5b9bd5 [3204]" strokecolor="#a8d08d [1945]" strokeweight="4pt">
                   <v:shadow on="t" color="black" opacity="22937f" origin=",.5" offset="0,3pt"/>
                 </v:shape>
-                <v:shape id="AutoShape 101" o:spid="_x0000_s1029" type="#_x0000_t32" style="position:absolute;left:9563;top:-22;width:0;height:20482;visibility:visible;mso-wrap-style:square" o:connectortype="straight" o:gfxdata="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" strokecolor="#538135 [2409]" strokeweight="1.52778mm">
+                <v:shape id="AutoShape 101" o:spid="_x0000_s1029" type="#_x0000_t32" style="position:absolute;left:9563;top:-22;width:0;height:20482;visibility:visible;mso-wrap-style:square" o:connectortype="straight" o:gfxdata="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" strokecolor="#538135 [2409]" strokeweight="1.52778mm">
                   <v:stroke linestyle="thickThin"/>
                   <v:shadow on="t" color="black" opacity="22937f" origin=",.5" offset="0,3pt"/>
                 </v:shape>
-                <v:oval id="Oval 121" o:spid="_x0000_s1030" style="position:absolute;left:7571;top:14109;width:1776;height:2051;visibility:visible;mso-wrap-style:square;v-text-anchor:top" o:gfxdata="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" fillcolor="#f7fafd [180]" strokecolor="#a8d08d [1945]" strokeweight="4pt">
+                <v:oval id="Oval 121" o:spid="_x0000_s1030" style="position:absolute;left:7571;top:14109;width:1776;height:2051;visibility:visible;mso-wrap-style:square;v-text-anchor:top" o:gfxdata="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" fillcolor="#f7fafd [180]" strokecolor="#a8d08d [1945]" strokeweight="4pt">
                   <v:fill color2="#cde0f2 [980]" colors="0 #f7fafd;20316f #c5e0b4;54395f #c5e0b4;1 #cee1f2" focus="100%" type="gradient"/>
                   <v:shadow on="t" color="black" opacity="22937f" origin=",.5" offset="0,3pt"/>
                 </v:oval>
-                <v:shape id="AutoShape 101" o:spid="_x0000_s1031" type="#_x0000_t32" style="position:absolute;left:9847;top:6;width:0;height:20482;visibility:visible;mso-wrap-style:square" o:connectortype="straight" o:gfxdata="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" strokecolor="#538135 [2409]" strokeweight="1.52778mm">
+                <v:shape id="AutoShape 101" o:spid="_x0000_s1031" type="#_x0000_t32" style="position:absolute;left:9847;top:6;width:0;height:20482;visibility:visible;mso-wrap-style:square" o:connectortype="straight" o:gfxdata="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" strokecolor="#538135 [2409]" strokeweight="1.52778mm">
                   <v:stroke linestyle="thickThin"/>
                   <v:shadow on="t" color="black" opacity="22937f" origin=",.5" offset="0,3pt"/>
                 </v:shape>
@@ -3700,1479 +3716,6 @@
           </mc:Fallback>
         </mc:AlternateContent>
       </w:r>
-      <w:r>
-        <w:rPr>
-          <w:rFonts w:ascii="Times New Roman" w:eastAsia="Times New Roman" w:hAnsi="Times New Roman" w:cs="Times New Roman"/>
-          <w:b/>
-          <w:bCs/>
-          <w:sz w:val="24"/>
-          <w:szCs w:val="24"/>
-        </w:rPr>
-        <w:t>POP</w:t>
-      </w:r>
-      <w:r>
-        <w:rPr>
-          <w:rFonts w:ascii="Times New Roman" w:eastAsia="Times New Roman" w:hAnsi="Times New Roman" w:cs="Times New Roman"/>
-          <w:sz w:val="24"/>
-          <w:szCs w:val="24"/>
-        </w:rPr>
-        <w:t xml:space="preserve"> focuses on procedures/functions; </w:t>
-      </w:r>
-      <w:r>
-        <w:rPr>
-          <w:rFonts w:ascii="Times New Roman" w:eastAsia="Times New Roman" w:hAnsi="Times New Roman" w:cs="Times New Roman"/>
-          <w:b/>
-          <w:bCs/>
-          <w:sz w:val="24"/>
-          <w:szCs w:val="24"/>
-        </w:rPr>
-        <w:t>OOP</w:t>
-      </w:r>
-      <w:r>
-        <w:rPr>
-          <w:rFonts w:ascii="Times New Roman" w:eastAsia="Times New Roman" w:hAnsi="Times New Roman" w:cs="Times New Roman"/>
-          <w:sz w:val="24"/>
-          <w:szCs w:val="24"/>
-        </w:rPr>
-        <w:t xml:space="preserve"> focuses on objects.</w:t>
-      </w:r>
-    </w:p>
-    <w:p>
-      <w:pPr>
-        <w:numPr>
-          <w:ilvl w:val="1"/>
-          <w:numId w:val="4"/>
-        </w:numPr>
-        <w:spacing w:before="100" w:beforeAutospacing="1" w:after="100" w:afterAutospacing="1" w:line="240" w:lineRule="auto"/>
-        <w:ind w:left="990"/>
-        <w:rPr>
-          <w:rFonts w:ascii="Times New Roman" w:eastAsia="Times New Roman" w:hAnsi="Times New Roman" w:cs="Times New Roman"/>
-          <w:sz w:val="24"/>
-          <w:szCs w:val="24"/>
-        </w:rPr>
-      </w:pPr>
-      <w:r>
-        <w:rPr>
-          <w:rFonts w:ascii="Times New Roman" w:eastAsia="Times New Roman" w:hAnsi="Times New Roman" w:cs="Times New Roman"/>
-          <w:b/>
-          <w:bCs/>
-          <w:sz w:val="24"/>
-          <w:szCs w:val="24"/>
-        </w:rPr>
-        <w:t>OOP</w:t>
-      </w:r>
-      <w:r>
-        <w:rPr>
-          <w:rFonts w:ascii="Times New Roman" w:eastAsia="Times New Roman" w:hAnsi="Times New Roman" w:cs="Times New Roman"/>
-          <w:sz w:val="24"/>
-          <w:szCs w:val="24"/>
-        </w:rPr>
-        <w:t xml:space="preserve"> supports inheritance and polymorphism; </w:t>
-      </w:r>
-      <w:r>
-        <w:rPr>
-          <w:rFonts w:ascii="Times New Roman" w:eastAsia="Times New Roman" w:hAnsi="Times New Roman" w:cs="Times New Roman"/>
-          <w:b/>
-          <w:bCs/>
-          <w:sz w:val="24"/>
-          <w:szCs w:val="24"/>
-        </w:rPr>
-        <w:t>POP</w:t>
-      </w:r>
-      <w:r>
-        <w:rPr>
-          <w:rFonts w:ascii="Times New Roman" w:eastAsia="Times New Roman" w:hAnsi="Times New Roman" w:cs="Times New Roman"/>
-          <w:sz w:val="24"/>
-          <w:szCs w:val="24"/>
-        </w:rPr>
-        <w:t xml:space="preserve"> does not.</w:t>
-      </w:r>
-    </w:p>
-    <w:p>
-      <w:pPr>
-        <w:numPr>
-          <w:ilvl w:val="1"/>
-          <w:numId w:val="4"/>
-        </w:numPr>
-        <w:spacing w:before="100" w:beforeAutospacing="1" w:after="100" w:afterAutospacing="1" w:line="240" w:lineRule="auto"/>
-        <w:ind w:left="990"/>
-        <w:rPr>
-          <w:rFonts w:ascii="Times New Roman" w:eastAsia="Times New Roman" w:hAnsi="Times New Roman" w:cs="Times New Roman"/>
-          <w:sz w:val="24"/>
-          <w:szCs w:val="24"/>
-        </w:rPr>
-      </w:pPr>
-      <w:r>
-        <w:rPr>
-          <w:rFonts w:ascii="Times New Roman" w:eastAsia="Times New Roman" w:hAnsi="Times New Roman" w:cs="Times New Roman"/>
-          <w:b/>
-          <w:bCs/>
-          <w:sz w:val="24"/>
-          <w:szCs w:val="24"/>
-        </w:rPr>
-        <w:t>OOP</w:t>
-      </w:r>
-      <w:r>
-        <w:rPr>
-          <w:rFonts w:ascii="Times New Roman" w:eastAsia="Times New Roman" w:hAnsi="Times New Roman" w:cs="Times New Roman"/>
-          <w:sz w:val="24"/>
-          <w:szCs w:val="24"/>
-        </w:rPr>
-        <w:t xml:space="preserve"> provides better data security and reusability than </w:t>
-      </w:r>
-      <w:r>
-        <w:rPr>
-          <w:rFonts w:ascii="Times New Roman" w:eastAsia="Times New Roman" w:hAnsi="Times New Roman" w:cs="Times New Roman"/>
-          <w:b/>
-          <w:bCs/>
-          <w:sz w:val="24"/>
-          <w:szCs w:val="24"/>
-        </w:rPr>
-        <w:t>POP</w:t>
-      </w:r>
-      <w:r>
-        <w:rPr>
-          <w:rFonts w:ascii="Times New Roman" w:eastAsia="Times New Roman" w:hAnsi="Times New Roman" w:cs="Times New Roman"/>
-          <w:sz w:val="24"/>
-          <w:szCs w:val="24"/>
-        </w:rPr>
-        <w:t>.</w:t>
-      </w:r>
-    </w:p>
-    <w:p>
-      <w:pPr>
-        <w:pStyle w:val="Heading3"/>
-        <w:rPr>
-          <w:color w:val="00B050"/>
-        </w:rPr>
-      </w:pPr>
-      <w:r>
-        <w:rPr>
-          <w:sz w:val="24"/>
-          <w:szCs w:val="24"/>
-        </w:rPr>
-        <w:t>D.</w:t>
-      </w:r>
-      <w:r>
-        <w:rPr>
-          <w:rStyle w:val="NormalWeb"/>
-          <w:b w:val="0"/>
-          <w:bCs w:val="0"/>
-        </w:rPr>
-        <w:t xml:space="preserve"> </w:t>
-      </w:r>
-      <w:r>
-        <w:rPr>
-          <w:rStyle w:val="NormalWeb"/>
-          <w:bCs w:val="0"/>
-          <w:color w:val="00B050"/>
-        </w:rPr>
-        <w:t>Question 1.</w:t>
-      </w:r>
-      <w:r>
-        <w:rPr>
-          <w:noProof/>
-        </w:rPr>
-        <w:t xml:space="preserve"> </w:t>
-      </w:r>
-    </w:p>
-    <w:p>
-      <w:pPr>
-        <w:spacing w:before="100" w:beforeAutospacing="1" w:after="100" w:afterAutospacing="1" w:line="240" w:lineRule="auto"/>
-        <w:ind w:left="360"/>
-        <w:rPr>
-          <w:rFonts w:ascii="Times New Roman" w:eastAsia="Times New Roman" w:hAnsi="Times New Roman" w:cs="Times New Roman"/>
-          <w:sz w:val="24"/>
-          <w:szCs w:val="24"/>
-        </w:rPr>
-      </w:pPr>
-      <w:r>
-        <w:rPr>
-          <w:rFonts w:ascii="Times New Roman" w:eastAsia="Times New Roman" w:hAnsi="Times New Roman" w:cs="Times New Roman"/>
-          <w:b/>
-          <w:bCs/>
-          <w:sz w:val="24"/>
-          <w:szCs w:val="24"/>
-        </w:rPr>
-        <w:t>Assertion (A):</w:t>
-      </w:r>
-      <w:r>
-        <w:rPr>
-          <w:rFonts w:ascii="Times New Roman" w:eastAsia="Times New Roman" w:hAnsi="Times New Roman" w:cs="Times New Roman"/>
-          <w:sz w:val="24"/>
-          <w:szCs w:val="24"/>
-        </w:rPr>
-        <w:t xml:space="preserve"> Data abstraction is a fundamental concept in OOP. </w:t>
-      </w:r>
-      <w:r>
-        <w:rPr>
-          <w:rFonts w:ascii="Segoe UI Symbol" w:eastAsia="Times New Roman" w:hAnsi="Segoe UI Symbol" w:cs="Segoe UI Symbol"/>
-          <w:sz w:val="24"/>
-          <w:szCs w:val="24"/>
-        </w:rPr>
-        <w:t>✅</w:t>
-      </w:r>
-      <w:r>
-        <w:rPr>
-          <w:rFonts w:ascii="Times New Roman" w:eastAsia="Times New Roman" w:hAnsi="Times New Roman" w:cs="Times New Roman"/>
-          <w:sz w:val="24"/>
-          <w:szCs w:val="24"/>
-        </w:rPr>
-        <w:t xml:space="preserve"> (True</w:t>
-      </w:r>
-      <w:proofErr w:type="gramStart"/>
-      <w:r>
-        <w:rPr>
-          <w:rFonts w:ascii="Times New Roman" w:eastAsia="Times New Roman" w:hAnsi="Times New Roman" w:cs="Times New Roman"/>
-          <w:sz w:val="24"/>
-          <w:szCs w:val="24"/>
-        </w:rPr>
-        <w:t>)</w:t>
-      </w:r>
-      <w:proofErr w:type="gramEnd"/>
-      <w:r>
-        <w:rPr>
-          <w:rFonts w:ascii="Times New Roman" w:eastAsia="Times New Roman" w:hAnsi="Times New Roman" w:cs="Times New Roman"/>
-          <w:sz w:val="24"/>
-          <w:szCs w:val="24"/>
-        </w:rPr>
-        <w:br/>
-      </w:r>
-      <w:r>
-        <w:rPr>
-          <w:rFonts w:ascii="Times New Roman" w:eastAsia="Times New Roman" w:hAnsi="Times New Roman" w:cs="Times New Roman"/>
-          <w:b/>
-          <w:bCs/>
-          <w:sz w:val="24"/>
-          <w:szCs w:val="24"/>
-        </w:rPr>
-        <w:t>Reason (R):</w:t>
-      </w:r>
-      <w:r>
-        <w:rPr>
-          <w:rFonts w:ascii="Times New Roman" w:eastAsia="Times New Roman" w:hAnsi="Times New Roman" w:cs="Times New Roman"/>
-          <w:sz w:val="24"/>
-          <w:szCs w:val="24"/>
-        </w:rPr>
-        <w:t xml:space="preserve"> It hides implementation details and shows only relevant information. </w:t>
-      </w:r>
-      <w:r>
-        <w:rPr>
-          <w:rFonts w:ascii="Segoe UI Symbol" w:eastAsia="Times New Roman" w:hAnsi="Segoe UI Symbol" w:cs="Segoe UI Symbol"/>
-          <w:sz w:val="24"/>
-          <w:szCs w:val="24"/>
-        </w:rPr>
-        <w:t>✅</w:t>
-      </w:r>
-      <w:r>
-        <w:rPr>
-          <w:rFonts w:ascii="Times New Roman" w:eastAsia="Times New Roman" w:hAnsi="Times New Roman" w:cs="Times New Roman"/>
-          <w:sz w:val="24"/>
-          <w:szCs w:val="24"/>
-        </w:rPr>
-        <w:t xml:space="preserve"> (True)</w:t>
-      </w:r>
-    </w:p>
-    <w:p>
-      <w:pPr>
-        <w:spacing w:before="100" w:beforeAutospacing="1" w:after="100" w:afterAutospacing="1" w:line="240" w:lineRule="auto"/>
-        <w:ind w:left="360"/>
-        <w:rPr>
-          <w:rFonts w:ascii="Times New Roman" w:eastAsia="Times New Roman" w:hAnsi="Times New Roman" w:cs="Times New Roman"/>
-          <w:sz w:val="24"/>
-          <w:szCs w:val="24"/>
-        </w:rPr>
-      </w:pPr>
-      <w:r>
-        <w:rPr>
-          <w:rFonts w:ascii="Segoe UI Symbol" w:eastAsia="Times New Roman" w:hAnsi="Segoe UI Symbol" w:cs="Segoe UI Symbol"/>
-          <w:sz w:val="24"/>
-          <w:szCs w:val="24"/>
-        </w:rPr>
-        <w:t>👉</w:t>
-      </w:r>
-      <w:r>
-        <w:rPr>
-          <w:rFonts w:ascii="Times New Roman" w:eastAsia="Times New Roman" w:hAnsi="Times New Roman" w:cs="Times New Roman"/>
-          <w:sz w:val="24"/>
-          <w:szCs w:val="24"/>
-        </w:rPr>
-        <w:t xml:space="preserve"> </w:t>
-      </w:r>
-      <w:proofErr w:type="gramStart"/>
-      <w:r>
-        <w:rPr>
-          <w:rFonts w:ascii="Times New Roman" w:eastAsia="Times New Roman" w:hAnsi="Times New Roman" w:cs="Times New Roman"/>
-          <w:sz w:val="24"/>
-          <w:szCs w:val="24"/>
-        </w:rPr>
-        <w:t>The</w:t>
-      </w:r>
-      <w:proofErr w:type="gramEnd"/>
-      <w:r>
-        <w:rPr>
-          <w:rFonts w:ascii="Times New Roman" w:eastAsia="Times New Roman" w:hAnsi="Times New Roman" w:cs="Times New Roman"/>
-          <w:sz w:val="24"/>
-          <w:szCs w:val="24"/>
-        </w:rPr>
-        <w:t xml:space="preserve"> reason correctly explains what data abstraction is and why it is fundamental.</w:t>
-      </w:r>
-    </w:p>
-    <w:p>
-      <w:pPr>
-        <w:spacing w:before="100" w:beforeAutospacing="1" w:after="100" w:afterAutospacing="1" w:line="240" w:lineRule="auto"/>
-        <w:ind w:left="360"/>
-        <w:rPr>
-          <w:rFonts w:ascii="Times New Roman" w:eastAsia="Times New Roman" w:hAnsi="Times New Roman" w:cs="Times New Roman"/>
-          <w:sz w:val="24"/>
-          <w:szCs w:val="24"/>
-        </w:rPr>
-      </w:pPr>
-      <w:r>
-        <w:rPr>
-          <w:rFonts w:ascii="Segoe UI Symbol" w:eastAsia="Times New Roman" w:hAnsi="Segoe UI Symbol" w:cs="Segoe UI Symbol"/>
-          <w:sz w:val="24"/>
-          <w:szCs w:val="24"/>
-        </w:rPr>
-        <w:t>✅</w:t>
-      </w:r>
-      <w:r>
-        <w:rPr>
-          <w:rFonts w:ascii="Times New Roman" w:eastAsia="Times New Roman" w:hAnsi="Times New Roman" w:cs="Times New Roman"/>
-          <w:sz w:val="24"/>
-          <w:szCs w:val="24"/>
-        </w:rPr>
-        <w:t xml:space="preserve"> </w:t>
-      </w:r>
-      <w:r>
-        <w:rPr>
-          <w:rFonts w:ascii="Times New Roman" w:eastAsia="Times New Roman" w:hAnsi="Times New Roman" w:cs="Times New Roman"/>
-          <w:b/>
-          <w:bCs/>
-          <w:sz w:val="24"/>
-          <w:szCs w:val="24"/>
-        </w:rPr>
-        <w:t>Correct Answer: (a</w:t>
-      </w:r>
-      <w:proofErr w:type="gramStart"/>
-      <w:r>
-        <w:rPr>
-          <w:rFonts w:ascii="Times New Roman" w:eastAsia="Times New Roman" w:hAnsi="Times New Roman" w:cs="Times New Roman"/>
-          <w:b/>
-          <w:bCs/>
-          <w:sz w:val="24"/>
-          <w:szCs w:val="24"/>
-        </w:rPr>
-        <w:t>)</w:t>
-      </w:r>
-      <w:proofErr w:type="gramEnd"/>
-      <w:r>
-        <w:rPr>
-          <w:rFonts w:ascii="Times New Roman" w:eastAsia="Times New Roman" w:hAnsi="Times New Roman" w:cs="Times New Roman"/>
-          <w:sz w:val="24"/>
-          <w:szCs w:val="24"/>
-        </w:rPr>
-        <w:br/>
-      </w:r>
-      <w:r>
-        <w:rPr>
-          <w:rFonts w:ascii="Times New Roman" w:eastAsia="Times New Roman" w:hAnsi="Times New Roman" w:cs="Times New Roman"/>
-          <w:b/>
-          <w:bCs/>
-          <w:sz w:val="24"/>
-          <w:szCs w:val="24"/>
-        </w:rPr>
-        <w:t>Both A and R are true, and R is the correct explanation of A.</w:t>
-      </w:r>
-    </w:p>
-    <w:p>
-      <w:pPr>
-        <w:spacing w:after="0" w:line="240" w:lineRule="auto"/>
-        <w:rPr>
-          <w:rFonts w:ascii="Times New Roman" w:eastAsia="Times New Roman" w:hAnsi="Times New Roman" w:cs="Times New Roman"/>
-          <w:sz w:val="24"/>
-          <w:szCs w:val="24"/>
-        </w:rPr>
-      </w:pPr>
-      <w:r>
-        <w:rPr>
-          <w:rFonts w:ascii="Times New Roman" w:eastAsia="Times New Roman" w:hAnsi="Times New Roman" w:cs="Times New Roman"/>
-          <w:sz w:val="24"/>
-          <w:szCs w:val="24"/>
-        </w:rPr>
-        <w:pict>
-          <v:rect id="_x0000_i1038" style="width:0;height:1.5pt" o:hralign="center" o:hrstd="t" o:hr="t" fillcolor="#a0a0a0" stroked="f"/>
-        </w:pict>
-      </w:r>
-    </w:p>
-    <w:p>
-      <w:pPr>
-        <w:spacing w:before="100" w:beforeAutospacing="1" w:after="100" w:afterAutospacing="1" w:line="240" w:lineRule="auto"/>
-        <w:outlineLvl w:val="2"/>
-        <w:rPr>
-          <w:rFonts w:ascii="Times New Roman" w:eastAsia="Times New Roman" w:hAnsi="Times New Roman" w:cs="Times New Roman"/>
-          <w:b/>
-          <w:bCs/>
-          <w:color w:val="00B050"/>
-          <w:sz w:val="27"/>
-          <w:szCs w:val="27"/>
-        </w:rPr>
-      </w:pPr>
-      <w:r>
-        <w:rPr>
-          <w:rFonts w:ascii="Times New Roman" w:eastAsia="Times New Roman" w:hAnsi="Times New Roman" w:cs="Times New Roman"/>
-          <w:b/>
-          <w:bCs/>
-          <w:color w:val="00B050"/>
-          <w:sz w:val="27"/>
-          <w:szCs w:val="27"/>
-        </w:rPr>
-        <w:t>Question 2</w:t>
-      </w:r>
-    </w:p>
-    <w:p>
-      <w:pPr>
-        <w:spacing w:before="100" w:beforeAutospacing="1" w:after="100" w:afterAutospacing="1" w:line="240" w:lineRule="auto"/>
-        <w:ind w:left="360"/>
-        <w:rPr>
-          <w:rFonts w:ascii="Times New Roman" w:eastAsia="Times New Roman" w:hAnsi="Times New Roman" w:cs="Times New Roman"/>
-          <w:sz w:val="24"/>
-          <w:szCs w:val="24"/>
-        </w:rPr>
-      </w:pPr>
-      <w:r>
-        <w:rPr>
-          <w:rFonts w:ascii="Times New Roman" w:eastAsia="Times New Roman" w:hAnsi="Times New Roman" w:cs="Times New Roman"/>
-          <w:b/>
-          <w:bCs/>
-          <w:sz w:val="24"/>
-          <w:szCs w:val="24"/>
-        </w:rPr>
-        <w:t>Assertion (A):</w:t>
-      </w:r>
-      <w:r>
-        <w:rPr>
-          <w:rFonts w:ascii="Times New Roman" w:eastAsia="Times New Roman" w:hAnsi="Times New Roman" w:cs="Times New Roman"/>
-          <w:sz w:val="24"/>
-          <w:szCs w:val="24"/>
-        </w:rPr>
-        <w:t xml:space="preserve"> Encapsulation and data abstraction are often used interchangeably. </w:t>
-      </w:r>
-      <w:r>
-        <w:rPr>
-          <w:rFonts w:ascii="Segoe UI Symbol" w:eastAsia="Times New Roman" w:hAnsi="Segoe UI Symbol" w:cs="Segoe UI Symbol"/>
-          <w:sz w:val="24"/>
-          <w:szCs w:val="24"/>
-        </w:rPr>
-        <w:t>❌</w:t>
-      </w:r>
-      <w:r>
-        <w:rPr>
-          <w:rFonts w:ascii="Times New Roman" w:eastAsia="Times New Roman" w:hAnsi="Times New Roman" w:cs="Times New Roman"/>
-          <w:sz w:val="24"/>
-          <w:szCs w:val="24"/>
-        </w:rPr>
-        <w:t xml:space="preserve"> (False</w:t>
-      </w:r>
-      <w:proofErr w:type="gramStart"/>
-      <w:r>
-        <w:rPr>
-          <w:rFonts w:ascii="Times New Roman" w:eastAsia="Times New Roman" w:hAnsi="Times New Roman" w:cs="Times New Roman"/>
-          <w:sz w:val="24"/>
-          <w:szCs w:val="24"/>
-        </w:rPr>
-        <w:t>)</w:t>
-      </w:r>
-      <w:proofErr w:type="gramEnd"/>
-      <w:r>
-        <w:rPr>
-          <w:rFonts w:ascii="Times New Roman" w:eastAsia="Times New Roman" w:hAnsi="Times New Roman" w:cs="Times New Roman"/>
-          <w:sz w:val="24"/>
-          <w:szCs w:val="24"/>
-        </w:rPr>
-        <w:br/>
-      </w:r>
-      <w:r>
-        <w:rPr>
-          <w:rFonts w:ascii="Times New Roman" w:eastAsia="Times New Roman" w:hAnsi="Times New Roman" w:cs="Times New Roman"/>
-          <w:b/>
-          <w:bCs/>
-          <w:sz w:val="24"/>
-          <w:szCs w:val="24"/>
-        </w:rPr>
-        <w:t>Reason (R):</w:t>
-      </w:r>
-      <w:r>
-        <w:rPr>
-          <w:rFonts w:ascii="Times New Roman" w:eastAsia="Times New Roman" w:hAnsi="Times New Roman" w:cs="Times New Roman"/>
-          <w:sz w:val="24"/>
-          <w:szCs w:val="24"/>
-        </w:rPr>
-        <w:t xml:space="preserve"> Encapsulation hides internal workings, while abstraction shows only relevant details. </w:t>
-      </w:r>
-      <w:r>
-        <w:rPr>
-          <w:rFonts w:ascii="Segoe UI Symbol" w:eastAsia="Times New Roman" w:hAnsi="Segoe UI Symbol" w:cs="Segoe UI Symbol"/>
-          <w:sz w:val="24"/>
-          <w:szCs w:val="24"/>
-        </w:rPr>
-        <w:t>✅</w:t>
-      </w:r>
-      <w:r>
-        <w:rPr>
-          <w:rFonts w:ascii="Times New Roman" w:eastAsia="Times New Roman" w:hAnsi="Times New Roman" w:cs="Times New Roman"/>
-          <w:sz w:val="24"/>
-          <w:szCs w:val="24"/>
-        </w:rPr>
-        <w:t xml:space="preserve"> (True)</w:t>
-      </w:r>
-    </w:p>
-    <w:p>
-      <w:pPr>
-        <w:spacing w:before="100" w:beforeAutospacing="1" w:after="100" w:afterAutospacing="1" w:line="240" w:lineRule="auto"/>
-        <w:ind w:left="360"/>
-        <w:rPr>
-          <w:rFonts w:ascii="Times New Roman" w:eastAsia="Times New Roman" w:hAnsi="Times New Roman" w:cs="Times New Roman"/>
-          <w:sz w:val="24"/>
-          <w:szCs w:val="24"/>
-        </w:rPr>
-      </w:pPr>
-      <w:r>
-        <w:rPr>
-          <w:rFonts w:ascii="Segoe UI Symbol" w:eastAsia="Times New Roman" w:hAnsi="Segoe UI Symbol" w:cs="Segoe UI Symbol"/>
-          <w:sz w:val="24"/>
-          <w:szCs w:val="24"/>
-        </w:rPr>
-        <w:t>👉</w:t>
-      </w:r>
-      <w:r>
-        <w:rPr>
-          <w:rFonts w:ascii="Times New Roman" w:eastAsia="Times New Roman" w:hAnsi="Times New Roman" w:cs="Times New Roman"/>
-          <w:sz w:val="24"/>
-          <w:szCs w:val="24"/>
-        </w:rPr>
-        <w:t xml:space="preserve"> </w:t>
-      </w:r>
-      <w:proofErr w:type="gramStart"/>
-      <w:r>
-        <w:rPr>
-          <w:rFonts w:ascii="Times New Roman" w:eastAsia="Times New Roman" w:hAnsi="Times New Roman" w:cs="Times New Roman"/>
-          <w:sz w:val="24"/>
-          <w:szCs w:val="24"/>
-        </w:rPr>
-        <w:t>The</w:t>
-      </w:r>
-      <w:proofErr w:type="gramEnd"/>
-      <w:r>
-        <w:rPr>
-          <w:rFonts w:ascii="Times New Roman" w:eastAsia="Times New Roman" w:hAnsi="Times New Roman" w:cs="Times New Roman"/>
-          <w:sz w:val="24"/>
-          <w:szCs w:val="24"/>
-        </w:rPr>
-        <w:t xml:space="preserve"> reason clearly shows that they are </w:t>
-      </w:r>
-      <w:r>
-        <w:rPr>
-          <w:rFonts w:ascii="Times New Roman" w:eastAsia="Times New Roman" w:hAnsi="Times New Roman" w:cs="Times New Roman"/>
-          <w:b/>
-          <w:bCs/>
-          <w:sz w:val="24"/>
-          <w:szCs w:val="24"/>
-        </w:rPr>
-        <w:t>different concepts</w:t>
-      </w:r>
-      <w:r>
-        <w:rPr>
-          <w:rFonts w:ascii="Times New Roman" w:eastAsia="Times New Roman" w:hAnsi="Times New Roman" w:cs="Times New Roman"/>
-          <w:sz w:val="24"/>
-          <w:szCs w:val="24"/>
-        </w:rPr>
-        <w:t xml:space="preserve">, so they should </w:t>
-      </w:r>
-      <w:r>
-        <w:rPr>
-          <w:rFonts w:ascii="Times New Roman" w:eastAsia="Times New Roman" w:hAnsi="Times New Roman" w:cs="Times New Roman"/>
-          <w:b/>
-          <w:bCs/>
-          <w:sz w:val="24"/>
-          <w:szCs w:val="24"/>
-        </w:rPr>
-        <w:t>not be used interchangeably</w:t>
-      </w:r>
-      <w:r>
-        <w:rPr>
-          <w:rFonts w:ascii="Times New Roman" w:eastAsia="Times New Roman" w:hAnsi="Times New Roman" w:cs="Times New Roman"/>
-          <w:sz w:val="24"/>
-          <w:szCs w:val="24"/>
-        </w:rPr>
-        <w:t>.</w:t>
-      </w:r>
-    </w:p>
-    <w:p>
-      <w:pPr>
-        <w:spacing w:before="100" w:beforeAutospacing="1" w:after="100" w:afterAutospacing="1" w:line="240" w:lineRule="auto"/>
-        <w:ind w:left="360"/>
-        <w:rPr>
-          <w:rFonts w:ascii="Times New Roman" w:eastAsia="Times New Roman" w:hAnsi="Times New Roman" w:cs="Times New Roman"/>
-          <w:sz w:val="24"/>
-          <w:szCs w:val="24"/>
-        </w:rPr>
-      </w:pPr>
-      <w:r>
-        <w:rPr>
-          <w:rFonts w:ascii="Segoe UI Symbol" w:eastAsia="Times New Roman" w:hAnsi="Segoe UI Symbol" w:cs="Segoe UI Symbol"/>
-          <w:sz w:val="24"/>
-          <w:szCs w:val="24"/>
-        </w:rPr>
-        <w:t>✅</w:t>
-      </w:r>
-      <w:r>
-        <w:rPr>
-          <w:rFonts w:ascii="Times New Roman" w:eastAsia="Times New Roman" w:hAnsi="Times New Roman" w:cs="Times New Roman"/>
-          <w:sz w:val="24"/>
-          <w:szCs w:val="24"/>
-        </w:rPr>
-        <w:t xml:space="preserve"> </w:t>
-      </w:r>
-      <w:r>
-        <w:rPr>
-          <w:rFonts w:ascii="Times New Roman" w:eastAsia="Times New Roman" w:hAnsi="Times New Roman" w:cs="Times New Roman"/>
-          <w:b/>
-          <w:bCs/>
-          <w:sz w:val="24"/>
-          <w:szCs w:val="24"/>
-        </w:rPr>
-        <w:t>Correct Answer: (d</w:t>
-      </w:r>
-      <w:proofErr w:type="gramStart"/>
-      <w:r>
-        <w:rPr>
-          <w:rFonts w:ascii="Times New Roman" w:eastAsia="Times New Roman" w:hAnsi="Times New Roman" w:cs="Times New Roman"/>
-          <w:b/>
-          <w:bCs/>
-          <w:sz w:val="24"/>
-          <w:szCs w:val="24"/>
-        </w:rPr>
-        <w:t>)</w:t>
-      </w:r>
-      <w:proofErr w:type="gramEnd"/>
-      <w:r>
-        <w:rPr>
-          <w:rFonts w:ascii="Times New Roman" w:eastAsia="Times New Roman" w:hAnsi="Times New Roman" w:cs="Times New Roman"/>
-          <w:sz w:val="24"/>
-          <w:szCs w:val="24"/>
-        </w:rPr>
-        <w:br/>
-      </w:r>
-      <w:r>
-        <w:rPr>
-          <w:rFonts w:ascii="Times New Roman" w:eastAsia="Times New Roman" w:hAnsi="Times New Roman" w:cs="Times New Roman"/>
-          <w:b/>
-          <w:bCs/>
-          <w:sz w:val="24"/>
-          <w:szCs w:val="24"/>
-        </w:rPr>
-        <w:t>A is false, but R is true.</w:t>
-      </w:r>
-    </w:p>
-    <w:p>
-      <w:pPr>
-        <w:spacing w:before="100" w:beforeAutospacing="1" w:after="100" w:afterAutospacing="1" w:line="240" w:lineRule="auto"/>
-        <w:rPr>
-          <w:rFonts w:ascii="Times New Roman" w:eastAsia="Times New Roman" w:hAnsi="Times New Roman" w:cs="Times New Roman"/>
-          <w:sz w:val="24"/>
-          <w:szCs w:val="24"/>
-        </w:rPr>
-      </w:pPr>
-    </w:p>
-    <w:p>
-      <w:pPr>
-        <w:spacing w:before="100" w:beforeAutospacing="1" w:after="100" w:afterAutospacing="1" w:line="240" w:lineRule="auto"/>
-        <w:rPr>
-          <w:rFonts w:ascii="Times New Roman" w:eastAsia="Times New Roman" w:hAnsi="Times New Roman" w:cs="Times New Roman"/>
-          <w:sz w:val="24"/>
-          <w:szCs w:val="24"/>
-        </w:rPr>
-      </w:pPr>
-    </w:p>
-    <w:p>
-      <w:pPr>
-        <w:spacing w:before="100" w:beforeAutospacing="1" w:after="100" w:afterAutospacing="1" w:line="240" w:lineRule="auto"/>
-        <w:rPr>
-          <w:rFonts w:ascii="Times New Roman" w:eastAsia="Times New Roman" w:hAnsi="Times New Roman" w:cs="Times New Roman"/>
-          <w:sz w:val="24"/>
-          <w:szCs w:val="24"/>
-        </w:rPr>
-      </w:pPr>
-    </w:p>
-    <w:p>
-      <w:pPr>
-        <w:spacing w:before="100" w:beforeAutospacing="1" w:after="100" w:afterAutospacing="1" w:line="240" w:lineRule="auto"/>
-        <w:rPr>
-          <w:rFonts w:ascii="Times New Roman" w:eastAsia="Times New Roman" w:hAnsi="Times New Roman" w:cs="Times New Roman"/>
-          <w:sz w:val="24"/>
-          <w:szCs w:val="24"/>
-        </w:rPr>
-      </w:pPr>
-    </w:p>
-    <w:p>
-      <w:pPr>
-        <w:pStyle w:val="Heading3"/>
-        <w:ind w:left="270"/>
-        <w:jc w:val="center"/>
-        <w:rPr>
-          <w:b w:val="0"/>
-          <w:bCs w:val="0"/>
-          <w:sz w:val="24"/>
-          <w:szCs w:val="24"/>
-        </w:rPr>
-      </w:pPr>
-      <w:r>
-        <w:rPr>
-          <w:b w:val="0"/>
-          <w:bCs w:val="0"/>
-          <w:sz w:val="24"/>
-          <w:szCs w:val="24"/>
-        </w:rPr>
-        <w:t>******************************************************</w:t>
-      </w:r>
-    </w:p>
-    <w:p>
-      <w:pPr>
-        <w:pStyle w:val="Heading3"/>
-        <w:numPr>
-          <w:ilvl w:val="2"/>
-          <w:numId w:val="7"/>
-        </w:numPr>
-        <w:tabs>
-          <w:tab w:val="left" w:pos="1800"/>
-        </w:tabs>
-        <w:spacing w:before="0" w:beforeAutospacing="0" w:after="0" w:afterAutospacing="0"/>
-        <w:ind w:left="1710"/>
-      </w:pPr>
-      <w:r>
-        <w:rPr>
-          <w:rStyle w:val="Strong"/>
-          <w:b/>
-          <w:bCs/>
-        </w:rPr>
-        <w:t>Difference between Abstraction and Encapsulation</w:t>
-      </w:r>
-    </w:p>
-    <w:tbl>
-      <w:tblPr>
-        <w:tblStyle w:val="TableGrid"/>
-        <w:tblpPr w:leftFromText="180" w:rightFromText="180" w:vertAnchor="text" w:horzAnchor="margin" w:tblpXSpec="center" w:tblpY="564"/>
-        <w:tblW w:w="9727" w:type="dxa"/>
-        <w:tblLook w:val="04A0" w:firstRow="1" w:lastRow="0" w:firstColumn="1" w:lastColumn="0" w:noHBand="0" w:noVBand="1"/>
-      </w:tblPr>
-      <w:tblGrid>
-        <w:gridCol w:w="4939"/>
-        <w:gridCol w:w="4788"/>
-      </w:tblGrid>
-      <w:tr>
-        <w:trPr>
-          <w:trHeight w:val="500"/>
-        </w:trPr>
-        <w:tc>
-          <w:tcPr>
-            <w:tcW w:w="0" w:type="auto"/>
-            <w:hideMark/>
-          </w:tcPr>
-          <w:p>
-            <w:pPr>
-              <w:spacing w:after="0" w:line="240" w:lineRule="auto"/>
-              <w:ind w:left="270"/>
-              <w:jc w:val="center"/>
-              <w:rPr>
-                <w:b/>
-                <w:bCs/>
-              </w:rPr>
-            </w:pPr>
-            <w:r>
-              <w:rPr>
-                <w:rStyle w:val="Strong"/>
-              </w:rPr>
-              <w:t>Abstraction</w:t>
-            </w:r>
-          </w:p>
-        </w:tc>
-        <w:tc>
-          <w:tcPr>
-            <w:tcW w:w="0" w:type="auto"/>
-            <w:hideMark/>
-          </w:tcPr>
-          <w:p>
-            <w:pPr>
-              <w:spacing w:line="240" w:lineRule="auto"/>
-              <w:ind w:left="270"/>
-              <w:jc w:val="center"/>
-              <w:rPr>
-                <w:b/>
-                <w:bCs/>
-              </w:rPr>
-            </w:pPr>
-            <w:r>
-              <w:rPr>
-                <w:rStyle w:val="Strong"/>
-              </w:rPr>
-              <w:t>Encapsulation</w:t>
-            </w:r>
-          </w:p>
-        </w:tc>
-      </w:tr>
-      <w:tr>
-        <w:trPr>
-          <w:trHeight w:val="801"/>
-        </w:trPr>
-        <w:tc>
-          <w:tcPr>
-            <w:tcW w:w="0" w:type="auto"/>
-            <w:hideMark/>
-          </w:tcPr>
-          <w:p>
-            <w:pPr>
-              <w:spacing w:line="240" w:lineRule="auto"/>
-              <w:ind w:left="270"/>
-            </w:pPr>
-            <w:r>
-              <w:t xml:space="preserve">Hides </w:t>
-            </w:r>
-            <w:r>
-              <w:rPr>
-                <w:rStyle w:val="Strong"/>
-              </w:rPr>
-              <w:t>implementation details</w:t>
-            </w:r>
-            <w:r>
-              <w:t xml:space="preserve"> and shows only the </w:t>
-            </w:r>
-            <w:r>
-              <w:rPr>
-                <w:rStyle w:val="Strong"/>
-              </w:rPr>
-              <w:t>essential features</w:t>
-            </w:r>
-            <w:r>
-              <w:t xml:space="preserve"> to the user.</w:t>
-            </w:r>
-          </w:p>
-        </w:tc>
-        <w:tc>
-          <w:tcPr>
-            <w:tcW w:w="0" w:type="auto"/>
-            <w:hideMark/>
-          </w:tcPr>
-          <w:p>
-            <w:pPr>
-              <w:spacing w:line="240" w:lineRule="auto"/>
-              <w:ind w:left="270"/>
-            </w:pPr>
-            <w:r>
-              <w:t xml:space="preserve">Binds </w:t>
-            </w:r>
-            <w:r>
-              <w:rPr>
-                <w:rStyle w:val="Strong"/>
-              </w:rPr>
-              <w:t>data</w:t>
-            </w:r>
-            <w:r>
-              <w:t xml:space="preserve"> and </w:t>
-            </w:r>
-            <w:r>
-              <w:rPr>
-                <w:rStyle w:val="Strong"/>
-              </w:rPr>
-              <w:t>functions</w:t>
-            </w:r>
-            <w:r>
-              <w:t xml:space="preserve"> into a </w:t>
-            </w:r>
-            <w:r>
-              <w:rPr>
-                <w:rStyle w:val="Strong"/>
-              </w:rPr>
-              <w:t>single unit</w:t>
-            </w:r>
-            <w:r>
-              <w:t xml:space="preserve"> (class) and hides internal data.</w:t>
-            </w:r>
-          </w:p>
-        </w:tc>
-      </w:tr>
-      <w:tr>
-        <w:trPr>
-          <w:trHeight w:val="487"/>
-        </w:trPr>
-        <w:tc>
-          <w:tcPr>
-            <w:tcW w:w="0" w:type="auto"/>
-            <w:hideMark/>
-          </w:tcPr>
-          <w:p>
-            <w:pPr>
-              <w:spacing w:line="240" w:lineRule="auto"/>
-              <w:ind w:left="270"/>
-            </w:pPr>
-            <w:r>
-              <w:t xml:space="preserve">Focuses on </w:t>
-            </w:r>
-            <w:r>
-              <w:rPr>
-                <w:rStyle w:val="Strong"/>
-              </w:rPr>
-              <w:t>what</w:t>
-            </w:r>
-            <w:r>
-              <w:t xml:space="preserve"> an object does.</w:t>
-            </w:r>
-          </w:p>
-        </w:tc>
-        <w:tc>
-          <w:tcPr>
-            <w:tcW w:w="0" w:type="auto"/>
-            <w:hideMark/>
-          </w:tcPr>
-          <w:p>
-            <w:pPr>
-              <w:spacing w:line="240" w:lineRule="auto"/>
-              <w:ind w:left="270"/>
-            </w:pPr>
-            <w:r>
-              <w:t xml:space="preserve">Focuses on </w:t>
-            </w:r>
-            <w:r>
-              <w:rPr>
-                <w:rStyle w:val="Strong"/>
-              </w:rPr>
-              <w:t>how</w:t>
-            </w:r>
-            <w:r>
-              <w:t xml:space="preserve"> data is protected and maintained.</w:t>
-            </w:r>
-          </w:p>
-        </w:tc>
-      </w:tr>
-      <w:tr>
-        <w:trPr>
-          <w:trHeight w:val="812"/>
-        </w:trPr>
-        <w:tc>
-          <w:tcPr>
-            <w:tcW w:w="0" w:type="auto"/>
-            <w:hideMark/>
-          </w:tcPr>
-          <w:p>
-            <w:pPr>
-              <w:spacing w:line="240" w:lineRule="auto"/>
-              <w:ind w:left="270"/>
-            </w:pPr>
-            <w:r>
-              <w:t xml:space="preserve">Achieved using </w:t>
-            </w:r>
-            <w:r>
-              <w:rPr>
-                <w:rStyle w:val="Strong"/>
-              </w:rPr>
-              <w:t>abstract classes</w:t>
-            </w:r>
-            <w:r>
-              <w:t xml:space="preserve"> or </w:t>
-            </w:r>
-            <w:r>
-              <w:rPr>
-                <w:rStyle w:val="Strong"/>
-              </w:rPr>
-              <w:t>interfaces</w:t>
-            </w:r>
-            <w:r>
-              <w:t>.</w:t>
-            </w:r>
-          </w:p>
-        </w:tc>
-        <w:tc>
-          <w:tcPr>
-            <w:tcW w:w="0" w:type="auto"/>
-            <w:hideMark/>
-          </w:tcPr>
-          <w:p>
-            <w:pPr>
-              <w:spacing w:line="240" w:lineRule="auto"/>
-              <w:ind w:left="270"/>
-            </w:pPr>
-            <w:r>
-              <w:t xml:space="preserve">Achieved using </w:t>
-            </w:r>
-            <w:r>
-              <w:rPr>
-                <w:rStyle w:val="Strong"/>
-              </w:rPr>
-              <w:t>classes</w:t>
-            </w:r>
-            <w:r>
-              <w:t xml:space="preserve"> and </w:t>
-            </w:r>
-            <w:r>
-              <w:rPr>
-                <w:rStyle w:val="Strong"/>
-              </w:rPr>
-              <w:t>access specifiers</w:t>
-            </w:r>
-            <w:r>
-              <w:t xml:space="preserve"> (private, public, protected).</w:t>
-            </w:r>
-          </w:p>
-        </w:tc>
-      </w:tr>
-      <w:tr>
-        <w:trPr>
-          <w:trHeight w:val="801"/>
-        </w:trPr>
-        <w:tc>
-          <w:tcPr>
-            <w:tcW w:w="0" w:type="auto"/>
-            <w:hideMark/>
-          </w:tcPr>
-          <w:p>
-            <w:pPr>
-              <w:spacing w:line="240" w:lineRule="auto"/>
-              <w:ind w:left="270"/>
-            </w:pPr>
-            <w:r>
-              <w:lastRenderedPageBreak/>
-              <w:t>Example: Driving a car without knowing how the engine works.</w:t>
-            </w:r>
-          </w:p>
-        </w:tc>
-        <w:tc>
-          <w:tcPr>
-            <w:tcW w:w="0" w:type="auto"/>
-            <w:hideMark/>
-          </w:tcPr>
-          <w:p>
-            <w:pPr>
-              <w:spacing w:line="240" w:lineRule="auto"/>
-              <w:ind w:left="270"/>
-            </w:pPr>
-            <w:r>
-              <w:t>Example: Data members are private, and access is provided via public methods.</w:t>
-            </w:r>
-          </w:p>
-        </w:tc>
-      </w:tr>
-      <w:tr>
-        <w:trPr>
-          <w:trHeight w:val="487"/>
-        </w:trPr>
-        <w:tc>
-          <w:tcPr>
-            <w:tcW w:w="0" w:type="auto"/>
-            <w:hideMark/>
-          </w:tcPr>
-          <w:p>
-            <w:pPr>
-              <w:spacing w:line="240" w:lineRule="auto"/>
-              <w:ind w:left="270"/>
-            </w:pPr>
-            <w:r>
-              <w:t xml:space="preserve">Promotes </w:t>
-            </w:r>
-            <w:r>
-              <w:rPr>
-                <w:rStyle w:val="Strong"/>
-              </w:rPr>
-              <w:t>simplicity</w:t>
-            </w:r>
-            <w:r>
-              <w:t>.</w:t>
-            </w:r>
-          </w:p>
-        </w:tc>
-        <w:tc>
-          <w:tcPr>
-            <w:tcW w:w="0" w:type="auto"/>
-            <w:hideMark/>
-          </w:tcPr>
-          <w:p>
-            <w:pPr>
-              <w:spacing w:line="240" w:lineRule="auto"/>
-              <w:ind w:left="270"/>
-            </w:pPr>
-            <w:r>
-              <w:t xml:space="preserve">Promotes </w:t>
-            </w:r>
-            <w:r>
-              <w:rPr>
-                <w:rStyle w:val="Strong"/>
-              </w:rPr>
-              <w:t>security</w:t>
-            </w:r>
-            <w:r>
-              <w:t>.</w:t>
-            </w:r>
-          </w:p>
-        </w:tc>
-      </w:tr>
-    </w:tbl>
-    <w:p>
-      <w:pPr>
-        <w:pStyle w:val="Heading3"/>
-        <w:ind w:left="270"/>
-        <w:rPr>
-          <w:rStyle w:val="Strong"/>
-          <w:b/>
-          <w:bCs/>
-        </w:rPr>
-      </w:pPr>
-      <w:r>
-        <w:rPr>
-          <w:noProof/>
-        </w:rPr>
-        <mc:AlternateContent>
-          <mc:Choice Requires="wpg">
-            <w:drawing>
-              <wp:anchor distT="0" distB="0" distL="114300" distR="114300" simplePos="0" relativeHeight="251678720" behindDoc="1" locked="0" layoutInCell="1" allowOverlap="1" wp14:anchorId="26E5A29E" wp14:editId="529C5805">
-                <wp:simplePos x="0" y="0"/>
-                <wp:positionH relativeFrom="page">
-                  <wp:posOffset>5977255</wp:posOffset>
-                </wp:positionH>
-                <wp:positionV relativeFrom="paragraph">
-                  <wp:posOffset>-905510</wp:posOffset>
-                </wp:positionV>
-                <wp:extent cx="1485182" cy="13095734"/>
-                <wp:effectExtent l="95250" t="38100" r="20320" b="125095"/>
-                <wp:wrapNone/>
-                <wp:docPr id="110" name="Group 3"/>
-                <wp:cNvGraphicFramePr>
-                  <a:graphicFrameLocks xmlns:a="http://schemas.openxmlformats.org/drawingml/2006/main"/>
-                </wp:cNvGraphicFramePr>
-                <a:graphic xmlns:a="http://schemas.openxmlformats.org/drawingml/2006/main">
-                  <a:graphicData uri="http://schemas.microsoft.com/office/word/2010/wordprocessingGroup">
-                    <wpg:wgp>
-                      <wpg:cNvGrpSpPr>
-                        <a:grpSpLocks/>
-                      </wpg:cNvGrpSpPr>
-                      <wpg:grpSpPr bwMode="auto">
-                        <a:xfrm>
-                          <a:off x="0" y="0"/>
-                          <a:ext cx="1485182" cy="13095734"/>
-                          <a:chOff x="7571" y="-22"/>
-                          <a:chExt cx="2395" cy="20510"/>
-                        </a:xfrm>
-                      </wpg:grpSpPr>
-                      <wps:wsp>
-                        <wps:cNvPr id="111" name="AutoShape 128"/>
-                        <wps:cNvCnPr>
-                          <a:cxnSpLocks noChangeShapeType="1"/>
-                        </wps:cNvCnPr>
-                        <wps:spPr bwMode="auto">
-                          <a:xfrm>
-                            <a:off x="9966" y="6"/>
-                            <a:ext cx="0" cy="20454"/>
-                          </a:xfrm>
-                          <a:prstGeom prst="straightConnector1">
-                            <a:avLst/>
-                          </a:prstGeom>
-                          <a:ln>
-                            <a:solidFill>
-                              <a:schemeClr val="accent6">
-                                <a:lumMod val="75000"/>
-                              </a:schemeClr>
-                            </a:solidFill>
-                            <a:headEnd/>
-                            <a:tailEnd/>
-                          </a:ln>
-                        </wps:spPr>
-                        <wps:style>
-                          <a:lnRef idx="1">
-                            <a:schemeClr val="dk1"/>
-                          </a:lnRef>
-                          <a:fillRef idx="0">
-                            <a:schemeClr val="dk1"/>
-                          </a:fillRef>
-                          <a:effectRef idx="0">
-                            <a:schemeClr val="dk1"/>
-                          </a:effectRef>
-                          <a:fontRef idx="minor">
-                            <a:schemeClr val="tx1"/>
-                          </a:fontRef>
-                        </wps:style>
-                        <wps:bodyPr/>
-                      </wps:wsp>
-                      <wps:wsp>
-                        <wps:cNvPr id="112" name="AutoShape 127"/>
-                        <wps:cNvCnPr>
-                          <a:cxnSpLocks noChangeShapeType="1"/>
-                        </wps:cNvCnPr>
-                        <wps:spPr bwMode="auto">
-                          <a:xfrm>
-                            <a:off x="9710" y="6"/>
-                            <a:ext cx="0" cy="20368"/>
-                          </a:xfrm>
-                          <a:prstGeom prst="straightConnector1">
-                            <a:avLst/>
-                          </a:prstGeom>
-                          <a:ln>
-                            <a:solidFill>
-                              <a:schemeClr val="accent6">
-                                <a:lumMod val="60000"/>
-                                <a:lumOff val="40000"/>
-                              </a:schemeClr>
-                            </a:solidFill>
-                            <a:headEnd/>
-                            <a:tailEnd/>
-                          </a:ln>
-                          <a:scene3d>
-                            <a:camera prst="orthographicFront"/>
-                            <a:lightRig rig="threePt" dir="t"/>
-                          </a:scene3d>
-                          <a:sp3d>
-                            <a:bevelT w="139700" h="139700" prst="divot"/>
-                          </a:sp3d>
-                        </wps:spPr>
-                        <wps:style>
-                          <a:lnRef idx="3">
-                            <a:schemeClr val="lt1"/>
-                          </a:lnRef>
-                          <a:fillRef idx="1">
-                            <a:schemeClr val="accent1"/>
-                          </a:fillRef>
-                          <a:effectRef idx="1">
-                            <a:schemeClr val="accent1"/>
-                          </a:effectRef>
-                          <a:fontRef idx="minor">
-                            <a:schemeClr val="lt1"/>
-                          </a:fontRef>
-                        </wps:style>
-                        <wps:bodyPr/>
-                      </wps:wsp>
-                      <wps:wsp>
-                        <wps:cNvPr id="113" name="AutoShape 101"/>
-                        <wps:cNvCnPr>
-                          <a:cxnSpLocks noChangeShapeType="1"/>
-                        </wps:cNvCnPr>
-                        <wps:spPr bwMode="auto">
-                          <a:xfrm>
-                            <a:off x="9563" y="-22"/>
-                            <a:ext cx="0" cy="20482"/>
-                          </a:xfrm>
-                          <a:prstGeom prst="straightConnector1">
-                            <a:avLst/>
-                          </a:prstGeom>
-                          <a:ln>
-                            <a:solidFill>
-                              <a:schemeClr val="accent6">
-                                <a:lumMod val="75000"/>
-                              </a:schemeClr>
-                            </a:solidFill>
-                            <a:headEnd/>
-                            <a:tailEnd/>
-                          </a:ln>
-                        </wps:spPr>
-                        <wps:style>
-                          <a:lnRef idx="2">
-                            <a:schemeClr val="dk1"/>
-                          </a:lnRef>
-                          <a:fillRef idx="0">
-                            <a:schemeClr val="dk1"/>
-                          </a:fillRef>
-                          <a:effectRef idx="1">
-                            <a:schemeClr val="dk1"/>
-                          </a:effectRef>
-                          <a:fontRef idx="minor">
-                            <a:schemeClr val="tx1"/>
-                          </a:fontRef>
-                        </wps:style>
-                        <wps:bodyPr/>
-                      </wps:wsp>
-                      <wps:wsp>
-                        <wps:cNvPr id="114" name="Oval 121"/>
-                        <wps:cNvSpPr>
-                          <a:spLocks noChangeArrowheads="1"/>
-                        </wps:cNvSpPr>
-                        <wps:spPr bwMode="auto">
-                          <a:xfrm>
-                            <a:off x="7571" y="14109"/>
-                            <a:ext cx="1776" cy="2051"/>
-                          </a:xfrm>
-                          <a:prstGeom prst="ellipse">
-                            <a:avLst/>
-                          </a:prstGeom>
-                          <a:gradFill>
-                            <a:gsLst>
-                              <a:gs pos="0">
-                                <a:schemeClr val="accent1">
-                                  <a:lumMod val="5000"/>
-                                  <a:lumOff val="95000"/>
-                                </a:schemeClr>
-                              </a:gs>
-                              <a:gs pos="31000">
-                                <a:schemeClr val="accent6">
-                                  <a:lumMod val="40000"/>
-                                  <a:lumOff val="60000"/>
-                                </a:schemeClr>
-                              </a:gs>
-                              <a:gs pos="83000">
-                                <a:schemeClr val="accent6">
-                                  <a:lumMod val="40000"/>
-                                  <a:lumOff val="60000"/>
-                                </a:schemeClr>
-                              </a:gs>
-                              <a:gs pos="100000">
-                                <a:schemeClr val="accent1">
-                                  <a:lumMod val="30000"/>
-                                  <a:lumOff val="70000"/>
-                                </a:schemeClr>
-                              </a:gs>
-                            </a:gsLst>
-                            <a:lin ang="5400000" scaled="1"/>
-                          </a:gradFill>
-                          <a:ln>
-                            <a:solidFill>
-                              <a:schemeClr val="accent6">
-                                <a:lumMod val="60000"/>
-                                <a:lumOff val="40000"/>
-                              </a:schemeClr>
-                            </a:solidFill>
-                            <a:headEnd/>
-                            <a:tailEnd/>
-                          </a:ln>
-                          <a:scene3d>
-                            <a:camera prst="orthographicFront"/>
-                            <a:lightRig rig="threePt" dir="t"/>
-                          </a:scene3d>
-                          <a:sp3d>
-                            <a:bevelT w="152400" h="50800" prst="softRound"/>
-                          </a:sp3d>
-                        </wps:spPr>
-                        <wps:style>
-                          <a:lnRef idx="3">
-                            <a:schemeClr val="lt1"/>
-                          </a:lnRef>
-                          <a:fillRef idx="1">
-                            <a:schemeClr val="accent1"/>
-                          </a:fillRef>
-                          <a:effectRef idx="1">
-                            <a:schemeClr val="accent1"/>
-                          </a:effectRef>
-                          <a:fontRef idx="minor">
-                            <a:schemeClr val="lt1"/>
-                          </a:fontRef>
-                        </wps:style>
-                        <wps:bodyPr rot="0" vert="horz" wrap="square" lIns="91440" tIns="45720" rIns="91440" bIns="45720" anchor="t" anchorCtr="0" upright="1">
-                          <a:noAutofit/>
-                        </wps:bodyPr>
-                      </wps:wsp>
-                      <wps:wsp>
-                        <wps:cNvPr id="115" name="AutoShape 101"/>
-                        <wps:cNvCnPr>
-                          <a:cxnSpLocks noChangeShapeType="1"/>
-                        </wps:cNvCnPr>
-                        <wps:spPr bwMode="auto">
-                          <a:xfrm>
-                            <a:off x="9847" y="6"/>
-                            <a:ext cx="0" cy="20482"/>
-                          </a:xfrm>
-                          <a:prstGeom prst="straightConnector1">
-                            <a:avLst/>
-                          </a:prstGeom>
-                          <a:ln>
-                            <a:solidFill>
-                              <a:schemeClr val="accent6">
-                                <a:lumMod val="75000"/>
-                              </a:schemeClr>
-                            </a:solidFill>
-                            <a:headEnd/>
-                            <a:tailEnd/>
-                          </a:ln>
-                        </wps:spPr>
-                        <wps:style>
-                          <a:lnRef idx="2">
-                            <a:schemeClr val="dk1"/>
-                          </a:lnRef>
-                          <a:fillRef idx="0">
-                            <a:schemeClr val="dk1"/>
-                          </a:fillRef>
-                          <a:effectRef idx="1">
-                            <a:schemeClr val="dk1"/>
-                          </a:effectRef>
-                          <a:fontRef idx="minor">
-                            <a:schemeClr val="tx1"/>
-                          </a:fontRef>
-                        </wps:style>
-                        <wps:bodyPr/>
-                      </wps:wsp>
-                    </wpg:wgp>
-                  </a:graphicData>
-                </a:graphic>
-                <wp14:sizeRelH relativeFrom="page">
-                  <wp14:pctWidth>0</wp14:pctWidth>
-                </wp14:sizeRelH>
-                <wp14:sizeRelV relativeFrom="page">
-                  <wp14:pctHeight>0</wp14:pctHeight>
-                </wp14:sizeRelV>
-              </wp:anchor>
-            </w:drawing>
-          </mc:Choice>
-          <mc:Fallback>
-            <w:pict>
-              <v:group w14:anchorId="75F420A0" id="Group 3" o:spid="_x0000_s1026" style="position:absolute;margin-left:470.65pt;margin-top:-71.3pt;width:116.95pt;height:1031.15pt;z-index:-251637760;mso-position-horizontal-relative:page" coordorigin="7571,-22" coordsize="2395,20510" o:gfxdata="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">
-                <v:shape id="AutoShape 128" o:spid="_x0000_s1027" type="#_x0000_t32" style="position:absolute;left:9966;top:6;width:0;height:20454;visibility:visible;mso-wrap-style:square" o:connectortype="straight" o:gfxdata="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" strokecolor="#538135 [2409]" strokeweight="1pt"/>
-                <v:shape id="AutoShape 127" o:spid="_x0000_s1028" type="#_x0000_t32" style="position:absolute;left:9710;top:6;width:0;height:20368;visibility:visible;mso-wrap-style:square" o:connectortype="straight" o:gfxdata="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" filled="t" fillcolor="#5b9bd5 [3204]" strokecolor="#a8d08d [1945]" strokeweight="4pt">
-                  <v:shadow on="t" color="black" opacity="22937f" origin=",.5" offset="0,3pt"/>
-                </v:shape>
-                <v:shape id="AutoShape 101" o:spid="_x0000_s1029" type="#_x0000_t32" style="position:absolute;left:9563;top:-22;width:0;height:20482;visibility:visible;mso-wrap-style:square" o:connectortype="straight" o:gfxdata="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" strokecolor="#538135 [2409]" strokeweight="1.52778mm">
-                  <v:stroke linestyle="thickThin"/>
-                  <v:shadow on="t" color="black" opacity="22937f" origin=",.5" offset="0,3pt"/>
-                </v:shape>
-                <v:oval id="Oval 121" o:spid="_x0000_s1030" style="position:absolute;left:7571;top:14109;width:1776;height:2051;visibility:visible;mso-wrap-style:square;v-text-anchor:top" o:gfxdata="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" fillcolor="#f7fafd [180]" strokecolor="#a8d08d [1945]" strokeweight="4pt">
-                  <v:fill color2="#cde0f2 [980]" colors="0 #f7fafd;20316f #c5e0b4;54395f #c5e0b4;1 #cee1f2" focus="100%" type="gradient"/>
-                  <v:shadow on="t" color="black" opacity="22937f" origin=",.5" offset="0,3pt"/>
-                </v:oval>
-                <v:shape id="AutoShape 101" o:spid="_x0000_s1031" type="#_x0000_t32" style="position:absolute;left:9847;top:6;width:0;height:20482;visibility:visible;mso-wrap-style:square" o:connectortype="straight" o:gfxdata="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" strokecolor="#538135 [2409]" strokeweight="1.52778mm">
-                  <v:stroke linestyle="thickThin"/>
-                  <v:shadow on="t" color="black" opacity="22937f" origin=",.5" offset="0,3pt"/>
-                </v:shape>
-                <w10:wrap anchorx="page"/>
-              </v:group>
-            </w:pict>
-          </mc:Fallback>
-        </mc:AlternateContent>
-      </w:r>
-    </w:p>
-    <w:p>
-      <w:pPr>
-        <w:pStyle w:val="Heading3"/>
-        <w:ind w:left="990"/>
-        <w:rPr>
-          <w:rStyle w:val="Strong"/>
-          <w:b/>
-          <w:bCs/>
-        </w:rPr>
-      </w:pPr>
-    </w:p>
-    <w:p>
-      <w:pPr>
-        <w:pStyle w:val="Heading3"/>
-        <w:ind w:left="990"/>
-        <w:rPr>
-          <w:rStyle w:val="Strong"/>
-          <w:b/>
-          <w:bCs/>
-        </w:rPr>
-      </w:pPr>
-    </w:p>
-    <w:p>
-      <w:pPr>
-        <w:pStyle w:val="Heading3"/>
-        <w:ind w:left="990"/>
-        <w:rPr>
-          <w:rStyle w:val="Strong"/>
-          <w:b/>
-          <w:bCs/>
-        </w:rPr>
-      </w:pPr>
     </w:p>
     <w:p>
       <w:pPr>
@@ -5956,7 +4499,7 @@
       </w:pPr>
       <w:r>
         <w:pict>
-          <v:rect id="_x0000_i1028" style="width:0;height:1.5pt" o:hralign="center" o:hrstd="t" o:hr="t" fillcolor="#a0a0a0" stroked="f"/>
+          <v:rect id="_x0000_i1037" style="width:0;height:1.5pt" o:hralign="center" o:hrstd="t" o:hr="t" fillcolor="#a0a0a0" stroked="f"/>
         </w:pict>
       </w:r>
     </w:p>
@@ -6112,7 +4655,6 @@
               <w:ind w:left="270"/>
             </w:pPr>
             <w:r>
-              <w:lastRenderedPageBreak/>
               <w:t xml:space="preserve">Focuses on </w:t>
             </w:r>
             <w:r>
@@ -6397,22 +4939,39 @@
       <w:pPr>
         <w:ind w:left="270"/>
       </w:pPr>
+    </w:p>
+    <w:p>
+      <w:pPr>
+        <w:ind w:left="270"/>
+      </w:pPr>
+    </w:p>
+    <w:p>
+      <w:pPr>
+        <w:pStyle w:val="Heading3"/>
+        <w:ind w:left="270"/>
+        <w:rPr>
+          <w:rStyle w:val="Strong"/>
+          <w:b/>
+          <w:bCs/>
+        </w:rPr>
+      </w:pPr>
       <w:r>
         <w:rPr>
           <w:noProof/>
         </w:rPr>
+        <w:lastRenderedPageBreak/>
         <mc:AlternateContent>
           <mc:Choice Requires="wpg">
             <w:drawing>
               <wp:anchor distT="0" distB="0" distL="114300" distR="114300" simplePos="0" relativeHeight="251665408" behindDoc="1" locked="0" layoutInCell="1" allowOverlap="1" wp14:anchorId="14A76692" wp14:editId="7516ABA7">
                 <wp:simplePos x="0" y="0"/>
                 <wp:positionH relativeFrom="page">
-                  <wp:posOffset>6005195</wp:posOffset>
+                  <wp:align>right</wp:align>
                 </wp:positionH>
                 <wp:positionV relativeFrom="paragraph">
-                  <wp:posOffset>-4288790</wp:posOffset>
+                  <wp:posOffset>-688607</wp:posOffset>
                 </wp:positionV>
-                <wp:extent cx="1484630" cy="13095605"/>
+                <wp:extent cx="1485182" cy="13095734"/>
                 <wp:effectExtent l="95250" t="38100" r="20320" b="125095"/>
                 <wp:wrapNone/>
                 <wp:docPr id="13" name="Group 3"/>
@@ -6428,7 +4987,7 @@
                       <wpg:grpSpPr bwMode="auto">
                         <a:xfrm>
                           <a:off x="0" y="0"/>
-                          <a:ext cx="1484630" cy="13095605"/>
+                          <a:ext cx="1485182" cy="13095734"/>
                           <a:chOff x="7571" y="-22"/>
                           <a:chExt cx="2395" cy="20510"/>
                         </a:xfrm>
@@ -6689,7 +5248,7 @@
           </mc:Choice>
           <mc:Fallback>
             <w:pict>
-              <v:group w14:anchorId="6FAC8373" id="Group 3" o:spid="_x0000_s1026" style="position:absolute;margin-left:472.85pt;margin-top:-337.7pt;width:116.9pt;height:1031.15pt;z-index:-251651072;mso-position-horizontal-relative:page" coordorigin="7571,-22" coordsize="2395,20510" o:gfxdata="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">
+              <v:group w14:anchorId="068A60AA" id="Group 3" o:spid="_x0000_s1026" style="position:absolute;margin-left:65.75pt;margin-top:-54.2pt;width:116.95pt;height:1031.15pt;z-index:-251651072;mso-position-horizontal:right;mso-position-horizontal-relative:page" coordorigin="7571,-22" coordsize="2395,20510" o:gfxdata="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">
                 <v:shape id="AutoShape 128" o:spid="_x0000_s1027" type="#_x0000_t32" style="position:absolute;left:9966;top:6;width:0;height:20454;visibility:visible;mso-wrap-style:square" o:connectortype="straight" o:gfxdata="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" strokecolor="#538135 [2409]" strokeweight="1pt"/>
                 <v:shape id="AutoShape 127" o:spid="_x0000_s1028" type="#_x0000_t32" style="position:absolute;left:9710;top:6;width:0;height:20368;visibility:visible;mso-wrap-style:square" o:connectortype="straight" o:gfxdata="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" filled="t" fillcolor="#5b9bd5 [3204]" strokecolor="#a8d08d [1945]" strokeweight="4pt">
                   <v:shadow on="t" color="black" opacity="22937f" origin=",.5" offset="0,3pt"/>
@@ -6712,22 +5271,6 @@
           </mc:Fallback>
         </mc:AlternateContent>
       </w:r>
-    </w:p>
-    <w:p>
-      <w:pPr>
-        <w:ind w:left="270"/>
-      </w:pPr>
-    </w:p>
-    <w:p>
-      <w:pPr>
-        <w:pStyle w:val="Heading3"/>
-        <w:ind w:left="270"/>
-        <w:rPr>
-          <w:rStyle w:val="Strong"/>
-          <w:b/>
-          <w:bCs/>
-        </w:rPr>
-      </w:pPr>
     </w:p>
     <w:p>
       <w:pPr>
@@ -7508,6 +6051,259 @@
       </w:pPr>
       <w:r>
         <w:rPr>
+          <w:rFonts w:ascii="Times New Roman" w:eastAsia="Times New Roman" w:hAnsi="Times New Roman" w:cs="Times New Roman"/>
+          <w:b/>
+          <w:bCs/>
+          <w:sz w:val="24"/>
+          <w:szCs w:val="24"/>
+        </w:rPr>
+        <w:t>4</w:t>
+      </w:r>
+      <w:r>
+        <w:rPr>
+          <w:rFonts w:ascii="Times New Roman" w:eastAsia="Times New Roman" w:hAnsi="Times New Roman" w:cs="Times New Roman"/>
+          <w:sz w:val="24"/>
+          <w:szCs w:val="24"/>
+        </w:rPr>
+        <w:t xml:space="preserve"> In Procedure-Oriented Programming, data is mainly:</w:t>
+      </w:r>
+      <w:r>
+        <w:rPr>
+          <w:rFonts w:ascii="Times New Roman" w:eastAsia="Times New Roman" w:hAnsi="Times New Roman" w:cs="Times New Roman"/>
+          <w:sz w:val="24"/>
+          <w:szCs w:val="24"/>
+        </w:rPr>
+        <w:br/>
+        <w:t>a) Hidden inside classes</w:t>
+      </w:r>
+      <w:r>
+        <w:rPr>
+          <w:rFonts w:ascii="Times New Roman" w:eastAsia="Times New Roman" w:hAnsi="Times New Roman" w:cs="Times New Roman"/>
+          <w:sz w:val="24"/>
+          <w:szCs w:val="24"/>
+        </w:rPr>
+        <w:br/>
+        <w:t>b) Shared globally among functions</w:t>
+      </w:r>
+      <w:r>
+        <w:rPr>
+          <w:rFonts w:ascii="Times New Roman" w:eastAsia="Times New Roman" w:hAnsi="Times New Roman" w:cs="Times New Roman"/>
+          <w:sz w:val="24"/>
+          <w:szCs w:val="24"/>
+        </w:rPr>
+        <w:br/>
+        <w:t>c) Accessed only by objects</w:t>
+      </w:r>
+      <w:r>
+        <w:rPr>
+          <w:rFonts w:ascii="Times New Roman" w:eastAsia="Times New Roman" w:hAnsi="Times New Roman" w:cs="Times New Roman"/>
+          <w:sz w:val="24"/>
+          <w:szCs w:val="24"/>
+        </w:rPr>
+        <w:br/>
+        <w:t>d) Managed by constructors</w:t>
+      </w:r>
+      <w:r>
+        <w:rPr>
+          <w:rFonts w:ascii="Times New Roman" w:eastAsia="Times New Roman" w:hAnsi="Times New Roman" w:cs="Times New Roman"/>
+          <w:sz w:val="24"/>
+          <w:szCs w:val="24"/>
+        </w:rPr>
+        <w:br/>
+      </w:r>
+      <w:r>
+        <w:rPr>
+          <w:rFonts w:ascii="Segoe UI Symbol" w:eastAsia="Times New Roman" w:hAnsi="Segoe UI Symbol" w:cs="Segoe UI Symbol"/>
+          <w:b/>
+          <w:bCs/>
+          <w:sz w:val="24"/>
+          <w:szCs w:val="24"/>
+        </w:rPr>
+        <w:t>✔</w:t>
+      </w:r>
+      <w:r>
+        <w:rPr>
+          <w:rFonts w:ascii="Times New Roman" w:eastAsia="Times New Roman" w:hAnsi="Times New Roman" w:cs="Times New Roman"/>
+          <w:b/>
+          <w:bCs/>
+          <w:sz w:val="24"/>
+          <w:szCs w:val="24"/>
+        </w:rPr>
+        <w:t xml:space="preserve"> </w:t>
+      </w:r>
+      <w:r>
+        <w:rPr>
+          <w:rFonts w:ascii="Times New Roman" w:eastAsia="Times New Roman" w:hAnsi="Times New Roman" w:cs="Times New Roman"/>
+          <w:b/>
+          <w:bCs/>
+          <w:color w:val="FF0000"/>
+          <w:sz w:val="24"/>
+          <w:szCs w:val="24"/>
+        </w:rPr>
+        <w:t>Answer:</w:t>
+      </w:r>
+      <w:r>
+        <w:rPr>
+          <w:rFonts w:ascii="Times New Roman" w:eastAsia="Times New Roman" w:hAnsi="Times New Roman" w:cs="Times New Roman"/>
+          <w:color w:val="FF0000"/>
+          <w:sz w:val="24"/>
+          <w:szCs w:val="24"/>
+        </w:rPr>
+        <w:t xml:space="preserve"> </w:t>
+      </w:r>
+      <w:r>
+        <w:rPr>
+          <w:rFonts w:ascii="Times New Roman" w:eastAsia="Times New Roman" w:hAnsi="Times New Roman" w:cs="Times New Roman"/>
+          <w:sz w:val="24"/>
+          <w:szCs w:val="24"/>
+        </w:rPr>
+        <w:t>b) Shared globally among functions</w:t>
+      </w:r>
+    </w:p>
+    <w:p>
+      <w:pPr>
+        <w:spacing w:before="100" w:beforeAutospacing="1" w:after="100" w:afterAutospacing="1" w:line="240" w:lineRule="auto"/>
+        <w:ind w:left="270"/>
+        <w:rPr>
+          <w:rFonts w:ascii="Times New Roman" w:eastAsia="Times New Roman" w:hAnsi="Times New Roman" w:cs="Times New Roman"/>
+          <w:sz w:val="24"/>
+          <w:szCs w:val="24"/>
+        </w:rPr>
+      </w:pPr>
+      <w:r>
+        <w:rPr>
+          <w:rFonts w:ascii="Times New Roman" w:eastAsia="Times New Roman" w:hAnsi="Times New Roman" w:cs="Times New Roman"/>
+          <w:b/>
+          <w:bCs/>
+          <w:sz w:val="24"/>
+          <w:szCs w:val="24"/>
+        </w:rPr>
+        <w:t>5</w:t>
+      </w:r>
+      <w:r>
+        <w:rPr>
+          <w:rFonts w:ascii="Times New Roman" w:eastAsia="Times New Roman" w:hAnsi="Times New Roman" w:cs="Times New Roman"/>
+          <w:sz w:val="24"/>
+          <w:szCs w:val="24"/>
+        </w:rPr>
+        <w:t xml:space="preserve"> Which of the following is not a benefit of Object-Oriented Programming?</w:t>
+      </w:r>
+      <w:r>
+        <w:rPr>
+          <w:rFonts w:ascii="Times New Roman" w:eastAsia="Times New Roman" w:hAnsi="Times New Roman" w:cs="Times New Roman"/>
+          <w:sz w:val="24"/>
+          <w:szCs w:val="24"/>
+        </w:rPr>
+        <w:br/>
+        <w:t>a) Code Reusability</w:t>
+      </w:r>
+      <w:r>
+        <w:rPr>
+          <w:rFonts w:ascii="Times New Roman" w:eastAsia="Times New Roman" w:hAnsi="Times New Roman" w:cs="Times New Roman"/>
+          <w:sz w:val="24"/>
+          <w:szCs w:val="24"/>
+        </w:rPr>
+        <w:br/>
+        <w:t>b) Better Data Security</w:t>
+      </w:r>
+      <w:r>
+        <w:rPr>
+          <w:rFonts w:ascii="Times New Roman" w:eastAsia="Times New Roman" w:hAnsi="Times New Roman" w:cs="Times New Roman"/>
+          <w:sz w:val="24"/>
+          <w:szCs w:val="24"/>
+        </w:rPr>
+        <w:br/>
+        <w:t>c) Procedural Flow Control</w:t>
+      </w:r>
+      <w:r>
+        <w:rPr>
+          <w:rFonts w:ascii="Times New Roman" w:eastAsia="Times New Roman" w:hAnsi="Times New Roman" w:cs="Times New Roman"/>
+          <w:sz w:val="24"/>
+          <w:szCs w:val="24"/>
+        </w:rPr>
+        <w:br/>
+        <w:t>d) Easier Maintenance</w:t>
+      </w:r>
+      <w:r>
+        <w:rPr>
+          <w:rFonts w:ascii="Times New Roman" w:eastAsia="Times New Roman" w:hAnsi="Times New Roman" w:cs="Times New Roman"/>
+          <w:sz w:val="24"/>
+          <w:szCs w:val="24"/>
+        </w:rPr>
+        <w:br/>
+      </w:r>
+      <w:r>
+        <w:rPr>
+          <w:rFonts w:ascii="Segoe UI Symbol" w:eastAsia="Times New Roman" w:hAnsi="Segoe UI Symbol" w:cs="Segoe UI Symbol"/>
+          <w:b/>
+          <w:bCs/>
+          <w:sz w:val="24"/>
+          <w:szCs w:val="24"/>
+        </w:rPr>
+        <w:t>✔</w:t>
+      </w:r>
+      <w:r>
+        <w:rPr>
+          <w:rFonts w:ascii="Times New Roman" w:eastAsia="Times New Roman" w:hAnsi="Times New Roman" w:cs="Times New Roman"/>
+          <w:b/>
+          <w:bCs/>
+          <w:sz w:val="24"/>
+          <w:szCs w:val="24"/>
+        </w:rPr>
+        <w:t xml:space="preserve"> </w:t>
+      </w:r>
+      <w:r>
+        <w:rPr>
+          <w:rFonts w:ascii="Times New Roman" w:eastAsia="Times New Roman" w:hAnsi="Times New Roman" w:cs="Times New Roman"/>
+          <w:b/>
+          <w:bCs/>
+          <w:color w:val="FF0000"/>
+          <w:sz w:val="24"/>
+          <w:szCs w:val="24"/>
+        </w:rPr>
+        <w:t>Answer:</w:t>
+      </w:r>
+      <w:r>
+        <w:rPr>
+          <w:rFonts w:ascii="Times New Roman" w:eastAsia="Times New Roman" w:hAnsi="Times New Roman" w:cs="Times New Roman"/>
+          <w:color w:val="FF0000"/>
+          <w:sz w:val="24"/>
+          <w:szCs w:val="24"/>
+        </w:rPr>
+        <w:t xml:space="preserve"> </w:t>
+      </w:r>
+      <w:r>
+        <w:rPr>
+          <w:rFonts w:ascii="Times New Roman" w:eastAsia="Times New Roman" w:hAnsi="Times New Roman" w:cs="Times New Roman"/>
+          <w:sz w:val="24"/>
+          <w:szCs w:val="24"/>
+        </w:rPr>
+        <w:t>c) Procedural Flow Control</w:t>
+      </w:r>
+    </w:p>
+    <w:p>
+      <w:pPr>
+        <w:spacing w:after="0" w:line="240" w:lineRule="auto"/>
+        <w:ind w:left="270"/>
+        <w:rPr>
+          <w:rFonts w:ascii="Times New Roman" w:eastAsia="Times New Roman" w:hAnsi="Times New Roman" w:cs="Times New Roman"/>
+          <w:sz w:val="24"/>
+          <w:szCs w:val="24"/>
+        </w:rPr>
+      </w:pPr>
+    </w:p>
+    <w:p>
+      <w:pPr>
+        <w:spacing w:before="100" w:beforeAutospacing="1" w:after="100" w:afterAutospacing="1" w:line="240" w:lineRule="auto"/>
+        <w:ind w:left="270"/>
+        <w:rPr>
+          <w:rFonts w:ascii="Times New Roman" w:eastAsia="Times New Roman" w:hAnsi="Times New Roman" w:cs="Times New Roman"/>
+          <w:sz w:val="24"/>
+          <w:szCs w:val="24"/>
+        </w:rPr>
+      </w:pPr>
+      <w:r>
+        <w:rPr>
           <w:rFonts w:ascii="Times New Roman" w:hAnsi="Times New Roman" w:cs="Times New Roman"/>
           <w:noProof/>
         </w:rPr>
@@ -7518,10 +6314,10 @@
               <wp:anchor distT="0" distB="0" distL="114300" distR="114300" simplePos="0" relativeHeight="251667456" behindDoc="1" locked="0" layoutInCell="1" allowOverlap="1" wp14:anchorId="14A76692" wp14:editId="7516ABA7">
                 <wp:simplePos x="0" y="0"/>
                 <wp:positionH relativeFrom="page">
-                  <wp:align>right</wp:align>
+                  <wp:posOffset>6038717</wp:posOffset>
                 </wp:positionH>
                 <wp:positionV relativeFrom="paragraph">
-                  <wp:posOffset>-638175</wp:posOffset>
+                  <wp:posOffset>-787099</wp:posOffset>
                 </wp:positionV>
                 <wp:extent cx="1485182" cy="13095734"/>
                 <wp:effectExtent l="95250" t="38100" r="20320" b="125095"/>
@@ -7800,7 +6596,7 @@
           </mc:Choice>
           <mc:Fallback>
             <w:pict>
-              <v:group w14:anchorId="301A99A9" id="Group 3" o:spid="_x0000_s1026" style="position:absolute;margin-left:65.75pt;margin-top:-50.25pt;width:116.95pt;height:1031.15pt;z-index:-251649024;mso-position-horizontal:right;mso-position-horizontal-relative:page" coordorigin="7571,-22" coordsize="2395,20510" o:gfxdata="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">
+              <v:group w14:anchorId="626EBF96" id="Group 3" o:spid="_x0000_s1026" style="position:absolute;margin-left:475.5pt;margin-top:-62pt;width:116.95pt;height:1031.15pt;z-index:-251649024;mso-position-horizontal-relative:page" coordorigin="7571,-22" coordsize="2395,20510" o:gfxdata="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">
                 <v:shape id="AutoShape 128" o:spid="_x0000_s1027" type="#_x0000_t32" style="position:absolute;left:9966;top:6;width:0;height:20454;visibility:visible;mso-wrap-style:square" o:connectortype="straight" o:gfxdata="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" strokecolor="#538135 [2409]" strokeweight="1pt"/>
                 <v:shape id="AutoShape 127" o:spid="_x0000_s1028" type="#_x0000_t32" style="position:absolute;left:9710;top:6;width:0;height:20368;visibility:visible;mso-wrap-style:square" o:connectortype="straight" o:gfxdata="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" filled="t" fillcolor="#5b9bd5 [3204]" strokecolor="#a8d08d [1945]" strokeweight="4pt">
                   <v:shadow on="t" color="black" opacity="22937f" origin=",.5" offset="0,3pt"/>
@@ -7831,259 +6627,6 @@
           <w:sz w:val="24"/>
           <w:szCs w:val="24"/>
         </w:rPr>
-        <w:t>4</w:t>
-      </w:r>
-      <w:r>
-        <w:rPr>
-          <w:rFonts w:ascii="Times New Roman" w:eastAsia="Times New Roman" w:hAnsi="Times New Roman" w:cs="Times New Roman"/>
-          <w:sz w:val="24"/>
-          <w:szCs w:val="24"/>
-        </w:rPr>
-        <w:t xml:space="preserve"> In Procedure-Oriented Programming, data is mainly:</w:t>
-      </w:r>
-      <w:r>
-        <w:rPr>
-          <w:rFonts w:ascii="Times New Roman" w:eastAsia="Times New Roman" w:hAnsi="Times New Roman" w:cs="Times New Roman"/>
-          <w:sz w:val="24"/>
-          <w:szCs w:val="24"/>
-        </w:rPr>
-        <w:br/>
-        <w:t>a) Hidden inside classes</w:t>
-      </w:r>
-      <w:r>
-        <w:rPr>
-          <w:rFonts w:ascii="Times New Roman" w:eastAsia="Times New Roman" w:hAnsi="Times New Roman" w:cs="Times New Roman"/>
-          <w:sz w:val="24"/>
-          <w:szCs w:val="24"/>
-        </w:rPr>
-        <w:br/>
-        <w:t>b) Shared globally among functions</w:t>
-      </w:r>
-      <w:r>
-        <w:rPr>
-          <w:rFonts w:ascii="Times New Roman" w:eastAsia="Times New Roman" w:hAnsi="Times New Roman" w:cs="Times New Roman"/>
-          <w:sz w:val="24"/>
-          <w:szCs w:val="24"/>
-        </w:rPr>
-        <w:br/>
-        <w:t>c) Accessed only by objects</w:t>
-      </w:r>
-      <w:r>
-        <w:rPr>
-          <w:rFonts w:ascii="Times New Roman" w:eastAsia="Times New Roman" w:hAnsi="Times New Roman" w:cs="Times New Roman"/>
-          <w:sz w:val="24"/>
-          <w:szCs w:val="24"/>
-        </w:rPr>
-        <w:br/>
-        <w:t>d) Managed by constructors</w:t>
-      </w:r>
-      <w:r>
-        <w:rPr>
-          <w:rFonts w:ascii="Times New Roman" w:eastAsia="Times New Roman" w:hAnsi="Times New Roman" w:cs="Times New Roman"/>
-          <w:sz w:val="24"/>
-          <w:szCs w:val="24"/>
-        </w:rPr>
-        <w:br/>
-      </w:r>
-      <w:r>
-        <w:rPr>
-          <w:rFonts w:ascii="Segoe UI Symbol" w:eastAsia="Times New Roman" w:hAnsi="Segoe UI Symbol" w:cs="Segoe UI Symbol"/>
-          <w:b/>
-          <w:bCs/>
-          <w:sz w:val="24"/>
-          <w:szCs w:val="24"/>
-        </w:rPr>
-        <w:t>✔</w:t>
-      </w:r>
-      <w:r>
-        <w:rPr>
-          <w:rFonts w:ascii="Times New Roman" w:eastAsia="Times New Roman" w:hAnsi="Times New Roman" w:cs="Times New Roman"/>
-          <w:b/>
-          <w:bCs/>
-          <w:sz w:val="24"/>
-          <w:szCs w:val="24"/>
-        </w:rPr>
-        <w:t xml:space="preserve"> </w:t>
-      </w:r>
-      <w:r>
-        <w:rPr>
-          <w:rFonts w:ascii="Times New Roman" w:eastAsia="Times New Roman" w:hAnsi="Times New Roman" w:cs="Times New Roman"/>
-          <w:b/>
-          <w:bCs/>
-          <w:color w:val="FF0000"/>
-          <w:sz w:val="24"/>
-          <w:szCs w:val="24"/>
-        </w:rPr>
-        <w:t>Answer:</w:t>
-      </w:r>
-      <w:r>
-        <w:rPr>
-          <w:rFonts w:ascii="Times New Roman" w:eastAsia="Times New Roman" w:hAnsi="Times New Roman" w:cs="Times New Roman"/>
-          <w:color w:val="FF0000"/>
-          <w:sz w:val="24"/>
-          <w:szCs w:val="24"/>
-        </w:rPr>
-        <w:t xml:space="preserve"> </w:t>
-      </w:r>
-      <w:r>
-        <w:rPr>
-          <w:rFonts w:ascii="Times New Roman" w:eastAsia="Times New Roman" w:hAnsi="Times New Roman" w:cs="Times New Roman"/>
-          <w:sz w:val="24"/>
-          <w:szCs w:val="24"/>
-        </w:rPr>
-        <w:t>b) Shared globally among functions</w:t>
-      </w:r>
-    </w:p>
-    <w:p>
-      <w:pPr>
-        <w:spacing w:before="100" w:beforeAutospacing="1" w:after="100" w:afterAutospacing="1" w:line="240" w:lineRule="auto"/>
-        <w:ind w:left="270"/>
-        <w:rPr>
-          <w:rFonts w:ascii="Times New Roman" w:eastAsia="Times New Roman" w:hAnsi="Times New Roman" w:cs="Times New Roman"/>
-          <w:sz w:val="24"/>
-          <w:szCs w:val="24"/>
-        </w:rPr>
-      </w:pPr>
-      <w:r>
-        <w:rPr>
-          <w:rFonts w:ascii="Times New Roman" w:eastAsia="Times New Roman" w:hAnsi="Times New Roman" w:cs="Times New Roman"/>
-          <w:b/>
-          <w:bCs/>
-          <w:sz w:val="24"/>
-          <w:szCs w:val="24"/>
-        </w:rPr>
-        <w:t>5</w:t>
-      </w:r>
-      <w:r>
-        <w:rPr>
-          <w:rFonts w:ascii="Times New Roman" w:eastAsia="Times New Roman" w:hAnsi="Times New Roman" w:cs="Times New Roman"/>
-          <w:sz w:val="24"/>
-          <w:szCs w:val="24"/>
-        </w:rPr>
-        <w:t xml:space="preserve"> Which of the following is not a benefit of Object-Oriented Programming?</w:t>
-      </w:r>
-      <w:r>
-        <w:rPr>
-          <w:rFonts w:ascii="Times New Roman" w:eastAsia="Times New Roman" w:hAnsi="Times New Roman" w:cs="Times New Roman"/>
-          <w:sz w:val="24"/>
-          <w:szCs w:val="24"/>
-        </w:rPr>
-        <w:br/>
-        <w:t>a) Code Reusability</w:t>
-      </w:r>
-      <w:r>
-        <w:rPr>
-          <w:rFonts w:ascii="Times New Roman" w:eastAsia="Times New Roman" w:hAnsi="Times New Roman" w:cs="Times New Roman"/>
-          <w:sz w:val="24"/>
-          <w:szCs w:val="24"/>
-        </w:rPr>
-        <w:br/>
-        <w:t>b) Better Data Security</w:t>
-      </w:r>
-      <w:r>
-        <w:rPr>
-          <w:rFonts w:ascii="Times New Roman" w:eastAsia="Times New Roman" w:hAnsi="Times New Roman" w:cs="Times New Roman"/>
-          <w:sz w:val="24"/>
-          <w:szCs w:val="24"/>
-        </w:rPr>
-        <w:br/>
-        <w:t>c) Procedural Flow Control</w:t>
-      </w:r>
-      <w:r>
-        <w:rPr>
-          <w:rFonts w:ascii="Times New Roman" w:eastAsia="Times New Roman" w:hAnsi="Times New Roman" w:cs="Times New Roman"/>
-          <w:sz w:val="24"/>
-          <w:szCs w:val="24"/>
-        </w:rPr>
-        <w:br/>
-        <w:t>d) Easier Maintenance</w:t>
-      </w:r>
-      <w:r>
-        <w:rPr>
-          <w:rFonts w:ascii="Times New Roman" w:eastAsia="Times New Roman" w:hAnsi="Times New Roman" w:cs="Times New Roman"/>
-          <w:sz w:val="24"/>
-          <w:szCs w:val="24"/>
-        </w:rPr>
-        <w:br/>
-      </w:r>
-      <w:r>
-        <w:rPr>
-          <w:rFonts w:ascii="Segoe UI Symbol" w:eastAsia="Times New Roman" w:hAnsi="Segoe UI Symbol" w:cs="Segoe UI Symbol"/>
-          <w:b/>
-          <w:bCs/>
-          <w:sz w:val="24"/>
-          <w:szCs w:val="24"/>
-        </w:rPr>
-        <w:t>✔</w:t>
-      </w:r>
-      <w:r>
-        <w:rPr>
-          <w:rFonts w:ascii="Times New Roman" w:eastAsia="Times New Roman" w:hAnsi="Times New Roman" w:cs="Times New Roman"/>
-          <w:b/>
-          <w:bCs/>
-          <w:sz w:val="24"/>
-          <w:szCs w:val="24"/>
-        </w:rPr>
-        <w:t xml:space="preserve"> </w:t>
-      </w:r>
-      <w:r>
-        <w:rPr>
-          <w:rFonts w:ascii="Times New Roman" w:eastAsia="Times New Roman" w:hAnsi="Times New Roman" w:cs="Times New Roman"/>
-          <w:b/>
-          <w:bCs/>
-          <w:color w:val="FF0000"/>
-          <w:sz w:val="24"/>
-          <w:szCs w:val="24"/>
-        </w:rPr>
-        <w:t>Answer:</w:t>
-      </w:r>
-      <w:r>
-        <w:rPr>
-          <w:rFonts w:ascii="Times New Roman" w:eastAsia="Times New Roman" w:hAnsi="Times New Roman" w:cs="Times New Roman"/>
-          <w:color w:val="FF0000"/>
-          <w:sz w:val="24"/>
-          <w:szCs w:val="24"/>
-        </w:rPr>
-        <w:t xml:space="preserve"> </w:t>
-      </w:r>
-      <w:r>
-        <w:rPr>
-          <w:rFonts w:ascii="Times New Roman" w:eastAsia="Times New Roman" w:hAnsi="Times New Roman" w:cs="Times New Roman"/>
-          <w:sz w:val="24"/>
-          <w:szCs w:val="24"/>
-        </w:rPr>
-        <w:t>c) Procedural Flow Control</w:t>
-      </w:r>
-    </w:p>
-    <w:p>
-      <w:pPr>
-        <w:spacing w:after="0" w:line="240" w:lineRule="auto"/>
-        <w:ind w:left="270"/>
-        <w:rPr>
-          <w:rFonts w:ascii="Times New Roman" w:eastAsia="Times New Roman" w:hAnsi="Times New Roman" w:cs="Times New Roman"/>
-          <w:sz w:val="24"/>
-          <w:szCs w:val="24"/>
-        </w:rPr>
-      </w:pPr>
-    </w:p>
-    <w:p>
-      <w:pPr>
-        <w:spacing w:before="100" w:beforeAutospacing="1" w:after="100" w:afterAutospacing="1" w:line="240" w:lineRule="auto"/>
-        <w:ind w:left="270"/>
-        <w:rPr>
-          <w:rFonts w:ascii="Times New Roman" w:eastAsia="Times New Roman" w:hAnsi="Times New Roman" w:cs="Times New Roman"/>
-          <w:sz w:val="24"/>
-          <w:szCs w:val="24"/>
-        </w:rPr>
-      </w:pPr>
-      <w:r>
-        <w:rPr>
-          <w:rFonts w:ascii="Times New Roman" w:eastAsia="Times New Roman" w:hAnsi="Times New Roman" w:cs="Times New Roman"/>
-          <w:b/>
-          <w:bCs/>
-          <w:sz w:val="24"/>
-          <w:szCs w:val="24"/>
-        </w:rPr>
         <w:t>6.</w:t>
       </w:r>
       <w:r>
@@ -8705,6 +7248,237 @@
           <w:color w:val="C45911" w:themeColor="accent2" w:themeShade="BF"/>
           <w:sz w:val="32"/>
           <w:szCs w:val="27"/>
+        </w:rPr>
+      </w:pPr>
+      <w:r>
+        <w:rPr>
+          <w:rFonts w:ascii="Times New Roman" w:eastAsia="Times New Roman" w:hAnsi="Times New Roman" w:cs="Times New Roman"/>
+          <w:b/>
+          <w:bCs/>
+          <w:color w:val="C45911" w:themeColor="accent2" w:themeShade="BF"/>
+          <w:sz w:val="32"/>
+          <w:szCs w:val="27"/>
+        </w:rPr>
+        <w:t>Assertion and Reason Questions with Options</w:t>
+      </w:r>
+    </w:p>
+    <w:p>
+      <w:pPr>
+        <w:spacing w:before="100" w:beforeAutospacing="1" w:after="100" w:afterAutospacing="1" w:line="240" w:lineRule="auto"/>
+        <w:ind w:left="270"/>
+        <w:rPr>
+          <w:rFonts w:ascii="Times New Roman" w:eastAsia="Times New Roman" w:hAnsi="Times New Roman" w:cs="Times New Roman"/>
+          <w:sz w:val="24"/>
+          <w:szCs w:val="24"/>
+        </w:rPr>
+      </w:pPr>
+      <w:proofErr w:type="gramStart"/>
+      <w:r>
+        <w:rPr>
+          <w:rFonts w:ascii="Times New Roman" w:eastAsia="Times New Roman" w:hAnsi="Times New Roman" w:cs="Times New Roman"/>
+          <w:b/>
+          <w:bCs/>
+          <w:sz w:val="24"/>
+          <w:szCs w:val="24"/>
+        </w:rPr>
+        <w:t>1.</w:t>
+      </w:r>
+      <w:proofErr w:type="gramEnd"/>
+      <w:r>
+        <w:rPr>
+          <w:rFonts w:ascii="Times New Roman" w:eastAsia="Times New Roman" w:hAnsi="Times New Roman" w:cs="Times New Roman"/>
+          <w:sz w:val="24"/>
+          <w:szCs w:val="24"/>
+        </w:rPr>
+        <w:br/>
+      </w:r>
+      <w:r>
+        <w:rPr>
+          <w:rFonts w:ascii="Times New Roman" w:eastAsia="Times New Roman" w:hAnsi="Times New Roman" w:cs="Times New Roman"/>
+          <w:b/>
+          <w:bCs/>
+          <w:sz w:val="24"/>
+          <w:szCs w:val="24"/>
+        </w:rPr>
+        <w:t>Assertion (A):</w:t>
+      </w:r>
+      <w:r>
+        <w:rPr>
+          <w:rFonts w:ascii="Times New Roman" w:eastAsia="Times New Roman" w:hAnsi="Times New Roman" w:cs="Times New Roman"/>
+          <w:sz w:val="24"/>
+          <w:szCs w:val="24"/>
+        </w:rPr>
+        <w:t xml:space="preserve"> Object-Oriented Programming provides better data security than Procedure-Oriented Programming.</w:t>
+      </w:r>
+      <w:r>
+        <w:rPr>
+          <w:rFonts w:ascii="Times New Roman" w:eastAsia="Times New Roman" w:hAnsi="Times New Roman" w:cs="Times New Roman"/>
+          <w:sz w:val="24"/>
+          <w:szCs w:val="24"/>
+        </w:rPr>
+        <w:br/>
+      </w:r>
+      <w:r>
+        <w:rPr>
+          <w:rFonts w:ascii="Times New Roman" w:eastAsia="Times New Roman" w:hAnsi="Times New Roman" w:cs="Times New Roman"/>
+          <w:b/>
+          <w:bCs/>
+          <w:sz w:val="24"/>
+          <w:szCs w:val="24"/>
+        </w:rPr>
+        <w:t>Reason (R):</w:t>
+      </w:r>
+      <w:r>
+        <w:rPr>
+          <w:rFonts w:ascii="Times New Roman" w:eastAsia="Times New Roman" w:hAnsi="Times New Roman" w:cs="Times New Roman"/>
+          <w:sz w:val="24"/>
+          <w:szCs w:val="24"/>
+        </w:rPr>
+        <w:t xml:space="preserve"> OOP uses encapsulation to restrict direct access to data.</w:t>
+      </w:r>
+      <w:r>
+        <w:rPr>
+          <w:rFonts w:ascii="Times New Roman" w:eastAsia="Times New Roman" w:hAnsi="Times New Roman" w:cs="Times New Roman"/>
+          <w:sz w:val="24"/>
+          <w:szCs w:val="24"/>
+        </w:rPr>
+        <w:br/>
+      </w:r>
+      <w:r>
+        <w:rPr>
+          <w:rFonts w:ascii="Times New Roman" w:eastAsia="Times New Roman" w:hAnsi="Times New Roman" w:cs="Times New Roman"/>
+          <w:b/>
+          <w:bCs/>
+          <w:sz w:val="24"/>
+          <w:szCs w:val="24"/>
+        </w:rPr>
+        <w:t>Options</w:t>
+      </w:r>
+      <w:proofErr w:type="gramStart"/>
+      <w:r>
+        <w:rPr>
+          <w:rFonts w:ascii="Times New Roman" w:eastAsia="Times New Roman" w:hAnsi="Times New Roman" w:cs="Times New Roman"/>
+          <w:b/>
+          <w:bCs/>
+          <w:sz w:val="24"/>
+          <w:szCs w:val="24"/>
+        </w:rPr>
+        <w:t>:</w:t>
+      </w:r>
+      <w:proofErr w:type="gramEnd"/>
+      <w:r>
+        <w:rPr>
+          <w:rFonts w:ascii="Times New Roman" w:eastAsia="Times New Roman" w:hAnsi="Times New Roman" w:cs="Times New Roman"/>
+          <w:sz w:val="24"/>
+          <w:szCs w:val="24"/>
+        </w:rPr>
+        <w:br/>
+        <w:t>a) Both A and R are true, and R is the correct explanation of A</w:t>
+      </w:r>
+      <w:r>
+        <w:rPr>
+          <w:rFonts w:ascii="Times New Roman" w:eastAsia="Times New Roman" w:hAnsi="Times New Roman" w:cs="Times New Roman"/>
+          <w:sz w:val="24"/>
+          <w:szCs w:val="24"/>
+        </w:rPr>
+        <w:br/>
+        <w:t>b) Both A and R are true, but R is not the correct explanation of A</w:t>
+      </w:r>
+      <w:r>
+        <w:rPr>
+          <w:rFonts w:ascii="Times New Roman" w:eastAsia="Times New Roman" w:hAnsi="Times New Roman" w:cs="Times New Roman"/>
+          <w:sz w:val="24"/>
+          <w:szCs w:val="24"/>
+        </w:rPr>
+        <w:br/>
+        <w:t>c) A is true, but R is false</w:t>
+      </w:r>
+      <w:r>
+        <w:rPr>
+          <w:rFonts w:ascii="Times New Roman" w:eastAsia="Times New Roman" w:hAnsi="Times New Roman" w:cs="Times New Roman"/>
+          <w:sz w:val="24"/>
+          <w:szCs w:val="24"/>
+        </w:rPr>
+        <w:br/>
+        <w:t>d) A is false, but R is true</w:t>
+      </w:r>
+      <w:r>
+        <w:rPr>
+          <w:rFonts w:ascii="Times New Roman" w:eastAsia="Times New Roman" w:hAnsi="Times New Roman" w:cs="Times New Roman"/>
+          <w:sz w:val="24"/>
+          <w:szCs w:val="24"/>
+        </w:rPr>
+        <w:br/>
+      </w:r>
+      <w:r>
+        <w:rPr>
+          <w:rFonts w:ascii="Segoe UI Symbol" w:eastAsia="Times New Roman" w:hAnsi="Segoe UI Symbol" w:cs="Segoe UI Symbol"/>
+          <w:b/>
+          <w:bCs/>
+          <w:color w:val="FF0000"/>
+          <w:sz w:val="24"/>
+          <w:szCs w:val="24"/>
+        </w:rPr>
+        <w:t>✔</w:t>
+      </w:r>
+      <w:r>
+        <w:rPr>
+          <w:rFonts w:ascii="Times New Roman" w:eastAsia="Times New Roman" w:hAnsi="Times New Roman" w:cs="Times New Roman"/>
+          <w:b/>
+          <w:bCs/>
+          <w:color w:val="FF0000"/>
+          <w:sz w:val="24"/>
+          <w:szCs w:val="24"/>
+        </w:rPr>
+        <w:t xml:space="preserve"> Answer:</w:t>
+      </w:r>
+      <w:r>
+        <w:rPr>
+          <w:rFonts w:ascii="Times New Roman" w:eastAsia="Times New Roman" w:hAnsi="Times New Roman" w:cs="Times New Roman"/>
+          <w:color w:val="FF0000"/>
+          <w:sz w:val="24"/>
+          <w:szCs w:val="24"/>
+        </w:rPr>
+        <w:t xml:space="preserve"> </w:t>
+      </w:r>
+      <w:r>
+        <w:rPr>
+          <w:rFonts w:ascii="Times New Roman" w:eastAsia="Times New Roman" w:hAnsi="Times New Roman" w:cs="Times New Roman"/>
+          <w:sz w:val="24"/>
+          <w:szCs w:val="24"/>
+        </w:rPr>
+        <w:t>a) Both A and R are true, and R is the correct explanation of A</w:t>
+      </w:r>
+    </w:p>
+    <w:p>
+      <w:pPr>
+        <w:spacing w:after="0" w:line="240" w:lineRule="auto"/>
+        <w:ind w:left="270"/>
+        <w:rPr>
+          <w:rFonts w:ascii="Times New Roman" w:eastAsia="Times New Roman" w:hAnsi="Times New Roman" w:cs="Times New Roman"/>
+          <w:sz w:val="24"/>
+          <w:szCs w:val="24"/>
+        </w:rPr>
+      </w:pPr>
+      <w:r>
+        <w:rPr>
+          <w:rFonts w:ascii="Times New Roman" w:eastAsia="Times New Roman" w:hAnsi="Times New Roman" w:cs="Times New Roman"/>
+          <w:sz w:val="24"/>
+          <w:szCs w:val="24"/>
+        </w:rPr>
+        <w:pict>
+          <v:rect id="_x0000_i1028" style="width:0;height:1.5pt" o:hralign="center" o:hrstd="t" o:hr="t" fillcolor="#a0a0a0" stroked="f"/>
+        </w:pict>
+      </w:r>
+    </w:p>
+    <w:p>
+      <w:pPr>
+        <w:spacing w:before="100" w:beforeAutospacing="1" w:after="100" w:afterAutospacing="1" w:line="240" w:lineRule="auto"/>
+        <w:ind w:left="270"/>
+        <w:rPr>
+          <w:rFonts w:ascii="Times New Roman" w:eastAsia="Times New Roman" w:hAnsi="Times New Roman" w:cs="Times New Roman"/>
+          <w:sz w:val="24"/>
+          <w:szCs w:val="24"/>
         </w:rPr>
       </w:pPr>
       <w:r>
@@ -8719,10 +7493,10 @@
               <wp:anchor distT="0" distB="0" distL="114300" distR="114300" simplePos="0" relativeHeight="251669504" behindDoc="1" locked="0" layoutInCell="1" allowOverlap="1" wp14:anchorId="14A76692" wp14:editId="7516ABA7">
                 <wp:simplePos x="0" y="0"/>
                 <wp:positionH relativeFrom="page">
-                  <wp:posOffset>5976620</wp:posOffset>
+                  <wp:posOffset>6037748</wp:posOffset>
                 </wp:positionH>
                 <wp:positionV relativeFrom="paragraph">
-                  <wp:posOffset>-849630</wp:posOffset>
+                  <wp:posOffset>-1087822</wp:posOffset>
                 </wp:positionV>
                 <wp:extent cx="1485182" cy="13095734"/>
                 <wp:effectExtent l="95250" t="38100" r="20320" b="125095"/>
@@ -9001,7 +7775,7 @@
           </mc:Choice>
           <mc:Fallback>
             <w:pict>
-              <v:group w14:anchorId="49BA829D" id="Group 3" o:spid="_x0000_s1026" style="position:absolute;margin-left:470.6pt;margin-top:-66.9pt;width:116.95pt;height:1031.15pt;z-index:-251646976;mso-position-horizontal-relative:page" coordorigin="7571,-22" coordsize="2395,20510" o:gfxdata="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">
+              <v:group w14:anchorId="120C02A1" id="Group 3" o:spid="_x0000_s1026" style="position:absolute;margin-left:475.4pt;margin-top:-85.65pt;width:116.95pt;height:1031.15pt;z-index:-251646976;mso-position-horizontal-relative:page" coordorigin="7571,-22" coordsize="2395,20510" o:gfxdata="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">
                 <v:shape id="AutoShape 128" o:spid="_x0000_s1027" type="#_x0000_t32" style="position:absolute;left:9966;top:6;width:0;height:20454;visibility:visible;mso-wrap-style:square" o:connectortype="straight" o:gfxdata="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" strokecolor="#538135 [2409]" strokeweight="1pt"/>
                 <v:shape id="AutoShape 127" o:spid="_x0000_s1028" type="#_x0000_t32" style="position:absolute;left:9710;top:6;width:0;height:20368;visibility:visible;mso-wrap-style:square" o:connectortype="straight" o:gfxdata="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" filled="t" fillcolor="#5b9bd5 [3204]" strokecolor="#a8d08d [1945]" strokeweight="4pt">
                   <v:shadow on="t" color="black" opacity="22937f" origin=",.5" offset="0,3pt"/>
@@ -9024,28 +7798,6 @@
           </mc:Fallback>
         </mc:AlternateContent>
       </w:r>
-      <w:r>
-        <w:rPr>
-          <w:rFonts w:ascii="Times New Roman" w:eastAsia="Times New Roman" w:hAnsi="Times New Roman" w:cs="Times New Roman"/>
-          <w:b/>
-          <w:bCs/>
-          <w:color w:val="C45911" w:themeColor="accent2" w:themeShade="BF"/>
-          <w:sz w:val="32"/>
-          <w:szCs w:val="27"/>
-        </w:rPr>
-        <w:t>Assertion and Reason Questions with Options</w:t>
-      </w:r>
-    </w:p>
-    <w:p>
-      <w:pPr>
-        <w:spacing w:before="100" w:beforeAutospacing="1" w:after="100" w:afterAutospacing="1" w:line="240" w:lineRule="auto"/>
-        <w:ind w:left="270"/>
-        <w:rPr>
-          <w:rFonts w:ascii="Times New Roman" w:eastAsia="Times New Roman" w:hAnsi="Times New Roman" w:cs="Times New Roman"/>
-          <w:sz w:val="24"/>
-          <w:szCs w:val="24"/>
-        </w:rPr>
-      </w:pPr>
       <w:proofErr w:type="gramStart"/>
       <w:r>
         <w:rPr>
@@ -9055,7 +7807,7 @@
           <w:sz w:val="24"/>
           <w:szCs w:val="24"/>
         </w:rPr>
-        <w:t>1.</w:t>
+        <w:t>2.</w:t>
       </w:r>
       <w:proofErr w:type="gramEnd"/>
       <w:r>
@@ -9082,7 +7834,7 @@
           <w:sz w:val="24"/>
           <w:szCs w:val="24"/>
         </w:rPr>
-        <w:t xml:space="preserve"> Object-Oriented Programming provides better data security than Procedure-Oriented Programming.</w:t>
+        <w:t xml:space="preserve"> In POP, code reusability is high due to the use of global variables.</w:t>
       </w:r>
       <w:r>
         <w:rPr>
@@ -9108,27 +7860,92 @@
           <w:sz w:val="24"/>
           <w:szCs w:val="24"/>
         </w:rPr>
-        <w:t xml:space="preserve"> OOP uses encapsulation to restrict direct access to data.</w:t>
-      </w:r>
-      <w:r>
-        <w:rPr>
-          <w:rFonts w:ascii="Times New Roman" w:eastAsia="Times New Roman" w:hAnsi="Times New Roman" w:cs="Times New Roman"/>
-          <w:sz w:val="24"/>
-          <w:szCs w:val="24"/>
-        </w:rPr>
-        <w:br/>
-      </w:r>
-      <w:r>
-        <w:rPr>
-          <w:rFonts w:ascii="Times New Roman" w:eastAsia="Times New Roman" w:hAnsi="Times New Roman" w:cs="Times New Roman"/>
-          <w:b/>
-          <w:bCs/>
-          <w:sz w:val="24"/>
-          <w:szCs w:val="24"/>
-        </w:rPr>
-        <w:t>Options</w:t>
-      </w:r>
-      <w:proofErr w:type="gramStart"/>
+        <w:t xml:space="preserve"> Global variables can be accessed by any function in POP.</w:t>
+      </w:r>
+      <w:r>
+        <w:rPr>
+          <w:rFonts w:ascii="Times New Roman" w:eastAsia="Times New Roman" w:hAnsi="Times New Roman" w:cs="Times New Roman"/>
+          <w:sz w:val="24"/>
+          <w:szCs w:val="24"/>
+        </w:rPr>
+        <w:br/>
+      </w:r>
+      <w:r>
+        <w:rPr>
+          <w:rFonts w:ascii="Times New Roman" w:eastAsia="Times New Roman" w:hAnsi="Times New Roman" w:cs="Times New Roman"/>
+          <w:b/>
+          <w:bCs/>
+          <w:sz w:val="24"/>
+          <w:szCs w:val="24"/>
+        </w:rPr>
+        <w:t>Options:</w:t>
+      </w:r>
+      <w:r>
+        <w:rPr>
+          <w:rFonts w:ascii="Times New Roman" w:eastAsia="Times New Roman" w:hAnsi="Times New Roman" w:cs="Times New Roman"/>
+          <w:sz w:val="24"/>
+          <w:szCs w:val="24"/>
+        </w:rPr>
+        <w:br/>
+        <w:t>a) Both A and R are true, and R is the correct explanation of A</w:t>
+      </w:r>
+      <w:r>
+        <w:rPr>
+          <w:rFonts w:ascii="Times New Roman" w:eastAsia="Times New Roman" w:hAnsi="Times New Roman" w:cs="Times New Roman"/>
+          <w:sz w:val="24"/>
+          <w:szCs w:val="24"/>
+        </w:rPr>
+        <w:br/>
+        <w:t>b) Both A and R are true, but R is not the correct explanation of A</w:t>
+      </w:r>
+      <w:r>
+        <w:rPr>
+          <w:rFonts w:ascii="Times New Roman" w:eastAsia="Times New Roman" w:hAnsi="Times New Roman" w:cs="Times New Roman"/>
+          <w:sz w:val="24"/>
+          <w:szCs w:val="24"/>
+        </w:rPr>
+        <w:br/>
+        <w:t>c) A is false, but R is true</w:t>
+      </w:r>
+      <w:r>
+        <w:rPr>
+          <w:rFonts w:ascii="Times New Roman" w:eastAsia="Times New Roman" w:hAnsi="Times New Roman" w:cs="Times New Roman"/>
+          <w:sz w:val="24"/>
+          <w:szCs w:val="24"/>
+        </w:rPr>
+        <w:br/>
+        <w:t>d) A is true, but R is false</w:t>
+      </w:r>
+      <w:r>
+        <w:rPr>
+          <w:rFonts w:ascii="Times New Roman" w:eastAsia="Times New Roman" w:hAnsi="Times New Roman" w:cs="Times New Roman"/>
+          <w:sz w:val="24"/>
+          <w:szCs w:val="24"/>
+        </w:rPr>
+        <w:br/>
+      </w:r>
+      <w:r>
+        <w:rPr>
+          <w:rFonts w:ascii="Segoe UI Symbol" w:eastAsia="Times New Roman" w:hAnsi="Segoe UI Symbol" w:cs="Segoe UI Symbol"/>
+          <w:b/>
+          <w:bCs/>
+          <w:color w:val="FF0000"/>
+          <w:sz w:val="24"/>
+          <w:szCs w:val="24"/>
+        </w:rPr>
+        <w:t>✔</w:t>
+      </w:r>
+      <w:r>
+        <w:rPr>
+          <w:rFonts w:ascii="Times New Roman" w:eastAsia="Times New Roman" w:hAnsi="Times New Roman" w:cs="Times New Roman"/>
+          <w:b/>
+          <w:bCs/>
+          <w:color w:val="FF0000"/>
+          <w:sz w:val="24"/>
+          <w:szCs w:val="24"/>
+        </w:rPr>
+        <w:t xml:space="preserve"> Answer</w:t>
+      </w:r>
       <w:r>
         <w:rPr>
           <w:rFonts w:ascii="Times New Roman" w:eastAsia="Times New Roman" w:hAnsi="Times New Roman" w:cs="Times New Roman"/>
@@ -9139,89 +7956,13 @@
         </w:rPr>
         <w:t>:</w:t>
       </w:r>
-      <w:proofErr w:type="gramEnd"/>
-      <w:r>
-        <w:rPr>
-          <w:rFonts w:ascii="Times New Roman" w:eastAsia="Times New Roman" w:hAnsi="Times New Roman" w:cs="Times New Roman"/>
-          <w:sz w:val="24"/>
-          <w:szCs w:val="24"/>
-        </w:rPr>
-        <w:br/>
-        <w:t>a) Both A and R are true, and R is the correct explanation of A</w:t>
-      </w:r>
-      <w:r>
-        <w:rPr>
-          <w:rFonts w:ascii="Times New Roman" w:eastAsia="Times New Roman" w:hAnsi="Times New Roman" w:cs="Times New Roman"/>
-          <w:sz w:val="24"/>
-          <w:szCs w:val="24"/>
-        </w:rPr>
-        <w:br/>
-        <w:t>b) Both A and R are true, but R is not the correct explanation of A</w:t>
-      </w:r>
-      <w:r>
-        <w:rPr>
-          <w:rFonts w:ascii="Times New Roman" w:eastAsia="Times New Roman" w:hAnsi="Times New Roman" w:cs="Times New Roman"/>
-          <w:sz w:val="24"/>
-          <w:szCs w:val="24"/>
-        </w:rPr>
-        <w:br/>
-        <w:t>c) A is true, but R is false</w:t>
-      </w:r>
-      <w:r>
-        <w:rPr>
-          <w:rFonts w:ascii="Times New Roman" w:eastAsia="Times New Roman" w:hAnsi="Times New Roman" w:cs="Times New Roman"/>
-          <w:sz w:val="24"/>
-          <w:szCs w:val="24"/>
-        </w:rPr>
-        <w:br/>
-        <w:t>d) A is false, but R is true</w:t>
-      </w:r>
-      <w:r>
-        <w:rPr>
-          <w:rFonts w:ascii="Times New Roman" w:eastAsia="Times New Roman" w:hAnsi="Times New Roman" w:cs="Times New Roman"/>
-          <w:sz w:val="24"/>
-          <w:szCs w:val="24"/>
-        </w:rPr>
-        <w:br/>
-      </w:r>
-      <w:r>
-        <w:rPr>
-          <w:rFonts w:ascii="Segoe UI Symbol" w:eastAsia="Times New Roman" w:hAnsi="Segoe UI Symbol" w:cs="Segoe UI Symbol"/>
-          <w:b/>
-          <w:bCs/>
-          <w:color w:val="FF0000"/>
-          <w:sz w:val="24"/>
-          <w:szCs w:val="24"/>
-        </w:rPr>
-        <w:t>✔</w:t>
-      </w:r>
-      <w:r>
-        <w:rPr>
-          <w:rFonts w:ascii="Times New Roman" w:eastAsia="Times New Roman" w:hAnsi="Times New Roman" w:cs="Times New Roman"/>
-          <w:b/>
-          <w:bCs/>
-          <w:color w:val="FF0000"/>
-          <w:sz w:val="24"/>
-          <w:szCs w:val="24"/>
-        </w:rPr>
-        <w:t xml:space="preserve"> Answer:</w:t>
-      </w:r>
-      <w:r>
-        <w:rPr>
-          <w:rFonts w:ascii="Times New Roman" w:eastAsia="Times New Roman" w:hAnsi="Times New Roman" w:cs="Times New Roman"/>
-          <w:color w:val="FF0000"/>
-          <w:sz w:val="24"/>
-          <w:szCs w:val="24"/>
-        </w:rPr>
-        <w:t xml:space="preserve"> </w:t>
-      </w:r>
-      <w:r>
-        <w:rPr>
-          <w:rFonts w:ascii="Times New Roman" w:eastAsia="Times New Roman" w:hAnsi="Times New Roman" w:cs="Times New Roman"/>
-          <w:sz w:val="24"/>
-          <w:szCs w:val="24"/>
-        </w:rPr>
-        <w:t>a) Both A and R are true, and R is the correct explanation of A</w:t>
+      <w:r>
+        <w:rPr>
+          <w:rFonts w:ascii="Times New Roman" w:eastAsia="Times New Roman" w:hAnsi="Times New Roman" w:cs="Times New Roman"/>
+          <w:sz w:val="24"/>
+          <w:szCs w:val="24"/>
+        </w:rPr>
+        <w:t xml:space="preserve"> c) A is false, but R is true</w:t>
       </w:r>
     </w:p>
     <w:p>
@@ -9264,7 +8005,7 @@
           <w:sz w:val="24"/>
           <w:szCs w:val="24"/>
         </w:rPr>
-        <w:t>2.</w:t>
+        <w:t>3.</w:t>
       </w:r>
       <w:proofErr w:type="gramEnd"/>
       <w:r>
@@ -9291,7 +8032,7 @@
           <w:sz w:val="24"/>
           <w:szCs w:val="24"/>
         </w:rPr>
-        <w:t xml:space="preserve"> In POP, code reusability is high due to the use of global variables.</w:t>
+        <w:t xml:space="preserve"> Inheritance helps reduce code redundancy.</w:t>
       </w:r>
       <w:r>
         <w:rPr>
@@ -9317,7 +8058,7 @@
           <w:sz w:val="24"/>
           <w:szCs w:val="24"/>
         </w:rPr>
-        <w:t xml:space="preserve"> Global variables can be accessed by any function in POP.</w:t>
+        <w:t xml:space="preserve"> Inheritance allows a class to reuse the properties of another class.</w:t>
       </w:r>
       <w:r>
         <w:rPr>
@@ -9339,6 +8080,13 @@
       </w:r>
       <w:r>
         <w:rPr>
+          <w:rFonts w:ascii="Times New Roman" w:hAnsi="Times New Roman" w:cs="Times New Roman"/>
+          <w:noProof/>
+        </w:rPr>
+        <w:t xml:space="preserve"> </w:t>
+      </w:r>
+      <w:r>
+        <w:rPr>
           <w:rFonts w:ascii="Times New Roman" w:eastAsia="Times New Roman" w:hAnsi="Times New Roman" w:cs="Times New Roman"/>
           <w:sz w:val="24"/>
           <w:szCs w:val="24"/>
@@ -9362,16 +8110,16 @@
           <w:szCs w:val="24"/>
         </w:rPr>
         <w:br/>
-        <w:t>c) A is false, but R is true</w:t>
-      </w:r>
-      <w:r>
-        <w:rPr>
-          <w:rFonts w:ascii="Times New Roman" w:eastAsia="Times New Roman" w:hAnsi="Times New Roman" w:cs="Times New Roman"/>
-          <w:sz w:val="24"/>
-          <w:szCs w:val="24"/>
-        </w:rPr>
-        <w:br/>
-        <w:t>d) A is true, but R is false</w:t>
+        <w:t>c) A is true, but R is false</w:t>
+      </w:r>
+      <w:r>
+        <w:rPr>
+          <w:rFonts w:ascii="Times New Roman" w:eastAsia="Times New Roman" w:hAnsi="Times New Roman" w:cs="Times New Roman"/>
+          <w:sz w:val="24"/>
+          <w:szCs w:val="24"/>
+        </w:rPr>
+        <w:br/>
+        <w:t>d) A is false, but R is true</w:t>
       </w:r>
       <w:r>
         <w:rPr>
@@ -9419,7 +8167,7 @@
           <w:sz w:val="24"/>
           <w:szCs w:val="24"/>
         </w:rPr>
-        <w:t xml:space="preserve"> c) A is false, but R is true</w:t>
+        <w:t xml:space="preserve"> a) Both A and R are true, and R is the correct explanation of A</w:t>
       </w:r>
     </w:p>
     <w:p>
@@ -9462,7 +8210,7 @@
           <w:sz w:val="24"/>
           <w:szCs w:val="24"/>
         </w:rPr>
-        <w:t>3.</w:t>
+        <w:t>4.</w:t>
       </w:r>
       <w:proofErr w:type="gramEnd"/>
       <w:r>
@@ -9489,7 +8237,7 @@
           <w:sz w:val="24"/>
           <w:szCs w:val="24"/>
         </w:rPr>
-        <w:t xml:space="preserve"> Inheritance helps reduce code redundancy.</w:t>
+        <w:t xml:space="preserve"> Polymorphism allows the same method to behave differently based on context.</w:t>
       </w:r>
       <w:r>
         <w:rPr>
@@ -9515,30 +8263,110 @@
           <w:sz w:val="24"/>
           <w:szCs w:val="24"/>
         </w:rPr>
-        <w:t xml:space="preserve"> Inheritance allows a class to reuse the properties of another class.</w:t>
-      </w:r>
-      <w:r>
-        <w:rPr>
-          <w:rFonts w:ascii="Times New Roman" w:eastAsia="Times New Roman" w:hAnsi="Times New Roman" w:cs="Times New Roman"/>
-          <w:sz w:val="24"/>
-          <w:szCs w:val="24"/>
-        </w:rPr>
-        <w:br/>
-      </w:r>
-      <w:r>
-        <w:rPr>
-          <w:rFonts w:ascii="Times New Roman" w:eastAsia="Times New Roman" w:hAnsi="Times New Roman" w:cs="Times New Roman"/>
-          <w:b/>
-          <w:bCs/>
-          <w:sz w:val="24"/>
-          <w:szCs w:val="24"/>
-        </w:rPr>
-        <w:t>Options:</w:t>
-      </w:r>
-      <w:r>
-        <w:rPr>
-          <w:rFonts w:ascii="Times New Roman" w:hAnsi="Times New Roman" w:cs="Times New Roman"/>
-          <w:noProof/>
+        <w:t xml:space="preserve"> It helps in defining multiple methods with the same name but different parameters or behavior.</w:t>
+      </w:r>
+      <w:r>
+        <w:rPr>
+          <w:rFonts w:ascii="Times New Roman" w:eastAsia="Times New Roman" w:hAnsi="Times New Roman" w:cs="Times New Roman"/>
+          <w:sz w:val="24"/>
+          <w:szCs w:val="24"/>
+        </w:rPr>
+        <w:br/>
+      </w:r>
+      <w:r>
+        <w:rPr>
+          <w:rFonts w:ascii="Times New Roman" w:eastAsia="Times New Roman" w:hAnsi="Times New Roman" w:cs="Times New Roman"/>
+          <w:b/>
+          <w:bCs/>
+          <w:sz w:val="24"/>
+          <w:szCs w:val="24"/>
+        </w:rPr>
+        <w:t>Options</w:t>
+      </w:r>
+      <w:proofErr w:type="gramStart"/>
+      <w:r>
+        <w:rPr>
+          <w:rFonts w:ascii="Times New Roman" w:eastAsia="Times New Roman" w:hAnsi="Times New Roman" w:cs="Times New Roman"/>
+          <w:b/>
+          <w:bCs/>
+          <w:sz w:val="24"/>
+          <w:szCs w:val="24"/>
+        </w:rPr>
+        <w:t>:</w:t>
+      </w:r>
+      <w:proofErr w:type="gramEnd"/>
+      <w:r>
+        <w:rPr>
+          <w:rFonts w:ascii="Times New Roman" w:eastAsia="Times New Roman" w:hAnsi="Times New Roman" w:cs="Times New Roman"/>
+          <w:sz w:val="24"/>
+          <w:szCs w:val="24"/>
+        </w:rPr>
+        <w:br/>
+        <w:t>a) Both A and R are true, and R is the correct explanation of A</w:t>
+      </w:r>
+      <w:r>
+        <w:rPr>
+          <w:rFonts w:ascii="Times New Roman" w:eastAsia="Times New Roman" w:hAnsi="Times New Roman" w:cs="Times New Roman"/>
+          <w:sz w:val="24"/>
+          <w:szCs w:val="24"/>
+        </w:rPr>
+        <w:br/>
+        <w:t>b) Both A and R are true, but R is not the correct explanation of A</w:t>
+      </w:r>
+      <w:r>
+        <w:rPr>
+          <w:rFonts w:ascii="Times New Roman" w:eastAsia="Times New Roman" w:hAnsi="Times New Roman" w:cs="Times New Roman"/>
+          <w:sz w:val="24"/>
+          <w:szCs w:val="24"/>
+        </w:rPr>
+        <w:br/>
+        <w:t>c) A is true, but R is false</w:t>
+      </w:r>
+      <w:r>
+        <w:rPr>
+          <w:rFonts w:ascii="Times New Roman" w:eastAsia="Times New Roman" w:hAnsi="Times New Roman" w:cs="Times New Roman"/>
+          <w:sz w:val="24"/>
+          <w:szCs w:val="24"/>
+        </w:rPr>
+        <w:br/>
+        <w:t>d) A is false, but R is true</w:t>
+      </w:r>
+      <w:r>
+        <w:rPr>
+          <w:rFonts w:ascii="Times New Roman" w:eastAsia="Times New Roman" w:hAnsi="Times New Roman" w:cs="Times New Roman"/>
+          <w:sz w:val="24"/>
+          <w:szCs w:val="24"/>
+        </w:rPr>
+        <w:br/>
+      </w:r>
+      <w:r>
+        <w:rPr>
+          <w:rFonts w:ascii="Segoe UI Symbol" w:eastAsia="Times New Roman" w:hAnsi="Segoe UI Symbol" w:cs="Segoe UI Symbol"/>
+          <w:b/>
+          <w:bCs/>
+          <w:color w:val="FF0000"/>
+          <w:sz w:val="24"/>
+          <w:szCs w:val="24"/>
+        </w:rPr>
+        <w:t>✔</w:t>
+      </w:r>
+      <w:r>
+        <w:rPr>
+          <w:rFonts w:ascii="Times New Roman" w:eastAsia="Times New Roman" w:hAnsi="Times New Roman" w:cs="Times New Roman"/>
+          <w:b/>
+          <w:bCs/>
+          <w:color w:val="FF0000"/>
+          <w:sz w:val="24"/>
+          <w:szCs w:val="24"/>
+        </w:rPr>
+        <w:t xml:space="preserve"> Answer:</w:t>
+      </w:r>
+      <w:r>
+        <w:rPr>
+          <w:rFonts w:ascii="Times New Roman" w:eastAsia="Times New Roman" w:hAnsi="Times New Roman" w:cs="Times New Roman"/>
+          <w:color w:val="FF0000"/>
+          <w:sz w:val="24"/>
+          <w:szCs w:val="24"/>
         </w:rPr>
         <w:t xml:space="preserve"> </w:t>
       </w:r>
@@ -9548,83 +8376,7 @@
           <w:sz w:val="24"/>
           <w:szCs w:val="24"/>
         </w:rPr>
-        <w:br/>
         <w:t>a) Both A and R are true, and R is the correct explanation of A</w:t>
-      </w:r>
-      <w:r>
-        <w:rPr>
-          <w:rFonts w:ascii="Times New Roman" w:eastAsia="Times New Roman" w:hAnsi="Times New Roman" w:cs="Times New Roman"/>
-          <w:sz w:val="24"/>
-          <w:szCs w:val="24"/>
-        </w:rPr>
-        <w:br/>
-        <w:t>b) Both A and R are true, but R is not the correct explanation of A</w:t>
-      </w:r>
-      <w:r>
-        <w:rPr>
-          <w:rFonts w:ascii="Times New Roman" w:eastAsia="Times New Roman" w:hAnsi="Times New Roman" w:cs="Times New Roman"/>
-          <w:sz w:val="24"/>
-          <w:szCs w:val="24"/>
-        </w:rPr>
-        <w:br/>
-        <w:t>c) A is true, but R is false</w:t>
-      </w:r>
-      <w:r>
-        <w:rPr>
-          <w:rFonts w:ascii="Times New Roman" w:eastAsia="Times New Roman" w:hAnsi="Times New Roman" w:cs="Times New Roman"/>
-          <w:sz w:val="24"/>
-          <w:szCs w:val="24"/>
-        </w:rPr>
-        <w:br/>
-        <w:t>d) A is false, but R is true</w:t>
-      </w:r>
-      <w:r>
-        <w:rPr>
-          <w:rFonts w:ascii="Times New Roman" w:eastAsia="Times New Roman" w:hAnsi="Times New Roman" w:cs="Times New Roman"/>
-          <w:sz w:val="24"/>
-          <w:szCs w:val="24"/>
-        </w:rPr>
-        <w:br/>
-      </w:r>
-      <w:r>
-        <w:rPr>
-          <w:rFonts w:ascii="Segoe UI Symbol" w:eastAsia="Times New Roman" w:hAnsi="Segoe UI Symbol" w:cs="Segoe UI Symbol"/>
-          <w:b/>
-          <w:bCs/>
-          <w:color w:val="FF0000"/>
-          <w:sz w:val="24"/>
-          <w:szCs w:val="24"/>
-        </w:rPr>
-        <w:t>✔</w:t>
-      </w:r>
-      <w:r>
-        <w:rPr>
-          <w:rFonts w:ascii="Times New Roman" w:eastAsia="Times New Roman" w:hAnsi="Times New Roman" w:cs="Times New Roman"/>
-          <w:b/>
-          <w:bCs/>
-          <w:color w:val="FF0000"/>
-          <w:sz w:val="24"/>
-          <w:szCs w:val="24"/>
-        </w:rPr>
-        <w:t xml:space="preserve"> Answer</w:t>
-      </w:r>
-      <w:r>
-        <w:rPr>
-          <w:rFonts w:ascii="Times New Roman" w:eastAsia="Times New Roman" w:hAnsi="Times New Roman" w:cs="Times New Roman"/>
-          <w:b/>
-          <w:bCs/>
-          <w:sz w:val="24"/>
-          <w:szCs w:val="24"/>
-        </w:rPr>
-        <w:t>:</w:t>
-      </w:r>
-      <w:r>
-        <w:rPr>
-          <w:rFonts w:ascii="Times New Roman" w:eastAsia="Times New Roman" w:hAnsi="Times New Roman" w:cs="Times New Roman"/>
-          <w:sz w:val="24"/>
-          <w:szCs w:val="24"/>
-        </w:rPr>
-        <w:t xml:space="preserve"> a) Both A and R are true, and R is the correct explanation of A</w:t>
       </w:r>
     </w:p>
     <w:p>
@@ -9667,7 +8419,7 @@
           <w:sz w:val="24"/>
           <w:szCs w:val="24"/>
         </w:rPr>
-        <w:t>4.</w:t>
+        <w:t>5.</w:t>
       </w:r>
       <w:proofErr w:type="gramEnd"/>
       <w:r>
@@ -9694,7 +8446,7 @@
           <w:sz w:val="24"/>
           <w:szCs w:val="24"/>
         </w:rPr>
-        <w:t xml:space="preserve"> Polymorphism allows the same method to behave differently based on context.</w:t>
+        <w:t xml:space="preserve"> Java is a procedural programming language.</w:t>
       </w:r>
       <w:r>
         <w:rPr>
@@ -9720,38 +8472,26 @@
           <w:sz w:val="24"/>
           <w:szCs w:val="24"/>
         </w:rPr>
-        <w:t xml:space="preserve"> It helps in defining multiple methods with the same name but different parameters or behavior.</w:t>
-      </w:r>
-      <w:r>
-        <w:rPr>
-          <w:rFonts w:ascii="Times New Roman" w:eastAsia="Times New Roman" w:hAnsi="Times New Roman" w:cs="Times New Roman"/>
-          <w:sz w:val="24"/>
-          <w:szCs w:val="24"/>
-        </w:rPr>
-        <w:br/>
-      </w:r>
-      <w:r>
-        <w:rPr>
-          <w:rFonts w:ascii="Times New Roman" w:eastAsia="Times New Roman" w:hAnsi="Times New Roman" w:cs="Times New Roman"/>
-          <w:b/>
-          <w:bCs/>
-          <w:sz w:val="24"/>
-          <w:szCs w:val="24"/>
-        </w:rPr>
-        <w:t>Options</w:t>
-      </w:r>
-      <w:proofErr w:type="gramStart"/>
-      <w:r>
-        <w:rPr>
-          <w:rFonts w:ascii="Times New Roman" w:eastAsia="Times New Roman" w:hAnsi="Times New Roman" w:cs="Times New Roman"/>
-          <w:b/>
-          <w:bCs/>
-          <w:sz w:val="24"/>
-          <w:szCs w:val="24"/>
-        </w:rPr>
-        <w:t>:</w:t>
-      </w:r>
-      <w:proofErr w:type="gramEnd"/>
+        <w:t xml:space="preserve"> Java does not support classes and objects.</w:t>
+      </w:r>
+      <w:r>
+        <w:rPr>
+          <w:rFonts w:ascii="Times New Roman" w:eastAsia="Times New Roman" w:hAnsi="Times New Roman" w:cs="Times New Roman"/>
+          <w:sz w:val="24"/>
+          <w:szCs w:val="24"/>
+        </w:rPr>
+        <w:br/>
+      </w:r>
+      <w:r>
+        <w:rPr>
+          <w:rFonts w:ascii="Times New Roman" w:eastAsia="Times New Roman" w:hAnsi="Times New Roman" w:cs="Times New Roman"/>
+          <w:b/>
+          <w:bCs/>
+          <w:sz w:val="24"/>
+          <w:szCs w:val="24"/>
+        </w:rPr>
+        <w:t>Options:</w:t>
+      </w:r>
       <w:r>
         <w:rPr>
           <w:rFonts w:ascii="Times New Roman" w:eastAsia="Times New Roman" w:hAnsi="Times New Roman" w:cs="Times New Roman"/>
@@ -9786,7 +8526,7 @@
           <w:szCs w:val="24"/>
         </w:rPr>
         <w:br/>
-        <w:t>d) A is false, but R is true</w:t>
+        <w:t>d) Both A and R are false</w:t>
       </w:r>
       <w:r>
         <w:rPr>
@@ -9833,7 +8573,7 @@
           <w:sz w:val="24"/>
           <w:szCs w:val="24"/>
         </w:rPr>
-        <w:t>a) Both A and R are true, and R is the correct explanation of A</w:t>
+        <w:t>d) Both A and R are false</w:t>
       </w:r>
     </w:p>
     <w:p>
@@ -9876,7 +8616,7 @@
           <w:sz w:val="24"/>
           <w:szCs w:val="24"/>
         </w:rPr>
-        <w:t>5.</w:t>
+        <w:t>6.</w:t>
       </w:r>
       <w:proofErr w:type="gramEnd"/>
       <w:r>
@@ -9903,25 +8643,24 @@
           <w:sz w:val="24"/>
           <w:szCs w:val="24"/>
         </w:rPr>
-        <w:t xml:space="preserve"> Java is a procedural programming language.</w:t>
-      </w:r>
-      <w:r>
-        <w:rPr>
-          <w:rFonts w:ascii="Times New Roman" w:eastAsia="Times New Roman" w:hAnsi="Times New Roman" w:cs="Times New Roman"/>
-          <w:sz w:val="24"/>
-          <w:szCs w:val="24"/>
-        </w:rPr>
-        <w:br/>
-      </w:r>
-      <w:r>
-        <w:rPr>
-          <w:rFonts w:ascii="Times New Roman" w:eastAsia="Times New Roman" w:hAnsi="Times New Roman" w:cs="Times New Roman"/>
-          <w:b/>
-          <w:bCs/>
-          <w:sz w:val="24"/>
-          <w:szCs w:val="24"/>
-        </w:rPr>
-        <w:lastRenderedPageBreak/>
+        <w:t xml:space="preserve"> POP provides more modular code than OOP.</w:t>
+      </w:r>
+      <w:r>
+        <w:rPr>
+          <w:rFonts w:ascii="Times New Roman" w:eastAsia="Times New Roman" w:hAnsi="Times New Roman" w:cs="Times New Roman"/>
+          <w:sz w:val="24"/>
+          <w:szCs w:val="24"/>
+        </w:rPr>
+        <w:br/>
+      </w:r>
+      <w:r>
+        <w:rPr>
+          <w:rFonts w:ascii="Times New Roman" w:eastAsia="Times New Roman" w:hAnsi="Times New Roman" w:cs="Times New Roman"/>
+          <w:b/>
+          <w:bCs/>
+          <w:sz w:val="24"/>
+          <w:szCs w:val="24"/>
+        </w:rPr>
         <w:t>Reason (R):</w:t>
       </w:r>
       <w:r>
@@ -9930,7 +8669,7 @@
           <w:sz w:val="24"/>
           <w:szCs w:val="24"/>
         </w:rPr>
-        <w:t xml:space="preserve"> Java does not support classes and objects.</w:t>
+        <w:t xml:space="preserve"> In POP, the entire program is divided into procedures or functions.</w:t>
       </w:r>
       <w:r>
         <w:rPr>
@@ -9966,737 +8705,26 @@
           <w:szCs w:val="24"/>
         </w:rPr>
         <w:br/>
-        <w:t>b) Both A and R are true, but R is not the correct explanation of A</w:t>
-      </w:r>
-      <w:r>
-        <w:rPr>
-          <w:rFonts w:ascii="Times New Roman" w:eastAsia="Times New Roman" w:hAnsi="Times New Roman" w:cs="Times New Roman"/>
-          <w:sz w:val="24"/>
-          <w:szCs w:val="24"/>
-        </w:rPr>
-        <w:br/>
-        <w:t>c) A is true, but R is false</w:t>
-      </w:r>
-      <w:r>
-        <w:rPr>
-          <w:rFonts w:ascii="Times New Roman" w:eastAsia="Times New Roman" w:hAnsi="Times New Roman" w:cs="Times New Roman"/>
-          <w:sz w:val="24"/>
-          <w:szCs w:val="24"/>
-        </w:rPr>
-        <w:br/>
-        <w:t>d) Both A and R are false</w:t>
-      </w:r>
-      <w:r>
-        <w:rPr>
-          <w:rFonts w:ascii="Times New Roman" w:eastAsia="Times New Roman" w:hAnsi="Times New Roman" w:cs="Times New Roman"/>
-          <w:sz w:val="24"/>
-          <w:szCs w:val="24"/>
-        </w:rPr>
-        <w:br/>
-      </w:r>
-      <w:r>
-        <w:rPr>
-          <w:rFonts w:ascii="Segoe UI Symbol" w:eastAsia="Times New Roman" w:hAnsi="Segoe UI Symbol" w:cs="Segoe UI Symbol"/>
-          <w:b/>
-          <w:bCs/>
-          <w:color w:val="FF0000"/>
-          <w:sz w:val="24"/>
-          <w:szCs w:val="24"/>
-        </w:rPr>
-        <w:t>✔</w:t>
-      </w:r>
-      <w:r>
-        <w:rPr>
-          <w:rFonts w:ascii="Times New Roman" w:eastAsia="Times New Roman" w:hAnsi="Times New Roman" w:cs="Times New Roman"/>
-          <w:b/>
-          <w:bCs/>
-          <w:color w:val="FF0000"/>
-          <w:sz w:val="24"/>
-          <w:szCs w:val="24"/>
-        </w:rPr>
-        <w:t xml:space="preserve"> Answer:</w:t>
-      </w:r>
-      <w:r>
-        <w:rPr>
-          <w:rFonts w:ascii="Times New Roman" w:eastAsia="Times New Roman" w:hAnsi="Times New Roman" w:cs="Times New Roman"/>
-          <w:color w:val="FF0000"/>
-          <w:sz w:val="24"/>
-          <w:szCs w:val="24"/>
-        </w:rPr>
-        <w:t xml:space="preserve"> </w:t>
-      </w:r>
-      <w:r>
-        <w:rPr>
-          <w:rFonts w:ascii="Times New Roman" w:eastAsia="Times New Roman" w:hAnsi="Times New Roman" w:cs="Times New Roman"/>
-          <w:sz w:val="24"/>
-          <w:szCs w:val="24"/>
-        </w:rPr>
-        <w:t>d) Both A and R are false</w:t>
-      </w:r>
-    </w:p>
-    <w:p>
-      <w:pPr>
-        <w:spacing w:after="0" w:line="240" w:lineRule="auto"/>
-        <w:ind w:left="270"/>
-        <w:rPr>
-          <w:rFonts w:ascii="Times New Roman" w:eastAsia="Times New Roman" w:hAnsi="Times New Roman" w:cs="Times New Roman"/>
-          <w:sz w:val="24"/>
-          <w:szCs w:val="24"/>
-        </w:rPr>
-      </w:pPr>
-      <w:r>
-        <w:rPr>
-          <w:rFonts w:ascii="Times New Roman" w:eastAsia="Times New Roman" w:hAnsi="Times New Roman" w:cs="Times New Roman"/>
-          <w:sz w:val="24"/>
-          <w:szCs w:val="24"/>
-        </w:rPr>
-        <w:pict>
-          <v:rect id="_x0000_i1033" style="width:0;height:1.5pt" o:hralign="center" o:hrstd="t" o:hr="t" fillcolor="#a0a0a0" stroked="f"/>
-        </w:pict>
-      </w:r>
-    </w:p>
-    <w:p>
-      <w:pPr>
-        <w:spacing w:before="100" w:beforeAutospacing="1" w:after="100" w:afterAutospacing="1" w:line="240" w:lineRule="auto"/>
-        <w:ind w:left="270"/>
-        <w:rPr>
-          <w:rFonts w:ascii="Times New Roman" w:eastAsia="Times New Roman" w:hAnsi="Times New Roman" w:cs="Times New Roman"/>
-          <w:sz w:val="24"/>
-          <w:szCs w:val="24"/>
-        </w:rPr>
-      </w:pPr>
-      <w:proofErr w:type="gramStart"/>
-      <w:r>
-        <w:rPr>
-          <w:rFonts w:ascii="Times New Roman" w:eastAsia="Times New Roman" w:hAnsi="Times New Roman" w:cs="Times New Roman"/>
-          <w:b/>
-          <w:bCs/>
-          <w:sz w:val="24"/>
-          <w:szCs w:val="24"/>
-        </w:rPr>
-        <w:t>6.</w:t>
-      </w:r>
-      <w:proofErr w:type="gramEnd"/>
-      <w:r>
-        <w:rPr>
-          <w:rFonts w:ascii="Times New Roman" w:eastAsia="Times New Roman" w:hAnsi="Times New Roman" w:cs="Times New Roman"/>
-          <w:sz w:val="24"/>
-          <w:szCs w:val="24"/>
-        </w:rPr>
-        <w:br/>
-      </w:r>
-      <w:r>
-        <w:rPr>
-          <w:rFonts w:ascii="Times New Roman" w:eastAsia="Times New Roman" w:hAnsi="Times New Roman" w:cs="Times New Roman"/>
-          <w:b/>
-          <w:bCs/>
-          <w:sz w:val="24"/>
-          <w:szCs w:val="24"/>
-        </w:rPr>
-        <w:t>Assertion (A):</w:t>
-      </w:r>
-      <w:r>
-        <w:rPr>
-          <w:rFonts w:ascii="Times New Roman" w:eastAsia="Times New Roman" w:hAnsi="Times New Roman" w:cs="Times New Roman"/>
-          <w:sz w:val="24"/>
-          <w:szCs w:val="24"/>
-        </w:rPr>
-        <w:t xml:space="preserve"> POP provides more modular code than OOP.</w:t>
-      </w:r>
-      <w:r>
-        <w:rPr>
-          <w:rFonts w:ascii="Times New Roman" w:eastAsia="Times New Roman" w:hAnsi="Times New Roman" w:cs="Times New Roman"/>
-          <w:sz w:val="24"/>
-          <w:szCs w:val="24"/>
-        </w:rPr>
-        <w:br/>
-      </w:r>
-      <w:r>
-        <w:rPr>
-          <w:rFonts w:ascii="Times New Roman" w:eastAsia="Times New Roman" w:hAnsi="Times New Roman" w:cs="Times New Roman"/>
-          <w:b/>
-          <w:bCs/>
-          <w:sz w:val="24"/>
-          <w:szCs w:val="24"/>
-        </w:rPr>
-        <w:t>Reason (R):</w:t>
-      </w:r>
-      <w:r>
-        <w:rPr>
-          <w:rFonts w:ascii="Times New Roman" w:eastAsia="Times New Roman" w:hAnsi="Times New Roman" w:cs="Times New Roman"/>
-          <w:sz w:val="24"/>
-          <w:szCs w:val="24"/>
-        </w:rPr>
-        <w:t xml:space="preserve"> In POP, the entire program is divided into procedures or functions.</w:t>
-      </w:r>
-      <w:r>
-        <w:rPr>
-          <w:rFonts w:ascii="Times New Roman" w:eastAsia="Times New Roman" w:hAnsi="Times New Roman" w:cs="Times New Roman"/>
-          <w:sz w:val="24"/>
-          <w:szCs w:val="24"/>
-        </w:rPr>
-        <w:br/>
-      </w:r>
-      <w:r>
-        <w:rPr>
-          <w:rFonts w:ascii="Times New Roman" w:eastAsia="Times New Roman" w:hAnsi="Times New Roman" w:cs="Times New Roman"/>
-          <w:b/>
-          <w:bCs/>
-          <w:sz w:val="24"/>
-          <w:szCs w:val="24"/>
-        </w:rPr>
-        <w:t>Options:</w:t>
-      </w:r>
-      <w:r>
-        <w:rPr>
-          <w:rFonts w:ascii="Times New Roman" w:eastAsia="Times New Roman" w:hAnsi="Times New Roman" w:cs="Times New Roman"/>
-          <w:sz w:val="24"/>
-          <w:szCs w:val="24"/>
-        </w:rPr>
-        <w:br/>
-        <w:t>a) Both A and R are true, and R is the correct explanation of A</w:t>
-      </w:r>
-      <w:r>
-        <w:rPr>
-          <w:rFonts w:ascii="Times New Roman" w:eastAsia="Times New Roman" w:hAnsi="Times New Roman" w:cs="Times New Roman"/>
-          <w:sz w:val="24"/>
-          <w:szCs w:val="24"/>
-        </w:rPr>
-        <w:br/>
-        <w:t>b) Both A and R are true, but R is not the correct explanation of A</w:t>
-      </w:r>
-      <w:r>
-        <w:rPr>
-          <w:rFonts w:ascii="Times New Roman" w:eastAsia="Times New Roman" w:hAnsi="Times New Roman" w:cs="Times New Roman"/>
-          <w:sz w:val="24"/>
-          <w:szCs w:val="24"/>
-        </w:rPr>
-        <w:br/>
-        <w:t>c) A is false, but R is true</w:t>
-      </w:r>
-      <w:r>
-        <w:rPr>
-          <w:rFonts w:ascii="Times New Roman" w:eastAsia="Times New Roman" w:hAnsi="Times New Roman" w:cs="Times New Roman"/>
-          <w:sz w:val="24"/>
-          <w:szCs w:val="24"/>
-        </w:rPr>
-        <w:br/>
-        <w:t>d) A is true, but R is false</w:t>
-      </w:r>
-      <w:r>
-        <w:rPr>
-          <w:rFonts w:ascii="Times New Roman" w:eastAsia="Times New Roman" w:hAnsi="Times New Roman" w:cs="Times New Roman"/>
-          <w:sz w:val="24"/>
-          <w:szCs w:val="24"/>
-        </w:rPr>
-        <w:br/>
-      </w:r>
-      <w:r>
-        <w:rPr>
-          <w:rFonts w:ascii="Segoe UI Symbol" w:eastAsia="Times New Roman" w:hAnsi="Segoe UI Symbol" w:cs="Segoe UI Symbol"/>
-          <w:b/>
-          <w:bCs/>
-          <w:color w:val="FF0000"/>
-          <w:sz w:val="24"/>
-          <w:szCs w:val="24"/>
-        </w:rPr>
-        <w:t>✔</w:t>
-      </w:r>
-      <w:r>
-        <w:rPr>
-          <w:rFonts w:ascii="Times New Roman" w:eastAsia="Times New Roman" w:hAnsi="Times New Roman" w:cs="Times New Roman"/>
-          <w:b/>
-          <w:bCs/>
-          <w:color w:val="FF0000"/>
-          <w:sz w:val="24"/>
-          <w:szCs w:val="24"/>
-        </w:rPr>
-        <w:t xml:space="preserve"> Answer:</w:t>
-      </w:r>
-      <w:r>
-        <w:rPr>
-          <w:rFonts w:ascii="Times New Roman" w:eastAsia="Times New Roman" w:hAnsi="Times New Roman" w:cs="Times New Roman"/>
-          <w:color w:val="FF0000"/>
-          <w:sz w:val="24"/>
-          <w:szCs w:val="24"/>
-        </w:rPr>
-        <w:t xml:space="preserve"> </w:t>
-      </w:r>
-      <w:r>
-        <w:rPr>
-          <w:rFonts w:ascii="Times New Roman" w:eastAsia="Times New Roman" w:hAnsi="Times New Roman" w:cs="Times New Roman"/>
-          <w:sz w:val="24"/>
-          <w:szCs w:val="24"/>
-        </w:rPr>
-        <w:t>c) A is false, but R is true</w:t>
-      </w:r>
-    </w:p>
-    <w:p>
-      <w:pPr>
-        <w:spacing w:after="0" w:line="240" w:lineRule="auto"/>
-        <w:ind w:left="270"/>
-        <w:rPr>
-          <w:rFonts w:ascii="Times New Roman" w:eastAsia="Times New Roman" w:hAnsi="Times New Roman" w:cs="Times New Roman"/>
-          <w:sz w:val="24"/>
-          <w:szCs w:val="24"/>
-        </w:rPr>
-      </w:pPr>
-      <w:r>
-        <w:rPr>
-          <w:rFonts w:ascii="Times New Roman" w:eastAsia="Times New Roman" w:hAnsi="Times New Roman" w:cs="Times New Roman"/>
-          <w:sz w:val="24"/>
-          <w:szCs w:val="24"/>
-        </w:rPr>
-        <w:pict>
-          <v:rect id="_x0000_i1034" style="width:0;height:1.5pt" o:hralign="center" o:hrstd="t" o:hr="t" fillcolor="#a0a0a0" stroked="f"/>
-        </w:pict>
-      </w:r>
-    </w:p>
-    <w:p>
-      <w:pPr>
-        <w:spacing w:before="100" w:beforeAutospacing="1" w:after="100" w:afterAutospacing="1" w:line="240" w:lineRule="auto"/>
-        <w:ind w:left="270"/>
-        <w:rPr>
-          <w:rFonts w:ascii="Times New Roman" w:eastAsia="Times New Roman" w:hAnsi="Times New Roman" w:cs="Times New Roman"/>
-          <w:sz w:val="24"/>
-          <w:szCs w:val="24"/>
-        </w:rPr>
-      </w:pPr>
-      <w:proofErr w:type="gramStart"/>
-      <w:r>
-        <w:rPr>
-          <w:rFonts w:ascii="Times New Roman" w:eastAsia="Times New Roman" w:hAnsi="Times New Roman" w:cs="Times New Roman"/>
-          <w:b/>
-          <w:bCs/>
-          <w:sz w:val="24"/>
-          <w:szCs w:val="24"/>
-        </w:rPr>
-        <w:t>7.</w:t>
-      </w:r>
-      <w:proofErr w:type="gramEnd"/>
-      <w:r>
-        <w:rPr>
-          <w:rFonts w:ascii="Times New Roman" w:eastAsia="Times New Roman" w:hAnsi="Times New Roman" w:cs="Times New Roman"/>
-          <w:sz w:val="24"/>
-          <w:szCs w:val="24"/>
-        </w:rPr>
-        <w:br/>
-      </w:r>
-      <w:r>
-        <w:rPr>
-          <w:rFonts w:ascii="Times New Roman" w:eastAsia="Times New Roman" w:hAnsi="Times New Roman" w:cs="Times New Roman"/>
-          <w:b/>
-          <w:bCs/>
-          <w:sz w:val="24"/>
-          <w:szCs w:val="24"/>
-        </w:rPr>
-        <w:t>Assertion (A):</w:t>
-      </w:r>
-      <w:r>
-        <w:rPr>
-          <w:rFonts w:ascii="Times New Roman" w:eastAsia="Times New Roman" w:hAnsi="Times New Roman" w:cs="Times New Roman"/>
-          <w:sz w:val="24"/>
-          <w:szCs w:val="24"/>
-        </w:rPr>
-        <w:t xml:space="preserve"> Encapsulation is the process of hiding implementation details.</w:t>
-      </w:r>
-      <w:r>
-        <w:rPr>
-          <w:rFonts w:ascii="Times New Roman" w:eastAsia="Times New Roman" w:hAnsi="Times New Roman" w:cs="Times New Roman"/>
-          <w:sz w:val="24"/>
-          <w:szCs w:val="24"/>
-        </w:rPr>
-        <w:br/>
-      </w:r>
-      <w:r>
-        <w:rPr>
-          <w:rFonts w:ascii="Times New Roman" w:eastAsia="Times New Roman" w:hAnsi="Times New Roman" w:cs="Times New Roman"/>
-          <w:b/>
-          <w:bCs/>
-          <w:sz w:val="24"/>
-          <w:szCs w:val="24"/>
-        </w:rPr>
-        <w:t>Reason (R):</w:t>
-      </w:r>
-      <w:r>
-        <w:rPr>
-          <w:rFonts w:ascii="Times New Roman" w:eastAsia="Times New Roman" w:hAnsi="Times New Roman" w:cs="Times New Roman"/>
-          <w:sz w:val="24"/>
-          <w:szCs w:val="24"/>
-        </w:rPr>
-        <w:t xml:space="preserve"> Encapsulation restricts direct access to class members using access modifiers.</w:t>
-      </w:r>
-      <w:r>
-        <w:rPr>
-          <w:rFonts w:ascii="Times New Roman" w:eastAsia="Times New Roman" w:hAnsi="Times New Roman" w:cs="Times New Roman"/>
-          <w:sz w:val="24"/>
-          <w:szCs w:val="24"/>
-        </w:rPr>
-        <w:br/>
-      </w:r>
-      <w:r>
-        <w:rPr>
-          <w:rFonts w:ascii="Times New Roman" w:eastAsia="Times New Roman" w:hAnsi="Times New Roman" w:cs="Times New Roman"/>
-          <w:b/>
-          <w:bCs/>
-          <w:sz w:val="24"/>
-          <w:szCs w:val="24"/>
-        </w:rPr>
-        <w:t>Options</w:t>
-      </w:r>
-      <w:proofErr w:type="gramStart"/>
-      <w:r>
-        <w:rPr>
-          <w:rFonts w:ascii="Times New Roman" w:eastAsia="Times New Roman" w:hAnsi="Times New Roman" w:cs="Times New Roman"/>
-          <w:b/>
-          <w:bCs/>
-          <w:sz w:val="24"/>
-          <w:szCs w:val="24"/>
-        </w:rPr>
-        <w:t>:</w:t>
-      </w:r>
-      <w:proofErr w:type="gramEnd"/>
-      <w:r>
-        <w:rPr>
-          <w:rFonts w:ascii="Times New Roman" w:eastAsia="Times New Roman" w:hAnsi="Times New Roman" w:cs="Times New Roman"/>
-          <w:sz w:val="24"/>
-          <w:szCs w:val="24"/>
-        </w:rPr>
-        <w:br/>
-        <w:t>a) Both A and R are true, and R is the correct explanation of A</w:t>
-      </w:r>
-      <w:r>
-        <w:rPr>
-          <w:rFonts w:ascii="Times New Roman" w:eastAsia="Times New Roman" w:hAnsi="Times New Roman" w:cs="Times New Roman"/>
-          <w:sz w:val="24"/>
-          <w:szCs w:val="24"/>
-        </w:rPr>
-        <w:br/>
-        <w:t>b) Both A and R are true, but R is not the correct explanation of A</w:t>
-      </w:r>
-      <w:r>
-        <w:rPr>
-          <w:rFonts w:ascii="Times New Roman" w:eastAsia="Times New Roman" w:hAnsi="Times New Roman" w:cs="Times New Roman"/>
-          <w:sz w:val="24"/>
-          <w:szCs w:val="24"/>
-        </w:rPr>
-        <w:br/>
-        <w:t>c) A is true, but R is false</w:t>
-      </w:r>
-      <w:r>
-        <w:rPr>
-          <w:rFonts w:ascii="Times New Roman" w:eastAsia="Times New Roman" w:hAnsi="Times New Roman" w:cs="Times New Roman"/>
-          <w:sz w:val="24"/>
-          <w:szCs w:val="24"/>
-        </w:rPr>
-        <w:br/>
-        <w:t>d) A is false, but R is true</w:t>
-      </w:r>
-      <w:r>
-        <w:rPr>
-          <w:rFonts w:ascii="Times New Roman" w:eastAsia="Times New Roman" w:hAnsi="Times New Roman" w:cs="Times New Roman"/>
-          <w:sz w:val="24"/>
-          <w:szCs w:val="24"/>
-        </w:rPr>
-        <w:br/>
-      </w:r>
-      <w:r>
-        <w:rPr>
-          <w:rFonts w:ascii="Segoe UI Symbol" w:eastAsia="Times New Roman" w:hAnsi="Segoe UI Symbol" w:cs="Segoe UI Symbol"/>
-          <w:b/>
-          <w:bCs/>
-          <w:color w:val="FF0000"/>
-          <w:sz w:val="24"/>
-          <w:szCs w:val="24"/>
-        </w:rPr>
-        <w:t>✔</w:t>
-      </w:r>
-      <w:r>
-        <w:rPr>
-          <w:rFonts w:ascii="Times New Roman" w:eastAsia="Times New Roman" w:hAnsi="Times New Roman" w:cs="Times New Roman"/>
-          <w:b/>
-          <w:bCs/>
-          <w:color w:val="FF0000"/>
-          <w:sz w:val="24"/>
-          <w:szCs w:val="24"/>
-        </w:rPr>
-        <w:t xml:space="preserve"> Answer:</w:t>
-      </w:r>
-      <w:r>
-        <w:rPr>
-          <w:rFonts w:ascii="Times New Roman" w:eastAsia="Times New Roman" w:hAnsi="Times New Roman" w:cs="Times New Roman"/>
-          <w:color w:val="FF0000"/>
-          <w:sz w:val="24"/>
-          <w:szCs w:val="24"/>
-        </w:rPr>
-        <w:t xml:space="preserve"> </w:t>
-      </w:r>
-      <w:r>
-        <w:rPr>
-          <w:rFonts w:ascii="Times New Roman" w:eastAsia="Times New Roman" w:hAnsi="Times New Roman" w:cs="Times New Roman"/>
-          <w:sz w:val="24"/>
-          <w:szCs w:val="24"/>
-        </w:rPr>
-        <w:t>a) Both A and R are true, and R is the correct explanation of A</w:t>
-      </w:r>
-    </w:p>
-    <w:p>
-      <w:pPr>
-        <w:spacing w:after="0" w:line="240" w:lineRule="auto"/>
-        <w:ind w:left="270"/>
-        <w:rPr>
-          <w:rFonts w:ascii="Times New Roman" w:eastAsia="Times New Roman" w:hAnsi="Times New Roman" w:cs="Times New Roman"/>
-          <w:sz w:val="24"/>
-          <w:szCs w:val="24"/>
-        </w:rPr>
-      </w:pPr>
-      <w:r>
-        <w:rPr>
-          <w:rFonts w:ascii="Times New Roman" w:eastAsia="Times New Roman" w:hAnsi="Times New Roman" w:cs="Times New Roman"/>
-          <w:sz w:val="24"/>
-          <w:szCs w:val="24"/>
-        </w:rPr>
-        <w:pict>
-          <v:rect id="_x0000_i1035" style="width:0;height:1.5pt" o:hralign="center" o:hrstd="t" o:hr="t" fillcolor="#a0a0a0" stroked="f"/>
-        </w:pict>
-      </w:r>
-    </w:p>
-    <w:p>
-      <w:pPr>
-        <w:spacing w:before="100" w:beforeAutospacing="1" w:after="100" w:afterAutospacing="1" w:line="240" w:lineRule="auto"/>
-        <w:ind w:left="270"/>
-        <w:rPr>
-          <w:rFonts w:ascii="Times New Roman" w:eastAsia="Times New Roman" w:hAnsi="Times New Roman" w:cs="Times New Roman"/>
-          <w:sz w:val="24"/>
-          <w:szCs w:val="24"/>
-        </w:rPr>
-      </w:pPr>
-      <w:proofErr w:type="gramStart"/>
-      <w:r>
-        <w:rPr>
-          <w:rFonts w:ascii="Times New Roman" w:eastAsia="Times New Roman" w:hAnsi="Times New Roman" w:cs="Times New Roman"/>
-          <w:b/>
-          <w:bCs/>
-          <w:sz w:val="24"/>
-          <w:szCs w:val="24"/>
-        </w:rPr>
-        <w:t>8.</w:t>
-      </w:r>
-      <w:proofErr w:type="gramEnd"/>
-      <w:r>
-        <w:rPr>
-          <w:rFonts w:ascii="Times New Roman" w:eastAsia="Times New Roman" w:hAnsi="Times New Roman" w:cs="Times New Roman"/>
-          <w:sz w:val="24"/>
-          <w:szCs w:val="24"/>
-        </w:rPr>
-        <w:br/>
-      </w:r>
-      <w:r>
-        <w:rPr>
-          <w:rFonts w:ascii="Times New Roman" w:eastAsia="Times New Roman" w:hAnsi="Times New Roman" w:cs="Times New Roman"/>
-          <w:b/>
-          <w:bCs/>
-          <w:sz w:val="24"/>
-          <w:szCs w:val="24"/>
-        </w:rPr>
-        <w:t>Assertion (A):</w:t>
-      </w:r>
-      <w:r>
-        <w:rPr>
-          <w:rFonts w:ascii="Times New Roman" w:eastAsia="Times New Roman" w:hAnsi="Times New Roman" w:cs="Times New Roman"/>
-          <w:sz w:val="24"/>
-          <w:szCs w:val="24"/>
-        </w:rPr>
-        <w:t xml:space="preserve"> OOP makes large software systems more manageable.</w:t>
-      </w:r>
-      <w:r>
-        <w:rPr>
-          <w:rFonts w:ascii="Times New Roman" w:eastAsia="Times New Roman" w:hAnsi="Times New Roman" w:cs="Times New Roman"/>
-          <w:sz w:val="24"/>
-          <w:szCs w:val="24"/>
-        </w:rPr>
-        <w:br/>
-      </w:r>
-      <w:r>
-        <w:rPr>
-          <w:rFonts w:ascii="Times New Roman" w:eastAsia="Times New Roman" w:hAnsi="Times New Roman" w:cs="Times New Roman"/>
-          <w:b/>
-          <w:bCs/>
-          <w:sz w:val="24"/>
-          <w:szCs w:val="24"/>
-        </w:rPr>
-        <w:t>Reason (R):</w:t>
-      </w:r>
-      <w:r>
-        <w:rPr>
-          <w:rFonts w:ascii="Times New Roman" w:eastAsia="Times New Roman" w:hAnsi="Times New Roman" w:cs="Times New Roman"/>
-          <w:sz w:val="24"/>
-          <w:szCs w:val="24"/>
-        </w:rPr>
-        <w:t xml:space="preserve"> OOP supports abstraction, encapsulation, and modularity.</w:t>
-      </w:r>
-      <w:r>
-        <w:rPr>
-          <w:rFonts w:ascii="Times New Roman" w:eastAsia="Times New Roman" w:hAnsi="Times New Roman" w:cs="Times New Roman"/>
-          <w:sz w:val="24"/>
-          <w:szCs w:val="24"/>
-        </w:rPr>
-        <w:br/>
-      </w:r>
-      <w:r>
-        <w:rPr>
-          <w:rFonts w:ascii="Times New Roman" w:eastAsia="Times New Roman" w:hAnsi="Times New Roman" w:cs="Times New Roman"/>
-          <w:b/>
-          <w:bCs/>
-          <w:sz w:val="24"/>
-          <w:szCs w:val="24"/>
-        </w:rPr>
-        <w:t>Options</w:t>
-      </w:r>
-      <w:proofErr w:type="gramStart"/>
-      <w:r>
-        <w:rPr>
-          <w:rFonts w:ascii="Times New Roman" w:eastAsia="Times New Roman" w:hAnsi="Times New Roman" w:cs="Times New Roman"/>
-          <w:b/>
-          <w:bCs/>
-          <w:sz w:val="24"/>
-          <w:szCs w:val="24"/>
-        </w:rPr>
-        <w:t>:</w:t>
-      </w:r>
-      <w:proofErr w:type="gramEnd"/>
-      <w:r>
-        <w:rPr>
-          <w:rFonts w:ascii="Times New Roman" w:eastAsia="Times New Roman" w:hAnsi="Times New Roman" w:cs="Times New Roman"/>
-          <w:sz w:val="24"/>
-          <w:szCs w:val="24"/>
-        </w:rPr>
-        <w:br/>
-        <w:t>a) Both A and R are true, and R is the correct explanation of A</w:t>
-      </w:r>
-      <w:r>
-        <w:rPr>
-          <w:rFonts w:ascii="Times New Roman" w:eastAsia="Times New Roman" w:hAnsi="Times New Roman" w:cs="Times New Roman"/>
-          <w:sz w:val="24"/>
-          <w:szCs w:val="24"/>
-        </w:rPr>
-        <w:br/>
-        <w:t>b) Both A and R are true, but R is not the correct explanation of A</w:t>
-      </w:r>
-      <w:r>
-        <w:rPr>
-          <w:rFonts w:ascii="Times New Roman" w:eastAsia="Times New Roman" w:hAnsi="Times New Roman" w:cs="Times New Roman"/>
-          <w:sz w:val="24"/>
-          <w:szCs w:val="24"/>
-        </w:rPr>
-        <w:br/>
-        <w:t>c) A is true, but R is false</w:t>
-      </w:r>
-      <w:r>
-        <w:rPr>
-          <w:rFonts w:ascii="Times New Roman" w:eastAsia="Times New Roman" w:hAnsi="Times New Roman" w:cs="Times New Roman"/>
-          <w:sz w:val="24"/>
-          <w:szCs w:val="24"/>
-        </w:rPr>
-        <w:br/>
-        <w:t>d) A is false, but R is true</w:t>
-      </w:r>
-      <w:r>
-        <w:rPr>
-          <w:rFonts w:ascii="Times New Roman" w:eastAsia="Times New Roman" w:hAnsi="Times New Roman" w:cs="Times New Roman"/>
-          <w:sz w:val="24"/>
-          <w:szCs w:val="24"/>
-        </w:rPr>
-        <w:br/>
-      </w:r>
-      <w:r>
-        <w:rPr>
-          <w:rFonts w:ascii="Segoe UI Symbol" w:eastAsia="Times New Roman" w:hAnsi="Segoe UI Symbol" w:cs="Segoe UI Symbol"/>
-          <w:b/>
-          <w:bCs/>
-          <w:color w:val="FF0000"/>
-          <w:sz w:val="24"/>
-          <w:szCs w:val="24"/>
-        </w:rPr>
-        <w:t>✔</w:t>
-      </w:r>
-      <w:r>
-        <w:rPr>
-          <w:rFonts w:ascii="Times New Roman" w:eastAsia="Times New Roman" w:hAnsi="Times New Roman" w:cs="Times New Roman"/>
-          <w:b/>
-          <w:bCs/>
-          <w:color w:val="FF0000"/>
-          <w:sz w:val="24"/>
-          <w:szCs w:val="24"/>
-        </w:rPr>
-        <w:t xml:space="preserve"> Answer:</w:t>
-      </w:r>
-      <w:r>
-        <w:rPr>
-          <w:rFonts w:ascii="Times New Roman" w:eastAsia="Times New Roman" w:hAnsi="Times New Roman" w:cs="Times New Roman"/>
-          <w:color w:val="FF0000"/>
-          <w:sz w:val="24"/>
-          <w:szCs w:val="24"/>
-        </w:rPr>
-        <w:t xml:space="preserve"> </w:t>
-      </w:r>
-      <w:r>
-        <w:rPr>
-          <w:rFonts w:ascii="Times New Roman" w:eastAsia="Times New Roman" w:hAnsi="Times New Roman" w:cs="Times New Roman"/>
-          <w:sz w:val="24"/>
-          <w:szCs w:val="24"/>
-        </w:rPr>
-        <w:t>a) Both A and R are true, and R is the correct explanation of A</w:t>
-      </w:r>
-    </w:p>
-    <w:p>
-      <w:pPr>
-        <w:spacing w:after="0" w:line="240" w:lineRule="auto"/>
-        <w:ind w:left="270"/>
-        <w:rPr>
-          <w:rFonts w:ascii="Times New Roman" w:eastAsia="Times New Roman" w:hAnsi="Times New Roman" w:cs="Times New Roman"/>
-          <w:sz w:val="24"/>
-          <w:szCs w:val="24"/>
-        </w:rPr>
-      </w:pPr>
-      <w:r>
-        <w:rPr>
-          <w:rFonts w:ascii="Times New Roman" w:eastAsia="Times New Roman" w:hAnsi="Times New Roman" w:cs="Times New Roman"/>
-          <w:sz w:val="24"/>
-          <w:szCs w:val="24"/>
-        </w:rPr>
-        <w:pict>
-          <v:rect id="_x0000_i1036" style="width:0;height:1.5pt" o:hralign="center" o:hrstd="t" o:hr="t" fillcolor="#a0a0a0" stroked="f"/>
-        </w:pict>
-      </w:r>
-    </w:p>
-    <w:p>
-      <w:pPr>
-        <w:spacing w:before="100" w:beforeAutospacing="1" w:after="100" w:afterAutospacing="1" w:line="240" w:lineRule="auto"/>
-        <w:ind w:left="270"/>
-        <w:rPr>
-          <w:rFonts w:ascii="Times New Roman" w:eastAsia="Times New Roman" w:hAnsi="Times New Roman" w:cs="Times New Roman"/>
-          <w:sz w:val="24"/>
-          <w:szCs w:val="24"/>
-        </w:rPr>
-      </w:pPr>
+      </w:r>
+      <w:bookmarkStart w:id="0" w:name="_GoBack"/>
       <w:r>
         <w:rPr>
           <w:rFonts w:ascii="Times New Roman" w:hAnsi="Times New Roman" w:cs="Times New Roman"/>
           <w:noProof/>
         </w:rPr>
+        <w:lastRenderedPageBreak/>
         <mc:AlternateContent>
           <mc:Choice Requires="wpg">
             <w:drawing>
               <wp:anchor distT="0" distB="0" distL="114300" distR="114300" simplePos="0" relativeHeight="251671552" behindDoc="1" locked="0" layoutInCell="1" allowOverlap="1" wp14:anchorId="14A76692" wp14:editId="7516ABA7">
                 <wp:simplePos x="0" y="0"/>
                 <wp:positionH relativeFrom="page">
-                  <wp:posOffset>6055360</wp:posOffset>
+                  <wp:align>right</wp:align>
                 </wp:positionH>
                 <wp:positionV relativeFrom="paragraph">
-                  <wp:posOffset>-8528050</wp:posOffset>
+                  <wp:posOffset>-833254</wp:posOffset>
                 </wp:positionV>
-                <wp:extent cx="1484630" cy="13095605"/>
+                <wp:extent cx="1485182" cy="13095734"/>
                 <wp:effectExtent l="95250" t="38100" r="20320" b="125095"/>
                 <wp:wrapNone/>
                 <wp:docPr id="31" name="Group 3"/>
@@ -10712,7 +8740,7 @@
                       <wpg:grpSpPr bwMode="auto">
                         <a:xfrm>
                           <a:off x="0" y="0"/>
-                          <a:ext cx="1484630" cy="13095605"/>
+                          <a:ext cx="1485182" cy="13095734"/>
                           <a:chOff x="7571" y="-22"/>
                           <a:chExt cx="2395" cy="20510"/>
                         </a:xfrm>
@@ -10973,7 +9001,7 @@
           </mc:Choice>
           <mc:Fallback>
             <w:pict>
-              <v:group w14:anchorId="5E4FA0FE" id="Group 3" o:spid="_x0000_s1026" style="position:absolute;margin-left:476.8pt;margin-top:-671.5pt;width:116.9pt;height:1031.15pt;z-index:-251644928;mso-position-horizontal-relative:page" coordorigin="7571,-22" coordsize="2395,20510" o:gfxdata="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">
+              <v:group w14:anchorId="3910AA8D" id="Group 3" o:spid="_x0000_s1026" style="position:absolute;margin-left:65.75pt;margin-top:-65.6pt;width:116.95pt;height:1031.15pt;z-index:-251644928;mso-position-horizontal:right;mso-position-horizontal-relative:page" coordorigin="7571,-22" coordsize="2395,20510" o:gfxdata="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">
                 <v:shape id="AutoShape 128" o:spid="_x0000_s1027" type="#_x0000_t32" style="position:absolute;left:9966;top:6;width:0;height:20454;visibility:visible;mso-wrap-style:square" o:connectortype="straight" o:gfxdata="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" strokecolor="#538135 [2409]" strokeweight="1pt"/>
                 <v:shape id="AutoShape 127" o:spid="_x0000_s1028" type="#_x0000_t32" style="position:absolute;left:9710;top:6;width:0;height:20368;visibility:visible;mso-wrap-style:square" o:connectortype="straight" o:gfxdata="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" filled="t" fillcolor="#5b9bd5 [3204]" strokecolor="#a8d08d [1945]" strokeweight="4pt">
                   <v:shadow on="t" color="black" opacity="22937f" origin=",.5" offset="0,3pt"/>
@@ -10996,104 +9024,13 @@
           </mc:Fallback>
         </mc:AlternateContent>
       </w:r>
-      <w:proofErr w:type="gramStart"/>
-      <w:r>
-        <w:rPr>
-          <w:rFonts w:ascii="Times New Roman" w:eastAsia="Times New Roman" w:hAnsi="Times New Roman" w:cs="Times New Roman"/>
-          <w:b/>
-          <w:bCs/>
-          <w:sz w:val="24"/>
-          <w:szCs w:val="24"/>
-        </w:rPr>
-        <w:t>9.</w:t>
-      </w:r>
-      <w:proofErr w:type="gramEnd"/>
-      <w:r>
-        <w:rPr>
-          <w:rFonts w:ascii="Times New Roman" w:eastAsia="Times New Roman" w:hAnsi="Times New Roman" w:cs="Times New Roman"/>
-          <w:sz w:val="24"/>
-          <w:szCs w:val="24"/>
-        </w:rPr>
-        <w:br/>
-      </w:r>
-      <w:r>
-        <w:rPr>
-          <w:rFonts w:ascii="Times New Roman" w:eastAsia="Times New Roman" w:hAnsi="Times New Roman" w:cs="Times New Roman"/>
-          <w:b/>
-          <w:bCs/>
-          <w:sz w:val="24"/>
-          <w:szCs w:val="24"/>
-        </w:rPr>
-        <w:t>Assertion (A):</w:t>
-      </w:r>
-      <w:r>
-        <w:rPr>
-          <w:rFonts w:ascii="Times New Roman" w:eastAsia="Times New Roman" w:hAnsi="Times New Roman" w:cs="Times New Roman"/>
-          <w:sz w:val="24"/>
-          <w:szCs w:val="24"/>
-        </w:rPr>
-        <w:t xml:space="preserve"> Low-level languages are machine-independent and portable.</w:t>
-      </w:r>
-      <w:r>
-        <w:rPr>
-          <w:rFonts w:ascii="Times New Roman" w:eastAsia="Times New Roman" w:hAnsi="Times New Roman" w:cs="Times New Roman"/>
-          <w:sz w:val="24"/>
-          <w:szCs w:val="24"/>
-        </w:rPr>
-        <w:br/>
-      </w:r>
-      <w:r>
-        <w:rPr>
-          <w:rFonts w:ascii="Times New Roman" w:eastAsia="Times New Roman" w:hAnsi="Times New Roman" w:cs="Times New Roman"/>
-          <w:b/>
-          <w:bCs/>
-          <w:sz w:val="24"/>
-          <w:szCs w:val="24"/>
-        </w:rPr>
-        <w:t>Reason (R):</w:t>
-      </w:r>
-      <w:r>
-        <w:rPr>
-          <w:rFonts w:ascii="Times New Roman" w:eastAsia="Times New Roman" w:hAnsi="Times New Roman" w:cs="Times New Roman"/>
-          <w:sz w:val="24"/>
-          <w:szCs w:val="24"/>
-        </w:rPr>
-        <w:t xml:space="preserve"> They use natural language for programming.</w:t>
-      </w:r>
-      <w:r>
-        <w:rPr>
-          <w:rFonts w:ascii="Times New Roman" w:eastAsia="Times New Roman" w:hAnsi="Times New Roman" w:cs="Times New Roman"/>
-          <w:sz w:val="24"/>
-          <w:szCs w:val="24"/>
-        </w:rPr>
-        <w:br/>
-      </w:r>
-      <w:r>
-        <w:rPr>
-          <w:rFonts w:ascii="Times New Roman" w:eastAsia="Times New Roman" w:hAnsi="Times New Roman" w:cs="Times New Roman"/>
-          <w:b/>
-          <w:bCs/>
-          <w:sz w:val="24"/>
-          <w:szCs w:val="24"/>
-        </w:rPr>
-        <w:t>Options:</w:t>
-      </w:r>
-      <w:r>
-        <w:rPr>
-          <w:rFonts w:ascii="Times New Roman" w:eastAsia="Times New Roman" w:hAnsi="Times New Roman" w:cs="Times New Roman"/>
-          <w:sz w:val="24"/>
-          <w:szCs w:val="24"/>
-        </w:rPr>
-        <w:br/>
-        <w:t>a) Both A and R are true, and R is the correct explanation of A</w:t>
-      </w:r>
-      <w:r>
-        <w:rPr>
-          <w:rFonts w:ascii="Times New Roman" w:eastAsia="Times New Roman" w:hAnsi="Times New Roman" w:cs="Times New Roman"/>
-          <w:sz w:val="24"/>
-          <w:szCs w:val="24"/>
-        </w:rPr>
-        <w:br/>
+      <w:bookmarkEnd w:id="0"/>
+      <w:r>
+        <w:rPr>
+          <w:rFonts w:ascii="Times New Roman" w:eastAsia="Times New Roman" w:hAnsi="Times New Roman" w:cs="Times New Roman"/>
+          <w:sz w:val="24"/>
+          <w:szCs w:val="24"/>
+        </w:rPr>
         <w:t>b) Both A and R are true, but R is not the correct explanation of A</w:t>
       </w:r>
       <w:r>
@@ -11103,342 +9040,16 @@
           <w:szCs w:val="24"/>
         </w:rPr>
         <w:br/>
-        <w:t>c) A is true, but R is false</w:t>
-      </w:r>
-      <w:r>
-        <w:rPr>
-          <w:rFonts w:ascii="Times New Roman" w:eastAsia="Times New Roman" w:hAnsi="Times New Roman" w:cs="Times New Roman"/>
-          <w:sz w:val="24"/>
-          <w:szCs w:val="24"/>
-        </w:rPr>
-        <w:br/>
-      </w:r>
-      <w:bookmarkStart w:id="0" w:name="_GoBack"/>
-      <w:r>
-        <w:rPr>
-          <w:rFonts w:ascii="Times New Roman" w:hAnsi="Times New Roman" w:cs="Times New Roman"/>
-          <w:noProof/>
-        </w:rPr>
-        <w:lastRenderedPageBreak/>
-        <mc:AlternateContent>
-          <mc:Choice Requires="wpg">
-            <w:drawing>
-              <wp:anchor distT="0" distB="0" distL="114300" distR="114300" simplePos="0" relativeHeight="251680768" behindDoc="1" locked="0" layoutInCell="1" allowOverlap="1" wp14:anchorId="1527B58C" wp14:editId="2F6C866A">
-                <wp:simplePos x="0" y="0"/>
-                <wp:positionH relativeFrom="page">
-                  <wp:posOffset>5952490</wp:posOffset>
-                </wp:positionH>
-                <wp:positionV relativeFrom="paragraph">
-                  <wp:posOffset>-511810</wp:posOffset>
-                </wp:positionV>
-                <wp:extent cx="1485182" cy="13095734"/>
-                <wp:effectExtent l="95250" t="38100" r="20320" b="125095"/>
-                <wp:wrapNone/>
-                <wp:docPr id="116" name="Group 3"/>
-                <wp:cNvGraphicFramePr>
-                  <a:graphicFrameLocks xmlns:a="http://schemas.openxmlformats.org/drawingml/2006/main"/>
-                </wp:cNvGraphicFramePr>
-                <a:graphic xmlns:a="http://schemas.openxmlformats.org/drawingml/2006/main">
-                  <a:graphicData uri="http://schemas.microsoft.com/office/word/2010/wordprocessingGroup">
-                    <wpg:wgp>
-                      <wpg:cNvGrpSpPr>
-                        <a:grpSpLocks/>
-                      </wpg:cNvGrpSpPr>
-                      <wpg:grpSpPr bwMode="auto">
-                        <a:xfrm>
-                          <a:off x="0" y="0"/>
-                          <a:ext cx="1485182" cy="13095734"/>
-                          <a:chOff x="7571" y="-22"/>
-                          <a:chExt cx="2395" cy="20510"/>
-                        </a:xfrm>
-                      </wpg:grpSpPr>
-                      <wps:wsp>
-                        <wps:cNvPr id="117" name="AutoShape 128"/>
-                        <wps:cNvCnPr>
-                          <a:cxnSpLocks noChangeShapeType="1"/>
-                        </wps:cNvCnPr>
-                        <wps:spPr bwMode="auto">
-                          <a:xfrm>
-                            <a:off x="9966" y="6"/>
-                            <a:ext cx="0" cy="20454"/>
-                          </a:xfrm>
-                          <a:prstGeom prst="straightConnector1">
-                            <a:avLst/>
-                          </a:prstGeom>
-                          <a:ln>
-                            <a:solidFill>
-                              <a:schemeClr val="accent6">
-                                <a:lumMod val="75000"/>
-                              </a:schemeClr>
-                            </a:solidFill>
-                            <a:headEnd/>
-                            <a:tailEnd/>
-                          </a:ln>
-                        </wps:spPr>
-                        <wps:style>
-                          <a:lnRef idx="1">
-                            <a:schemeClr val="dk1"/>
-                          </a:lnRef>
-                          <a:fillRef idx="0">
-                            <a:schemeClr val="dk1"/>
-                          </a:fillRef>
-                          <a:effectRef idx="0">
-                            <a:schemeClr val="dk1"/>
-                          </a:effectRef>
-                          <a:fontRef idx="minor">
-                            <a:schemeClr val="tx1"/>
-                          </a:fontRef>
-                        </wps:style>
-                        <wps:bodyPr/>
-                      </wps:wsp>
-                      <wps:wsp>
-                        <wps:cNvPr id="118" name="AutoShape 127"/>
-                        <wps:cNvCnPr>
-                          <a:cxnSpLocks noChangeShapeType="1"/>
-                        </wps:cNvCnPr>
-                        <wps:spPr bwMode="auto">
-                          <a:xfrm>
-                            <a:off x="9710" y="6"/>
-                            <a:ext cx="0" cy="20368"/>
-                          </a:xfrm>
-                          <a:prstGeom prst="straightConnector1">
-                            <a:avLst/>
-                          </a:prstGeom>
-                          <a:ln>
-                            <a:solidFill>
-                              <a:schemeClr val="accent6">
-                                <a:lumMod val="60000"/>
-                                <a:lumOff val="40000"/>
-                              </a:schemeClr>
-                            </a:solidFill>
-                            <a:headEnd/>
-                            <a:tailEnd/>
-                          </a:ln>
-                          <a:scene3d>
-                            <a:camera prst="orthographicFront"/>
-                            <a:lightRig rig="threePt" dir="t"/>
-                          </a:scene3d>
-                          <a:sp3d>
-                            <a:bevelT w="139700" h="139700" prst="divot"/>
-                          </a:sp3d>
-                        </wps:spPr>
-                        <wps:style>
-                          <a:lnRef idx="3">
-                            <a:schemeClr val="lt1"/>
-                          </a:lnRef>
-                          <a:fillRef idx="1">
-                            <a:schemeClr val="accent1"/>
-                          </a:fillRef>
-                          <a:effectRef idx="1">
-                            <a:schemeClr val="accent1"/>
-                          </a:effectRef>
-                          <a:fontRef idx="minor">
-                            <a:schemeClr val="lt1"/>
-                          </a:fontRef>
-                        </wps:style>
-                        <wps:bodyPr/>
-                      </wps:wsp>
-                      <wps:wsp>
-                        <wps:cNvPr id="119" name="AutoShape 101"/>
-                        <wps:cNvCnPr>
-                          <a:cxnSpLocks noChangeShapeType="1"/>
-                        </wps:cNvCnPr>
-                        <wps:spPr bwMode="auto">
-                          <a:xfrm>
-                            <a:off x="9563" y="-22"/>
-                            <a:ext cx="0" cy="20482"/>
-                          </a:xfrm>
-                          <a:prstGeom prst="straightConnector1">
-                            <a:avLst/>
-                          </a:prstGeom>
-                          <a:ln>
-                            <a:solidFill>
-                              <a:schemeClr val="accent6">
-                                <a:lumMod val="75000"/>
-                              </a:schemeClr>
-                            </a:solidFill>
-                            <a:headEnd/>
-                            <a:tailEnd/>
-                          </a:ln>
-                        </wps:spPr>
-                        <wps:style>
-                          <a:lnRef idx="2">
-                            <a:schemeClr val="dk1"/>
-                          </a:lnRef>
-                          <a:fillRef idx="0">
-                            <a:schemeClr val="dk1"/>
-                          </a:fillRef>
-                          <a:effectRef idx="1">
-                            <a:schemeClr val="dk1"/>
-                          </a:effectRef>
-                          <a:fontRef idx="minor">
-                            <a:schemeClr val="tx1"/>
-                          </a:fontRef>
-                        </wps:style>
-                        <wps:bodyPr/>
-                      </wps:wsp>
-                      <wps:wsp>
-                        <wps:cNvPr id="120" name="Oval 121"/>
-                        <wps:cNvSpPr>
-                          <a:spLocks noChangeArrowheads="1"/>
-                        </wps:cNvSpPr>
-                        <wps:spPr bwMode="auto">
-                          <a:xfrm>
-                            <a:off x="7571" y="14109"/>
-                            <a:ext cx="1776" cy="2051"/>
-                          </a:xfrm>
-                          <a:prstGeom prst="ellipse">
-                            <a:avLst/>
-                          </a:prstGeom>
-                          <a:gradFill>
-                            <a:gsLst>
-                              <a:gs pos="0">
-                                <a:schemeClr val="accent1">
-                                  <a:lumMod val="5000"/>
-                                  <a:lumOff val="95000"/>
-                                </a:schemeClr>
-                              </a:gs>
-                              <a:gs pos="31000">
-                                <a:schemeClr val="accent6">
-                                  <a:lumMod val="40000"/>
-                                  <a:lumOff val="60000"/>
-                                </a:schemeClr>
-                              </a:gs>
-                              <a:gs pos="83000">
-                                <a:schemeClr val="accent6">
-                                  <a:lumMod val="40000"/>
-                                  <a:lumOff val="60000"/>
-                                </a:schemeClr>
-                              </a:gs>
-                              <a:gs pos="100000">
-                                <a:schemeClr val="accent1">
-                                  <a:lumMod val="30000"/>
-                                  <a:lumOff val="70000"/>
-                                </a:schemeClr>
-                              </a:gs>
-                            </a:gsLst>
-                            <a:lin ang="5400000" scaled="1"/>
-                          </a:gradFill>
-                          <a:ln>
-                            <a:solidFill>
-                              <a:schemeClr val="accent6">
-                                <a:lumMod val="60000"/>
-                                <a:lumOff val="40000"/>
-                              </a:schemeClr>
-                            </a:solidFill>
-                            <a:headEnd/>
-                            <a:tailEnd/>
-                          </a:ln>
-                          <a:scene3d>
-                            <a:camera prst="orthographicFront"/>
-                            <a:lightRig rig="threePt" dir="t"/>
-                          </a:scene3d>
-                          <a:sp3d>
-                            <a:bevelT w="152400" h="50800" prst="softRound"/>
-                          </a:sp3d>
-                        </wps:spPr>
-                        <wps:style>
-                          <a:lnRef idx="3">
-                            <a:schemeClr val="lt1"/>
-                          </a:lnRef>
-                          <a:fillRef idx="1">
-                            <a:schemeClr val="accent1"/>
-                          </a:fillRef>
-                          <a:effectRef idx="1">
-                            <a:schemeClr val="accent1"/>
-                          </a:effectRef>
-                          <a:fontRef idx="minor">
-                            <a:schemeClr val="lt1"/>
-                          </a:fontRef>
-                        </wps:style>
-                        <wps:bodyPr rot="0" vert="horz" wrap="square" lIns="91440" tIns="45720" rIns="91440" bIns="45720" anchor="t" anchorCtr="0" upright="1">
-                          <a:noAutofit/>
-                        </wps:bodyPr>
-                      </wps:wsp>
-                      <wps:wsp>
-                        <wps:cNvPr id="121" name="AutoShape 101"/>
-                        <wps:cNvCnPr>
-                          <a:cxnSpLocks noChangeShapeType="1"/>
-                        </wps:cNvCnPr>
-                        <wps:spPr bwMode="auto">
-                          <a:xfrm>
-                            <a:off x="9847" y="6"/>
-                            <a:ext cx="0" cy="20482"/>
-                          </a:xfrm>
-                          <a:prstGeom prst="straightConnector1">
-                            <a:avLst/>
-                          </a:prstGeom>
-                          <a:ln>
-                            <a:solidFill>
-                              <a:schemeClr val="accent6">
-                                <a:lumMod val="75000"/>
-                              </a:schemeClr>
-                            </a:solidFill>
-                            <a:headEnd/>
-                            <a:tailEnd/>
-                          </a:ln>
-                        </wps:spPr>
-                        <wps:style>
-                          <a:lnRef idx="2">
-                            <a:schemeClr val="dk1"/>
-                          </a:lnRef>
-                          <a:fillRef idx="0">
-                            <a:schemeClr val="dk1"/>
-                          </a:fillRef>
-                          <a:effectRef idx="1">
-                            <a:schemeClr val="dk1"/>
-                          </a:effectRef>
-                          <a:fontRef idx="minor">
-                            <a:schemeClr val="tx1"/>
-                          </a:fontRef>
-                        </wps:style>
-                        <wps:bodyPr/>
-                      </wps:wsp>
-                    </wpg:wgp>
-                  </a:graphicData>
-                </a:graphic>
-                <wp14:sizeRelH relativeFrom="page">
-                  <wp14:pctWidth>0</wp14:pctWidth>
-                </wp14:sizeRelH>
-                <wp14:sizeRelV relativeFrom="page">
-                  <wp14:pctHeight>0</wp14:pctHeight>
-                </wp14:sizeRelV>
-              </wp:anchor>
-            </w:drawing>
-          </mc:Choice>
-          <mc:Fallback>
-            <w:pict>
-              <v:group w14:anchorId="31F97FFE" id="Group 3" o:spid="_x0000_s1026" style="position:absolute;margin-left:468.7pt;margin-top:-40.3pt;width:116.95pt;height:1031.15pt;z-index:-251635712;mso-position-horizontal-relative:page" coordorigin="7571,-22" coordsize="2395,20510" o:gfxdata="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">
-                <v:shape id="AutoShape 128" o:spid="_x0000_s1027" type="#_x0000_t32" style="position:absolute;left:9966;top:6;width:0;height:20454;visibility:visible;mso-wrap-style:square" o:connectortype="straight" o:gfxdata="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" strokecolor="#538135 [2409]" strokeweight="1pt"/>
-                <v:shape id="AutoShape 127" o:spid="_x0000_s1028" type="#_x0000_t32" style="position:absolute;left:9710;top:6;width:0;height:20368;visibility:visible;mso-wrap-style:square" o:connectortype="straight" o:gfxdata="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" filled="t" fillcolor="#5b9bd5 [3204]" strokecolor="#a8d08d [1945]" strokeweight="4pt">
-                  <v:shadow on="t" color="black" opacity="22937f" origin=",.5" offset="0,3pt"/>
-                </v:shape>
-                <v:shape id="AutoShape 101" o:spid="_x0000_s1029" type="#_x0000_t32" style="position:absolute;left:9563;top:-22;width:0;height:20482;visibility:visible;mso-wrap-style:square" o:connectortype="straight" o:gfxdata="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" strokecolor="#538135 [2409]" strokeweight="1.52778mm">
-                  <v:stroke linestyle="thickThin"/>
-                  <v:shadow on="t" color="black" opacity="22937f" origin=",.5" offset="0,3pt"/>
-                </v:shape>
-                <v:oval id="Oval 121" o:spid="_x0000_s1030" style="position:absolute;left:7571;top:14109;width:1776;height:2051;visibility:visible;mso-wrap-style:square;v-text-anchor:top" o:gfxdata="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" fillcolor="#f7fafd [180]" strokecolor="#a8d08d [1945]" strokeweight="4pt">
-                  <v:fill color2="#cde0f2 [980]" colors="0 #f7fafd;20316f #c5e0b4;54395f #c5e0b4;1 #cee1f2" focus="100%" type="gradient"/>
-                  <v:shadow on="t" color="black" opacity="22937f" origin=",.5" offset="0,3pt"/>
-                </v:oval>
-                <v:shape id="AutoShape 101" o:spid="_x0000_s1031" type="#_x0000_t32" style="position:absolute;left:9847;top:6;width:0;height:20482;visibility:visible;mso-wrap-style:square" o:connectortype="straight" o:gfxdata="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" strokecolor="#538135 [2409]" strokeweight="1.52778mm">
-                  <v:stroke linestyle="thickThin"/>
-                  <v:shadow on="t" color="black" opacity="22937f" origin=",.5" offset="0,3pt"/>
-                </v:shape>
-                <w10:wrap anchorx="page"/>
-              </v:group>
-            </w:pict>
-          </mc:Fallback>
-        </mc:AlternateContent>
-      </w:r>
-      <w:bookmarkEnd w:id="0"/>
-      <w:r>
-        <w:rPr>
-          <w:rFonts w:ascii="Times New Roman" w:eastAsia="Times New Roman" w:hAnsi="Times New Roman" w:cs="Times New Roman"/>
-          <w:sz w:val="24"/>
-          <w:szCs w:val="24"/>
-        </w:rPr>
-        <w:t>d) Both A and R are false</w:t>
+        <w:t>c) A is false, but R is true</w:t>
+      </w:r>
+      <w:r>
+        <w:rPr>
+          <w:rFonts w:ascii="Times New Roman" w:eastAsia="Times New Roman" w:hAnsi="Times New Roman" w:cs="Times New Roman"/>
+          <w:sz w:val="24"/>
+          <w:szCs w:val="24"/>
+        </w:rPr>
+        <w:br/>
+        <w:t>d) A is true, but R is false</w:t>
       </w:r>
       <w:r>
         <w:rPr>
@@ -11485,7 +9096,7 @@
           <w:sz w:val="24"/>
           <w:szCs w:val="24"/>
         </w:rPr>
-        <w:t>d) Both A and R are false</w:t>
+        <w:t>c) A is false, but R is true</w:t>
       </w:r>
     </w:p>
     <w:p>
@@ -11505,7 +9116,622 @@
           <w:szCs w:val="24"/>
         </w:rPr>
         <w:pict>
-          <v:rect id="_x0000_i1037" style="width:0;height:1.5pt" o:hralign="center" o:hrstd="t" o:hr="t" fillcolor="#a0a0a0" stroked="f"/>
+          <v:rect id="_x0000_i1033" style="width:0;height:1.5pt" o:hralign="center" o:hrstd="t" o:hr="t" fillcolor="#a0a0a0" stroked="f"/>
+        </w:pict>
+      </w:r>
+    </w:p>
+    <w:p>
+      <w:pPr>
+        <w:spacing w:before="100" w:beforeAutospacing="1" w:after="100" w:afterAutospacing="1" w:line="240" w:lineRule="auto"/>
+        <w:ind w:left="270"/>
+        <w:rPr>
+          <w:rFonts w:ascii="Times New Roman" w:eastAsia="Times New Roman" w:hAnsi="Times New Roman" w:cs="Times New Roman"/>
+          <w:sz w:val="24"/>
+          <w:szCs w:val="24"/>
+        </w:rPr>
+      </w:pPr>
+      <w:proofErr w:type="gramStart"/>
+      <w:r>
+        <w:rPr>
+          <w:rFonts w:ascii="Times New Roman" w:eastAsia="Times New Roman" w:hAnsi="Times New Roman" w:cs="Times New Roman"/>
+          <w:b/>
+          <w:bCs/>
+          <w:sz w:val="24"/>
+          <w:szCs w:val="24"/>
+        </w:rPr>
+        <w:t>7.</w:t>
+      </w:r>
+      <w:proofErr w:type="gramEnd"/>
+      <w:r>
+        <w:rPr>
+          <w:rFonts w:ascii="Times New Roman" w:eastAsia="Times New Roman" w:hAnsi="Times New Roman" w:cs="Times New Roman"/>
+          <w:sz w:val="24"/>
+          <w:szCs w:val="24"/>
+        </w:rPr>
+        <w:br/>
+      </w:r>
+      <w:r>
+        <w:rPr>
+          <w:rFonts w:ascii="Times New Roman" w:eastAsia="Times New Roman" w:hAnsi="Times New Roman" w:cs="Times New Roman"/>
+          <w:b/>
+          <w:bCs/>
+          <w:sz w:val="24"/>
+          <w:szCs w:val="24"/>
+        </w:rPr>
+        <w:t>Assertion (A):</w:t>
+      </w:r>
+      <w:r>
+        <w:rPr>
+          <w:rFonts w:ascii="Times New Roman" w:eastAsia="Times New Roman" w:hAnsi="Times New Roman" w:cs="Times New Roman"/>
+          <w:sz w:val="24"/>
+          <w:szCs w:val="24"/>
+        </w:rPr>
+        <w:t xml:space="preserve"> Encapsulation is the process of hiding implementation details.</w:t>
+      </w:r>
+      <w:r>
+        <w:rPr>
+          <w:rFonts w:ascii="Times New Roman" w:eastAsia="Times New Roman" w:hAnsi="Times New Roman" w:cs="Times New Roman"/>
+          <w:sz w:val="24"/>
+          <w:szCs w:val="24"/>
+        </w:rPr>
+        <w:br/>
+      </w:r>
+      <w:r>
+        <w:rPr>
+          <w:rFonts w:ascii="Times New Roman" w:eastAsia="Times New Roman" w:hAnsi="Times New Roman" w:cs="Times New Roman"/>
+          <w:b/>
+          <w:bCs/>
+          <w:sz w:val="24"/>
+          <w:szCs w:val="24"/>
+        </w:rPr>
+        <w:t>Reason (R):</w:t>
+      </w:r>
+      <w:r>
+        <w:rPr>
+          <w:rFonts w:ascii="Times New Roman" w:eastAsia="Times New Roman" w:hAnsi="Times New Roman" w:cs="Times New Roman"/>
+          <w:sz w:val="24"/>
+          <w:szCs w:val="24"/>
+        </w:rPr>
+        <w:t xml:space="preserve"> Encapsulation restricts direct access to class members using access modifiers.</w:t>
+      </w:r>
+      <w:r>
+        <w:rPr>
+          <w:rFonts w:ascii="Times New Roman" w:eastAsia="Times New Roman" w:hAnsi="Times New Roman" w:cs="Times New Roman"/>
+          <w:sz w:val="24"/>
+          <w:szCs w:val="24"/>
+        </w:rPr>
+        <w:br/>
+      </w:r>
+      <w:r>
+        <w:rPr>
+          <w:rFonts w:ascii="Times New Roman" w:eastAsia="Times New Roman" w:hAnsi="Times New Roman" w:cs="Times New Roman"/>
+          <w:b/>
+          <w:bCs/>
+          <w:sz w:val="24"/>
+          <w:szCs w:val="24"/>
+        </w:rPr>
+        <w:t>Options</w:t>
+      </w:r>
+      <w:proofErr w:type="gramStart"/>
+      <w:r>
+        <w:rPr>
+          <w:rFonts w:ascii="Times New Roman" w:eastAsia="Times New Roman" w:hAnsi="Times New Roman" w:cs="Times New Roman"/>
+          <w:b/>
+          <w:bCs/>
+          <w:sz w:val="24"/>
+          <w:szCs w:val="24"/>
+        </w:rPr>
+        <w:t>:</w:t>
+      </w:r>
+      <w:proofErr w:type="gramEnd"/>
+      <w:r>
+        <w:rPr>
+          <w:rFonts w:ascii="Times New Roman" w:eastAsia="Times New Roman" w:hAnsi="Times New Roman" w:cs="Times New Roman"/>
+          <w:sz w:val="24"/>
+          <w:szCs w:val="24"/>
+        </w:rPr>
+        <w:br/>
+        <w:t>a) Both A and R are true, and R is the correct explanation of A</w:t>
+      </w:r>
+      <w:r>
+        <w:rPr>
+          <w:rFonts w:ascii="Times New Roman" w:eastAsia="Times New Roman" w:hAnsi="Times New Roman" w:cs="Times New Roman"/>
+          <w:sz w:val="24"/>
+          <w:szCs w:val="24"/>
+        </w:rPr>
+        <w:br/>
+        <w:t>b) Both A and R are true, but R is not the correct explanation of A</w:t>
+      </w:r>
+      <w:r>
+        <w:rPr>
+          <w:rFonts w:ascii="Times New Roman" w:eastAsia="Times New Roman" w:hAnsi="Times New Roman" w:cs="Times New Roman"/>
+          <w:sz w:val="24"/>
+          <w:szCs w:val="24"/>
+        </w:rPr>
+        <w:br/>
+        <w:t>c) A is true, but R is false</w:t>
+      </w:r>
+      <w:r>
+        <w:rPr>
+          <w:rFonts w:ascii="Times New Roman" w:eastAsia="Times New Roman" w:hAnsi="Times New Roman" w:cs="Times New Roman"/>
+          <w:sz w:val="24"/>
+          <w:szCs w:val="24"/>
+        </w:rPr>
+        <w:br/>
+        <w:t>d) A is false, but R is true</w:t>
+      </w:r>
+      <w:r>
+        <w:rPr>
+          <w:rFonts w:ascii="Times New Roman" w:eastAsia="Times New Roman" w:hAnsi="Times New Roman" w:cs="Times New Roman"/>
+          <w:sz w:val="24"/>
+          <w:szCs w:val="24"/>
+        </w:rPr>
+        <w:br/>
+      </w:r>
+      <w:r>
+        <w:rPr>
+          <w:rFonts w:ascii="Segoe UI Symbol" w:eastAsia="Times New Roman" w:hAnsi="Segoe UI Symbol" w:cs="Segoe UI Symbol"/>
+          <w:b/>
+          <w:bCs/>
+          <w:color w:val="FF0000"/>
+          <w:sz w:val="24"/>
+          <w:szCs w:val="24"/>
+        </w:rPr>
+        <w:t>✔</w:t>
+      </w:r>
+      <w:r>
+        <w:rPr>
+          <w:rFonts w:ascii="Times New Roman" w:eastAsia="Times New Roman" w:hAnsi="Times New Roman" w:cs="Times New Roman"/>
+          <w:b/>
+          <w:bCs/>
+          <w:color w:val="FF0000"/>
+          <w:sz w:val="24"/>
+          <w:szCs w:val="24"/>
+        </w:rPr>
+        <w:t xml:space="preserve"> Answer:</w:t>
+      </w:r>
+      <w:r>
+        <w:rPr>
+          <w:rFonts w:ascii="Times New Roman" w:eastAsia="Times New Roman" w:hAnsi="Times New Roman" w:cs="Times New Roman"/>
+          <w:color w:val="FF0000"/>
+          <w:sz w:val="24"/>
+          <w:szCs w:val="24"/>
+        </w:rPr>
+        <w:t xml:space="preserve"> </w:t>
+      </w:r>
+      <w:r>
+        <w:rPr>
+          <w:rFonts w:ascii="Times New Roman" w:eastAsia="Times New Roman" w:hAnsi="Times New Roman" w:cs="Times New Roman"/>
+          <w:sz w:val="24"/>
+          <w:szCs w:val="24"/>
+        </w:rPr>
+        <w:t>a) Both A and R are true, and R is the correct explanation of A</w:t>
+      </w:r>
+    </w:p>
+    <w:p>
+      <w:pPr>
+        <w:spacing w:after="0" w:line="240" w:lineRule="auto"/>
+        <w:ind w:left="270"/>
+        <w:rPr>
+          <w:rFonts w:ascii="Times New Roman" w:eastAsia="Times New Roman" w:hAnsi="Times New Roman" w:cs="Times New Roman"/>
+          <w:sz w:val="24"/>
+          <w:szCs w:val="24"/>
+        </w:rPr>
+      </w:pPr>
+      <w:r>
+        <w:rPr>
+          <w:rFonts w:ascii="Times New Roman" w:eastAsia="Times New Roman" w:hAnsi="Times New Roman" w:cs="Times New Roman"/>
+          <w:sz w:val="24"/>
+          <w:szCs w:val="24"/>
+        </w:rPr>
+        <w:pict>
+          <v:rect id="_x0000_i1034" style="width:0;height:1.5pt" o:hralign="center" o:hrstd="t" o:hr="t" fillcolor="#a0a0a0" stroked="f"/>
+        </w:pict>
+      </w:r>
+    </w:p>
+    <w:p>
+      <w:pPr>
+        <w:spacing w:before="100" w:beforeAutospacing="1" w:after="100" w:afterAutospacing="1" w:line="240" w:lineRule="auto"/>
+        <w:ind w:left="270"/>
+        <w:rPr>
+          <w:rFonts w:ascii="Times New Roman" w:eastAsia="Times New Roman" w:hAnsi="Times New Roman" w:cs="Times New Roman"/>
+          <w:sz w:val="24"/>
+          <w:szCs w:val="24"/>
+        </w:rPr>
+      </w:pPr>
+      <w:proofErr w:type="gramStart"/>
+      <w:r>
+        <w:rPr>
+          <w:rFonts w:ascii="Times New Roman" w:eastAsia="Times New Roman" w:hAnsi="Times New Roman" w:cs="Times New Roman"/>
+          <w:b/>
+          <w:bCs/>
+          <w:sz w:val="24"/>
+          <w:szCs w:val="24"/>
+        </w:rPr>
+        <w:t>8.</w:t>
+      </w:r>
+      <w:proofErr w:type="gramEnd"/>
+      <w:r>
+        <w:rPr>
+          <w:rFonts w:ascii="Times New Roman" w:eastAsia="Times New Roman" w:hAnsi="Times New Roman" w:cs="Times New Roman"/>
+          <w:sz w:val="24"/>
+          <w:szCs w:val="24"/>
+        </w:rPr>
+        <w:br/>
+      </w:r>
+      <w:r>
+        <w:rPr>
+          <w:rFonts w:ascii="Times New Roman" w:eastAsia="Times New Roman" w:hAnsi="Times New Roman" w:cs="Times New Roman"/>
+          <w:b/>
+          <w:bCs/>
+          <w:sz w:val="24"/>
+          <w:szCs w:val="24"/>
+        </w:rPr>
+        <w:t>Assertion (A):</w:t>
+      </w:r>
+      <w:r>
+        <w:rPr>
+          <w:rFonts w:ascii="Times New Roman" w:eastAsia="Times New Roman" w:hAnsi="Times New Roman" w:cs="Times New Roman"/>
+          <w:sz w:val="24"/>
+          <w:szCs w:val="24"/>
+        </w:rPr>
+        <w:t xml:space="preserve"> OOP makes large software systems more manageable.</w:t>
+      </w:r>
+      <w:r>
+        <w:rPr>
+          <w:rFonts w:ascii="Times New Roman" w:eastAsia="Times New Roman" w:hAnsi="Times New Roman" w:cs="Times New Roman"/>
+          <w:sz w:val="24"/>
+          <w:szCs w:val="24"/>
+        </w:rPr>
+        <w:br/>
+      </w:r>
+      <w:r>
+        <w:rPr>
+          <w:rFonts w:ascii="Times New Roman" w:eastAsia="Times New Roman" w:hAnsi="Times New Roman" w:cs="Times New Roman"/>
+          <w:b/>
+          <w:bCs/>
+          <w:sz w:val="24"/>
+          <w:szCs w:val="24"/>
+        </w:rPr>
+        <w:t>Reason (R):</w:t>
+      </w:r>
+      <w:r>
+        <w:rPr>
+          <w:rFonts w:ascii="Times New Roman" w:eastAsia="Times New Roman" w:hAnsi="Times New Roman" w:cs="Times New Roman"/>
+          <w:sz w:val="24"/>
+          <w:szCs w:val="24"/>
+        </w:rPr>
+        <w:t xml:space="preserve"> OOP supports abstraction, encapsulation, and modularity.</w:t>
+      </w:r>
+      <w:r>
+        <w:rPr>
+          <w:rFonts w:ascii="Times New Roman" w:eastAsia="Times New Roman" w:hAnsi="Times New Roman" w:cs="Times New Roman"/>
+          <w:sz w:val="24"/>
+          <w:szCs w:val="24"/>
+        </w:rPr>
+        <w:br/>
+      </w:r>
+      <w:r>
+        <w:rPr>
+          <w:rFonts w:ascii="Times New Roman" w:eastAsia="Times New Roman" w:hAnsi="Times New Roman" w:cs="Times New Roman"/>
+          <w:b/>
+          <w:bCs/>
+          <w:sz w:val="24"/>
+          <w:szCs w:val="24"/>
+        </w:rPr>
+        <w:t>Options</w:t>
+      </w:r>
+      <w:proofErr w:type="gramStart"/>
+      <w:r>
+        <w:rPr>
+          <w:rFonts w:ascii="Times New Roman" w:eastAsia="Times New Roman" w:hAnsi="Times New Roman" w:cs="Times New Roman"/>
+          <w:b/>
+          <w:bCs/>
+          <w:sz w:val="24"/>
+          <w:szCs w:val="24"/>
+        </w:rPr>
+        <w:t>:</w:t>
+      </w:r>
+      <w:proofErr w:type="gramEnd"/>
+      <w:r>
+        <w:rPr>
+          <w:rFonts w:ascii="Times New Roman" w:eastAsia="Times New Roman" w:hAnsi="Times New Roman" w:cs="Times New Roman"/>
+          <w:sz w:val="24"/>
+          <w:szCs w:val="24"/>
+        </w:rPr>
+        <w:br/>
+        <w:t>a) Both A and R are true, and R is the correct explanation of A</w:t>
+      </w:r>
+      <w:r>
+        <w:rPr>
+          <w:rFonts w:ascii="Times New Roman" w:eastAsia="Times New Roman" w:hAnsi="Times New Roman" w:cs="Times New Roman"/>
+          <w:sz w:val="24"/>
+          <w:szCs w:val="24"/>
+        </w:rPr>
+        <w:br/>
+        <w:t>b) Both A and R are true, but R is not the correct explanation of A</w:t>
+      </w:r>
+      <w:r>
+        <w:rPr>
+          <w:rFonts w:ascii="Times New Roman" w:eastAsia="Times New Roman" w:hAnsi="Times New Roman" w:cs="Times New Roman"/>
+          <w:sz w:val="24"/>
+          <w:szCs w:val="24"/>
+        </w:rPr>
+        <w:br/>
+        <w:t>c) A is true, but R is false</w:t>
+      </w:r>
+      <w:r>
+        <w:rPr>
+          <w:rFonts w:ascii="Times New Roman" w:eastAsia="Times New Roman" w:hAnsi="Times New Roman" w:cs="Times New Roman"/>
+          <w:sz w:val="24"/>
+          <w:szCs w:val="24"/>
+        </w:rPr>
+        <w:br/>
+        <w:t>d) A is false, but R is true</w:t>
+      </w:r>
+      <w:r>
+        <w:rPr>
+          <w:rFonts w:ascii="Times New Roman" w:eastAsia="Times New Roman" w:hAnsi="Times New Roman" w:cs="Times New Roman"/>
+          <w:sz w:val="24"/>
+          <w:szCs w:val="24"/>
+        </w:rPr>
+        <w:br/>
+      </w:r>
+      <w:r>
+        <w:rPr>
+          <w:rFonts w:ascii="Segoe UI Symbol" w:eastAsia="Times New Roman" w:hAnsi="Segoe UI Symbol" w:cs="Segoe UI Symbol"/>
+          <w:b/>
+          <w:bCs/>
+          <w:color w:val="FF0000"/>
+          <w:sz w:val="24"/>
+          <w:szCs w:val="24"/>
+        </w:rPr>
+        <w:t>✔</w:t>
+      </w:r>
+      <w:r>
+        <w:rPr>
+          <w:rFonts w:ascii="Times New Roman" w:eastAsia="Times New Roman" w:hAnsi="Times New Roman" w:cs="Times New Roman"/>
+          <w:b/>
+          <w:bCs/>
+          <w:color w:val="FF0000"/>
+          <w:sz w:val="24"/>
+          <w:szCs w:val="24"/>
+        </w:rPr>
+        <w:t xml:space="preserve"> Answer:</w:t>
+      </w:r>
+      <w:r>
+        <w:rPr>
+          <w:rFonts w:ascii="Times New Roman" w:eastAsia="Times New Roman" w:hAnsi="Times New Roman" w:cs="Times New Roman"/>
+          <w:color w:val="FF0000"/>
+          <w:sz w:val="24"/>
+          <w:szCs w:val="24"/>
+        </w:rPr>
+        <w:t xml:space="preserve"> </w:t>
+      </w:r>
+      <w:r>
+        <w:rPr>
+          <w:rFonts w:ascii="Times New Roman" w:eastAsia="Times New Roman" w:hAnsi="Times New Roman" w:cs="Times New Roman"/>
+          <w:sz w:val="24"/>
+          <w:szCs w:val="24"/>
+        </w:rPr>
+        <w:t>a) Both A and R are true, and R is the correct explanation of A</w:t>
+      </w:r>
+    </w:p>
+    <w:p>
+      <w:pPr>
+        <w:spacing w:after="0" w:line="240" w:lineRule="auto"/>
+        <w:ind w:left="270"/>
+        <w:rPr>
+          <w:rFonts w:ascii="Times New Roman" w:eastAsia="Times New Roman" w:hAnsi="Times New Roman" w:cs="Times New Roman"/>
+          <w:sz w:val="24"/>
+          <w:szCs w:val="24"/>
+        </w:rPr>
+      </w:pPr>
+      <w:r>
+        <w:rPr>
+          <w:rFonts w:ascii="Times New Roman" w:eastAsia="Times New Roman" w:hAnsi="Times New Roman" w:cs="Times New Roman"/>
+          <w:sz w:val="24"/>
+          <w:szCs w:val="24"/>
+        </w:rPr>
+        <w:pict>
+          <v:rect id="_x0000_i1035" style="width:0;height:1.5pt" o:hralign="center" o:hrstd="t" o:hr="t" fillcolor="#a0a0a0" stroked="f"/>
+        </w:pict>
+      </w:r>
+    </w:p>
+    <w:p>
+      <w:pPr>
+        <w:spacing w:before="100" w:beforeAutospacing="1" w:after="100" w:afterAutospacing="1" w:line="240" w:lineRule="auto"/>
+        <w:ind w:left="270"/>
+        <w:rPr>
+          <w:rFonts w:ascii="Times New Roman" w:eastAsia="Times New Roman" w:hAnsi="Times New Roman" w:cs="Times New Roman"/>
+          <w:sz w:val="24"/>
+          <w:szCs w:val="24"/>
+        </w:rPr>
+      </w:pPr>
+      <w:proofErr w:type="gramStart"/>
+      <w:r>
+        <w:rPr>
+          <w:rFonts w:ascii="Times New Roman" w:eastAsia="Times New Roman" w:hAnsi="Times New Roman" w:cs="Times New Roman"/>
+          <w:b/>
+          <w:bCs/>
+          <w:sz w:val="24"/>
+          <w:szCs w:val="24"/>
+        </w:rPr>
+        <w:t>9.</w:t>
+      </w:r>
+      <w:proofErr w:type="gramEnd"/>
+      <w:r>
+        <w:rPr>
+          <w:rFonts w:ascii="Times New Roman" w:eastAsia="Times New Roman" w:hAnsi="Times New Roman" w:cs="Times New Roman"/>
+          <w:sz w:val="24"/>
+          <w:szCs w:val="24"/>
+        </w:rPr>
+        <w:br/>
+      </w:r>
+      <w:r>
+        <w:rPr>
+          <w:rFonts w:ascii="Times New Roman" w:eastAsia="Times New Roman" w:hAnsi="Times New Roman" w:cs="Times New Roman"/>
+          <w:b/>
+          <w:bCs/>
+          <w:sz w:val="24"/>
+          <w:szCs w:val="24"/>
+        </w:rPr>
+        <w:t>Assertion (A):</w:t>
+      </w:r>
+      <w:r>
+        <w:rPr>
+          <w:rFonts w:ascii="Times New Roman" w:eastAsia="Times New Roman" w:hAnsi="Times New Roman" w:cs="Times New Roman"/>
+          <w:sz w:val="24"/>
+          <w:szCs w:val="24"/>
+        </w:rPr>
+        <w:t xml:space="preserve"> Low-level languages are machine-independent and portable.</w:t>
+      </w:r>
+      <w:r>
+        <w:rPr>
+          <w:rFonts w:ascii="Times New Roman" w:eastAsia="Times New Roman" w:hAnsi="Times New Roman" w:cs="Times New Roman"/>
+          <w:sz w:val="24"/>
+          <w:szCs w:val="24"/>
+        </w:rPr>
+        <w:br/>
+      </w:r>
+      <w:r>
+        <w:rPr>
+          <w:rFonts w:ascii="Times New Roman" w:eastAsia="Times New Roman" w:hAnsi="Times New Roman" w:cs="Times New Roman"/>
+          <w:b/>
+          <w:bCs/>
+          <w:sz w:val="24"/>
+          <w:szCs w:val="24"/>
+        </w:rPr>
+        <w:t>Reason (R):</w:t>
+      </w:r>
+      <w:r>
+        <w:rPr>
+          <w:rFonts w:ascii="Times New Roman" w:eastAsia="Times New Roman" w:hAnsi="Times New Roman" w:cs="Times New Roman"/>
+          <w:sz w:val="24"/>
+          <w:szCs w:val="24"/>
+        </w:rPr>
+        <w:t xml:space="preserve"> They use natural language for programming.</w:t>
+      </w:r>
+      <w:r>
+        <w:rPr>
+          <w:rFonts w:ascii="Times New Roman" w:eastAsia="Times New Roman" w:hAnsi="Times New Roman" w:cs="Times New Roman"/>
+          <w:sz w:val="24"/>
+          <w:szCs w:val="24"/>
+        </w:rPr>
+        <w:br/>
+      </w:r>
+      <w:r>
+        <w:rPr>
+          <w:rFonts w:ascii="Times New Roman" w:eastAsia="Times New Roman" w:hAnsi="Times New Roman" w:cs="Times New Roman"/>
+          <w:b/>
+          <w:bCs/>
+          <w:sz w:val="24"/>
+          <w:szCs w:val="24"/>
+        </w:rPr>
+        <w:t>Options:</w:t>
+      </w:r>
+      <w:r>
+        <w:rPr>
+          <w:rFonts w:ascii="Times New Roman" w:eastAsia="Times New Roman" w:hAnsi="Times New Roman" w:cs="Times New Roman"/>
+          <w:sz w:val="24"/>
+          <w:szCs w:val="24"/>
+        </w:rPr>
+        <w:br/>
+        <w:t>a) Both A and R are true, and R is the correct explanation of A</w:t>
+      </w:r>
+      <w:r>
+        <w:rPr>
+          <w:rFonts w:ascii="Times New Roman" w:eastAsia="Times New Roman" w:hAnsi="Times New Roman" w:cs="Times New Roman"/>
+          <w:sz w:val="24"/>
+          <w:szCs w:val="24"/>
+        </w:rPr>
+        <w:br/>
+        <w:t>b) Both A and R are true, but R is not the correct explanation of A</w:t>
+      </w:r>
+      <w:r>
+        <w:rPr>
+          <w:rFonts w:ascii="Times New Roman" w:eastAsia="Times New Roman" w:hAnsi="Times New Roman" w:cs="Times New Roman"/>
+          <w:sz w:val="24"/>
+          <w:szCs w:val="24"/>
+        </w:rPr>
+        <w:br/>
+        <w:t>c) A is true, but R is false</w:t>
+      </w:r>
+      <w:r>
+        <w:rPr>
+          <w:rFonts w:ascii="Times New Roman" w:eastAsia="Times New Roman" w:hAnsi="Times New Roman" w:cs="Times New Roman"/>
+          <w:sz w:val="24"/>
+          <w:szCs w:val="24"/>
+        </w:rPr>
+        <w:br/>
+        <w:t>d) Both A and R are false</w:t>
+      </w:r>
+      <w:r>
+        <w:rPr>
+          <w:rFonts w:ascii="Times New Roman" w:eastAsia="Times New Roman" w:hAnsi="Times New Roman" w:cs="Times New Roman"/>
+          <w:sz w:val="24"/>
+          <w:szCs w:val="24"/>
+        </w:rPr>
+        <w:br/>
+      </w:r>
+      <w:r>
+        <w:rPr>
+          <w:rFonts w:ascii="Segoe UI Symbol" w:eastAsia="Times New Roman" w:hAnsi="Segoe UI Symbol" w:cs="Segoe UI Symbol"/>
+          <w:b/>
+          <w:bCs/>
+          <w:color w:val="FF0000"/>
+          <w:sz w:val="24"/>
+          <w:szCs w:val="24"/>
+        </w:rPr>
+        <w:t>✔</w:t>
+      </w:r>
+      <w:r>
+        <w:rPr>
+          <w:rFonts w:ascii="Times New Roman" w:eastAsia="Times New Roman" w:hAnsi="Times New Roman" w:cs="Times New Roman"/>
+          <w:b/>
+          <w:bCs/>
+          <w:color w:val="FF0000"/>
+          <w:sz w:val="24"/>
+          <w:szCs w:val="24"/>
+        </w:rPr>
+        <w:t xml:space="preserve"> Answer:</w:t>
+      </w:r>
+      <w:r>
+        <w:rPr>
+          <w:rFonts w:ascii="Times New Roman" w:eastAsia="Times New Roman" w:hAnsi="Times New Roman" w:cs="Times New Roman"/>
+          <w:color w:val="FF0000"/>
+          <w:sz w:val="24"/>
+          <w:szCs w:val="24"/>
+        </w:rPr>
+        <w:t xml:space="preserve"> </w:t>
+      </w:r>
+      <w:r>
+        <w:rPr>
+          <w:rFonts w:ascii="Times New Roman" w:eastAsia="Times New Roman" w:hAnsi="Times New Roman" w:cs="Times New Roman"/>
+          <w:sz w:val="24"/>
+          <w:szCs w:val="24"/>
+        </w:rPr>
+        <w:t>d) Both A and R are false</w:t>
+      </w:r>
+    </w:p>
+    <w:p>
+      <w:pPr>
+        <w:spacing w:after="0" w:line="240" w:lineRule="auto"/>
+        <w:ind w:left="270"/>
+        <w:rPr>
+          <w:rFonts w:ascii="Times New Roman" w:eastAsia="Times New Roman" w:hAnsi="Times New Roman" w:cs="Times New Roman"/>
+          <w:sz w:val="24"/>
+          <w:szCs w:val="24"/>
+        </w:rPr>
+      </w:pPr>
+      <w:r>
+        <w:rPr>
+          <w:rFonts w:ascii="Times New Roman" w:eastAsia="Times New Roman" w:hAnsi="Times New Roman" w:cs="Times New Roman"/>
+          <w:sz w:val="24"/>
+          <w:szCs w:val="24"/>
+        </w:rPr>
+        <w:pict>
+          <v:rect id="_x0000_i1036" style="width:0;height:1.5pt" o:hralign="center" o:hrstd="t" o:hr="t" fillcolor="#a0a0a0" stroked="f"/>
         </w:pict>
       </w:r>
     </w:p>
@@ -11705,7 +9931,7 @@
     </w:p>
     <w:sectPr>
       <w:pgSz w:w="11907" w:h="16839" w:code="9"/>
-      <w:pgMar w:top="810" w:right="837" w:bottom="810" w:left="990" w:header="720" w:footer="720" w:gutter="0"/>
+      <w:pgMar w:top="810" w:right="837" w:bottom="810" w:left="630" w:header="720" w:footer="720" w:gutter="0"/>
       <w:pgBorders w:offsetFrom="page">
         <w:top w:val="birdsFlight" w:sz="15" w:space="24" w:color="auto"/>
         <w:left w:val="birdsFlight" w:sz="15" w:space="24" w:color="auto"/>
